--- a/docs/baocao/baocao.docx
+++ b/docs/baocao/baocao.docx
@@ -8848,18 +8848,29 @@
       <w:pPr>
         <w:spacing w:after="200"/>
         <w:jc w:val="both"/>
-      </w:pPr>
-      <w:r>
-        <w:rPr>
-          <w:sz w:val="26"/>
-          <w:szCs w:val="26"/>
-        </w:rPr>
-        <w:t>Từ nội dung khảo sát ba ứng dụng nêu trên, có thể tổng hợp một số tiêu chí so sánh chính như sau:</w:t>
+        <w:rPr>
+          <w:sz w:val="26"/>
+          <w:szCs w:val="26"/>
+        </w:rPr>
+      </w:pPr>
+      <w:r>
+        <w:rPr>
+          <w:sz w:val="26"/>
+          <w:szCs w:val="26"/>
+        </w:rPr>
+        <w:t xml:space="preserve">Từ nội dung khảo sát ba ứng dụng nêu trên, có thể tổng hợp một số tiêu chí so sánh chính </w:t>
+      </w:r>
+      <w:r>
+        <w:rPr>
+          <w:sz w:val="26"/>
+          <w:szCs w:val="26"/>
+        </w:rPr>
+        <w:t>như sau:</w:t>
       </w:r>
     </w:p>
     <w:tbl>
       <w:tblPr>
-        <w:tblW w:w="8635" w:type="dxa"/>
+        <w:tblW w:w="5000" w:type="pct"/>
         <w:tblBorders>
           <w:top w:val="single" w:sz="4" w:space="0" w:color="auto"/>
           <w:left w:val="single" w:sz="4" w:space="0" w:color="auto"/>
@@ -8868,51 +8879,45 @@
           <w:insideH w:val="single" w:sz="4" w:space="0" w:color="auto"/>
           <w:insideV w:val="single" w:sz="4" w:space="0" w:color="auto"/>
         </w:tblBorders>
+        <w:tblLayout w:type="fixed"/>
         <w:tblCellMar>
-          <w:left w:w="10" w:type="dxa"/>
-          <w:right w:w="10" w:type="dxa"/>
+          <w:top w:w="80" w:type="dxa"/>
+          <w:left w:w="120" w:type="dxa"/>
+          <w:bottom w:w="80" w:type="dxa"/>
+          <w:right w:w="120" w:type="dxa"/>
         </w:tblCellMar>
         <w:tblLook w:val="04A0" w:firstRow="1" w:lastRow="0" w:firstColumn="1" w:lastColumn="0" w:noHBand="0" w:noVBand="1"/>
       </w:tblPr>
       <w:tblGrid>
-        <w:gridCol w:w="2539"/>
-        <w:gridCol w:w="2032"/>
-        <w:gridCol w:w="2032"/>
-        <w:gridCol w:w="2032"/>
+        <w:gridCol w:w="3263"/>
+        <w:gridCol w:w="1749"/>
+        <w:gridCol w:w="1749"/>
+        <w:gridCol w:w="1966"/>
       </w:tblGrid>
       <w:tr>
         <w:trPr>
-          <w:trHeight w:val="258"/>
           <w:tblHeader/>
         </w:trPr>
         <w:tc>
           <w:tcPr>
-            <w:tcW w:w="2539" w:type="dxa"/>
-            <w:tcBorders>
-              <w:top w:val="single" w:sz="4" w:space="0" w:color="999999"/>
-              <w:left w:val="single" w:sz="4" w:space="0" w:color="999999"/>
-              <w:bottom w:val="single" w:sz="4" w:space="0" w:color="999999"/>
-              <w:right w:val="single" w:sz="4" w:space="0" w:color="999999"/>
-            </w:tcBorders>
-            <w:shd w:val="clear" w:color="auto" w:fill="D9E2F3"/>
-            <w:tcMar>
-              <w:top w:w="80" w:type="dxa"/>
-              <w:left w:w="100" w:type="dxa"/>
-              <w:bottom w:w="80" w:type="dxa"/>
-              <w:right w:w="100" w:type="dxa"/>
-            </w:tcMar>
-            <w:vAlign w:val="center"/>
-          </w:tcPr>
-          <w:p>
-            <w:pPr>
-              <w:jc w:val="center"/>
-            </w:pPr>
-            <w:r>
-              <w:rPr>
+            <w:tcW w:w="3510" w:type="dxa"/>
+          </w:tcPr>
+          <w:p>
+            <w:pPr>
+              <w:spacing w:before="0" w:line="240" w:lineRule="auto"/>
+              <w:rPr>
+                <w:rFonts w:eastAsia="Times New Roman"/>
+                <w:sz w:val="24"/>
+                <w:szCs w:val="24"/>
+              </w:rPr>
+            </w:pPr>
+            <w:r>
+              <w:rPr>
+                <w:rFonts w:eastAsia="Times New Roman"/>
                 <w:b/>
                 <w:bCs/>
-                <w:sz w:val="22"/>
-                <w:szCs w:val="22"/>
+                <w:sz w:val="24"/>
+                <w:szCs w:val="24"/>
               </w:rPr>
               <w:t>Tiêu chí</w:t>
             </w:r>
@@ -8920,32 +8925,24 @@
         </w:tc>
         <w:tc>
           <w:tcPr>
-            <w:tcW w:w="2032" w:type="dxa"/>
-            <w:tcBorders>
-              <w:top w:val="single" w:sz="4" w:space="0" w:color="999999"/>
-              <w:left w:val="single" w:sz="4" w:space="0" w:color="999999"/>
-              <w:bottom w:val="single" w:sz="4" w:space="0" w:color="999999"/>
-              <w:right w:val="single" w:sz="4" w:space="0" w:color="999999"/>
-            </w:tcBorders>
-            <w:shd w:val="clear" w:color="auto" w:fill="D9E2F3"/>
-            <w:tcMar>
-              <w:top w:w="80" w:type="dxa"/>
-              <w:left w:w="100" w:type="dxa"/>
-              <w:bottom w:w="80" w:type="dxa"/>
-              <w:right w:w="100" w:type="dxa"/>
-            </w:tcMar>
-            <w:vAlign w:val="center"/>
-          </w:tcPr>
-          <w:p>
-            <w:pPr>
-              <w:jc w:val="center"/>
-            </w:pPr>
-            <w:r>
-              <w:rPr>
+            <w:tcW w:w="1872" w:type="dxa"/>
+          </w:tcPr>
+          <w:p>
+            <w:pPr>
+              <w:spacing w:before="0" w:line="240" w:lineRule="auto"/>
+              <w:rPr>
+                <w:rFonts w:eastAsia="Times New Roman"/>
+                <w:sz w:val="24"/>
+                <w:szCs w:val="24"/>
+              </w:rPr>
+            </w:pPr>
+            <w:r>
+              <w:rPr>
+                <w:rFonts w:eastAsia="Times New Roman"/>
                 <w:b/>
                 <w:bCs/>
-                <w:sz w:val="22"/>
-                <w:szCs w:val="22"/>
+                <w:sz w:val="24"/>
+                <w:szCs w:val="24"/>
               </w:rPr>
               <w:t>Money Lover</w:t>
             </w:r>
@@ -8953,32 +8950,24 @@
         </w:tc>
         <w:tc>
           <w:tcPr>
-            <w:tcW w:w="2032" w:type="dxa"/>
-            <w:tcBorders>
-              <w:top w:val="single" w:sz="4" w:space="0" w:color="999999"/>
-              <w:left w:val="single" w:sz="4" w:space="0" w:color="999999"/>
-              <w:bottom w:val="single" w:sz="4" w:space="0" w:color="999999"/>
-              <w:right w:val="single" w:sz="4" w:space="0" w:color="999999"/>
-            </w:tcBorders>
-            <w:shd w:val="clear" w:color="auto" w:fill="D9E2F3"/>
-            <w:tcMar>
-              <w:top w:w="80" w:type="dxa"/>
-              <w:left w:w="100" w:type="dxa"/>
-              <w:bottom w:w="80" w:type="dxa"/>
-              <w:right w:w="100" w:type="dxa"/>
-            </w:tcMar>
-            <w:vAlign w:val="center"/>
-          </w:tcPr>
-          <w:p>
-            <w:pPr>
-              <w:jc w:val="center"/>
-            </w:pPr>
-            <w:r>
-              <w:rPr>
+            <w:tcW w:w="1872" w:type="dxa"/>
+          </w:tcPr>
+          <w:p>
+            <w:pPr>
+              <w:spacing w:before="0" w:line="240" w:lineRule="auto"/>
+              <w:rPr>
+                <w:rFonts w:eastAsia="Times New Roman"/>
+                <w:sz w:val="24"/>
+                <w:szCs w:val="24"/>
+              </w:rPr>
+            </w:pPr>
+            <w:r>
+              <w:rPr>
+                <w:rFonts w:eastAsia="Times New Roman"/>
                 <w:b/>
                 <w:bCs/>
-                <w:sz w:val="22"/>
-                <w:szCs w:val="22"/>
+                <w:sz w:val="24"/>
+                <w:szCs w:val="24"/>
               </w:rPr>
               <w:t>Sổ Thu Chi</w:t>
             </w:r>
@@ -8986,32 +8975,24 @@
         </w:tc>
         <w:tc>
           <w:tcPr>
-            <w:tcW w:w="2032" w:type="dxa"/>
-            <w:tcBorders>
-              <w:top w:val="single" w:sz="4" w:space="0" w:color="999999"/>
-              <w:left w:val="single" w:sz="4" w:space="0" w:color="999999"/>
-              <w:bottom w:val="single" w:sz="4" w:space="0" w:color="999999"/>
-              <w:right w:val="single" w:sz="4" w:space="0" w:color="999999"/>
-            </w:tcBorders>
-            <w:shd w:val="clear" w:color="auto" w:fill="D9E2F3"/>
-            <w:tcMar>
-              <w:top w:w="80" w:type="dxa"/>
-              <w:left w:w="100" w:type="dxa"/>
-              <w:bottom w:w="80" w:type="dxa"/>
-              <w:right w:w="100" w:type="dxa"/>
-            </w:tcMar>
-            <w:vAlign w:val="center"/>
-          </w:tcPr>
-          <w:p>
-            <w:pPr>
-              <w:jc w:val="center"/>
-            </w:pPr>
-            <w:r>
-              <w:rPr>
+            <w:tcW w:w="2106" w:type="dxa"/>
+          </w:tcPr>
+          <w:p>
+            <w:pPr>
+              <w:spacing w:before="0" w:line="240" w:lineRule="auto"/>
+              <w:rPr>
+                <w:rFonts w:eastAsia="Times New Roman"/>
+                <w:sz w:val="24"/>
+                <w:szCs w:val="24"/>
+              </w:rPr>
+            </w:pPr>
+            <w:r>
+              <w:rPr>
+                <w:rFonts w:eastAsia="Times New Roman"/>
                 <w:b/>
                 <w:bCs/>
-                <w:sz w:val="22"/>
-                <w:szCs w:val="22"/>
+                <w:sz w:val="24"/>
+                <w:szCs w:val="24"/>
               </w:rPr>
               <w:t>MISA MoneyKeeper</w:t>
             </w:r>
@@ -9019,31 +9000,24 @@
         </w:tc>
       </w:tr>
       <w:tr>
-        <w:trPr>
-          <w:trHeight w:val="258"/>
-        </w:trPr>
-        <w:tc>
-          <w:tcPr>
-            <w:tcW w:w="2539" w:type="dxa"/>
-            <w:tcBorders>
-              <w:top w:val="single" w:sz="4" w:space="0" w:color="999999"/>
-              <w:left w:val="single" w:sz="4" w:space="0" w:color="999999"/>
-              <w:bottom w:val="single" w:sz="4" w:space="0" w:color="999999"/>
-              <w:right w:val="single" w:sz="4" w:space="0" w:color="999999"/>
-            </w:tcBorders>
-            <w:tcMar>
-              <w:top w:w="80" w:type="dxa"/>
-              <w:left w:w="100" w:type="dxa"/>
-              <w:bottom w:w="80" w:type="dxa"/>
-              <w:right w:w="100" w:type="dxa"/>
-            </w:tcMar>
-            <w:vAlign w:val="center"/>
-          </w:tcPr>
-          <w:p>
-            <w:r>
-              <w:rPr>
-                <w:sz w:val="22"/>
-                <w:szCs w:val="22"/>
+        <w:tc>
+          <w:tcPr>
+            <w:tcW w:w="3510" w:type="dxa"/>
+          </w:tcPr>
+          <w:p>
+            <w:pPr>
+              <w:spacing w:before="0" w:line="240" w:lineRule="auto"/>
+              <w:rPr>
+                <w:rFonts w:eastAsia="Times New Roman"/>
+                <w:sz w:val="24"/>
+                <w:szCs w:val="24"/>
+              </w:rPr>
+            </w:pPr>
+            <w:r>
+              <w:rPr>
+                <w:rFonts w:eastAsia="Times New Roman"/>
+                <w:sz w:val="24"/>
+                <w:szCs w:val="24"/>
               </w:rPr>
               <w:t>Ghi nhận giao dịch thủ công</w:t>
             </w:r>
@@ -9051,29 +9025,22 @@
         </w:tc>
         <w:tc>
           <w:tcPr>
-            <w:tcW w:w="2032" w:type="dxa"/>
-            <w:tcBorders>
-              <w:top w:val="single" w:sz="4" w:space="0" w:color="999999"/>
-              <w:left w:val="single" w:sz="4" w:space="0" w:color="999999"/>
-              <w:bottom w:val="single" w:sz="4" w:space="0" w:color="999999"/>
-              <w:right w:val="single" w:sz="4" w:space="0" w:color="999999"/>
-            </w:tcBorders>
-            <w:tcMar>
-              <w:top w:w="80" w:type="dxa"/>
-              <w:left w:w="100" w:type="dxa"/>
-              <w:bottom w:w="80" w:type="dxa"/>
-              <w:right w:w="100" w:type="dxa"/>
-            </w:tcMar>
-            <w:vAlign w:val="center"/>
-          </w:tcPr>
-          <w:p>
-            <w:pPr>
-              <w:jc w:val="center"/>
-            </w:pPr>
-            <w:r>
-              <w:rPr>
-                <w:sz w:val="22"/>
-                <w:szCs w:val="22"/>
+            <w:tcW w:w="1872" w:type="dxa"/>
+          </w:tcPr>
+          <w:p>
+            <w:pPr>
+              <w:spacing w:before="0" w:line="240" w:lineRule="auto"/>
+              <w:rPr>
+                <w:rFonts w:eastAsia="Times New Roman"/>
+                <w:sz w:val="24"/>
+                <w:szCs w:val="24"/>
+              </w:rPr>
+            </w:pPr>
+            <w:r>
+              <w:rPr>
+                <w:rFonts w:eastAsia="Times New Roman"/>
+                <w:sz w:val="24"/>
+                <w:szCs w:val="24"/>
               </w:rPr>
               <w:t>Có</w:t>
             </w:r>
@@ -9081,29 +9048,22 @@
         </w:tc>
         <w:tc>
           <w:tcPr>
-            <w:tcW w:w="2032" w:type="dxa"/>
-            <w:tcBorders>
-              <w:top w:val="single" w:sz="4" w:space="0" w:color="999999"/>
-              <w:left w:val="single" w:sz="4" w:space="0" w:color="999999"/>
-              <w:bottom w:val="single" w:sz="4" w:space="0" w:color="999999"/>
-              <w:right w:val="single" w:sz="4" w:space="0" w:color="999999"/>
-            </w:tcBorders>
-            <w:tcMar>
-              <w:top w:w="80" w:type="dxa"/>
-              <w:left w:w="100" w:type="dxa"/>
-              <w:bottom w:w="80" w:type="dxa"/>
-              <w:right w:w="100" w:type="dxa"/>
-            </w:tcMar>
-            <w:vAlign w:val="center"/>
-          </w:tcPr>
-          <w:p>
-            <w:pPr>
-              <w:jc w:val="center"/>
-            </w:pPr>
-            <w:r>
-              <w:rPr>
-                <w:sz w:val="22"/>
-                <w:szCs w:val="22"/>
+            <w:tcW w:w="1872" w:type="dxa"/>
+          </w:tcPr>
+          <w:p>
+            <w:pPr>
+              <w:spacing w:before="0" w:line="240" w:lineRule="auto"/>
+              <w:rPr>
+                <w:rFonts w:eastAsia="Times New Roman"/>
+                <w:sz w:val="24"/>
+                <w:szCs w:val="24"/>
+              </w:rPr>
+            </w:pPr>
+            <w:r>
+              <w:rPr>
+                <w:rFonts w:eastAsia="Times New Roman"/>
+                <w:sz w:val="24"/>
+                <w:szCs w:val="24"/>
               </w:rPr>
               <w:t>Có</w:t>
             </w:r>
@@ -9111,29 +9071,22 @@
         </w:tc>
         <w:tc>
           <w:tcPr>
-            <w:tcW w:w="2032" w:type="dxa"/>
-            <w:tcBorders>
-              <w:top w:val="single" w:sz="4" w:space="0" w:color="999999"/>
-              <w:left w:val="single" w:sz="4" w:space="0" w:color="999999"/>
-              <w:bottom w:val="single" w:sz="4" w:space="0" w:color="999999"/>
-              <w:right w:val="single" w:sz="4" w:space="0" w:color="999999"/>
-            </w:tcBorders>
-            <w:tcMar>
-              <w:top w:w="80" w:type="dxa"/>
-              <w:left w:w="100" w:type="dxa"/>
-              <w:bottom w:w="80" w:type="dxa"/>
-              <w:right w:w="100" w:type="dxa"/>
-            </w:tcMar>
-            <w:vAlign w:val="center"/>
-          </w:tcPr>
-          <w:p>
-            <w:pPr>
-              <w:jc w:val="center"/>
-            </w:pPr>
-            <w:r>
-              <w:rPr>
-                <w:sz w:val="22"/>
-                <w:szCs w:val="22"/>
+            <w:tcW w:w="2106" w:type="dxa"/>
+          </w:tcPr>
+          <w:p>
+            <w:pPr>
+              <w:spacing w:before="0" w:line="240" w:lineRule="auto"/>
+              <w:rPr>
+                <w:rFonts w:eastAsia="Times New Roman"/>
+                <w:sz w:val="24"/>
+                <w:szCs w:val="24"/>
+              </w:rPr>
+            </w:pPr>
+            <w:r>
+              <w:rPr>
+                <w:rFonts w:eastAsia="Times New Roman"/>
+                <w:sz w:val="24"/>
+                <w:szCs w:val="24"/>
               </w:rPr>
               <w:t>Có</w:t>
             </w:r>
@@ -9141,62 +9094,47 @@
         </w:tc>
       </w:tr>
       <w:tr>
-        <w:trPr>
-          <w:trHeight w:val="516"/>
-        </w:trPr>
-        <w:tc>
-          <w:tcPr>
-            <w:tcW w:w="2539" w:type="dxa"/>
-            <w:tcBorders>
-              <w:top w:val="single" w:sz="4" w:space="0" w:color="999999"/>
-              <w:left w:val="single" w:sz="4" w:space="0" w:color="999999"/>
-              <w:bottom w:val="single" w:sz="4" w:space="0" w:color="999999"/>
-              <w:right w:val="single" w:sz="4" w:space="0" w:color="999999"/>
-            </w:tcBorders>
-            <w:tcMar>
-              <w:top w:w="80" w:type="dxa"/>
-              <w:left w:w="100" w:type="dxa"/>
-              <w:bottom w:w="80" w:type="dxa"/>
-              <w:right w:w="100" w:type="dxa"/>
-            </w:tcMar>
-            <w:vAlign w:val="center"/>
-          </w:tcPr>
-          <w:p>
-            <w:r>
-              <w:rPr>
-                <w:sz w:val="22"/>
-                <w:szCs w:val="22"/>
-              </w:rPr>
-              <w:lastRenderedPageBreak/>
+        <w:tc>
+          <w:tcPr>
+            <w:tcW w:w="3510" w:type="dxa"/>
+          </w:tcPr>
+          <w:p>
+            <w:pPr>
+              <w:spacing w:before="0" w:line="240" w:lineRule="auto"/>
+              <w:rPr>
+                <w:rFonts w:eastAsia="Times New Roman"/>
+                <w:sz w:val="24"/>
+                <w:szCs w:val="24"/>
+              </w:rPr>
+            </w:pPr>
+            <w:r>
+              <w:rPr>
+                <w:rFonts w:eastAsia="Times New Roman"/>
+                <w:sz w:val="24"/>
+                <w:szCs w:val="24"/>
+              </w:rPr>
               <w:t>Import sao kê CSV tự do</w:t>
             </w:r>
           </w:p>
         </w:tc>
         <w:tc>
           <w:tcPr>
-            <w:tcW w:w="2032" w:type="dxa"/>
-            <w:tcBorders>
-              <w:top w:val="single" w:sz="4" w:space="0" w:color="999999"/>
-              <w:left w:val="single" w:sz="4" w:space="0" w:color="999999"/>
-              <w:bottom w:val="single" w:sz="4" w:space="0" w:color="999999"/>
-              <w:right w:val="single" w:sz="4" w:space="0" w:color="999999"/>
-            </w:tcBorders>
-            <w:tcMar>
-              <w:top w:w="80" w:type="dxa"/>
-              <w:left w:w="100" w:type="dxa"/>
-              <w:bottom w:w="80" w:type="dxa"/>
-              <w:right w:w="100" w:type="dxa"/>
-            </w:tcMar>
-            <w:vAlign w:val="center"/>
-          </w:tcPr>
-          <w:p>
-            <w:pPr>
-              <w:jc w:val="center"/>
-            </w:pPr>
-            <w:r>
-              <w:rPr>
-                <w:sz w:val="22"/>
-                <w:szCs w:val="22"/>
+            <w:tcW w:w="1872" w:type="dxa"/>
+          </w:tcPr>
+          <w:p>
+            <w:pPr>
+              <w:spacing w:before="0" w:line="240" w:lineRule="auto"/>
+              <w:rPr>
+                <w:rFonts w:eastAsia="Times New Roman"/>
+                <w:sz w:val="24"/>
+                <w:szCs w:val="24"/>
+              </w:rPr>
+            </w:pPr>
+            <w:r>
+              <w:rPr>
+                <w:rFonts w:eastAsia="Times New Roman"/>
+                <w:sz w:val="24"/>
+                <w:szCs w:val="24"/>
               </w:rPr>
               <w:t>Không hỗ trợ</w:t>
             </w:r>
@@ -9204,29 +9142,22 @@
         </w:tc>
         <w:tc>
           <w:tcPr>
-            <w:tcW w:w="2032" w:type="dxa"/>
-            <w:tcBorders>
-              <w:top w:val="single" w:sz="4" w:space="0" w:color="999999"/>
-              <w:left w:val="single" w:sz="4" w:space="0" w:color="999999"/>
-              <w:bottom w:val="single" w:sz="4" w:space="0" w:color="999999"/>
-              <w:right w:val="single" w:sz="4" w:space="0" w:color="999999"/>
-            </w:tcBorders>
-            <w:tcMar>
-              <w:top w:w="80" w:type="dxa"/>
-              <w:left w:w="100" w:type="dxa"/>
-              <w:bottom w:w="80" w:type="dxa"/>
-              <w:right w:w="100" w:type="dxa"/>
-            </w:tcMar>
-            <w:vAlign w:val="center"/>
-          </w:tcPr>
-          <w:p>
-            <w:pPr>
-              <w:jc w:val="center"/>
-            </w:pPr>
-            <w:r>
-              <w:rPr>
-                <w:sz w:val="22"/>
-                <w:szCs w:val="22"/>
+            <w:tcW w:w="1872" w:type="dxa"/>
+          </w:tcPr>
+          <w:p>
+            <w:pPr>
+              <w:spacing w:before="0" w:line="240" w:lineRule="auto"/>
+              <w:rPr>
+                <w:rFonts w:eastAsia="Times New Roman"/>
+                <w:sz w:val="24"/>
+                <w:szCs w:val="24"/>
+              </w:rPr>
+            </w:pPr>
+            <w:r>
+              <w:rPr>
+                <w:rFonts w:eastAsia="Times New Roman"/>
+                <w:sz w:val="24"/>
+                <w:szCs w:val="24"/>
               </w:rPr>
               <w:t>Không hỗ trợ</w:t>
             </w:r>
@@ -9234,29 +9165,22 @@
         </w:tc>
         <w:tc>
           <w:tcPr>
-            <w:tcW w:w="2032" w:type="dxa"/>
-            <w:tcBorders>
-              <w:top w:val="single" w:sz="4" w:space="0" w:color="999999"/>
-              <w:left w:val="single" w:sz="4" w:space="0" w:color="999999"/>
-              <w:bottom w:val="single" w:sz="4" w:space="0" w:color="999999"/>
-              <w:right w:val="single" w:sz="4" w:space="0" w:color="999999"/>
-            </w:tcBorders>
-            <w:tcMar>
-              <w:top w:w="80" w:type="dxa"/>
-              <w:left w:w="100" w:type="dxa"/>
-              <w:bottom w:w="80" w:type="dxa"/>
-              <w:right w:w="100" w:type="dxa"/>
-            </w:tcMar>
-            <w:vAlign w:val="center"/>
-          </w:tcPr>
-          <w:p>
-            <w:pPr>
-              <w:jc w:val="center"/>
-            </w:pPr>
-            <w:r>
-              <w:rPr>
-                <w:sz w:val="22"/>
-                <w:szCs w:val="22"/>
+            <w:tcW w:w="2106" w:type="dxa"/>
+          </w:tcPr>
+          <w:p>
+            <w:pPr>
+              <w:spacing w:before="0" w:line="240" w:lineRule="auto"/>
+              <w:rPr>
+                <w:rFonts w:eastAsia="Times New Roman"/>
+                <w:sz w:val="24"/>
+                <w:szCs w:val="24"/>
+              </w:rPr>
+            </w:pPr>
+            <w:r>
+              <w:rPr>
+                <w:rFonts w:eastAsia="Times New Roman"/>
+                <w:sz w:val="24"/>
+                <w:szCs w:val="24"/>
               </w:rPr>
               <w:t>Không hỗ trợ</w:t>
             </w:r>
@@ -9264,61 +9188,48 @@
         </w:tc>
       </w:tr>
       <w:tr>
-        <w:trPr>
-          <w:trHeight w:val="516"/>
-        </w:trPr>
-        <w:tc>
-          <w:tcPr>
-            <w:tcW w:w="2539" w:type="dxa"/>
-            <w:tcBorders>
-              <w:top w:val="single" w:sz="4" w:space="0" w:color="999999"/>
-              <w:left w:val="single" w:sz="4" w:space="0" w:color="999999"/>
-              <w:bottom w:val="single" w:sz="4" w:space="0" w:color="999999"/>
-              <w:right w:val="single" w:sz="4" w:space="0" w:color="999999"/>
-            </w:tcBorders>
-            <w:tcMar>
-              <w:top w:w="80" w:type="dxa"/>
-              <w:left w:w="100" w:type="dxa"/>
-              <w:bottom w:w="80" w:type="dxa"/>
-              <w:right w:w="100" w:type="dxa"/>
-            </w:tcMar>
-            <w:vAlign w:val="center"/>
-          </w:tcPr>
-          <w:p>
-            <w:r>
-              <w:rPr>
-                <w:sz w:val="22"/>
-                <w:szCs w:val="22"/>
-              </w:rPr>
+        <w:tc>
+          <w:tcPr>
+            <w:tcW w:w="3510" w:type="dxa"/>
+          </w:tcPr>
+          <w:p>
+            <w:pPr>
+              <w:spacing w:before="0" w:line="240" w:lineRule="auto"/>
+              <w:rPr>
+                <w:rFonts w:eastAsia="Times New Roman"/>
+                <w:sz w:val="24"/>
+                <w:szCs w:val="24"/>
+              </w:rPr>
+            </w:pPr>
+            <w:r>
+              <w:rPr>
+                <w:rFonts w:eastAsia="Times New Roman"/>
+                <w:sz w:val="24"/>
+                <w:szCs w:val="24"/>
+              </w:rPr>
+              <w:lastRenderedPageBreak/>
               <w:t>Tự động phân loại giao dịch theo nội dung</w:t>
             </w:r>
           </w:p>
         </w:tc>
         <w:tc>
           <w:tcPr>
-            <w:tcW w:w="2032" w:type="dxa"/>
-            <w:tcBorders>
-              <w:top w:val="single" w:sz="4" w:space="0" w:color="999999"/>
-              <w:left w:val="single" w:sz="4" w:space="0" w:color="999999"/>
-              <w:bottom w:val="single" w:sz="4" w:space="0" w:color="999999"/>
-              <w:right w:val="single" w:sz="4" w:space="0" w:color="999999"/>
-            </w:tcBorders>
-            <w:tcMar>
-              <w:top w:w="80" w:type="dxa"/>
-              <w:left w:w="100" w:type="dxa"/>
-              <w:bottom w:w="80" w:type="dxa"/>
-              <w:right w:w="100" w:type="dxa"/>
-            </w:tcMar>
-            <w:vAlign w:val="center"/>
-          </w:tcPr>
-          <w:p>
-            <w:pPr>
-              <w:jc w:val="center"/>
-            </w:pPr>
-            <w:r>
-              <w:rPr>
-                <w:sz w:val="22"/>
-                <w:szCs w:val="22"/>
+            <w:tcW w:w="1872" w:type="dxa"/>
+          </w:tcPr>
+          <w:p>
+            <w:pPr>
+              <w:spacing w:before="0" w:line="240" w:lineRule="auto"/>
+              <w:rPr>
+                <w:rFonts w:eastAsia="Times New Roman"/>
+                <w:sz w:val="24"/>
+                <w:szCs w:val="24"/>
+              </w:rPr>
+            </w:pPr>
+            <w:r>
+              <w:rPr>
+                <w:rFonts w:eastAsia="Times New Roman"/>
+                <w:sz w:val="24"/>
+                <w:szCs w:val="24"/>
               </w:rPr>
               <w:t>Có</w:t>
             </w:r>
@@ -9326,29 +9237,22 @@
         </w:tc>
         <w:tc>
           <w:tcPr>
-            <w:tcW w:w="2032" w:type="dxa"/>
-            <w:tcBorders>
-              <w:top w:val="single" w:sz="4" w:space="0" w:color="999999"/>
-              <w:left w:val="single" w:sz="4" w:space="0" w:color="999999"/>
-              <w:bottom w:val="single" w:sz="4" w:space="0" w:color="999999"/>
-              <w:right w:val="single" w:sz="4" w:space="0" w:color="999999"/>
-            </w:tcBorders>
-            <w:tcMar>
-              <w:top w:w="80" w:type="dxa"/>
-              <w:left w:w="100" w:type="dxa"/>
-              <w:bottom w:w="80" w:type="dxa"/>
-              <w:right w:w="100" w:type="dxa"/>
-            </w:tcMar>
-            <w:vAlign w:val="center"/>
-          </w:tcPr>
-          <w:p>
-            <w:pPr>
-              <w:jc w:val="center"/>
-            </w:pPr>
-            <w:r>
-              <w:rPr>
-                <w:sz w:val="22"/>
-                <w:szCs w:val="22"/>
+            <w:tcW w:w="1872" w:type="dxa"/>
+          </w:tcPr>
+          <w:p>
+            <w:pPr>
+              <w:spacing w:before="0" w:line="240" w:lineRule="auto"/>
+              <w:rPr>
+                <w:rFonts w:eastAsia="Times New Roman"/>
+                <w:sz w:val="24"/>
+                <w:szCs w:val="24"/>
+              </w:rPr>
+            </w:pPr>
+            <w:r>
+              <w:rPr>
+                <w:rFonts w:eastAsia="Times New Roman"/>
+                <w:sz w:val="24"/>
+                <w:szCs w:val="24"/>
               </w:rPr>
               <w:t>Không có</w:t>
             </w:r>
@@ -9356,29 +9260,22 @@
         </w:tc>
         <w:tc>
           <w:tcPr>
-            <w:tcW w:w="2032" w:type="dxa"/>
-            <w:tcBorders>
-              <w:top w:val="single" w:sz="4" w:space="0" w:color="999999"/>
-              <w:left w:val="single" w:sz="4" w:space="0" w:color="999999"/>
-              <w:bottom w:val="single" w:sz="4" w:space="0" w:color="999999"/>
-              <w:right w:val="single" w:sz="4" w:space="0" w:color="999999"/>
-            </w:tcBorders>
-            <w:tcMar>
-              <w:top w:w="80" w:type="dxa"/>
-              <w:left w:w="100" w:type="dxa"/>
-              <w:bottom w:w="80" w:type="dxa"/>
-              <w:right w:w="100" w:type="dxa"/>
-            </w:tcMar>
-            <w:vAlign w:val="center"/>
-          </w:tcPr>
-          <w:p>
-            <w:pPr>
-              <w:jc w:val="center"/>
-            </w:pPr>
-            <w:r>
-              <w:rPr>
-                <w:sz w:val="22"/>
-                <w:szCs w:val="22"/>
+            <w:tcW w:w="2106" w:type="dxa"/>
+          </w:tcPr>
+          <w:p>
+            <w:pPr>
+              <w:spacing w:before="0" w:line="240" w:lineRule="auto"/>
+              <w:rPr>
+                <w:rFonts w:eastAsia="Times New Roman"/>
+                <w:sz w:val="24"/>
+                <w:szCs w:val="24"/>
+              </w:rPr>
+            </w:pPr>
+            <w:r>
+              <w:rPr>
+                <w:rFonts w:eastAsia="Times New Roman"/>
+                <w:sz w:val="24"/>
+                <w:szCs w:val="24"/>
               </w:rPr>
               <w:t>Có</w:t>
             </w:r>
@@ -9386,31 +9283,24 @@
         </w:tc>
       </w:tr>
       <w:tr>
-        <w:trPr>
-          <w:trHeight w:val="504"/>
-        </w:trPr>
-        <w:tc>
-          <w:tcPr>
-            <w:tcW w:w="2539" w:type="dxa"/>
-            <w:tcBorders>
-              <w:top w:val="single" w:sz="4" w:space="0" w:color="999999"/>
-              <w:left w:val="single" w:sz="4" w:space="0" w:color="999999"/>
-              <w:bottom w:val="single" w:sz="4" w:space="0" w:color="999999"/>
-              <w:right w:val="single" w:sz="4" w:space="0" w:color="999999"/>
-            </w:tcBorders>
-            <w:tcMar>
-              <w:top w:w="80" w:type="dxa"/>
-              <w:left w:w="100" w:type="dxa"/>
-              <w:bottom w:w="80" w:type="dxa"/>
-              <w:right w:w="100" w:type="dxa"/>
-            </w:tcMar>
-            <w:vAlign w:val="center"/>
-          </w:tcPr>
-          <w:p>
-            <w:r>
-              <w:rPr>
-                <w:sz w:val="22"/>
-                <w:szCs w:val="22"/>
+        <w:tc>
+          <w:tcPr>
+            <w:tcW w:w="3510" w:type="dxa"/>
+          </w:tcPr>
+          <w:p>
+            <w:pPr>
+              <w:spacing w:before="0" w:line="240" w:lineRule="auto"/>
+              <w:rPr>
+                <w:rFonts w:eastAsia="Times New Roman"/>
+                <w:sz w:val="24"/>
+                <w:szCs w:val="24"/>
+              </w:rPr>
+            </w:pPr>
+            <w:r>
+              <w:rPr>
+                <w:rFonts w:eastAsia="Times New Roman"/>
+                <w:sz w:val="24"/>
+                <w:szCs w:val="24"/>
               </w:rPr>
               <w:t>Đặt ngân sách theo danh mục, cảnh báo vượt mức</w:t>
             </w:r>
@@ -9418,29 +9308,22 @@
         </w:tc>
         <w:tc>
           <w:tcPr>
-            <w:tcW w:w="2032" w:type="dxa"/>
-            <w:tcBorders>
-              <w:top w:val="single" w:sz="4" w:space="0" w:color="999999"/>
-              <w:left w:val="single" w:sz="4" w:space="0" w:color="999999"/>
-              <w:bottom w:val="single" w:sz="4" w:space="0" w:color="999999"/>
-              <w:right w:val="single" w:sz="4" w:space="0" w:color="999999"/>
-            </w:tcBorders>
-            <w:tcMar>
-              <w:top w:w="80" w:type="dxa"/>
-              <w:left w:w="100" w:type="dxa"/>
-              <w:bottom w:w="80" w:type="dxa"/>
-              <w:right w:w="100" w:type="dxa"/>
-            </w:tcMar>
-            <w:vAlign w:val="center"/>
-          </w:tcPr>
-          <w:p>
-            <w:pPr>
-              <w:jc w:val="center"/>
-            </w:pPr>
-            <w:r>
-              <w:rPr>
-                <w:sz w:val="22"/>
-                <w:szCs w:val="22"/>
+            <w:tcW w:w="1872" w:type="dxa"/>
+          </w:tcPr>
+          <w:p>
+            <w:pPr>
+              <w:spacing w:before="0" w:line="240" w:lineRule="auto"/>
+              <w:rPr>
+                <w:rFonts w:eastAsia="Times New Roman"/>
+                <w:sz w:val="24"/>
+                <w:szCs w:val="24"/>
+              </w:rPr>
+            </w:pPr>
+            <w:r>
+              <w:rPr>
+                <w:rFonts w:eastAsia="Times New Roman"/>
+                <w:sz w:val="24"/>
+                <w:szCs w:val="24"/>
               </w:rPr>
               <w:t>Có</w:t>
             </w:r>
@@ -9448,29 +9331,22 @@
         </w:tc>
         <w:tc>
           <w:tcPr>
-            <w:tcW w:w="2032" w:type="dxa"/>
-            <w:tcBorders>
-              <w:top w:val="single" w:sz="4" w:space="0" w:color="999999"/>
-              <w:left w:val="single" w:sz="4" w:space="0" w:color="999999"/>
-              <w:bottom w:val="single" w:sz="4" w:space="0" w:color="999999"/>
-              <w:right w:val="single" w:sz="4" w:space="0" w:color="999999"/>
-            </w:tcBorders>
-            <w:tcMar>
-              <w:top w:w="80" w:type="dxa"/>
-              <w:left w:w="100" w:type="dxa"/>
-              <w:bottom w:w="80" w:type="dxa"/>
-              <w:right w:w="100" w:type="dxa"/>
-            </w:tcMar>
-            <w:vAlign w:val="center"/>
-          </w:tcPr>
-          <w:p>
-            <w:pPr>
-              <w:jc w:val="center"/>
-            </w:pPr>
-            <w:r>
-              <w:rPr>
-                <w:sz w:val="22"/>
-                <w:szCs w:val="22"/>
+            <w:tcW w:w="1872" w:type="dxa"/>
+          </w:tcPr>
+          <w:p>
+            <w:pPr>
+              <w:spacing w:before="0" w:line="240" w:lineRule="auto"/>
+              <w:rPr>
+                <w:rFonts w:eastAsia="Times New Roman"/>
+                <w:sz w:val="24"/>
+                <w:szCs w:val="24"/>
+              </w:rPr>
+            </w:pPr>
+            <w:r>
+              <w:rPr>
+                <w:rFonts w:eastAsia="Times New Roman"/>
+                <w:sz w:val="24"/>
+                <w:szCs w:val="24"/>
               </w:rPr>
               <w:t>Không có</w:t>
             </w:r>
@@ -9478,29 +9354,22 @@
         </w:tc>
         <w:tc>
           <w:tcPr>
-            <w:tcW w:w="2032" w:type="dxa"/>
-            <w:tcBorders>
-              <w:top w:val="single" w:sz="4" w:space="0" w:color="999999"/>
-              <w:left w:val="single" w:sz="4" w:space="0" w:color="999999"/>
-              <w:bottom w:val="single" w:sz="4" w:space="0" w:color="999999"/>
-              <w:right w:val="single" w:sz="4" w:space="0" w:color="999999"/>
-            </w:tcBorders>
-            <w:tcMar>
-              <w:top w:w="80" w:type="dxa"/>
-              <w:left w:w="100" w:type="dxa"/>
-              <w:bottom w:w="80" w:type="dxa"/>
-              <w:right w:w="100" w:type="dxa"/>
-            </w:tcMar>
-            <w:vAlign w:val="center"/>
-          </w:tcPr>
-          <w:p>
-            <w:pPr>
-              <w:jc w:val="center"/>
-            </w:pPr>
-            <w:r>
-              <w:rPr>
-                <w:sz w:val="22"/>
-                <w:szCs w:val="22"/>
+            <w:tcW w:w="2106" w:type="dxa"/>
+          </w:tcPr>
+          <w:p>
+            <w:pPr>
+              <w:spacing w:before="0" w:line="240" w:lineRule="auto"/>
+              <w:rPr>
+                <w:rFonts w:eastAsia="Times New Roman"/>
+                <w:sz w:val="24"/>
+                <w:szCs w:val="24"/>
+              </w:rPr>
+            </w:pPr>
+            <w:r>
+              <w:rPr>
+                <w:rFonts w:eastAsia="Times New Roman"/>
+                <w:sz w:val="24"/>
+                <w:szCs w:val="24"/>
               </w:rPr>
               <w:t>Có</w:t>
             </w:r>
@@ -9508,31 +9377,24 @@
         </w:tc>
       </w:tr>
       <w:tr>
-        <w:trPr>
-          <w:trHeight w:val="528"/>
-        </w:trPr>
-        <w:tc>
-          <w:tcPr>
-            <w:tcW w:w="2539" w:type="dxa"/>
-            <w:tcBorders>
-              <w:top w:val="single" w:sz="4" w:space="0" w:color="999999"/>
-              <w:left w:val="single" w:sz="4" w:space="0" w:color="999999"/>
-              <w:bottom w:val="single" w:sz="4" w:space="0" w:color="999999"/>
-              <w:right w:val="single" w:sz="4" w:space="0" w:color="999999"/>
-            </w:tcBorders>
-            <w:tcMar>
-              <w:top w:w="80" w:type="dxa"/>
-              <w:left w:w="100" w:type="dxa"/>
-              <w:bottom w:w="80" w:type="dxa"/>
-              <w:right w:w="100" w:type="dxa"/>
-            </w:tcMar>
-            <w:vAlign w:val="center"/>
-          </w:tcPr>
-          <w:p>
-            <w:r>
-              <w:rPr>
-                <w:sz w:val="22"/>
-                <w:szCs w:val="22"/>
+        <w:tc>
+          <w:tcPr>
+            <w:tcW w:w="3510" w:type="dxa"/>
+          </w:tcPr>
+          <w:p>
+            <w:pPr>
+              <w:spacing w:before="0" w:line="240" w:lineRule="auto"/>
+              <w:rPr>
+                <w:rFonts w:eastAsia="Times New Roman"/>
+                <w:sz w:val="24"/>
+                <w:szCs w:val="24"/>
+              </w:rPr>
+            </w:pPr>
+            <w:r>
+              <w:rPr>
+                <w:rFonts w:eastAsia="Times New Roman"/>
+                <w:sz w:val="24"/>
+                <w:szCs w:val="24"/>
               </w:rPr>
               <w:t>Biểu đồ, báo cáo xu hướng thu chi</w:t>
             </w:r>
@@ -9540,29 +9402,22 @@
         </w:tc>
         <w:tc>
           <w:tcPr>
-            <w:tcW w:w="2032" w:type="dxa"/>
-            <w:tcBorders>
-              <w:top w:val="single" w:sz="4" w:space="0" w:color="999999"/>
-              <w:left w:val="single" w:sz="4" w:space="0" w:color="999999"/>
-              <w:bottom w:val="single" w:sz="4" w:space="0" w:color="999999"/>
-              <w:right w:val="single" w:sz="4" w:space="0" w:color="999999"/>
-            </w:tcBorders>
-            <w:tcMar>
-              <w:top w:w="80" w:type="dxa"/>
-              <w:left w:w="100" w:type="dxa"/>
-              <w:bottom w:w="80" w:type="dxa"/>
-              <w:right w:w="100" w:type="dxa"/>
-            </w:tcMar>
-            <w:vAlign w:val="center"/>
-          </w:tcPr>
-          <w:p>
-            <w:pPr>
-              <w:jc w:val="center"/>
-            </w:pPr>
-            <w:r>
-              <w:rPr>
-                <w:sz w:val="22"/>
-                <w:szCs w:val="22"/>
+            <w:tcW w:w="1872" w:type="dxa"/>
+          </w:tcPr>
+          <w:p>
+            <w:pPr>
+              <w:spacing w:before="0" w:line="240" w:lineRule="auto"/>
+              <w:rPr>
+                <w:rFonts w:eastAsia="Times New Roman"/>
+                <w:sz w:val="24"/>
+                <w:szCs w:val="24"/>
+              </w:rPr>
+            </w:pPr>
+            <w:r>
+              <w:rPr>
+                <w:rFonts w:eastAsia="Times New Roman"/>
+                <w:sz w:val="24"/>
+                <w:szCs w:val="24"/>
               </w:rPr>
               <w:t>Có</w:t>
             </w:r>
@@ -9570,29 +9425,22 @@
         </w:tc>
         <w:tc>
           <w:tcPr>
-            <w:tcW w:w="2032" w:type="dxa"/>
-            <w:tcBorders>
-              <w:top w:val="single" w:sz="4" w:space="0" w:color="999999"/>
-              <w:left w:val="single" w:sz="4" w:space="0" w:color="999999"/>
-              <w:bottom w:val="single" w:sz="4" w:space="0" w:color="999999"/>
-              <w:right w:val="single" w:sz="4" w:space="0" w:color="999999"/>
-            </w:tcBorders>
-            <w:tcMar>
-              <w:top w:w="80" w:type="dxa"/>
-              <w:left w:w="100" w:type="dxa"/>
-              <w:bottom w:w="80" w:type="dxa"/>
-              <w:right w:w="100" w:type="dxa"/>
-            </w:tcMar>
-            <w:vAlign w:val="center"/>
-          </w:tcPr>
-          <w:p>
-            <w:pPr>
-              <w:jc w:val="center"/>
-            </w:pPr>
-            <w:r>
-              <w:rPr>
-                <w:sz w:val="22"/>
-                <w:szCs w:val="22"/>
+            <w:tcW w:w="1872" w:type="dxa"/>
+          </w:tcPr>
+          <w:p>
+            <w:pPr>
+              <w:spacing w:before="0" w:line="240" w:lineRule="auto"/>
+              <w:rPr>
+                <w:rFonts w:eastAsia="Times New Roman"/>
+                <w:sz w:val="24"/>
+                <w:szCs w:val="24"/>
+              </w:rPr>
+            </w:pPr>
+            <w:r>
+              <w:rPr>
+                <w:rFonts w:eastAsia="Times New Roman"/>
+                <w:sz w:val="24"/>
+                <w:szCs w:val="24"/>
               </w:rPr>
               <w:t>Cơ bản</w:t>
             </w:r>
@@ -9600,29 +9448,22 @@
         </w:tc>
         <w:tc>
           <w:tcPr>
-            <w:tcW w:w="2032" w:type="dxa"/>
-            <w:tcBorders>
-              <w:top w:val="single" w:sz="4" w:space="0" w:color="999999"/>
-              <w:left w:val="single" w:sz="4" w:space="0" w:color="999999"/>
-              <w:bottom w:val="single" w:sz="4" w:space="0" w:color="999999"/>
-              <w:right w:val="single" w:sz="4" w:space="0" w:color="999999"/>
-            </w:tcBorders>
-            <w:tcMar>
-              <w:top w:w="80" w:type="dxa"/>
-              <w:left w:w="100" w:type="dxa"/>
-              <w:bottom w:w="80" w:type="dxa"/>
-              <w:right w:w="100" w:type="dxa"/>
-            </w:tcMar>
-            <w:vAlign w:val="center"/>
-          </w:tcPr>
-          <w:p>
-            <w:pPr>
-              <w:jc w:val="center"/>
-            </w:pPr>
-            <w:r>
-              <w:rPr>
-                <w:sz w:val="22"/>
-                <w:szCs w:val="22"/>
+            <w:tcW w:w="2106" w:type="dxa"/>
+          </w:tcPr>
+          <w:p>
+            <w:pPr>
+              <w:spacing w:before="0" w:line="240" w:lineRule="auto"/>
+              <w:rPr>
+                <w:rFonts w:eastAsia="Times New Roman"/>
+                <w:sz w:val="24"/>
+                <w:szCs w:val="24"/>
+              </w:rPr>
+            </w:pPr>
+            <w:r>
+              <w:rPr>
+                <w:rFonts w:eastAsia="Times New Roman"/>
+                <w:sz w:val="24"/>
+                <w:szCs w:val="24"/>
               </w:rPr>
               <w:t>Có, khá chi tiết</w:t>
             </w:r>
@@ -9630,31 +9471,24 @@
         </w:tc>
       </w:tr>
       <w:tr>
-        <w:trPr>
-          <w:trHeight w:val="516"/>
-        </w:trPr>
-        <w:tc>
-          <w:tcPr>
-            <w:tcW w:w="2539" w:type="dxa"/>
-            <w:tcBorders>
-              <w:top w:val="single" w:sz="4" w:space="0" w:color="999999"/>
-              <w:left w:val="single" w:sz="4" w:space="0" w:color="999999"/>
-              <w:bottom w:val="single" w:sz="4" w:space="0" w:color="999999"/>
-              <w:right w:val="single" w:sz="4" w:space="0" w:color="999999"/>
-            </w:tcBorders>
-            <w:tcMar>
-              <w:top w:w="80" w:type="dxa"/>
-              <w:left w:w="100" w:type="dxa"/>
-              <w:bottom w:w="80" w:type="dxa"/>
-              <w:right w:w="100" w:type="dxa"/>
-            </w:tcMar>
-            <w:vAlign w:val="center"/>
-          </w:tcPr>
-          <w:p>
-            <w:r>
-              <w:rPr>
-                <w:sz w:val="22"/>
-                <w:szCs w:val="22"/>
+        <w:tc>
+          <w:tcPr>
+            <w:tcW w:w="3510" w:type="dxa"/>
+          </w:tcPr>
+          <w:p>
+            <w:pPr>
+              <w:spacing w:before="0" w:line="240" w:lineRule="auto"/>
+              <w:rPr>
+                <w:rFonts w:eastAsia="Times New Roman"/>
+                <w:sz w:val="24"/>
+                <w:szCs w:val="24"/>
+              </w:rPr>
+            </w:pPr>
+            <w:r>
+              <w:rPr>
+                <w:rFonts w:eastAsia="Times New Roman"/>
+                <w:sz w:val="24"/>
+                <w:szCs w:val="24"/>
               </w:rPr>
               <w:t>Chia sẻ tài khoản/sổ chi tiêu gia đình</w:t>
             </w:r>
@@ -9662,29 +9496,22 @@
         </w:tc>
         <w:tc>
           <w:tcPr>
-            <w:tcW w:w="2032" w:type="dxa"/>
-            <w:tcBorders>
-              <w:top w:val="single" w:sz="4" w:space="0" w:color="999999"/>
-              <w:left w:val="single" w:sz="4" w:space="0" w:color="999999"/>
-              <w:bottom w:val="single" w:sz="4" w:space="0" w:color="999999"/>
-              <w:right w:val="single" w:sz="4" w:space="0" w:color="999999"/>
-            </w:tcBorders>
-            <w:tcMar>
-              <w:top w:w="80" w:type="dxa"/>
-              <w:left w:w="100" w:type="dxa"/>
-              <w:bottom w:w="80" w:type="dxa"/>
-              <w:right w:w="100" w:type="dxa"/>
-            </w:tcMar>
-            <w:vAlign w:val="center"/>
-          </w:tcPr>
-          <w:p>
-            <w:pPr>
-              <w:jc w:val="center"/>
-            </w:pPr>
-            <w:r>
-              <w:rPr>
-                <w:sz w:val="22"/>
-                <w:szCs w:val="22"/>
+            <w:tcW w:w="1872" w:type="dxa"/>
+          </w:tcPr>
+          <w:p>
+            <w:pPr>
+              <w:spacing w:before="0" w:line="240" w:lineRule="auto"/>
+              <w:rPr>
+                <w:rFonts w:eastAsia="Times New Roman"/>
+                <w:sz w:val="24"/>
+                <w:szCs w:val="24"/>
+              </w:rPr>
+            </w:pPr>
+            <w:r>
+              <w:rPr>
+                <w:rFonts w:eastAsia="Times New Roman"/>
+                <w:sz w:val="24"/>
+                <w:szCs w:val="24"/>
               </w:rPr>
               <w:t>Có</w:t>
             </w:r>
@@ -9692,29 +9519,22 @@
         </w:tc>
         <w:tc>
           <w:tcPr>
-            <w:tcW w:w="2032" w:type="dxa"/>
-            <w:tcBorders>
-              <w:top w:val="single" w:sz="4" w:space="0" w:color="999999"/>
-              <w:left w:val="single" w:sz="4" w:space="0" w:color="999999"/>
-              <w:bottom w:val="single" w:sz="4" w:space="0" w:color="999999"/>
-              <w:right w:val="single" w:sz="4" w:space="0" w:color="999999"/>
-            </w:tcBorders>
-            <w:tcMar>
-              <w:top w:w="80" w:type="dxa"/>
-              <w:left w:w="100" w:type="dxa"/>
-              <w:bottom w:w="80" w:type="dxa"/>
-              <w:right w:w="100" w:type="dxa"/>
-            </w:tcMar>
-            <w:vAlign w:val="center"/>
-          </w:tcPr>
-          <w:p>
-            <w:pPr>
-              <w:jc w:val="center"/>
-            </w:pPr>
-            <w:r>
-              <w:rPr>
-                <w:sz w:val="22"/>
-                <w:szCs w:val="22"/>
+            <w:tcW w:w="1872" w:type="dxa"/>
+          </w:tcPr>
+          <w:p>
+            <w:pPr>
+              <w:spacing w:before="0" w:line="240" w:lineRule="auto"/>
+              <w:rPr>
+                <w:rFonts w:eastAsia="Times New Roman"/>
+                <w:sz w:val="24"/>
+                <w:szCs w:val="24"/>
+              </w:rPr>
+            </w:pPr>
+            <w:r>
+              <w:rPr>
+                <w:rFonts w:eastAsia="Times New Roman"/>
+                <w:sz w:val="24"/>
+                <w:szCs w:val="24"/>
               </w:rPr>
               <w:t>Không có</w:t>
             </w:r>
@@ -9722,29 +9542,22 @@
         </w:tc>
         <w:tc>
           <w:tcPr>
-            <w:tcW w:w="2032" w:type="dxa"/>
-            <w:tcBorders>
-              <w:top w:val="single" w:sz="4" w:space="0" w:color="999999"/>
-              <w:left w:val="single" w:sz="4" w:space="0" w:color="999999"/>
-              <w:bottom w:val="single" w:sz="4" w:space="0" w:color="999999"/>
-              <w:right w:val="single" w:sz="4" w:space="0" w:color="999999"/>
-            </w:tcBorders>
-            <w:tcMar>
-              <w:top w:w="80" w:type="dxa"/>
-              <w:left w:w="100" w:type="dxa"/>
-              <w:bottom w:w="80" w:type="dxa"/>
-              <w:right w:w="100" w:type="dxa"/>
-            </w:tcMar>
-            <w:vAlign w:val="center"/>
-          </w:tcPr>
-          <w:p>
-            <w:pPr>
-              <w:jc w:val="center"/>
-            </w:pPr>
-            <w:r>
-              <w:rPr>
-                <w:sz w:val="22"/>
-                <w:szCs w:val="22"/>
+            <w:tcW w:w="2106" w:type="dxa"/>
+          </w:tcPr>
+          <w:p>
+            <w:pPr>
+              <w:spacing w:before="0" w:line="240" w:lineRule="auto"/>
+              <w:rPr>
+                <w:rFonts w:eastAsia="Times New Roman"/>
+                <w:sz w:val="24"/>
+                <w:szCs w:val="24"/>
+              </w:rPr>
+            </w:pPr>
+            <w:r>
+              <w:rPr>
+                <w:rFonts w:eastAsia="Times New Roman"/>
+                <w:sz w:val="24"/>
+                <w:szCs w:val="24"/>
               </w:rPr>
               <w:t>Có</w:t>
             </w:r>
@@ -9752,31 +9565,24 @@
         </w:tc>
       </w:tr>
       <w:tr>
-        <w:trPr>
-          <w:trHeight w:val="270"/>
-        </w:trPr>
-        <w:tc>
-          <w:tcPr>
-            <w:tcW w:w="2539" w:type="dxa"/>
-            <w:tcBorders>
-              <w:top w:val="single" w:sz="4" w:space="0" w:color="999999"/>
-              <w:left w:val="single" w:sz="4" w:space="0" w:color="999999"/>
-              <w:bottom w:val="single" w:sz="4" w:space="0" w:color="999999"/>
-              <w:right w:val="single" w:sz="4" w:space="0" w:color="999999"/>
-            </w:tcBorders>
-            <w:tcMar>
-              <w:top w:w="80" w:type="dxa"/>
-              <w:left w:w="100" w:type="dxa"/>
-              <w:bottom w:w="80" w:type="dxa"/>
-              <w:right w:w="100" w:type="dxa"/>
-            </w:tcMar>
-            <w:vAlign w:val="center"/>
-          </w:tcPr>
-          <w:p>
-            <w:r>
-              <w:rPr>
-                <w:sz w:val="22"/>
-                <w:szCs w:val="22"/>
+        <w:tc>
+          <w:tcPr>
+            <w:tcW w:w="3510" w:type="dxa"/>
+          </w:tcPr>
+          <w:p>
+            <w:pPr>
+              <w:spacing w:before="0" w:line="240" w:lineRule="auto"/>
+              <w:rPr>
+                <w:rFonts w:eastAsia="Times New Roman"/>
+                <w:sz w:val="24"/>
+                <w:szCs w:val="24"/>
+              </w:rPr>
+            </w:pPr>
+            <w:r>
+              <w:rPr>
+                <w:rFonts w:eastAsia="Times New Roman"/>
+                <w:sz w:val="24"/>
+                <w:szCs w:val="24"/>
               </w:rPr>
               <w:t>Mục tiêu tiết kiệm</w:t>
             </w:r>
@@ -9784,29 +9590,22 @@
         </w:tc>
         <w:tc>
           <w:tcPr>
-            <w:tcW w:w="2032" w:type="dxa"/>
-            <w:tcBorders>
-              <w:top w:val="single" w:sz="4" w:space="0" w:color="999999"/>
-              <w:left w:val="single" w:sz="4" w:space="0" w:color="999999"/>
-              <w:bottom w:val="single" w:sz="4" w:space="0" w:color="999999"/>
-              <w:right w:val="single" w:sz="4" w:space="0" w:color="999999"/>
-            </w:tcBorders>
-            <w:tcMar>
-              <w:top w:w="80" w:type="dxa"/>
-              <w:left w:w="100" w:type="dxa"/>
-              <w:bottom w:w="80" w:type="dxa"/>
-              <w:right w:w="100" w:type="dxa"/>
-            </w:tcMar>
-            <w:vAlign w:val="center"/>
-          </w:tcPr>
-          <w:p>
-            <w:pPr>
-              <w:jc w:val="center"/>
-            </w:pPr>
-            <w:r>
-              <w:rPr>
-                <w:sz w:val="22"/>
-                <w:szCs w:val="22"/>
+            <w:tcW w:w="1872" w:type="dxa"/>
+          </w:tcPr>
+          <w:p>
+            <w:pPr>
+              <w:spacing w:before="0" w:line="240" w:lineRule="auto"/>
+              <w:rPr>
+                <w:rFonts w:eastAsia="Times New Roman"/>
+                <w:sz w:val="24"/>
+                <w:szCs w:val="24"/>
+              </w:rPr>
+            </w:pPr>
+            <w:r>
+              <w:rPr>
+                <w:rFonts w:eastAsia="Times New Roman"/>
+                <w:sz w:val="24"/>
+                <w:szCs w:val="24"/>
               </w:rPr>
               <w:t>Có</w:t>
             </w:r>
@@ -9814,29 +9613,22 @@
         </w:tc>
         <w:tc>
           <w:tcPr>
-            <w:tcW w:w="2032" w:type="dxa"/>
-            <w:tcBorders>
-              <w:top w:val="single" w:sz="4" w:space="0" w:color="999999"/>
-              <w:left w:val="single" w:sz="4" w:space="0" w:color="999999"/>
-              <w:bottom w:val="single" w:sz="4" w:space="0" w:color="999999"/>
-              <w:right w:val="single" w:sz="4" w:space="0" w:color="999999"/>
-            </w:tcBorders>
-            <w:tcMar>
-              <w:top w:w="80" w:type="dxa"/>
-              <w:left w:w="100" w:type="dxa"/>
-              <w:bottom w:w="80" w:type="dxa"/>
-              <w:right w:w="100" w:type="dxa"/>
-            </w:tcMar>
-            <w:vAlign w:val="center"/>
-          </w:tcPr>
-          <w:p>
-            <w:pPr>
-              <w:jc w:val="center"/>
-            </w:pPr>
-            <w:r>
-              <w:rPr>
-                <w:sz w:val="22"/>
-                <w:szCs w:val="22"/>
+            <w:tcW w:w="1872" w:type="dxa"/>
+          </w:tcPr>
+          <w:p>
+            <w:pPr>
+              <w:spacing w:before="0" w:line="240" w:lineRule="auto"/>
+              <w:rPr>
+                <w:rFonts w:eastAsia="Times New Roman"/>
+                <w:sz w:val="24"/>
+                <w:szCs w:val="24"/>
+              </w:rPr>
+            </w:pPr>
+            <w:r>
+              <w:rPr>
+                <w:rFonts w:eastAsia="Times New Roman"/>
+                <w:sz w:val="24"/>
+                <w:szCs w:val="24"/>
               </w:rPr>
               <w:t>Không có</w:t>
             </w:r>
@@ -9844,29 +9636,22 @@
         </w:tc>
         <w:tc>
           <w:tcPr>
-            <w:tcW w:w="2032" w:type="dxa"/>
-            <w:tcBorders>
-              <w:top w:val="single" w:sz="4" w:space="0" w:color="999999"/>
-              <w:left w:val="single" w:sz="4" w:space="0" w:color="999999"/>
-              <w:bottom w:val="single" w:sz="4" w:space="0" w:color="999999"/>
-              <w:right w:val="single" w:sz="4" w:space="0" w:color="999999"/>
-            </w:tcBorders>
-            <w:tcMar>
-              <w:top w:w="80" w:type="dxa"/>
-              <w:left w:w="100" w:type="dxa"/>
-              <w:bottom w:w="80" w:type="dxa"/>
-              <w:right w:w="100" w:type="dxa"/>
-            </w:tcMar>
-            <w:vAlign w:val="center"/>
-          </w:tcPr>
-          <w:p>
-            <w:pPr>
-              <w:jc w:val="center"/>
-            </w:pPr>
-            <w:r>
-              <w:rPr>
-                <w:sz w:val="22"/>
-                <w:szCs w:val="22"/>
+            <w:tcW w:w="2106" w:type="dxa"/>
+          </w:tcPr>
+          <w:p>
+            <w:pPr>
+              <w:spacing w:before="0" w:line="240" w:lineRule="auto"/>
+              <w:rPr>
+                <w:rFonts w:eastAsia="Times New Roman"/>
+                <w:sz w:val="24"/>
+                <w:szCs w:val="24"/>
+              </w:rPr>
+            </w:pPr>
+            <w:r>
+              <w:rPr>
+                <w:rFonts w:eastAsia="Times New Roman"/>
+                <w:sz w:val="24"/>
+                <w:szCs w:val="24"/>
               </w:rPr>
               <w:t>Có</w:t>
             </w:r>
@@ -10002,15 +9787,7 @@
           <w:sz w:val="26"/>
           <w:szCs w:val="26"/>
         </w:rPr>
-        <w:t xml:space="preserve"> dữ liệu từ sao kê ngân hàng, tự động phân loại giao dịch với độ chính xác cao, cùng với các công cụ phân tích, cảnh báo giúp người dùng chủ động hơn trong việc kiểm soát tài chính cá nhân. Trong khi Money Lover và MISA MoneyKeeper đã làm khá tốt phần ngân sách, cảnh báo và biểu đồ, còn Sổ Thu Chi mạnh ở sự đơn giản, thì cả ba đều chưa giải quyết được bài toán nhập liệu tự động từ </w:t>
-      </w:r>
-      <w:r>
-        <w:rPr>
-          <w:sz w:val="26"/>
-          <w:szCs w:val="26"/>
-        </w:rPr>
-        <w:lastRenderedPageBreak/>
-        <w:t>sao kê ngân hàng. Đây chính là khoảng trống mà các ứng dụng hiện tại chưa đáp ứng tốt, đồng thời cũng là cơ sở để hệ thống trong đề tài này xác định rõ hướng phát triển các chức năng của mình.</w:t>
+        <w:t xml:space="preserve"> dữ liệu từ sao kê ngân hàng, tự động phân loại giao dịch với độ chính xác cao, cùng với các công cụ phân tích, cảnh báo giúp người dùng chủ động hơn trong việc kiểm soát tài chính cá nhân. Trong khi Money Lover và MISA MoneyKeeper đã làm khá tốt phần ngân sách, cảnh báo và biểu đồ, còn Sổ Thu Chi mạnh ở sự đơn giản, thì cả ba đều chưa giải quyết được bài toán nhập liệu tự động từ sao kê ngân hàng. Đây chính là khoảng trống mà các ứng dụng hiện tại chưa đáp ứng tốt, đồng thời cũng là cơ sở để hệ thống trong đề tài này xác định rõ hướng phát triển các chức năng của mình.</w:t>
       </w:r>
     </w:p>
     <w:p>
@@ -10047,7 +9824,7 @@
           <w:bCs/>
           <w:color w:val="auto"/>
         </w:rPr>
-        <w:t>2.2.1. Import sao kê ngân hàng (CSV)</w:t>
+        <w:t xml:space="preserve">2.2.1. Import sao kê ngân hàng </w:t>
       </w:r>
       <w:bookmarkEnd w:id="19"/>
     </w:p>
@@ -10061,7 +9838,22 @@
           <w:sz w:val="26"/>
           <w:szCs w:val="26"/>
         </w:rPr>
-        <w:t xml:space="preserve">Sao kê ngân hàng là bản ghi chi tiết các giao dịch phát sinh trên tài khoản của khách hàng trong một khoảng thời gian nhất định, thường được ngân hàng cung cấp dưới định dạng file CSV khi người dùng tải về từ ứng dụng ngân hàng hoặc yêu cầu tại quầy giao dịch. Mỗi </w:t>
+        <w:lastRenderedPageBreak/>
+        <w:t xml:space="preserve">Sao kê ngân hàng là bản ghi chi tiết các giao dịch phát sinh trên tài khoản của khách hàng trong một khoảng thời gian nhất định, thường được ngân hàng cung cấp dưới định dạng file </w:t>
+      </w:r>
+      <w:r>
+        <w:rPr>
+          <w:sz w:val="26"/>
+          <w:szCs w:val="26"/>
+        </w:rPr>
+        <w:t>Excel/</w:t>
+      </w:r>
+      <w:r>
+        <w:rPr>
+          <w:sz w:val="26"/>
+          <w:szCs w:val="26"/>
+        </w:rPr>
+        <w:t xml:space="preserve">CSV khi người dùng tải về từ ứng dụng ngân hàng hoặc yêu cầu tại quầy giao dịch. Mỗi </w:t>
       </w:r>
       <w:r>
         <w:rPr>
@@ -10139,15 +9931,7 @@
           <w:sz w:val="26"/>
           <w:szCs w:val="26"/>
         </w:rPr>
-        <w:t xml:space="preserve">Trực quan hóa dữ liệu là quá trình biểu diễn dữ liệu số dưới dạng hình ảnh như biểu đồ đường, biểu đồ cột hay biểu đồ tròn, giúp người dùng dễ dàng nhận diện xu hướng và cơ cấu chi tiêu của mình thay vì phải đọc qua danh sách giao dịch dạng bảng. </w:t>
-      </w:r>
-      <w:r>
-        <w:rPr>
-          <w:sz w:val="26"/>
-          <w:szCs w:val="26"/>
-        </w:rPr>
-        <w:lastRenderedPageBreak/>
-        <w:t>Trong hệ thống quản lý chi tiêu, việc trực quan hóa thường được áp dụng để thể hiện xu hướng thu chi theo thời gian, cơ cấu chi tiêu theo từng danh mục trong một kỳ nhất định, cũng như mức độ hoàn thành của các ngân sách và mục tiêu tiết kiệm. Việc lựa chọn đúng loại biểu đồ cho từng loại dữ liệu đóng vai trò quan trọng trong việc giúp người dùng tiếp nhận thông tin nhanh chóng và đưa ra quyết định kịp thời.</w:t>
+        <w:t>Trực quan hóa dữ liệu là quá trình biểu diễn dữ liệu số dưới dạng hình ảnh như biểu đồ đường, biểu đồ cột hay biểu đồ tròn, giúp người dùng dễ dàng nhận diện xu hướng và cơ cấu chi tiêu của mình thay vì phải đọc qua danh sách giao dịch dạng bảng. Trong hệ thống quản lý chi tiêu, việc trực quan hóa thường được áp dụng để thể hiện xu hướng thu chi theo thời gian, cơ cấu chi tiêu theo từng danh mục trong một kỳ nhất định, cũng như mức độ hoàn thành của các ngân sách và mục tiêu tiết kiệm. Việc lựa chọn đúng loại biểu đồ cho từng loại dữ liệu đóng vai trò quan trọng trong việc giúp người dùng tiếp nhận thông tin nhanh chóng và đưa ra quyết định kịp thời.</w:t>
       </w:r>
     </w:p>
     <w:p>
@@ -10184,6 +9968,7 @@
           <w:bCs/>
           <w:color w:val="auto"/>
         </w:rPr>
+        <w:lastRenderedPageBreak/>
         <w:t>2.3.1. Giới thiệu về SpringBoot</w:t>
       </w:r>
       <w:bookmarkEnd w:id="23"/>
@@ -10262,15 +10047,7 @@
           <w:sz w:val="26"/>
           <w:szCs w:val="26"/>
         </w:rPr>
-        <w:t xml:space="preserve">MySQL là một hệ quản trị cơ sở dữ liệu quan hệ mã nguồn mở, được sử dụng rộng rãi nhờ tính ổn định, hiệu năng tốt và khả năng tương thích cao với nhiều ngôn ngữ </w:t>
-      </w:r>
-      <w:r>
-        <w:rPr>
-          <w:sz w:val="26"/>
-          <w:szCs w:val="26"/>
-        </w:rPr>
-        <w:lastRenderedPageBreak/>
-        <w:t>lập trình cũng như framework backend, trong đó có SpringBoot. MySQL cho phép tổ chức dữ liệu theo các bảng có quan hệ với nhau, phù hợp để lưu trữ các thực thể trong hệ thống quản lý chi tiêu như người dùng, tài khoản, danh mục, giao dịch, ngân sách và mục tiêu tiết kiệm, đồng thời đảm bảo tính toàn vẹn dữ liệu thông qua các ràng buộc khóa chính và khóa ngoại giữa các bảng liên quan.</w:t>
+        <w:t>MySQL là một hệ quản trị cơ sở dữ liệu quan hệ mã nguồn mở, được sử dụng rộng rãi nhờ tính ổn định, hiệu năng tốt và khả năng tương thích cao với nhiều ngôn ngữ lập trình cũng như framework backend, trong đó có SpringBoot. MySQL cho phép tổ chức dữ liệu theo các bảng có quan hệ với nhau, phù hợp để lưu trữ các thực thể trong hệ thống quản lý chi tiêu như người dùng, tài khoản, danh mục, giao dịch, ngân sách và mục tiêu tiết kiệm, đồng thời đảm bảo tính toàn vẹn dữ liệu thông qua các ràng buộc khóa chính và khóa ngoại giữa các bảng liên quan.</w:t>
       </w:r>
     </w:p>
     <w:p>
@@ -10302,6 +10079,7 @@
           <w:sz w:val="26"/>
           <w:szCs w:val="26"/>
         </w:rPr>
+        <w:lastRenderedPageBreak/>
         <w:t>Postman là một công cụ hỗ trợ kiểm thử API được sử dụng phổ biến trong quá trình phát triển phần mềm, cho phép người phát triển gửi các yêu cầu HTTP đến API và kiểm tra kết quả trả về mà không cần thông qua giao diện người dùng hoàn chỉnh. Trong quá trình xây dựng hệ thống, Postman được sử dụng để kiểm thử các API do SpringBoot cung cấp trước khi tích hợp với phần giao diện ReactJS, giúp phát hiện sớm các lỗi liên quan đến dữ liệu đầu vào, đầu ra hay logic xử lý ở phía backend, từ đó rút ngắn thời gian debug trong quá trình phát triển.</w:t>
       </w:r>
     </w:p>
@@ -10412,7 +10190,7 @@
           <w:sz w:val="26"/>
           <w:szCs w:val="26"/>
         </w:rPr>
-        <w:t xml:space="preserve">là một chuẩn mở dùng để trao đổi thông tin xác thực giữa client và server dưới dạng một chuỗi token được mã hóa, gồm ba phần: header, payload và chữ ký. Sau khi người dùng đăng nhập thành công, server sẽ sinh ra một token chứa thông </w:t>
+        <w:t xml:space="preserve">là một chuẩn mở dùng để trao đổi thông tin xác thực giữa client và server dưới dạng một chuỗi token được mã hóa, gồm ba phần: header, payload và chữ ký. Sau khi người dùng đăng nhập thành công, server sẽ sinh ra một token chứa thông tin định danh người dùng cùng vai trò của họ trong hệ thống, sau đó gửi về cho client lưu trữ. Ở các yêu cầu tiếp theo, client đính kèm token này trong header của mỗi request, giúp server xác thực người dùng mà không cần lưu trạng thái phiên đăng nhập (session) ở phía server, phù hợp với kiến trúc RESTful vốn không lưu trạng thái (stateless). Trong hệ thống quản lý chi tiêu cá nhân, JWT được sử dụng kết hợp với Spring Security để xác thực người dùng khi đăng nhập, đồng thời phân quyền </w:t>
       </w:r>
       <w:r>
         <w:rPr>
@@ -10420,7 +10198,7 @@
           <w:szCs w:val="26"/>
         </w:rPr>
         <w:lastRenderedPageBreak/>
-        <w:t>tin định danh người dùng cùng vai trò của họ trong hệ thống, sau đó gửi về cho client lưu trữ. Ở các yêu cầu tiếp theo, client đính kèm token này trong header của mỗi request, giúp server xác thực người dùng mà không cần lưu trạng thái phiên đăng nhập (session) ở phía server, phù hợp với kiến trúc RESTful vốn không lưu trạng thái (stateless). Trong hệ thống quản lý chi tiêu cá nhân, JWT được sử dụng kết hợp với Spring Security để xác thực người dùng khi đăng nhập, đồng thời phân quyền truy cập giữa các vai trò người dùng cá nhân, thành viên gia đình và quản trị viên, cũng như kiểm soát quyền truy cập vào các tài khoản chia sẻ giữa các thành viên trong gia đình.</w:t>
+        <w:t>truy cập giữa các vai trò người dùng cá nhân, thành viên gia đình và quản trị viên, cũng như kiểm soát quyền truy cập vào các tài khoản chia sẻ giữa các thành viên trong gia đình.</w:t>
       </w:r>
     </w:p>
     <w:p>
@@ -10929,7 +10707,6 @@
                 <w:sz w:val="26"/>
                 <w:szCs w:val="26"/>
               </w:rPr>
-              <w:lastRenderedPageBreak/>
               <w:t>FR-06</w:t>
             </w:r>
           </w:p>
@@ -10982,6 +10759,7 @@
                 <w:sz w:val="26"/>
                 <w:szCs w:val="26"/>
               </w:rPr>
+              <w:lastRenderedPageBreak/>
               <w:t>FR-07</w:t>
             </w:r>
           </w:p>
@@ -11294,7 +11072,6 @@
                 <w:sz w:val="26"/>
                 <w:szCs w:val="26"/>
               </w:rPr>
-              <w:lastRenderedPageBreak/>
               <w:t>FR-13</w:t>
             </w:r>
           </w:p>
@@ -11340,6 +11117,7 @@
                 <w:sz w:val="26"/>
                 <w:szCs w:val="26"/>
               </w:rPr>
+              <w:lastRenderedPageBreak/>
               <w:t>FR-14</w:t>
             </w:r>
           </w:p>
@@ -11938,7 +11716,6 @@
                 <w:sz w:val="26"/>
                 <w:szCs w:val="26"/>
               </w:rPr>
-              <w:lastRenderedPageBreak/>
               <w:t>NFR-04</w:t>
             </w:r>
           </w:p>
@@ -12005,6 +11782,7 @@
                 <w:sz w:val="26"/>
                 <w:szCs w:val="26"/>
               </w:rPr>
+              <w:lastRenderedPageBreak/>
               <w:t>NFR-05</w:t>
             </w:r>
           </w:p>
@@ -12626,7 +12404,6 @@
                 <w:sz w:val="24"/>
                 <w:szCs w:val="24"/>
               </w:rPr>
-              <w:lastRenderedPageBreak/>
               <w:t>BR-04</w:t>
             </w:r>
           </w:p>
@@ -12743,6 +12520,7 @@
                 <w:sz w:val="24"/>
                 <w:szCs w:val="24"/>
               </w:rPr>
+              <w:lastRenderedPageBreak/>
               <w:t>BR-06</w:t>
             </w:r>
           </w:p>
@@ -13186,21 +12964,3158 @@
       </w:r>
       <w:bookmarkEnd w:id="42"/>
     </w:p>
-    <w:p>
-      <w:pPr>
-        <w:pStyle w:val="Caption"/>
-        <w:spacing w:line="360" w:lineRule="auto"/>
-        <w:rPr>
-          <w:i w:val="0"/>
-          <w:iCs w:val="0"/>
-          <w:color w:val="auto"/>
-          <w:sz w:val="26"/>
-          <w:szCs w:val="26"/>
-        </w:rPr>
-      </w:pPr>
-      <w:bookmarkStart w:id="43" w:name="_Toc235632850"/>
-      <w:bookmarkStart w:id="44" w:name="_Toc236173650"/>
-    </w:p>
+    <w:tbl>
+      <w:tblPr>
+        <w:tblW w:w="5000" w:type="pct"/>
+        <w:tblBorders>
+          <w:top w:val="single" w:sz="4" w:space="0" w:color="auto"/>
+          <w:left w:val="single" w:sz="4" w:space="0" w:color="auto"/>
+          <w:bottom w:val="single" w:sz="4" w:space="0" w:color="auto"/>
+          <w:right w:val="single" w:sz="4" w:space="0" w:color="auto"/>
+          <w:insideH w:val="single" w:sz="4" w:space="0" w:color="auto"/>
+          <w:insideV w:val="single" w:sz="4" w:space="0" w:color="auto"/>
+        </w:tblBorders>
+        <w:tblLayout w:type="fixed"/>
+        <w:tblCellMar>
+          <w:top w:w="80" w:type="dxa"/>
+          <w:left w:w="120" w:type="dxa"/>
+          <w:bottom w:w="80" w:type="dxa"/>
+          <w:right w:w="120" w:type="dxa"/>
+        </w:tblCellMar>
+        <w:tblLook w:val="04A0" w:firstRow="1" w:lastRow="0" w:firstColumn="1" w:lastColumn="0" w:noHBand="0" w:noVBand="1"/>
+      </w:tblPr>
+      <w:tblGrid>
+        <w:gridCol w:w="686"/>
+        <w:gridCol w:w="1292"/>
+        <w:gridCol w:w="1037"/>
+        <w:gridCol w:w="795"/>
+        <w:gridCol w:w="988"/>
+        <w:gridCol w:w="1084"/>
+        <w:gridCol w:w="1230"/>
+        <w:gridCol w:w="1615"/>
+      </w:tblGrid>
+      <w:tr>
+        <w:trPr>
+          <w:tblHeader/>
+        </w:trPr>
+        <w:tc>
+          <w:tcPr>
+            <w:tcW w:w="704" w:type="dxa"/>
+          </w:tcPr>
+          <w:p>
+            <w:pPr>
+              <w:spacing w:before="0" w:line="240" w:lineRule="auto"/>
+              <w:rPr>
+                <w:rFonts w:eastAsia="Times New Roman"/>
+                <w:sz w:val="24"/>
+                <w:szCs w:val="24"/>
+              </w:rPr>
+            </w:pPr>
+            <w:bookmarkStart w:id="43" w:name="_Toc235632850"/>
+            <w:bookmarkStart w:id="44" w:name="_Toc236173650"/>
+            <w:r>
+              <w:rPr>
+                <w:rFonts w:eastAsia="Times New Roman"/>
+                <w:b/>
+                <w:bCs/>
+                <w:sz w:val="24"/>
+                <w:szCs w:val="24"/>
+              </w:rPr>
+              <w:t>Req. ID</w:t>
+            </w:r>
+          </w:p>
+        </w:tc>
+        <w:tc>
+          <w:tcPr>
+            <w:tcW w:w="1337" w:type="dxa"/>
+          </w:tcPr>
+          <w:p>
+            <w:pPr>
+              <w:spacing w:before="0" w:line="240" w:lineRule="auto"/>
+              <w:rPr>
+                <w:rFonts w:eastAsia="Times New Roman"/>
+                <w:sz w:val="24"/>
+                <w:szCs w:val="24"/>
+              </w:rPr>
+            </w:pPr>
+            <w:r>
+              <w:rPr>
+                <w:rFonts w:eastAsia="Times New Roman"/>
+                <w:b/>
+                <w:bCs/>
+                <w:sz w:val="24"/>
+                <w:szCs w:val="24"/>
+              </w:rPr>
+              <w:t>Req. Description</w:t>
+            </w:r>
+          </w:p>
+        </w:tc>
+        <w:tc>
+          <w:tcPr>
+            <w:tcW w:w="1071" w:type="dxa"/>
+          </w:tcPr>
+          <w:p>
+            <w:pPr>
+              <w:spacing w:before="0" w:line="240" w:lineRule="auto"/>
+              <w:rPr>
+                <w:rFonts w:eastAsia="Times New Roman"/>
+                <w:sz w:val="24"/>
+                <w:szCs w:val="24"/>
+              </w:rPr>
+            </w:pPr>
+            <w:r>
+              <w:rPr>
+                <w:rFonts w:eastAsia="Times New Roman"/>
+                <w:b/>
+                <w:bCs/>
+                <w:sz w:val="24"/>
+                <w:szCs w:val="24"/>
+              </w:rPr>
+              <w:t>Linked BRs</w:t>
+            </w:r>
+          </w:p>
+        </w:tc>
+        <w:tc>
+          <w:tcPr>
+            <w:tcW w:w="818" w:type="dxa"/>
+          </w:tcPr>
+          <w:p>
+            <w:pPr>
+              <w:spacing w:before="0" w:line="240" w:lineRule="auto"/>
+              <w:rPr>
+                <w:rFonts w:eastAsia="Times New Roman"/>
+                <w:sz w:val="24"/>
+                <w:szCs w:val="24"/>
+              </w:rPr>
+            </w:pPr>
+            <w:r>
+              <w:rPr>
+                <w:rFonts w:eastAsia="Times New Roman"/>
+                <w:b/>
+                <w:bCs/>
+                <w:sz w:val="24"/>
+                <w:szCs w:val="24"/>
+              </w:rPr>
+              <w:t>Module</w:t>
+            </w:r>
+          </w:p>
+        </w:tc>
+        <w:tc>
+          <w:tcPr>
+            <w:tcW w:w="1020" w:type="dxa"/>
+          </w:tcPr>
+          <w:p>
+            <w:pPr>
+              <w:spacing w:before="0" w:line="240" w:lineRule="auto"/>
+              <w:rPr>
+                <w:rFonts w:eastAsia="Times New Roman"/>
+                <w:sz w:val="24"/>
+                <w:szCs w:val="24"/>
+              </w:rPr>
+            </w:pPr>
+            <w:r>
+              <w:rPr>
+                <w:rFonts w:eastAsia="Times New Roman"/>
+                <w:b/>
+                <w:bCs/>
+                <w:sz w:val="24"/>
+                <w:szCs w:val="24"/>
+              </w:rPr>
+              <w:t>Sub-module</w:t>
+            </w:r>
+          </w:p>
+        </w:tc>
+        <w:tc>
+          <w:tcPr>
+            <w:tcW w:w="1120" w:type="dxa"/>
+          </w:tcPr>
+          <w:p>
+            <w:pPr>
+              <w:spacing w:before="0" w:line="240" w:lineRule="auto"/>
+              <w:rPr>
+                <w:rFonts w:eastAsia="Times New Roman"/>
+                <w:sz w:val="24"/>
+                <w:szCs w:val="24"/>
+              </w:rPr>
+            </w:pPr>
+            <w:r>
+              <w:rPr>
+                <w:rFonts w:eastAsia="Times New Roman"/>
+                <w:b/>
+                <w:bCs/>
+                <w:sz w:val="24"/>
+                <w:szCs w:val="24"/>
+              </w:rPr>
+              <w:t>Scenario IDs</w:t>
+            </w:r>
+          </w:p>
+        </w:tc>
+        <w:tc>
+          <w:tcPr>
+            <w:tcW w:w="1272" w:type="dxa"/>
+          </w:tcPr>
+          <w:p>
+            <w:pPr>
+              <w:spacing w:before="0" w:line="240" w:lineRule="auto"/>
+              <w:rPr>
+                <w:rFonts w:eastAsia="Times New Roman"/>
+                <w:sz w:val="24"/>
+                <w:szCs w:val="24"/>
+              </w:rPr>
+            </w:pPr>
+            <w:r>
+              <w:rPr>
+                <w:rFonts w:eastAsia="Times New Roman"/>
+                <w:b/>
+                <w:bCs/>
+                <w:sz w:val="24"/>
+                <w:szCs w:val="24"/>
+              </w:rPr>
+              <w:t>Test case IDs</w:t>
+            </w:r>
+          </w:p>
+        </w:tc>
+        <w:tc>
+          <w:tcPr>
+            <w:tcW w:w="1674" w:type="dxa"/>
+          </w:tcPr>
+          <w:p>
+            <w:pPr>
+              <w:spacing w:before="0" w:line="240" w:lineRule="auto"/>
+              <w:rPr>
+                <w:rFonts w:eastAsia="Times New Roman"/>
+                <w:sz w:val="24"/>
+                <w:szCs w:val="24"/>
+              </w:rPr>
+            </w:pPr>
+            <w:r>
+              <w:rPr>
+                <w:rFonts w:eastAsia="Times New Roman"/>
+                <w:b/>
+                <w:bCs/>
+                <w:sz w:val="24"/>
+                <w:szCs w:val="24"/>
+              </w:rPr>
+              <w:t>Remarks</w:t>
+            </w:r>
+          </w:p>
+        </w:tc>
+      </w:tr>
+      <w:tr>
+        <w:tc>
+          <w:tcPr>
+            <w:tcW w:w="704" w:type="dxa"/>
+          </w:tcPr>
+          <w:p>
+            <w:pPr>
+              <w:spacing w:before="0" w:line="240" w:lineRule="auto"/>
+              <w:rPr>
+                <w:rFonts w:eastAsia="Times New Roman"/>
+                <w:sz w:val="24"/>
+                <w:szCs w:val="24"/>
+              </w:rPr>
+            </w:pPr>
+            <w:r>
+              <w:rPr>
+                <w:rFonts w:eastAsia="Times New Roman"/>
+                <w:sz w:val="24"/>
+                <w:szCs w:val="24"/>
+              </w:rPr>
+              <w:t>FR-01</w:t>
+            </w:r>
+          </w:p>
+        </w:tc>
+        <w:tc>
+          <w:tcPr>
+            <w:tcW w:w="1337" w:type="dxa"/>
+          </w:tcPr>
+          <w:p>
+            <w:pPr>
+              <w:spacing w:before="0" w:line="240" w:lineRule="auto"/>
+              <w:rPr>
+                <w:rFonts w:eastAsia="Times New Roman"/>
+                <w:sz w:val="24"/>
+                <w:szCs w:val="24"/>
+              </w:rPr>
+            </w:pPr>
+            <w:r>
+              <w:rPr>
+                <w:rFonts w:eastAsia="Times New Roman"/>
+                <w:sz w:val="24"/>
+                <w:szCs w:val="24"/>
+              </w:rPr>
+              <w:t>Đăng ký, đăng nhập, Google OAuth, JWT</w:t>
+            </w:r>
+          </w:p>
+        </w:tc>
+        <w:tc>
+          <w:tcPr>
+            <w:tcW w:w="1071" w:type="dxa"/>
+          </w:tcPr>
+          <w:p>
+            <w:pPr>
+              <w:spacing w:before="0" w:line="240" w:lineRule="auto"/>
+              <w:rPr>
+                <w:rFonts w:eastAsia="Times New Roman"/>
+                <w:sz w:val="24"/>
+                <w:szCs w:val="24"/>
+              </w:rPr>
+            </w:pPr>
+          </w:p>
+        </w:tc>
+        <w:tc>
+          <w:tcPr>
+            <w:tcW w:w="818" w:type="dxa"/>
+          </w:tcPr>
+          <w:p>
+            <w:pPr>
+              <w:spacing w:before="0" w:line="240" w:lineRule="auto"/>
+              <w:rPr>
+                <w:rFonts w:eastAsia="Times New Roman"/>
+                <w:sz w:val="24"/>
+                <w:szCs w:val="24"/>
+              </w:rPr>
+            </w:pPr>
+            <w:r>
+              <w:rPr>
+                <w:rFonts w:eastAsia="Times New Roman"/>
+                <w:sz w:val="24"/>
+                <w:szCs w:val="24"/>
+              </w:rPr>
+              <w:t>Authentication</w:t>
+            </w:r>
+          </w:p>
+        </w:tc>
+        <w:tc>
+          <w:tcPr>
+            <w:tcW w:w="1020" w:type="dxa"/>
+          </w:tcPr>
+          <w:p>
+            <w:pPr>
+              <w:spacing w:before="0" w:line="240" w:lineRule="auto"/>
+              <w:rPr>
+                <w:rFonts w:eastAsia="Times New Roman"/>
+                <w:sz w:val="24"/>
+                <w:szCs w:val="24"/>
+              </w:rPr>
+            </w:pPr>
+            <w:r>
+              <w:rPr>
+                <w:rFonts w:eastAsia="Times New Roman"/>
+                <w:sz w:val="24"/>
+                <w:szCs w:val="24"/>
+              </w:rPr>
+              <w:t>Login/Register</w:t>
+            </w:r>
+          </w:p>
+        </w:tc>
+        <w:tc>
+          <w:tcPr>
+            <w:tcW w:w="1120" w:type="dxa"/>
+          </w:tcPr>
+          <w:p>
+            <w:pPr>
+              <w:spacing w:before="0" w:line="240" w:lineRule="auto"/>
+              <w:rPr>
+                <w:rFonts w:eastAsia="Times New Roman"/>
+                <w:sz w:val="24"/>
+                <w:szCs w:val="24"/>
+              </w:rPr>
+            </w:pPr>
+            <w:r>
+              <w:rPr>
+                <w:rFonts w:eastAsia="Times New Roman"/>
+                <w:sz w:val="24"/>
+                <w:szCs w:val="24"/>
+              </w:rPr>
+              <w:t>SC_AUTH_01, SC_AUTH_02</w:t>
+            </w:r>
+          </w:p>
+        </w:tc>
+        <w:tc>
+          <w:tcPr>
+            <w:tcW w:w="1272" w:type="dxa"/>
+          </w:tcPr>
+          <w:p>
+            <w:pPr>
+              <w:spacing w:before="0" w:line="240" w:lineRule="auto"/>
+              <w:rPr>
+                <w:rFonts w:eastAsia="Times New Roman"/>
+                <w:sz w:val="24"/>
+                <w:szCs w:val="24"/>
+              </w:rPr>
+            </w:pPr>
+            <w:r>
+              <w:rPr>
+                <w:rFonts w:eastAsia="Times New Roman"/>
+                <w:sz w:val="24"/>
+                <w:szCs w:val="24"/>
+              </w:rPr>
+              <w:t>TC_AUTH_01, TC_AUTH_02, TC_AUTH_03</w:t>
+            </w:r>
+          </w:p>
+        </w:tc>
+        <w:tc>
+          <w:tcPr>
+            <w:tcW w:w="1674" w:type="dxa"/>
+          </w:tcPr>
+          <w:p>
+            <w:pPr>
+              <w:spacing w:before="0" w:line="240" w:lineRule="auto"/>
+              <w:rPr>
+                <w:rFonts w:eastAsia="Times New Roman"/>
+                <w:sz w:val="24"/>
+                <w:szCs w:val="24"/>
+              </w:rPr>
+            </w:pPr>
+            <w:r>
+              <w:rPr>
+                <w:rFonts w:eastAsia="Times New Roman"/>
+                <w:sz w:val="24"/>
+                <w:szCs w:val="24"/>
+              </w:rPr>
+              <w:t>Đã cấu hình Spring Security</w:t>
+            </w:r>
+          </w:p>
+        </w:tc>
+      </w:tr>
+      <w:tr>
+        <w:tc>
+          <w:tcPr>
+            <w:tcW w:w="704" w:type="dxa"/>
+          </w:tcPr>
+          <w:p>
+            <w:pPr>
+              <w:spacing w:before="0" w:line="240" w:lineRule="auto"/>
+              <w:rPr>
+                <w:rFonts w:eastAsia="Times New Roman"/>
+                <w:sz w:val="24"/>
+                <w:szCs w:val="24"/>
+              </w:rPr>
+            </w:pPr>
+            <w:r>
+              <w:rPr>
+                <w:rFonts w:eastAsia="Times New Roman"/>
+                <w:sz w:val="24"/>
+                <w:szCs w:val="24"/>
+              </w:rPr>
+              <w:t>FR-02</w:t>
+            </w:r>
+          </w:p>
+        </w:tc>
+        <w:tc>
+          <w:tcPr>
+            <w:tcW w:w="1337" w:type="dxa"/>
+          </w:tcPr>
+          <w:p>
+            <w:pPr>
+              <w:spacing w:before="0" w:line="240" w:lineRule="auto"/>
+              <w:rPr>
+                <w:rFonts w:eastAsia="Times New Roman"/>
+                <w:sz w:val="24"/>
+                <w:szCs w:val="24"/>
+              </w:rPr>
+            </w:pPr>
+            <w:r>
+              <w:rPr>
+                <w:rFonts w:eastAsia="Times New Roman"/>
+                <w:sz w:val="24"/>
+                <w:szCs w:val="24"/>
+              </w:rPr>
+              <w:t>Quản lý giao dịch, ví &amp; Xem/Lọc lịch sử</w:t>
+            </w:r>
+          </w:p>
+        </w:tc>
+        <w:tc>
+          <w:tcPr>
+            <w:tcW w:w="1071" w:type="dxa"/>
+          </w:tcPr>
+          <w:p>
+            <w:pPr>
+              <w:spacing w:before="0" w:line="240" w:lineRule="auto"/>
+              <w:rPr>
+                <w:rFonts w:eastAsia="Times New Roman"/>
+                <w:sz w:val="24"/>
+                <w:szCs w:val="24"/>
+              </w:rPr>
+            </w:pPr>
+            <w:r>
+              <w:rPr>
+                <w:rFonts w:eastAsia="Times New Roman"/>
+                <w:sz w:val="24"/>
+                <w:szCs w:val="24"/>
+              </w:rPr>
+              <w:t>BR-01, BR-02, BR-06, BR-08</w:t>
+            </w:r>
+          </w:p>
+        </w:tc>
+        <w:tc>
+          <w:tcPr>
+            <w:tcW w:w="818" w:type="dxa"/>
+          </w:tcPr>
+          <w:p>
+            <w:pPr>
+              <w:spacing w:before="0" w:line="240" w:lineRule="auto"/>
+              <w:rPr>
+                <w:rFonts w:eastAsia="Times New Roman"/>
+                <w:sz w:val="24"/>
+                <w:szCs w:val="24"/>
+              </w:rPr>
+            </w:pPr>
+            <w:r>
+              <w:rPr>
+                <w:rFonts w:eastAsia="Times New Roman"/>
+                <w:sz w:val="24"/>
+                <w:szCs w:val="24"/>
+              </w:rPr>
+              <w:t>Transaction</w:t>
+            </w:r>
+          </w:p>
+        </w:tc>
+        <w:tc>
+          <w:tcPr>
+            <w:tcW w:w="1020" w:type="dxa"/>
+          </w:tcPr>
+          <w:p>
+            <w:pPr>
+              <w:spacing w:before="0" w:line="240" w:lineRule="auto"/>
+              <w:rPr>
+                <w:rFonts w:eastAsia="Times New Roman"/>
+                <w:sz w:val="24"/>
+                <w:szCs w:val="24"/>
+              </w:rPr>
+            </w:pPr>
+            <w:r>
+              <w:rPr>
+                <w:rFonts w:eastAsia="Times New Roman"/>
+                <w:sz w:val="24"/>
+                <w:szCs w:val="24"/>
+              </w:rPr>
+              <w:t>Transaction Mgt &amp; Filter</w:t>
+            </w:r>
+          </w:p>
+        </w:tc>
+        <w:tc>
+          <w:tcPr>
+            <w:tcW w:w="1120" w:type="dxa"/>
+          </w:tcPr>
+          <w:p>
+            <w:pPr>
+              <w:spacing w:before="0" w:line="240" w:lineRule="auto"/>
+              <w:rPr>
+                <w:rFonts w:eastAsia="Times New Roman"/>
+                <w:sz w:val="24"/>
+                <w:szCs w:val="24"/>
+              </w:rPr>
+            </w:pPr>
+            <w:r>
+              <w:rPr>
+                <w:rFonts w:eastAsia="Times New Roman"/>
+                <w:sz w:val="24"/>
+                <w:szCs w:val="24"/>
+              </w:rPr>
+              <w:t>SC_TX_01, SC_TX_02, SC_TX_03</w:t>
+            </w:r>
+          </w:p>
+        </w:tc>
+        <w:tc>
+          <w:tcPr>
+            <w:tcW w:w="1272" w:type="dxa"/>
+          </w:tcPr>
+          <w:p>
+            <w:pPr>
+              <w:spacing w:before="0" w:line="240" w:lineRule="auto"/>
+              <w:rPr>
+                <w:rFonts w:eastAsia="Times New Roman"/>
+                <w:sz w:val="24"/>
+                <w:szCs w:val="24"/>
+              </w:rPr>
+            </w:pPr>
+            <w:r>
+              <w:rPr>
+                <w:rFonts w:eastAsia="Times New Roman"/>
+                <w:sz w:val="24"/>
+                <w:szCs w:val="24"/>
+              </w:rPr>
+              <w:t>TC_TX_01, TC_TX_02, TC_TX_03, TC_TX_04</w:t>
+            </w:r>
+          </w:p>
+        </w:tc>
+        <w:tc>
+          <w:tcPr>
+            <w:tcW w:w="1674" w:type="dxa"/>
+          </w:tcPr>
+          <w:p>
+            <w:pPr>
+              <w:spacing w:before="0" w:line="240" w:lineRule="auto"/>
+              <w:rPr>
+                <w:rFonts w:eastAsia="Times New Roman"/>
+                <w:sz w:val="24"/>
+                <w:szCs w:val="24"/>
+              </w:rPr>
+            </w:pPr>
+            <w:r>
+              <w:rPr>
+                <w:rFonts w:eastAsia="Times New Roman"/>
+                <w:sz w:val="24"/>
+                <w:szCs w:val="24"/>
+              </w:rPr>
+              <w:t>Gộp tính năng lọc giao dịch; Cần test logic update số dư ví</w:t>
+            </w:r>
+          </w:p>
+        </w:tc>
+      </w:tr>
+      <w:tr>
+        <w:tc>
+          <w:tcPr>
+            <w:tcW w:w="704" w:type="dxa"/>
+          </w:tcPr>
+          <w:p>
+            <w:pPr>
+              <w:spacing w:before="0" w:line="240" w:lineRule="auto"/>
+              <w:rPr>
+                <w:rFonts w:eastAsia="Times New Roman"/>
+                <w:sz w:val="24"/>
+                <w:szCs w:val="24"/>
+              </w:rPr>
+            </w:pPr>
+            <w:r>
+              <w:rPr>
+                <w:rFonts w:eastAsia="Times New Roman"/>
+                <w:sz w:val="24"/>
+                <w:szCs w:val="24"/>
+              </w:rPr>
+              <w:lastRenderedPageBreak/>
+              <w:t>FR-03</w:t>
+            </w:r>
+          </w:p>
+        </w:tc>
+        <w:tc>
+          <w:tcPr>
+            <w:tcW w:w="1337" w:type="dxa"/>
+          </w:tcPr>
+          <w:p>
+            <w:pPr>
+              <w:spacing w:before="0" w:line="240" w:lineRule="auto"/>
+              <w:rPr>
+                <w:rFonts w:eastAsia="Times New Roman"/>
+                <w:sz w:val="24"/>
+                <w:szCs w:val="24"/>
+              </w:rPr>
+            </w:pPr>
+            <w:r>
+              <w:rPr>
+                <w:rFonts w:eastAsia="Times New Roman"/>
+                <w:sz w:val="24"/>
+                <w:szCs w:val="24"/>
+              </w:rPr>
+              <w:t>Thống kê thu chi (Biểu đồ, AI advice)</w:t>
+            </w:r>
+          </w:p>
+        </w:tc>
+        <w:tc>
+          <w:tcPr>
+            <w:tcW w:w="1071" w:type="dxa"/>
+          </w:tcPr>
+          <w:p>
+            <w:pPr>
+              <w:spacing w:before="0" w:line="240" w:lineRule="auto"/>
+              <w:rPr>
+                <w:rFonts w:eastAsia="Times New Roman"/>
+                <w:sz w:val="24"/>
+                <w:szCs w:val="24"/>
+              </w:rPr>
+            </w:pPr>
+          </w:p>
+        </w:tc>
+        <w:tc>
+          <w:tcPr>
+            <w:tcW w:w="818" w:type="dxa"/>
+          </w:tcPr>
+          <w:p>
+            <w:pPr>
+              <w:spacing w:before="0" w:line="240" w:lineRule="auto"/>
+              <w:rPr>
+                <w:rFonts w:eastAsia="Times New Roman"/>
+                <w:sz w:val="24"/>
+                <w:szCs w:val="24"/>
+              </w:rPr>
+            </w:pPr>
+            <w:r>
+              <w:rPr>
+                <w:rFonts w:eastAsia="Times New Roman"/>
+                <w:sz w:val="24"/>
+                <w:szCs w:val="24"/>
+              </w:rPr>
+              <w:t>Dashboard</w:t>
+            </w:r>
+          </w:p>
+        </w:tc>
+        <w:tc>
+          <w:tcPr>
+            <w:tcW w:w="1020" w:type="dxa"/>
+          </w:tcPr>
+          <w:p>
+            <w:pPr>
+              <w:spacing w:before="0" w:line="240" w:lineRule="auto"/>
+              <w:rPr>
+                <w:rFonts w:eastAsia="Times New Roman"/>
+                <w:sz w:val="24"/>
+                <w:szCs w:val="24"/>
+              </w:rPr>
+            </w:pPr>
+            <w:r>
+              <w:rPr>
+                <w:rFonts w:eastAsia="Times New Roman"/>
+                <w:sz w:val="24"/>
+                <w:szCs w:val="24"/>
+              </w:rPr>
+              <w:t>Report &amp; Chart</w:t>
+            </w:r>
+          </w:p>
+        </w:tc>
+        <w:tc>
+          <w:tcPr>
+            <w:tcW w:w="1120" w:type="dxa"/>
+          </w:tcPr>
+          <w:p>
+            <w:pPr>
+              <w:spacing w:before="0" w:line="240" w:lineRule="auto"/>
+              <w:rPr>
+                <w:rFonts w:eastAsia="Times New Roman"/>
+                <w:sz w:val="24"/>
+                <w:szCs w:val="24"/>
+              </w:rPr>
+            </w:pPr>
+            <w:r>
+              <w:rPr>
+                <w:rFonts w:eastAsia="Times New Roman"/>
+                <w:sz w:val="24"/>
+                <w:szCs w:val="24"/>
+              </w:rPr>
+              <w:t>SC_DB_01, SC_DB_02</w:t>
+            </w:r>
+          </w:p>
+        </w:tc>
+        <w:tc>
+          <w:tcPr>
+            <w:tcW w:w="1272" w:type="dxa"/>
+          </w:tcPr>
+          <w:p>
+            <w:pPr>
+              <w:spacing w:before="0" w:line="240" w:lineRule="auto"/>
+              <w:rPr>
+                <w:rFonts w:eastAsia="Times New Roman"/>
+                <w:sz w:val="24"/>
+                <w:szCs w:val="24"/>
+              </w:rPr>
+            </w:pPr>
+            <w:r>
+              <w:rPr>
+                <w:rFonts w:eastAsia="Times New Roman"/>
+                <w:sz w:val="24"/>
+                <w:szCs w:val="24"/>
+              </w:rPr>
+              <w:t>TC_DB_01, TC_DB_02</w:t>
+            </w:r>
+          </w:p>
+        </w:tc>
+        <w:tc>
+          <w:tcPr>
+            <w:tcW w:w="1674" w:type="dxa"/>
+          </w:tcPr>
+          <w:p>
+            <w:pPr>
+              <w:spacing w:before="0" w:line="240" w:lineRule="auto"/>
+              <w:rPr>
+                <w:rFonts w:eastAsia="Times New Roman"/>
+                <w:sz w:val="24"/>
+                <w:szCs w:val="24"/>
+              </w:rPr>
+            </w:pPr>
+            <w:r>
+              <w:rPr>
+                <w:rFonts w:eastAsia="Times New Roman"/>
+                <w:sz w:val="24"/>
+                <w:szCs w:val="24"/>
+              </w:rPr>
+              <w:t>Đã tích hợp Gemini AI phân tích</w:t>
+            </w:r>
+          </w:p>
+        </w:tc>
+      </w:tr>
+      <w:tr>
+        <w:tc>
+          <w:tcPr>
+            <w:tcW w:w="704" w:type="dxa"/>
+          </w:tcPr>
+          <w:p>
+            <w:pPr>
+              <w:spacing w:before="0" w:line="240" w:lineRule="auto"/>
+              <w:rPr>
+                <w:rFonts w:eastAsia="Times New Roman"/>
+                <w:sz w:val="24"/>
+                <w:szCs w:val="24"/>
+              </w:rPr>
+            </w:pPr>
+            <w:r>
+              <w:rPr>
+                <w:rFonts w:eastAsia="Times New Roman"/>
+                <w:sz w:val="24"/>
+                <w:szCs w:val="24"/>
+              </w:rPr>
+              <w:t>FR-04</w:t>
+            </w:r>
+          </w:p>
+        </w:tc>
+        <w:tc>
+          <w:tcPr>
+            <w:tcW w:w="1337" w:type="dxa"/>
+          </w:tcPr>
+          <w:p>
+            <w:pPr>
+              <w:spacing w:before="0" w:line="240" w:lineRule="auto"/>
+              <w:rPr>
+                <w:rFonts w:eastAsia="Times New Roman"/>
+                <w:sz w:val="24"/>
+                <w:szCs w:val="24"/>
+              </w:rPr>
+            </w:pPr>
+            <w:r>
+              <w:rPr>
+                <w:rFonts w:eastAsia="Times New Roman"/>
+                <w:sz w:val="24"/>
+                <w:szCs w:val="24"/>
+              </w:rPr>
+              <w:t>Sao lưu và phục hồi dữ liệu cá nhân</w:t>
+            </w:r>
+          </w:p>
+        </w:tc>
+        <w:tc>
+          <w:tcPr>
+            <w:tcW w:w="1071" w:type="dxa"/>
+          </w:tcPr>
+          <w:p>
+            <w:pPr>
+              <w:spacing w:before="0" w:line="240" w:lineRule="auto"/>
+              <w:rPr>
+                <w:rFonts w:eastAsia="Times New Roman"/>
+                <w:sz w:val="24"/>
+                <w:szCs w:val="24"/>
+              </w:rPr>
+            </w:pPr>
+          </w:p>
+        </w:tc>
+        <w:tc>
+          <w:tcPr>
+            <w:tcW w:w="818" w:type="dxa"/>
+          </w:tcPr>
+          <w:p>
+            <w:pPr>
+              <w:spacing w:before="0" w:line="240" w:lineRule="auto"/>
+              <w:rPr>
+                <w:rFonts w:eastAsia="Times New Roman"/>
+                <w:sz w:val="24"/>
+                <w:szCs w:val="24"/>
+              </w:rPr>
+            </w:pPr>
+            <w:r>
+              <w:rPr>
+                <w:rFonts w:eastAsia="Times New Roman"/>
+                <w:sz w:val="24"/>
+                <w:szCs w:val="24"/>
+              </w:rPr>
+              <w:t>Settings</w:t>
+            </w:r>
+          </w:p>
+        </w:tc>
+        <w:tc>
+          <w:tcPr>
+            <w:tcW w:w="1020" w:type="dxa"/>
+          </w:tcPr>
+          <w:p>
+            <w:pPr>
+              <w:spacing w:before="0" w:line="240" w:lineRule="auto"/>
+              <w:rPr>
+                <w:rFonts w:eastAsia="Times New Roman"/>
+                <w:sz w:val="24"/>
+                <w:szCs w:val="24"/>
+              </w:rPr>
+            </w:pPr>
+            <w:r>
+              <w:rPr>
+                <w:rFonts w:eastAsia="Times New Roman"/>
+                <w:sz w:val="24"/>
+                <w:szCs w:val="24"/>
+              </w:rPr>
+              <w:t>Backup &amp; Restore</w:t>
+            </w:r>
+          </w:p>
+        </w:tc>
+        <w:tc>
+          <w:tcPr>
+            <w:tcW w:w="1120" w:type="dxa"/>
+          </w:tcPr>
+          <w:p>
+            <w:pPr>
+              <w:spacing w:before="0" w:line="240" w:lineRule="auto"/>
+              <w:rPr>
+                <w:rFonts w:eastAsia="Times New Roman"/>
+                <w:sz w:val="24"/>
+                <w:szCs w:val="24"/>
+              </w:rPr>
+            </w:pPr>
+            <w:r>
+              <w:rPr>
+                <w:rFonts w:eastAsia="Times New Roman"/>
+                <w:sz w:val="24"/>
+                <w:szCs w:val="24"/>
+              </w:rPr>
+              <w:t>SC_BKP_01, SC_BKP_02</w:t>
+            </w:r>
+          </w:p>
+        </w:tc>
+        <w:tc>
+          <w:tcPr>
+            <w:tcW w:w="1272" w:type="dxa"/>
+          </w:tcPr>
+          <w:p>
+            <w:pPr>
+              <w:spacing w:before="0" w:line="240" w:lineRule="auto"/>
+              <w:rPr>
+                <w:rFonts w:eastAsia="Times New Roman"/>
+                <w:sz w:val="24"/>
+                <w:szCs w:val="24"/>
+              </w:rPr>
+            </w:pPr>
+            <w:r>
+              <w:rPr>
+                <w:rFonts w:eastAsia="Times New Roman"/>
+                <w:sz w:val="24"/>
+                <w:szCs w:val="24"/>
+              </w:rPr>
+              <w:t>TC_BKP_01, TC_BKP_02</w:t>
+            </w:r>
+          </w:p>
+        </w:tc>
+        <w:tc>
+          <w:tcPr>
+            <w:tcW w:w="1674" w:type="dxa"/>
+          </w:tcPr>
+          <w:p>
+            <w:pPr>
+              <w:spacing w:before="0" w:line="240" w:lineRule="auto"/>
+              <w:rPr>
+                <w:rFonts w:eastAsia="Times New Roman"/>
+                <w:sz w:val="24"/>
+                <w:szCs w:val="24"/>
+              </w:rPr>
+            </w:pPr>
+            <w:r>
+              <w:rPr>
+                <w:rFonts w:eastAsia="Times New Roman"/>
+                <w:sz w:val="24"/>
+                <w:szCs w:val="24"/>
+              </w:rPr>
+              <w:t>Xuất/Nhập file .json qua BackupService</w:t>
+            </w:r>
+          </w:p>
+        </w:tc>
+      </w:tr>
+      <w:tr>
+        <w:tc>
+          <w:tcPr>
+            <w:tcW w:w="704" w:type="dxa"/>
+          </w:tcPr>
+          <w:p>
+            <w:pPr>
+              <w:spacing w:before="0" w:line="240" w:lineRule="auto"/>
+              <w:rPr>
+                <w:rFonts w:eastAsia="Times New Roman"/>
+                <w:sz w:val="24"/>
+                <w:szCs w:val="24"/>
+              </w:rPr>
+            </w:pPr>
+            <w:r>
+              <w:rPr>
+                <w:rFonts w:eastAsia="Times New Roman"/>
+                <w:sz w:val="24"/>
+                <w:szCs w:val="24"/>
+              </w:rPr>
+              <w:t>FR-05</w:t>
+            </w:r>
+          </w:p>
+        </w:tc>
+        <w:tc>
+          <w:tcPr>
+            <w:tcW w:w="1337" w:type="dxa"/>
+          </w:tcPr>
+          <w:p>
+            <w:pPr>
+              <w:spacing w:before="0" w:line="240" w:lineRule="auto"/>
+              <w:rPr>
+                <w:rFonts w:eastAsia="Times New Roman"/>
+                <w:sz w:val="24"/>
+                <w:szCs w:val="24"/>
+              </w:rPr>
+            </w:pPr>
+            <w:r>
+              <w:rPr>
+                <w:rFonts w:eastAsia="Times New Roman"/>
+                <w:sz w:val="24"/>
+                <w:szCs w:val="24"/>
+              </w:rPr>
+              <w:t>Tùy biến danh mục (Màu sắc, Icon)</w:t>
+            </w:r>
+          </w:p>
+        </w:tc>
+        <w:tc>
+          <w:tcPr>
+            <w:tcW w:w="1071" w:type="dxa"/>
+          </w:tcPr>
+          <w:p>
+            <w:pPr>
+              <w:spacing w:before="0" w:line="240" w:lineRule="auto"/>
+              <w:rPr>
+                <w:rFonts w:eastAsia="Times New Roman"/>
+                <w:sz w:val="24"/>
+                <w:szCs w:val="24"/>
+              </w:rPr>
+            </w:pPr>
+            <w:r>
+              <w:rPr>
+                <w:rFonts w:eastAsia="Times New Roman"/>
+                <w:sz w:val="24"/>
+                <w:szCs w:val="24"/>
+              </w:rPr>
+              <w:t>BR-07</w:t>
+            </w:r>
+          </w:p>
+        </w:tc>
+        <w:tc>
+          <w:tcPr>
+            <w:tcW w:w="818" w:type="dxa"/>
+          </w:tcPr>
+          <w:p>
+            <w:pPr>
+              <w:spacing w:before="0" w:line="240" w:lineRule="auto"/>
+              <w:rPr>
+                <w:rFonts w:eastAsia="Times New Roman"/>
+                <w:sz w:val="24"/>
+                <w:szCs w:val="24"/>
+              </w:rPr>
+            </w:pPr>
+            <w:r>
+              <w:rPr>
+                <w:rFonts w:eastAsia="Times New Roman"/>
+                <w:sz w:val="24"/>
+                <w:szCs w:val="24"/>
+              </w:rPr>
+              <w:t>Category</w:t>
+            </w:r>
+          </w:p>
+        </w:tc>
+        <w:tc>
+          <w:tcPr>
+            <w:tcW w:w="1020" w:type="dxa"/>
+          </w:tcPr>
+          <w:p>
+            <w:pPr>
+              <w:spacing w:before="0" w:line="240" w:lineRule="auto"/>
+              <w:rPr>
+                <w:rFonts w:eastAsia="Times New Roman"/>
+                <w:sz w:val="24"/>
+                <w:szCs w:val="24"/>
+              </w:rPr>
+            </w:pPr>
+            <w:r>
+              <w:rPr>
+                <w:rFonts w:eastAsia="Times New Roman"/>
+                <w:sz w:val="24"/>
+                <w:szCs w:val="24"/>
+              </w:rPr>
+              <w:t>Category Mgt</w:t>
+            </w:r>
+          </w:p>
+        </w:tc>
+        <w:tc>
+          <w:tcPr>
+            <w:tcW w:w="1120" w:type="dxa"/>
+          </w:tcPr>
+          <w:p>
+            <w:pPr>
+              <w:spacing w:before="0" w:line="240" w:lineRule="auto"/>
+              <w:rPr>
+                <w:rFonts w:eastAsia="Times New Roman"/>
+                <w:sz w:val="24"/>
+                <w:szCs w:val="24"/>
+              </w:rPr>
+            </w:pPr>
+            <w:r>
+              <w:rPr>
+                <w:rFonts w:eastAsia="Times New Roman"/>
+                <w:sz w:val="24"/>
+                <w:szCs w:val="24"/>
+              </w:rPr>
+              <w:t>SC_CAT_01</w:t>
+            </w:r>
+          </w:p>
+        </w:tc>
+        <w:tc>
+          <w:tcPr>
+            <w:tcW w:w="1272" w:type="dxa"/>
+          </w:tcPr>
+          <w:p>
+            <w:pPr>
+              <w:spacing w:before="0" w:line="240" w:lineRule="auto"/>
+              <w:rPr>
+                <w:rFonts w:eastAsia="Times New Roman"/>
+                <w:sz w:val="24"/>
+                <w:szCs w:val="24"/>
+              </w:rPr>
+            </w:pPr>
+            <w:r>
+              <w:rPr>
+                <w:rFonts w:eastAsia="Times New Roman"/>
+                <w:sz w:val="24"/>
+                <w:szCs w:val="24"/>
+              </w:rPr>
+              <w:t>TC_CAT_01, TC_CAT_02</w:t>
+            </w:r>
+          </w:p>
+        </w:tc>
+        <w:tc>
+          <w:tcPr>
+            <w:tcW w:w="1674" w:type="dxa"/>
+          </w:tcPr>
+          <w:p>
+            <w:pPr>
+              <w:spacing w:before="0" w:line="240" w:lineRule="auto"/>
+              <w:rPr>
+                <w:rFonts w:eastAsia="Times New Roman"/>
+                <w:sz w:val="24"/>
+                <w:szCs w:val="24"/>
+              </w:rPr>
+            </w:pPr>
+            <w:r>
+              <w:rPr>
+                <w:rFonts w:eastAsia="Times New Roman"/>
+                <w:sz w:val="24"/>
+                <w:szCs w:val="24"/>
+              </w:rPr>
+              <w:t>Test logic ẩn (hide) danh mục thay vì xóa</w:t>
+            </w:r>
+          </w:p>
+        </w:tc>
+      </w:tr>
+      <w:tr>
+        <w:tc>
+          <w:tcPr>
+            <w:tcW w:w="704" w:type="dxa"/>
+          </w:tcPr>
+          <w:p>
+            <w:pPr>
+              <w:spacing w:before="0" w:line="240" w:lineRule="auto"/>
+              <w:rPr>
+                <w:rFonts w:eastAsia="Times New Roman"/>
+                <w:sz w:val="24"/>
+                <w:szCs w:val="24"/>
+              </w:rPr>
+            </w:pPr>
+            <w:r>
+              <w:rPr>
+                <w:rFonts w:eastAsia="Times New Roman"/>
+                <w:sz w:val="24"/>
+                <w:szCs w:val="24"/>
+              </w:rPr>
+              <w:t>FR-06</w:t>
+            </w:r>
+          </w:p>
+        </w:tc>
+        <w:tc>
+          <w:tcPr>
+            <w:tcW w:w="1337" w:type="dxa"/>
+          </w:tcPr>
+          <w:p>
+            <w:pPr>
+              <w:spacing w:before="0" w:line="240" w:lineRule="auto"/>
+              <w:rPr>
+                <w:rFonts w:eastAsia="Times New Roman"/>
+                <w:sz w:val="24"/>
+                <w:szCs w:val="24"/>
+              </w:rPr>
+            </w:pPr>
+            <w:r>
+              <w:rPr>
+                <w:rFonts w:eastAsia="Times New Roman"/>
+                <w:sz w:val="24"/>
+                <w:szCs w:val="24"/>
+              </w:rPr>
+              <w:t>Nhập sao kê CSV/Excel</w:t>
+            </w:r>
+          </w:p>
+        </w:tc>
+        <w:tc>
+          <w:tcPr>
+            <w:tcW w:w="1071" w:type="dxa"/>
+          </w:tcPr>
+          <w:p>
+            <w:pPr>
+              <w:spacing w:before="0" w:line="240" w:lineRule="auto"/>
+              <w:rPr>
+                <w:rFonts w:eastAsia="Times New Roman"/>
+                <w:sz w:val="24"/>
+                <w:szCs w:val="24"/>
+              </w:rPr>
+            </w:pPr>
+          </w:p>
+        </w:tc>
+        <w:tc>
+          <w:tcPr>
+            <w:tcW w:w="818" w:type="dxa"/>
+          </w:tcPr>
+          <w:p>
+            <w:pPr>
+              <w:spacing w:before="0" w:line="240" w:lineRule="auto"/>
+              <w:rPr>
+                <w:rFonts w:eastAsia="Times New Roman"/>
+                <w:sz w:val="24"/>
+                <w:szCs w:val="24"/>
+              </w:rPr>
+            </w:pPr>
+            <w:r>
+              <w:rPr>
+                <w:rFonts w:eastAsia="Times New Roman"/>
+                <w:sz w:val="24"/>
+                <w:szCs w:val="24"/>
+              </w:rPr>
+              <w:t>Import</w:t>
+            </w:r>
+          </w:p>
+        </w:tc>
+        <w:tc>
+          <w:tcPr>
+            <w:tcW w:w="1020" w:type="dxa"/>
+          </w:tcPr>
+          <w:p>
+            <w:pPr>
+              <w:spacing w:before="0" w:line="240" w:lineRule="auto"/>
+              <w:rPr>
+                <w:rFonts w:eastAsia="Times New Roman"/>
+                <w:sz w:val="24"/>
+                <w:szCs w:val="24"/>
+              </w:rPr>
+            </w:pPr>
+            <w:r>
+              <w:rPr>
+                <w:rFonts w:eastAsia="Times New Roman"/>
+                <w:sz w:val="24"/>
+                <w:szCs w:val="24"/>
+              </w:rPr>
+              <w:t>File Upload</w:t>
+            </w:r>
+          </w:p>
+        </w:tc>
+        <w:tc>
+          <w:tcPr>
+            <w:tcW w:w="1120" w:type="dxa"/>
+          </w:tcPr>
+          <w:p>
+            <w:pPr>
+              <w:spacing w:before="0" w:line="240" w:lineRule="auto"/>
+              <w:rPr>
+                <w:rFonts w:eastAsia="Times New Roman"/>
+                <w:sz w:val="24"/>
+                <w:szCs w:val="24"/>
+              </w:rPr>
+            </w:pPr>
+            <w:r>
+              <w:rPr>
+                <w:rFonts w:eastAsia="Times New Roman"/>
+                <w:sz w:val="24"/>
+                <w:szCs w:val="24"/>
+              </w:rPr>
+              <w:t>SC_IMP_01</w:t>
+            </w:r>
+          </w:p>
+        </w:tc>
+        <w:tc>
+          <w:tcPr>
+            <w:tcW w:w="1272" w:type="dxa"/>
+          </w:tcPr>
+          <w:p>
+            <w:pPr>
+              <w:spacing w:before="0" w:line="240" w:lineRule="auto"/>
+              <w:rPr>
+                <w:rFonts w:eastAsia="Times New Roman"/>
+                <w:sz w:val="24"/>
+                <w:szCs w:val="24"/>
+              </w:rPr>
+            </w:pPr>
+            <w:r>
+              <w:rPr>
+                <w:rFonts w:eastAsia="Times New Roman"/>
+                <w:sz w:val="24"/>
+                <w:szCs w:val="24"/>
+              </w:rPr>
+              <w:t>TC_IMP_01, TC_IMP_02</w:t>
+            </w:r>
+          </w:p>
+        </w:tc>
+        <w:tc>
+          <w:tcPr>
+            <w:tcW w:w="1674" w:type="dxa"/>
+          </w:tcPr>
+          <w:p>
+            <w:pPr>
+              <w:spacing w:before="0" w:line="240" w:lineRule="auto"/>
+              <w:rPr>
+                <w:rFonts w:eastAsia="Times New Roman"/>
+                <w:sz w:val="24"/>
+                <w:szCs w:val="24"/>
+              </w:rPr>
+            </w:pPr>
+            <w:r>
+              <w:rPr>
+                <w:rFonts w:eastAsia="Times New Roman"/>
+                <w:sz w:val="24"/>
+                <w:szCs w:val="24"/>
+              </w:rPr>
+              <w:t>Xử lý map cột động linh hoạt</w:t>
+            </w:r>
+          </w:p>
+        </w:tc>
+      </w:tr>
+      <w:tr>
+        <w:tc>
+          <w:tcPr>
+            <w:tcW w:w="704" w:type="dxa"/>
+          </w:tcPr>
+          <w:p>
+            <w:pPr>
+              <w:spacing w:before="0" w:line="240" w:lineRule="auto"/>
+              <w:rPr>
+                <w:rFonts w:eastAsia="Times New Roman"/>
+                <w:sz w:val="24"/>
+                <w:szCs w:val="24"/>
+              </w:rPr>
+            </w:pPr>
+            <w:r>
+              <w:rPr>
+                <w:rFonts w:eastAsia="Times New Roman"/>
+                <w:sz w:val="24"/>
+                <w:szCs w:val="24"/>
+              </w:rPr>
+              <w:t>FR-07</w:t>
+            </w:r>
+          </w:p>
+        </w:tc>
+        <w:tc>
+          <w:tcPr>
+            <w:tcW w:w="1337" w:type="dxa"/>
+          </w:tcPr>
+          <w:p>
+            <w:pPr>
+              <w:spacing w:before="0" w:line="240" w:lineRule="auto"/>
+              <w:rPr>
+                <w:rFonts w:eastAsia="Times New Roman"/>
+                <w:sz w:val="24"/>
+                <w:szCs w:val="24"/>
+              </w:rPr>
+            </w:pPr>
+            <w:r>
+              <w:rPr>
+                <w:rFonts w:eastAsia="Times New Roman"/>
+                <w:sz w:val="24"/>
+                <w:szCs w:val="24"/>
+              </w:rPr>
+              <w:t>Chuẩn hóa, phát hiện trùng lặp khi import</w:t>
+            </w:r>
+          </w:p>
+        </w:tc>
+        <w:tc>
+          <w:tcPr>
+            <w:tcW w:w="1071" w:type="dxa"/>
+          </w:tcPr>
+          <w:p>
+            <w:pPr>
+              <w:spacing w:before="0" w:line="240" w:lineRule="auto"/>
+              <w:rPr>
+                <w:rFonts w:eastAsia="Times New Roman"/>
+                <w:sz w:val="24"/>
+                <w:szCs w:val="24"/>
+              </w:rPr>
+            </w:pPr>
+            <w:r>
+              <w:rPr>
+                <w:rFonts w:eastAsia="Times New Roman"/>
+                <w:sz w:val="24"/>
+                <w:szCs w:val="24"/>
+              </w:rPr>
+              <w:t>BR-03</w:t>
+            </w:r>
+          </w:p>
+        </w:tc>
+        <w:tc>
+          <w:tcPr>
+            <w:tcW w:w="818" w:type="dxa"/>
+          </w:tcPr>
+          <w:p>
+            <w:pPr>
+              <w:spacing w:before="0" w:line="240" w:lineRule="auto"/>
+              <w:rPr>
+                <w:rFonts w:eastAsia="Times New Roman"/>
+                <w:sz w:val="24"/>
+                <w:szCs w:val="24"/>
+              </w:rPr>
+            </w:pPr>
+            <w:r>
+              <w:rPr>
+                <w:rFonts w:eastAsia="Times New Roman"/>
+                <w:sz w:val="24"/>
+                <w:szCs w:val="24"/>
+              </w:rPr>
+              <w:t>Import</w:t>
+            </w:r>
+          </w:p>
+        </w:tc>
+        <w:tc>
+          <w:tcPr>
+            <w:tcW w:w="1020" w:type="dxa"/>
+          </w:tcPr>
+          <w:p>
+            <w:pPr>
+              <w:spacing w:before="0" w:line="240" w:lineRule="auto"/>
+              <w:rPr>
+                <w:rFonts w:eastAsia="Times New Roman"/>
+                <w:sz w:val="24"/>
+                <w:szCs w:val="24"/>
+              </w:rPr>
+            </w:pPr>
+            <w:r>
+              <w:rPr>
+                <w:rFonts w:eastAsia="Times New Roman"/>
+                <w:sz w:val="24"/>
+                <w:szCs w:val="24"/>
+              </w:rPr>
+              <w:t>Data Validation</w:t>
+            </w:r>
+          </w:p>
+        </w:tc>
+        <w:tc>
+          <w:tcPr>
+            <w:tcW w:w="1120" w:type="dxa"/>
+          </w:tcPr>
+          <w:p>
+            <w:pPr>
+              <w:spacing w:before="0" w:line="240" w:lineRule="auto"/>
+              <w:rPr>
+                <w:rFonts w:eastAsia="Times New Roman"/>
+                <w:sz w:val="24"/>
+                <w:szCs w:val="24"/>
+              </w:rPr>
+            </w:pPr>
+            <w:r>
+              <w:rPr>
+                <w:rFonts w:eastAsia="Times New Roman"/>
+                <w:sz w:val="24"/>
+                <w:szCs w:val="24"/>
+              </w:rPr>
+              <w:t>SC_IMP_02</w:t>
+            </w:r>
+          </w:p>
+        </w:tc>
+        <w:tc>
+          <w:tcPr>
+            <w:tcW w:w="1272" w:type="dxa"/>
+          </w:tcPr>
+          <w:p>
+            <w:pPr>
+              <w:spacing w:before="0" w:line="240" w:lineRule="auto"/>
+              <w:rPr>
+                <w:rFonts w:eastAsia="Times New Roman"/>
+                <w:sz w:val="24"/>
+                <w:szCs w:val="24"/>
+              </w:rPr>
+            </w:pPr>
+            <w:r>
+              <w:rPr>
+                <w:rFonts w:eastAsia="Times New Roman"/>
+                <w:sz w:val="24"/>
+                <w:szCs w:val="24"/>
+              </w:rPr>
+              <w:t>TC_IMP_03</w:t>
+            </w:r>
+          </w:p>
+        </w:tc>
+        <w:tc>
+          <w:tcPr>
+            <w:tcW w:w="1674" w:type="dxa"/>
+          </w:tcPr>
+          <w:p>
+            <w:pPr>
+              <w:spacing w:before="0" w:line="240" w:lineRule="auto"/>
+              <w:rPr>
+                <w:rFonts w:eastAsia="Times New Roman"/>
+                <w:sz w:val="24"/>
+                <w:szCs w:val="24"/>
+              </w:rPr>
+            </w:pPr>
+            <w:r>
+              <w:rPr>
+                <w:rFonts w:eastAsia="Times New Roman"/>
+                <w:sz w:val="24"/>
+                <w:szCs w:val="24"/>
+              </w:rPr>
+              <w:t>So khớp ngày, tiền, mô tả, ví để khử trùng</w:t>
+            </w:r>
+          </w:p>
+        </w:tc>
+      </w:tr>
+      <w:tr>
+        <w:tc>
+          <w:tcPr>
+            <w:tcW w:w="704" w:type="dxa"/>
+          </w:tcPr>
+          <w:p>
+            <w:pPr>
+              <w:spacing w:before="0" w:line="240" w:lineRule="auto"/>
+              <w:rPr>
+                <w:rFonts w:eastAsia="Times New Roman"/>
+                <w:sz w:val="24"/>
+                <w:szCs w:val="24"/>
+              </w:rPr>
+            </w:pPr>
+            <w:r>
+              <w:rPr>
+                <w:rFonts w:eastAsia="Times New Roman"/>
+                <w:sz w:val="24"/>
+                <w:szCs w:val="24"/>
+              </w:rPr>
+              <w:t>FR-08</w:t>
+            </w:r>
+          </w:p>
+        </w:tc>
+        <w:tc>
+          <w:tcPr>
+            <w:tcW w:w="1337" w:type="dxa"/>
+          </w:tcPr>
+          <w:p>
+            <w:pPr>
+              <w:spacing w:before="0" w:line="240" w:lineRule="auto"/>
+              <w:rPr>
+                <w:rFonts w:eastAsia="Times New Roman"/>
+                <w:sz w:val="24"/>
+                <w:szCs w:val="24"/>
+              </w:rPr>
+            </w:pPr>
+            <w:r>
+              <w:rPr>
+                <w:rFonts w:eastAsia="Times New Roman"/>
+                <w:sz w:val="24"/>
+                <w:szCs w:val="24"/>
+              </w:rPr>
+              <w:t>Tự động phân loại bằng Rule/AI</w:t>
+            </w:r>
+          </w:p>
+        </w:tc>
+        <w:tc>
+          <w:tcPr>
+            <w:tcW w:w="1071" w:type="dxa"/>
+          </w:tcPr>
+          <w:p>
+            <w:pPr>
+              <w:spacing w:before="0" w:line="240" w:lineRule="auto"/>
+              <w:rPr>
+                <w:rFonts w:eastAsia="Times New Roman"/>
+                <w:sz w:val="24"/>
+                <w:szCs w:val="24"/>
+              </w:rPr>
+            </w:pPr>
+            <w:r>
+              <w:rPr>
+                <w:rFonts w:eastAsia="Times New Roman"/>
+                <w:sz w:val="24"/>
+                <w:szCs w:val="24"/>
+              </w:rPr>
+              <w:t>BR-09</w:t>
+            </w:r>
+          </w:p>
+        </w:tc>
+        <w:tc>
+          <w:tcPr>
+            <w:tcW w:w="818" w:type="dxa"/>
+          </w:tcPr>
+          <w:p>
+            <w:pPr>
+              <w:spacing w:before="0" w:line="240" w:lineRule="auto"/>
+              <w:rPr>
+                <w:rFonts w:eastAsia="Times New Roman"/>
+                <w:sz w:val="24"/>
+                <w:szCs w:val="24"/>
+              </w:rPr>
+            </w:pPr>
+            <w:r>
+              <w:rPr>
+                <w:rFonts w:eastAsia="Times New Roman"/>
+                <w:sz w:val="24"/>
+                <w:szCs w:val="24"/>
+              </w:rPr>
+              <w:t>Import</w:t>
+            </w:r>
+          </w:p>
+        </w:tc>
+        <w:tc>
+          <w:tcPr>
+            <w:tcW w:w="1020" w:type="dxa"/>
+          </w:tcPr>
+          <w:p>
+            <w:pPr>
+              <w:spacing w:before="0" w:line="240" w:lineRule="auto"/>
+              <w:rPr>
+                <w:rFonts w:eastAsia="Times New Roman"/>
+                <w:sz w:val="24"/>
+                <w:szCs w:val="24"/>
+              </w:rPr>
+            </w:pPr>
+            <w:r>
+              <w:rPr>
+                <w:rFonts w:eastAsia="Times New Roman"/>
+                <w:sz w:val="24"/>
+                <w:szCs w:val="24"/>
+              </w:rPr>
+              <w:t>AI Categorization</w:t>
+            </w:r>
+          </w:p>
+        </w:tc>
+        <w:tc>
+          <w:tcPr>
+            <w:tcW w:w="1120" w:type="dxa"/>
+          </w:tcPr>
+          <w:p>
+            <w:pPr>
+              <w:spacing w:before="0" w:line="240" w:lineRule="auto"/>
+              <w:rPr>
+                <w:rFonts w:eastAsia="Times New Roman"/>
+                <w:sz w:val="24"/>
+                <w:szCs w:val="24"/>
+              </w:rPr>
+            </w:pPr>
+            <w:r>
+              <w:rPr>
+                <w:rFonts w:eastAsia="Times New Roman"/>
+                <w:sz w:val="24"/>
+                <w:szCs w:val="24"/>
+              </w:rPr>
+              <w:t>SC_IMP_03</w:t>
+            </w:r>
+          </w:p>
+        </w:tc>
+        <w:tc>
+          <w:tcPr>
+            <w:tcW w:w="1272" w:type="dxa"/>
+          </w:tcPr>
+          <w:p>
+            <w:pPr>
+              <w:spacing w:before="0" w:line="240" w:lineRule="auto"/>
+              <w:rPr>
+                <w:rFonts w:eastAsia="Times New Roman"/>
+                <w:sz w:val="24"/>
+                <w:szCs w:val="24"/>
+              </w:rPr>
+            </w:pPr>
+            <w:r>
+              <w:rPr>
+                <w:rFonts w:eastAsia="Times New Roman"/>
+                <w:sz w:val="24"/>
+                <w:szCs w:val="24"/>
+              </w:rPr>
+              <w:t>TC_IMP_04</w:t>
+            </w:r>
+          </w:p>
+        </w:tc>
+        <w:tc>
+          <w:tcPr>
+            <w:tcW w:w="1674" w:type="dxa"/>
+          </w:tcPr>
+          <w:p>
+            <w:pPr>
+              <w:spacing w:before="0" w:line="240" w:lineRule="auto"/>
+              <w:rPr>
+                <w:rFonts w:eastAsia="Times New Roman"/>
+                <w:sz w:val="24"/>
+                <w:szCs w:val="24"/>
+              </w:rPr>
+            </w:pPr>
+            <w:r>
+              <w:rPr>
+                <w:rFonts w:eastAsia="Times New Roman"/>
+                <w:sz w:val="24"/>
+                <w:szCs w:val="24"/>
+              </w:rPr>
+              <w:t>Test luồng gán Chưa phân loại khi không khớp rule</w:t>
+            </w:r>
+          </w:p>
+        </w:tc>
+      </w:tr>
+      <w:tr>
+        <w:tc>
+          <w:tcPr>
+            <w:tcW w:w="704" w:type="dxa"/>
+          </w:tcPr>
+          <w:p>
+            <w:pPr>
+              <w:spacing w:before="0" w:line="240" w:lineRule="auto"/>
+              <w:rPr>
+                <w:rFonts w:eastAsia="Times New Roman"/>
+                <w:sz w:val="24"/>
+                <w:szCs w:val="24"/>
+              </w:rPr>
+            </w:pPr>
+            <w:r>
+              <w:rPr>
+                <w:rFonts w:eastAsia="Times New Roman"/>
+                <w:sz w:val="24"/>
+                <w:szCs w:val="24"/>
+              </w:rPr>
+              <w:t>FR-09</w:t>
+            </w:r>
+          </w:p>
+        </w:tc>
+        <w:tc>
+          <w:tcPr>
+            <w:tcW w:w="1337" w:type="dxa"/>
+          </w:tcPr>
+          <w:p>
+            <w:pPr>
+              <w:spacing w:before="0" w:line="240" w:lineRule="auto"/>
+              <w:rPr>
+                <w:rFonts w:eastAsia="Times New Roman"/>
+                <w:sz w:val="24"/>
+                <w:szCs w:val="24"/>
+              </w:rPr>
+            </w:pPr>
+            <w:r>
+              <w:rPr>
+                <w:rFonts w:eastAsia="Times New Roman"/>
+                <w:sz w:val="24"/>
+                <w:szCs w:val="24"/>
+              </w:rPr>
+              <w:t>Thiết lập ngân sách &amp; ghi nhận lịch sử</w:t>
+            </w:r>
+          </w:p>
+        </w:tc>
+        <w:tc>
+          <w:tcPr>
+            <w:tcW w:w="1071" w:type="dxa"/>
+          </w:tcPr>
+          <w:p>
+            <w:pPr>
+              <w:spacing w:before="0" w:line="240" w:lineRule="auto"/>
+              <w:rPr>
+                <w:rFonts w:eastAsia="Times New Roman"/>
+                <w:sz w:val="24"/>
+                <w:szCs w:val="24"/>
+              </w:rPr>
+            </w:pPr>
+            <w:r>
+              <w:rPr>
+                <w:rFonts w:eastAsia="Times New Roman"/>
+                <w:sz w:val="24"/>
+                <w:szCs w:val="24"/>
+              </w:rPr>
+              <w:t>BR-04, BR-05, BR-08</w:t>
+            </w:r>
+          </w:p>
+        </w:tc>
+        <w:tc>
+          <w:tcPr>
+            <w:tcW w:w="818" w:type="dxa"/>
+          </w:tcPr>
+          <w:p>
+            <w:pPr>
+              <w:spacing w:before="0" w:line="240" w:lineRule="auto"/>
+              <w:rPr>
+                <w:rFonts w:eastAsia="Times New Roman"/>
+                <w:sz w:val="24"/>
+                <w:szCs w:val="24"/>
+              </w:rPr>
+            </w:pPr>
+            <w:r>
+              <w:rPr>
+                <w:rFonts w:eastAsia="Times New Roman"/>
+                <w:sz w:val="24"/>
+                <w:szCs w:val="24"/>
+              </w:rPr>
+              <w:t>Budget</w:t>
+            </w:r>
+          </w:p>
+        </w:tc>
+        <w:tc>
+          <w:tcPr>
+            <w:tcW w:w="1020" w:type="dxa"/>
+          </w:tcPr>
+          <w:p>
+            <w:pPr>
+              <w:spacing w:before="0" w:line="240" w:lineRule="auto"/>
+              <w:rPr>
+                <w:rFonts w:eastAsia="Times New Roman"/>
+                <w:sz w:val="24"/>
+                <w:szCs w:val="24"/>
+              </w:rPr>
+            </w:pPr>
+            <w:r>
+              <w:rPr>
+                <w:rFonts w:eastAsia="Times New Roman"/>
+                <w:sz w:val="24"/>
+                <w:szCs w:val="24"/>
+              </w:rPr>
+              <w:t>Budget Tracking</w:t>
+            </w:r>
+          </w:p>
+        </w:tc>
+        <w:tc>
+          <w:tcPr>
+            <w:tcW w:w="1120" w:type="dxa"/>
+          </w:tcPr>
+          <w:p>
+            <w:pPr>
+              <w:spacing w:before="0" w:line="240" w:lineRule="auto"/>
+              <w:rPr>
+                <w:rFonts w:eastAsia="Times New Roman"/>
+                <w:sz w:val="24"/>
+                <w:szCs w:val="24"/>
+              </w:rPr>
+            </w:pPr>
+            <w:r>
+              <w:rPr>
+                <w:rFonts w:eastAsia="Times New Roman"/>
+                <w:sz w:val="24"/>
+                <w:szCs w:val="24"/>
+              </w:rPr>
+              <w:t>SC_BDG_01</w:t>
+            </w:r>
+          </w:p>
+        </w:tc>
+        <w:tc>
+          <w:tcPr>
+            <w:tcW w:w="1272" w:type="dxa"/>
+          </w:tcPr>
+          <w:p>
+            <w:pPr>
+              <w:spacing w:before="0" w:line="240" w:lineRule="auto"/>
+              <w:rPr>
+                <w:rFonts w:eastAsia="Times New Roman"/>
+                <w:sz w:val="24"/>
+                <w:szCs w:val="24"/>
+              </w:rPr>
+            </w:pPr>
+            <w:r>
+              <w:rPr>
+                <w:rFonts w:eastAsia="Times New Roman"/>
+                <w:sz w:val="24"/>
+                <w:szCs w:val="24"/>
+              </w:rPr>
+              <w:t>TC_BDG_01, TC_BDG_02</w:t>
+            </w:r>
+          </w:p>
+        </w:tc>
+        <w:tc>
+          <w:tcPr>
+            <w:tcW w:w="1674" w:type="dxa"/>
+          </w:tcPr>
+          <w:p>
+            <w:pPr>
+              <w:spacing w:before="0" w:line="240" w:lineRule="auto"/>
+              <w:rPr>
+                <w:rFonts w:eastAsia="Times New Roman"/>
+                <w:sz w:val="24"/>
+                <w:szCs w:val="24"/>
+              </w:rPr>
+            </w:pPr>
+            <w:r>
+              <w:rPr>
+                <w:rFonts w:eastAsia="Times New Roman"/>
+                <w:sz w:val="24"/>
+                <w:szCs w:val="24"/>
+              </w:rPr>
+              <w:t>Test logic lưu lịch sử chỉnh sửa (BudgetHistory)</w:t>
+            </w:r>
+          </w:p>
+        </w:tc>
+      </w:tr>
+      <w:tr>
+        <w:tc>
+          <w:tcPr>
+            <w:tcW w:w="704" w:type="dxa"/>
+          </w:tcPr>
+          <w:p>
+            <w:pPr>
+              <w:spacing w:before="0" w:line="240" w:lineRule="auto"/>
+              <w:rPr>
+                <w:rFonts w:eastAsia="Times New Roman"/>
+                <w:sz w:val="24"/>
+                <w:szCs w:val="24"/>
+              </w:rPr>
+            </w:pPr>
+            <w:r>
+              <w:rPr>
+                <w:rFonts w:eastAsia="Times New Roman"/>
+                <w:sz w:val="24"/>
+                <w:szCs w:val="24"/>
+              </w:rPr>
+              <w:t>FR-10</w:t>
+            </w:r>
+          </w:p>
+        </w:tc>
+        <w:tc>
+          <w:tcPr>
+            <w:tcW w:w="1337" w:type="dxa"/>
+          </w:tcPr>
+          <w:p>
+            <w:pPr>
+              <w:spacing w:before="0" w:line="240" w:lineRule="auto"/>
+              <w:rPr>
+                <w:rFonts w:eastAsia="Times New Roman"/>
+                <w:sz w:val="24"/>
+                <w:szCs w:val="24"/>
+              </w:rPr>
+            </w:pPr>
+            <w:r>
+              <w:rPr>
+                <w:rFonts w:eastAsia="Times New Roman"/>
+                <w:sz w:val="24"/>
+                <w:szCs w:val="24"/>
+              </w:rPr>
+              <w:t>Đặt mục tiêu tiết kiệm, theo dõi tiến độ</w:t>
+            </w:r>
+          </w:p>
+        </w:tc>
+        <w:tc>
+          <w:tcPr>
+            <w:tcW w:w="1071" w:type="dxa"/>
+          </w:tcPr>
+          <w:p>
+            <w:pPr>
+              <w:spacing w:before="0" w:line="240" w:lineRule="auto"/>
+              <w:rPr>
+                <w:rFonts w:eastAsia="Times New Roman"/>
+                <w:sz w:val="24"/>
+                <w:szCs w:val="24"/>
+              </w:rPr>
+            </w:pPr>
+            <w:r>
+              <w:rPr>
+                <w:rFonts w:eastAsia="Times New Roman"/>
+                <w:sz w:val="24"/>
+                <w:szCs w:val="24"/>
+              </w:rPr>
+              <w:t>BR-11</w:t>
+            </w:r>
+          </w:p>
+        </w:tc>
+        <w:tc>
+          <w:tcPr>
+            <w:tcW w:w="818" w:type="dxa"/>
+          </w:tcPr>
+          <w:p>
+            <w:pPr>
+              <w:spacing w:before="0" w:line="240" w:lineRule="auto"/>
+              <w:rPr>
+                <w:rFonts w:eastAsia="Times New Roman"/>
+                <w:sz w:val="24"/>
+                <w:szCs w:val="24"/>
+              </w:rPr>
+            </w:pPr>
+            <w:r>
+              <w:rPr>
+                <w:rFonts w:eastAsia="Times New Roman"/>
+                <w:sz w:val="24"/>
+                <w:szCs w:val="24"/>
+              </w:rPr>
+              <w:t>Saving Goal</w:t>
+            </w:r>
+          </w:p>
+        </w:tc>
+        <w:tc>
+          <w:tcPr>
+            <w:tcW w:w="1020" w:type="dxa"/>
+          </w:tcPr>
+          <w:p>
+            <w:pPr>
+              <w:spacing w:before="0" w:line="240" w:lineRule="auto"/>
+              <w:rPr>
+                <w:rFonts w:eastAsia="Times New Roman"/>
+                <w:sz w:val="24"/>
+                <w:szCs w:val="24"/>
+              </w:rPr>
+            </w:pPr>
+            <w:r>
+              <w:rPr>
+                <w:rFonts w:eastAsia="Times New Roman"/>
+                <w:sz w:val="24"/>
+                <w:szCs w:val="24"/>
+              </w:rPr>
+              <w:t>Goal Tracking</w:t>
+            </w:r>
+          </w:p>
+        </w:tc>
+        <w:tc>
+          <w:tcPr>
+            <w:tcW w:w="1120" w:type="dxa"/>
+          </w:tcPr>
+          <w:p>
+            <w:pPr>
+              <w:spacing w:before="0" w:line="240" w:lineRule="auto"/>
+              <w:rPr>
+                <w:rFonts w:eastAsia="Times New Roman"/>
+                <w:sz w:val="24"/>
+                <w:szCs w:val="24"/>
+              </w:rPr>
+            </w:pPr>
+            <w:r>
+              <w:rPr>
+                <w:rFonts w:eastAsia="Times New Roman"/>
+                <w:sz w:val="24"/>
+                <w:szCs w:val="24"/>
+              </w:rPr>
+              <w:t>SC_SVG_01</w:t>
+            </w:r>
+          </w:p>
+        </w:tc>
+        <w:tc>
+          <w:tcPr>
+            <w:tcW w:w="1272" w:type="dxa"/>
+          </w:tcPr>
+          <w:p>
+            <w:pPr>
+              <w:spacing w:before="0" w:line="240" w:lineRule="auto"/>
+              <w:rPr>
+                <w:rFonts w:eastAsia="Times New Roman"/>
+                <w:sz w:val="24"/>
+                <w:szCs w:val="24"/>
+              </w:rPr>
+            </w:pPr>
+            <w:r>
+              <w:rPr>
+                <w:rFonts w:eastAsia="Times New Roman"/>
+                <w:sz w:val="24"/>
+                <w:szCs w:val="24"/>
+              </w:rPr>
+              <w:t>TC_SVG_01, TC_SVG_02</w:t>
+            </w:r>
+          </w:p>
+        </w:tc>
+        <w:tc>
+          <w:tcPr>
+            <w:tcW w:w="1674" w:type="dxa"/>
+          </w:tcPr>
+          <w:p>
+            <w:pPr>
+              <w:spacing w:before="0" w:line="240" w:lineRule="auto"/>
+              <w:rPr>
+                <w:rFonts w:eastAsia="Times New Roman"/>
+                <w:sz w:val="24"/>
+                <w:szCs w:val="24"/>
+              </w:rPr>
+            </w:pPr>
+            <w:r>
+              <w:rPr>
+                <w:rFonts w:eastAsia="Times New Roman"/>
+                <w:sz w:val="24"/>
+                <w:szCs w:val="24"/>
+              </w:rPr>
+              <w:t>Trừ tiền trực tiếp từ Wallet bằng Transaction</w:t>
+            </w:r>
+          </w:p>
+        </w:tc>
+      </w:tr>
+      <w:tr>
+        <w:tc>
+          <w:tcPr>
+            <w:tcW w:w="704" w:type="dxa"/>
+          </w:tcPr>
+          <w:p>
+            <w:pPr>
+              <w:spacing w:before="0" w:line="240" w:lineRule="auto"/>
+              <w:rPr>
+                <w:rFonts w:eastAsia="Times New Roman"/>
+                <w:sz w:val="24"/>
+                <w:szCs w:val="24"/>
+              </w:rPr>
+            </w:pPr>
+            <w:r>
+              <w:rPr>
+                <w:rFonts w:eastAsia="Times New Roman"/>
+                <w:sz w:val="24"/>
+                <w:szCs w:val="24"/>
+              </w:rPr>
+              <w:t>FR-11</w:t>
+            </w:r>
+          </w:p>
+        </w:tc>
+        <w:tc>
+          <w:tcPr>
+            <w:tcW w:w="1337" w:type="dxa"/>
+          </w:tcPr>
+          <w:p>
+            <w:pPr>
+              <w:spacing w:before="0" w:line="240" w:lineRule="auto"/>
+              <w:rPr>
+                <w:rFonts w:eastAsia="Times New Roman"/>
+                <w:sz w:val="24"/>
+                <w:szCs w:val="24"/>
+              </w:rPr>
+            </w:pPr>
+            <w:r>
+              <w:rPr>
+                <w:rFonts w:eastAsia="Times New Roman"/>
+                <w:sz w:val="24"/>
+                <w:szCs w:val="24"/>
+              </w:rPr>
+              <w:t>Cảnh báo vượt ngân sách, nhắc nhở định kỳ</w:t>
+            </w:r>
+          </w:p>
+        </w:tc>
+        <w:tc>
+          <w:tcPr>
+            <w:tcW w:w="1071" w:type="dxa"/>
+          </w:tcPr>
+          <w:p>
+            <w:pPr>
+              <w:spacing w:before="0" w:line="240" w:lineRule="auto"/>
+              <w:rPr>
+                <w:rFonts w:eastAsia="Times New Roman"/>
+                <w:sz w:val="24"/>
+                <w:szCs w:val="24"/>
+              </w:rPr>
+            </w:pPr>
+            <w:r>
+              <w:rPr>
+                <w:rFonts w:eastAsia="Times New Roman"/>
+                <w:sz w:val="24"/>
+                <w:szCs w:val="24"/>
+              </w:rPr>
+              <w:t>BR-10</w:t>
+            </w:r>
+          </w:p>
+        </w:tc>
+        <w:tc>
+          <w:tcPr>
+            <w:tcW w:w="818" w:type="dxa"/>
+          </w:tcPr>
+          <w:p>
+            <w:pPr>
+              <w:spacing w:before="0" w:line="240" w:lineRule="auto"/>
+              <w:rPr>
+                <w:rFonts w:eastAsia="Times New Roman"/>
+                <w:sz w:val="24"/>
+                <w:szCs w:val="24"/>
+              </w:rPr>
+            </w:pPr>
+            <w:r>
+              <w:rPr>
+                <w:rFonts w:eastAsia="Times New Roman"/>
+                <w:sz w:val="24"/>
+                <w:szCs w:val="24"/>
+              </w:rPr>
+              <w:t>Notification</w:t>
+            </w:r>
+          </w:p>
+        </w:tc>
+        <w:tc>
+          <w:tcPr>
+            <w:tcW w:w="1020" w:type="dxa"/>
+          </w:tcPr>
+          <w:p>
+            <w:pPr>
+              <w:spacing w:before="0" w:line="240" w:lineRule="auto"/>
+              <w:rPr>
+                <w:rFonts w:eastAsia="Times New Roman"/>
+                <w:sz w:val="24"/>
+                <w:szCs w:val="24"/>
+              </w:rPr>
+            </w:pPr>
+            <w:r>
+              <w:rPr>
+                <w:rFonts w:eastAsia="Times New Roman"/>
+                <w:sz w:val="24"/>
+                <w:szCs w:val="24"/>
+              </w:rPr>
+              <w:t>Alerts</w:t>
+            </w:r>
+          </w:p>
+        </w:tc>
+        <w:tc>
+          <w:tcPr>
+            <w:tcW w:w="1120" w:type="dxa"/>
+          </w:tcPr>
+          <w:p>
+            <w:pPr>
+              <w:spacing w:before="0" w:line="240" w:lineRule="auto"/>
+              <w:rPr>
+                <w:rFonts w:eastAsia="Times New Roman"/>
+                <w:sz w:val="24"/>
+                <w:szCs w:val="24"/>
+              </w:rPr>
+            </w:pPr>
+            <w:r>
+              <w:rPr>
+                <w:rFonts w:eastAsia="Times New Roman"/>
+                <w:sz w:val="24"/>
+                <w:szCs w:val="24"/>
+              </w:rPr>
+              <w:t>SC_NOT_01</w:t>
+            </w:r>
+          </w:p>
+        </w:tc>
+        <w:tc>
+          <w:tcPr>
+            <w:tcW w:w="1272" w:type="dxa"/>
+          </w:tcPr>
+          <w:p>
+            <w:pPr>
+              <w:spacing w:before="0" w:line="240" w:lineRule="auto"/>
+              <w:rPr>
+                <w:rFonts w:eastAsia="Times New Roman"/>
+                <w:sz w:val="24"/>
+                <w:szCs w:val="24"/>
+              </w:rPr>
+            </w:pPr>
+            <w:r>
+              <w:rPr>
+                <w:rFonts w:eastAsia="Times New Roman"/>
+                <w:sz w:val="24"/>
+                <w:szCs w:val="24"/>
+              </w:rPr>
+              <w:t>TC_NOT_01, TC_NOT_02</w:t>
+            </w:r>
+          </w:p>
+        </w:tc>
+        <w:tc>
+          <w:tcPr>
+            <w:tcW w:w="1674" w:type="dxa"/>
+          </w:tcPr>
+          <w:p>
+            <w:pPr>
+              <w:spacing w:before="0" w:line="240" w:lineRule="auto"/>
+              <w:rPr>
+                <w:rFonts w:eastAsia="Times New Roman"/>
+                <w:sz w:val="24"/>
+                <w:szCs w:val="24"/>
+              </w:rPr>
+            </w:pPr>
+            <w:r>
+              <w:rPr>
+                <w:rFonts w:eastAsia="Times New Roman"/>
+                <w:sz w:val="24"/>
+                <w:szCs w:val="24"/>
+              </w:rPr>
+              <w:t>Test ưu tiên hiển thị và gửi Email nhắc nhở</w:t>
+            </w:r>
+          </w:p>
+        </w:tc>
+      </w:tr>
+      <w:tr>
+        <w:tc>
+          <w:tcPr>
+            <w:tcW w:w="704" w:type="dxa"/>
+          </w:tcPr>
+          <w:p>
+            <w:pPr>
+              <w:spacing w:before="0" w:line="240" w:lineRule="auto"/>
+              <w:rPr>
+                <w:rFonts w:eastAsia="Times New Roman"/>
+                <w:sz w:val="24"/>
+                <w:szCs w:val="24"/>
+              </w:rPr>
+            </w:pPr>
+            <w:r>
+              <w:rPr>
+                <w:rFonts w:eastAsia="Times New Roman"/>
+                <w:sz w:val="24"/>
+                <w:szCs w:val="24"/>
+              </w:rPr>
+              <w:lastRenderedPageBreak/>
+              <w:t>FR-12</w:t>
+            </w:r>
+          </w:p>
+        </w:tc>
+        <w:tc>
+          <w:tcPr>
+            <w:tcW w:w="1337" w:type="dxa"/>
+          </w:tcPr>
+          <w:p>
+            <w:pPr>
+              <w:spacing w:before="0" w:line="240" w:lineRule="auto"/>
+              <w:rPr>
+                <w:rFonts w:eastAsia="Times New Roman"/>
+                <w:sz w:val="24"/>
+                <w:szCs w:val="24"/>
+              </w:rPr>
+            </w:pPr>
+            <w:r>
+              <w:rPr>
+                <w:rFonts w:eastAsia="Times New Roman"/>
+                <w:sz w:val="24"/>
+                <w:szCs w:val="24"/>
+              </w:rPr>
+              <w:t>Biểu đồ xu hướng, cơ cấu chi tiêu</w:t>
+            </w:r>
+          </w:p>
+        </w:tc>
+        <w:tc>
+          <w:tcPr>
+            <w:tcW w:w="1071" w:type="dxa"/>
+          </w:tcPr>
+          <w:p>
+            <w:pPr>
+              <w:spacing w:before="0" w:line="240" w:lineRule="auto"/>
+              <w:rPr>
+                <w:rFonts w:eastAsia="Times New Roman"/>
+                <w:sz w:val="24"/>
+                <w:szCs w:val="24"/>
+              </w:rPr>
+            </w:pPr>
+          </w:p>
+        </w:tc>
+        <w:tc>
+          <w:tcPr>
+            <w:tcW w:w="818" w:type="dxa"/>
+          </w:tcPr>
+          <w:p>
+            <w:pPr>
+              <w:spacing w:before="0" w:line="240" w:lineRule="auto"/>
+              <w:rPr>
+                <w:rFonts w:eastAsia="Times New Roman"/>
+                <w:sz w:val="24"/>
+                <w:szCs w:val="24"/>
+              </w:rPr>
+            </w:pPr>
+            <w:r>
+              <w:rPr>
+                <w:rFonts w:eastAsia="Times New Roman"/>
+                <w:sz w:val="24"/>
+                <w:szCs w:val="24"/>
+              </w:rPr>
+              <w:t>Dashboard</w:t>
+            </w:r>
+          </w:p>
+        </w:tc>
+        <w:tc>
+          <w:tcPr>
+            <w:tcW w:w="1020" w:type="dxa"/>
+          </w:tcPr>
+          <w:p>
+            <w:pPr>
+              <w:spacing w:before="0" w:line="240" w:lineRule="auto"/>
+              <w:rPr>
+                <w:rFonts w:eastAsia="Times New Roman"/>
+                <w:sz w:val="24"/>
+                <w:szCs w:val="24"/>
+              </w:rPr>
+            </w:pPr>
+            <w:r>
+              <w:rPr>
+                <w:rFonts w:eastAsia="Times New Roman"/>
+                <w:sz w:val="24"/>
+                <w:szCs w:val="24"/>
+              </w:rPr>
+              <w:t>Visualizations</w:t>
+            </w:r>
+          </w:p>
+        </w:tc>
+        <w:tc>
+          <w:tcPr>
+            <w:tcW w:w="1120" w:type="dxa"/>
+          </w:tcPr>
+          <w:p>
+            <w:pPr>
+              <w:spacing w:before="0" w:line="240" w:lineRule="auto"/>
+              <w:rPr>
+                <w:rFonts w:eastAsia="Times New Roman"/>
+                <w:sz w:val="24"/>
+                <w:szCs w:val="24"/>
+              </w:rPr>
+            </w:pPr>
+            <w:r>
+              <w:rPr>
+                <w:rFonts w:eastAsia="Times New Roman"/>
+                <w:sz w:val="24"/>
+                <w:szCs w:val="24"/>
+              </w:rPr>
+              <w:t>SC_DB_03</w:t>
+            </w:r>
+          </w:p>
+        </w:tc>
+        <w:tc>
+          <w:tcPr>
+            <w:tcW w:w="1272" w:type="dxa"/>
+          </w:tcPr>
+          <w:p>
+            <w:pPr>
+              <w:spacing w:before="0" w:line="240" w:lineRule="auto"/>
+              <w:rPr>
+                <w:rFonts w:eastAsia="Times New Roman"/>
+                <w:sz w:val="24"/>
+                <w:szCs w:val="24"/>
+              </w:rPr>
+            </w:pPr>
+            <w:r>
+              <w:rPr>
+                <w:rFonts w:eastAsia="Times New Roman"/>
+                <w:sz w:val="24"/>
+                <w:szCs w:val="24"/>
+              </w:rPr>
+              <w:t>TC_DB_03</w:t>
+            </w:r>
+          </w:p>
+        </w:tc>
+        <w:tc>
+          <w:tcPr>
+            <w:tcW w:w="1674" w:type="dxa"/>
+          </w:tcPr>
+          <w:p>
+            <w:pPr>
+              <w:spacing w:before="0" w:line="240" w:lineRule="auto"/>
+              <w:rPr>
+                <w:rFonts w:eastAsia="Times New Roman"/>
+                <w:sz w:val="24"/>
+                <w:szCs w:val="24"/>
+              </w:rPr>
+            </w:pPr>
+            <w:r>
+              <w:rPr>
+                <w:rFonts w:eastAsia="Times New Roman"/>
+                <w:sz w:val="24"/>
+                <w:szCs w:val="24"/>
+              </w:rPr>
+              <w:t>Sử dụng Recharts hiển thị dữ liệu</w:t>
+            </w:r>
+          </w:p>
+        </w:tc>
+      </w:tr>
+      <w:tr>
+        <w:tc>
+          <w:tcPr>
+            <w:tcW w:w="704" w:type="dxa"/>
+          </w:tcPr>
+          <w:p>
+            <w:pPr>
+              <w:spacing w:before="0" w:line="240" w:lineRule="auto"/>
+              <w:rPr>
+                <w:rFonts w:eastAsia="Times New Roman"/>
+                <w:sz w:val="24"/>
+                <w:szCs w:val="24"/>
+              </w:rPr>
+            </w:pPr>
+            <w:r>
+              <w:rPr>
+                <w:rFonts w:eastAsia="Times New Roman"/>
+                <w:sz w:val="24"/>
+                <w:szCs w:val="24"/>
+              </w:rPr>
+              <w:t>FR-13</w:t>
+            </w:r>
+          </w:p>
+        </w:tc>
+        <w:tc>
+          <w:tcPr>
+            <w:tcW w:w="1337" w:type="dxa"/>
+          </w:tcPr>
+          <w:p>
+            <w:pPr>
+              <w:spacing w:before="0" w:line="240" w:lineRule="auto"/>
+              <w:rPr>
+                <w:rFonts w:eastAsia="Times New Roman"/>
+                <w:sz w:val="24"/>
+                <w:szCs w:val="24"/>
+              </w:rPr>
+            </w:pPr>
+            <w:r>
+              <w:rPr>
+                <w:rFonts w:eastAsia="Times New Roman"/>
+                <w:sz w:val="24"/>
+                <w:szCs w:val="24"/>
+              </w:rPr>
+              <w:t>Chia sẻ ví gia đình (View/Edit)</w:t>
+            </w:r>
+          </w:p>
+        </w:tc>
+        <w:tc>
+          <w:tcPr>
+            <w:tcW w:w="1071" w:type="dxa"/>
+          </w:tcPr>
+          <w:p>
+            <w:pPr>
+              <w:spacing w:before="0" w:line="240" w:lineRule="auto"/>
+              <w:rPr>
+                <w:rFonts w:eastAsia="Times New Roman"/>
+                <w:sz w:val="24"/>
+                <w:szCs w:val="24"/>
+              </w:rPr>
+            </w:pPr>
+            <w:r>
+              <w:rPr>
+                <w:rFonts w:eastAsia="Times New Roman"/>
+                <w:sz w:val="24"/>
+                <w:szCs w:val="24"/>
+              </w:rPr>
+              <w:t>BR-06, BR-12</w:t>
+            </w:r>
+          </w:p>
+        </w:tc>
+        <w:tc>
+          <w:tcPr>
+            <w:tcW w:w="818" w:type="dxa"/>
+          </w:tcPr>
+          <w:p>
+            <w:pPr>
+              <w:spacing w:before="0" w:line="240" w:lineRule="auto"/>
+              <w:rPr>
+                <w:rFonts w:eastAsia="Times New Roman"/>
+                <w:sz w:val="24"/>
+                <w:szCs w:val="24"/>
+              </w:rPr>
+            </w:pPr>
+            <w:r>
+              <w:rPr>
+                <w:rFonts w:eastAsia="Times New Roman"/>
+                <w:sz w:val="24"/>
+                <w:szCs w:val="24"/>
+              </w:rPr>
+              <w:t>Wallet / Family</w:t>
+            </w:r>
+          </w:p>
+        </w:tc>
+        <w:tc>
+          <w:tcPr>
+            <w:tcW w:w="1020" w:type="dxa"/>
+          </w:tcPr>
+          <w:p>
+            <w:pPr>
+              <w:spacing w:before="0" w:line="240" w:lineRule="auto"/>
+              <w:rPr>
+                <w:rFonts w:eastAsia="Times New Roman"/>
+                <w:sz w:val="24"/>
+                <w:szCs w:val="24"/>
+              </w:rPr>
+            </w:pPr>
+            <w:r>
+              <w:rPr>
+                <w:rFonts w:eastAsia="Times New Roman"/>
+                <w:sz w:val="24"/>
+                <w:szCs w:val="24"/>
+              </w:rPr>
+              <w:t>Family Sharing</w:t>
+            </w:r>
+          </w:p>
+        </w:tc>
+        <w:tc>
+          <w:tcPr>
+            <w:tcW w:w="1120" w:type="dxa"/>
+          </w:tcPr>
+          <w:p>
+            <w:pPr>
+              <w:spacing w:before="0" w:line="240" w:lineRule="auto"/>
+              <w:rPr>
+                <w:rFonts w:eastAsia="Times New Roman"/>
+                <w:sz w:val="24"/>
+                <w:szCs w:val="24"/>
+              </w:rPr>
+            </w:pPr>
+            <w:r>
+              <w:rPr>
+                <w:rFonts w:eastAsia="Times New Roman"/>
+                <w:sz w:val="24"/>
+                <w:szCs w:val="24"/>
+              </w:rPr>
+              <w:t>SC_WAL_01</w:t>
+            </w:r>
+          </w:p>
+        </w:tc>
+        <w:tc>
+          <w:tcPr>
+            <w:tcW w:w="1272" w:type="dxa"/>
+          </w:tcPr>
+          <w:p>
+            <w:pPr>
+              <w:spacing w:before="0" w:line="240" w:lineRule="auto"/>
+              <w:rPr>
+                <w:rFonts w:eastAsia="Times New Roman"/>
+                <w:sz w:val="24"/>
+                <w:szCs w:val="24"/>
+              </w:rPr>
+            </w:pPr>
+            <w:r>
+              <w:rPr>
+                <w:rFonts w:eastAsia="Times New Roman"/>
+                <w:sz w:val="24"/>
+                <w:szCs w:val="24"/>
+              </w:rPr>
+              <w:t>TC_WAL_01, TC_WAL_02</w:t>
+            </w:r>
+          </w:p>
+        </w:tc>
+        <w:tc>
+          <w:tcPr>
+            <w:tcW w:w="1674" w:type="dxa"/>
+          </w:tcPr>
+          <w:p>
+            <w:pPr>
+              <w:spacing w:before="0" w:line="240" w:lineRule="auto"/>
+              <w:rPr>
+                <w:rFonts w:eastAsia="Times New Roman"/>
+                <w:sz w:val="24"/>
+                <w:szCs w:val="24"/>
+              </w:rPr>
+            </w:pPr>
+            <w:r>
+              <w:rPr>
+                <w:rFonts w:eastAsia="Times New Roman"/>
+                <w:sz w:val="24"/>
+                <w:szCs w:val="24"/>
+              </w:rPr>
+              <w:t>Test chặn lời mời nếu email không tồn tại</w:t>
+            </w:r>
+          </w:p>
+        </w:tc>
+      </w:tr>
+      <w:tr>
+        <w:tc>
+          <w:tcPr>
+            <w:tcW w:w="704" w:type="dxa"/>
+          </w:tcPr>
+          <w:p>
+            <w:pPr>
+              <w:spacing w:before="0" w:line="240" w:lineRule="auto"/>
+              <w:rPr>
+                <w:rFonts w:eastAsia="Times New Roman"/>
+                <w:sz w:val="24"/>
+                <w:szCs w:val="24"/>
+              </w:rPr>
+            </w:pPr>
+            <w:r>
+              <w:rPr>
+                <w:rFonts w:eastAsia="Times New Roman"/>
+                <w:sz w:val="24"/>
+                <w:szCs w:val="24"/>
+              </w:rPr>
+              <w:t>FR-14</w:t>
+            </w:r>
+          </w:p>
+        </w:tc>
+        <w:tc>
+          <w:tcPr>
+            <w:tcW w:w="1337" w:type="dxa"/>
+          </w:tcPr>
+          <w:p>
+            <w:pPr>
+              <w:spacing w:before="0" w:line="240" w:lineRule="auto"/>
+              <w:rPr>
+                <w:rFonts w:eastAsia="Times New Roman"/>
+                <w:sz w:val="24"/>
+                <w:szCs w:val="24"/>
+              </w:rPr>
+            </w:pPr>
+            <w:r>
+              <w:rPr>
+                <w:rFonts w:eastAsia="Times New Roman"/>
+                <w:sz w:val="24"/>
+                <w:szCs w:val="24"/>
+              </w:rPr>
+              <w:t>Phân quyền RBAC (Admin, User)</w:t>
+            </w:r>
+          </w:p>
+        </w:tc>
+        <w:tc>
+          <w:tcPr>
+            <w:tcW w:w="1071" w:type="dxa"/>
+          </w:tcPr>
+          <w:p>
+            <w:pPr>
+              <w:spacing w:before="0" w:line="240" w:lineRule="auto"/>
+              <w:rPr>
+                <w:rFonts w:eastAsia="Times New Roman"/>
+                <w:sz w:val="24"/>
+                <w:szCs w:val="24"/>
+              </w:rPr>
+            </w:pPr>
+          </w:p>
+        </w:tc>
+        <w:tc>
+          <w:tcPr>
+            <w:tcW w:w="818" w:type="dxa"/>
+          </w:tcPr>
+          <w:p>
+            <w:pPr>
+              <w:spacing w:before="0" w:line="240" w:lineRule="auto"/>
+              <w:rPr>
+                <w:rFonts w:eastAsia="Times New Roman"/>
+                <w:sz w:val="24"/>
+                <w:szCs w:val="24"/>
+              </w:rPr>
+            </w:pPr>
+            <w:r>
+              <w:rPr>
+                <w:rFonts w:eastAsia="Times New Roman"/>
+                <w:sz w:val="24"/>
+                <w:szCs w:val="24"/>
+              </w:rPr>
+              <w:t>Security</w:t>
+            </w:r>
+          </w:p>
+        </w:tc>
+        <w:tc>
+          <w:tcPr>
+            <w:tcW w:w="1020" w:type="dxa"/>
+          </w:tcPr>
+          <w:p>
+            <w:pPr>
+              <w:spacing w:before="0" w:line="240" w:lineRule="auto"/>
+              <w:rPr>
+                <w:rFonts w:eastAsia="Times New Roman"/>
+                <w:sz w:val="24"/>
+                <w:szCs w:val="24"/>
+              </w:rPr>
+            </w:pPr>
+            <w:r>
+              <w:rPr>
+                <w:rFonts w:eastAsia="Times New Roman"/>
+                <w:sz w:val="24"/>
+                <w:szCs w:val="24"/>
+              </w:rPr>
+              <w:t>Authorization</w:t>
+            </w:r>
+          </w:p>
+        </w:tc>
+        <w:tc>
+          <w:tcPr>
+            <w:tcW w:w="1120" w:type="dxa"/>
+          </w:tcPr>
+          <w:p>
+            <w:pPr>
+              <w:spacing w:before="0" w:line="240" w:lineRule="auto"/>
+              <w:rPr>
+                <w:rFonts w:eastAsia="Times New Roman"/>
+                <w:sz w:val="24"/>
+                <w:szCs w:val="24"/>
+              </w:rPr>
+            </w:pPr>
+            <w:r>
+              <w:rPr>
+                <w:rFonts w:eastAsia="Times New Roman"/>
+                <w:sz w:val="24"/>
+                <w:szCs w:val="24"/>
+              </w:rPr>
+              <w:t>SC_SEC_01</w:t>
+            </w:r>
+          </w:p>
+        </w:tc>
+        <w:tc>
+          <w:tcPr>
+            <w:tcW w:w="1272" w:type="dxa"/>
+          </w:tcPr>
+          <w:p>
+            <w:pPr>
+              <w:spacing w:before="0" w:line="240" w:lineRule="auto"/>
+              <w:rPr>
+                <w:rFonts w:eastAsia="Times New Roman"/>
+                <w:sz w:val="24"/>
+                <w:szCs w:val="24"/>
+              </w:rPr>
+            </w:pPr>
+            <w:r>
+              <w:rPr>
+                <w:rFonts w:eastAsia="Times New Roman"/>
+                <w:sz w:val="24"/>
+                <w:szCs w:val="24"/>
+              </w:rPr>
+              <w:t>TC_SEC_01</w:t>
+            </w:r>
+          </w:p>
+        </w:tc>
+        <w:tc>
+          <w:tcPr>
+            <w:tcW w:w="1674" w:type="dxa"/>
+          </w:tcPr>
+          <w:p>
+            <w:pPr>
+              <w:spacing w:before="0" w:line="240" w:lineRule="auto"/>
+              <w:rPr>
+                <w:rFonts w:eastAsia="Times New Roman"/>
+                <w:sz w:val="24"/>
+                <w:szCs w:val="24"/>
+              </w:rPr>
+            </w:pPr>
+            <w:r>
+              <w:rPr>
+                <w:rFonts w:eastAsia="Times New Roman"/>
+                <w:sz w:val="24"/>
+                <w:szCs w:val="24"/>
+              </w:rPr>
+              <w:t>Lọc tại JwtAuthenticationFilter</w:t>
+            </w:r>
+          </w:p>
+        </w:tc>
+      </w:tr>
+      <w:tr>
+        <w:tc>
+          <w:tcPr>
+            <w:tcW w:w="704" w:type="dxa"/>
+          </w:tcPr>
+          <w:p>
+            <w:pPr>
+              <w:spacing w:before="0" w:line="240" w:lineRule="auto"/>
+              <w:rPr>
+                <w:rFonts w:eastAsia="Times New Roman"/>
+                <w:sz w:val="24"/>
+                <w:szCs w:val="24"/>
+              </w:rPr>
+            </w:pPr>
+            <w:r>
+              <w:rPr>
+                <w:rFonts w:eastAsia="Times New Roman"/>
+                <w:sz w:val="24"/>
+                <w:szCs w:val="24"/>
+              </w:rPr>
+              <w:t>FR-15</w:t>
+            </w:r>
+          </w:p>
+        </w:tc>
+        <w:tc>
+          <w:tcPr>
+            <w:tcW w:w="1337" w:type="dxa"/>
+          </w:tcPr>
+          <w:p>
+            <w:pPr>
+              <w:spacing w:before="0" w:line="240" w:lineRule="auto"/>
+              <w:rPr>
+                <w:rFonts w:eastAsia="Times New Roman"/>
+                <w:sz w:val="24"/>
+                <w:szCs w:val="24"/>
+              </w:rPr>
+            </w:pPr>
+            <w:r>
+              <w:rPr>
+                <w:rFonts w:eastAsia="Times New Roman"/>
+                <w:sz w:val="24"/>
+                <w:szCs w:val="24"/>
+              </w:rPr>
+              <w:t>Admin Panel (Quản lý User, Cấu hình)</w:t>
+            </w:r>
+          </w:p>
+        </w:tc>
+        <w:tc>
+          <w:tcPr>
+            <w:tcW w:w="1071" w:type="dxa"/>
+          </w:tcPr>
+          <w:p>
+            <w:pPr>
+              <w:spacing w:before="0" w:line="240" w:lineRule="auto"/>
+              <w:rPr>
+                <w:rFonts w:eastAsia="Times New Roman"/>
+                <w:sz w:val="24"/>
+                <w:szCs w:val="24"/>
+              </w:rPr>
+            </w:pPr>
+          </w:p>
+        </w:tc>
+        <w:tc>
+          <w:tcPr>
+            <w:tcW w:w="818" w:type="dxa"/>
+          </w:tcPr>
+          <w:p>
+            <w:pPr>
+              <w:spacing w:before="0" w:line="240" w:lineRule="auto"/>
+              <w:rPr>
+                <w:rFonts w:eastAsia="Times New Roman"/>
+                <w:sz w:val="24"/>
+                <w:szCs w:val="24"/>
+              </w:rPr>
+            </w:pPr>
+            <w:r>
+              <w:rPr>
+                <w:rFonts w:eastAsia="Times New Roman"/>
+                <w:sz w:val="24"/>
+                <w:szCs w:val="24"/>
+              </w:rPr>
+              <w:t>Admin</w:t>
+            </w:r>
+          </w:p>
+        </w:tc>
+        <w:tc>
+          <w:tcPr>
+            <w:tcW w:w="1020" w:type="dxa"/>
+          </w:tcPr>
+          <w:p>
+            <w:pPr>
+              <w:spacing w:before="0" w:line="240" w:lineRule="auto"/>
+              <w:rPr>
+                <w:rFonts w:eastAsia="Times New Roman"/>
+                <w:sz w:val="24"/>
+                <w:szCs w:val="24"/>
+              </w:rPr>
+            </w:pPr>
+            <w:r>
+              <w:rPr>
+                <w:rFonts w:eastAsia="Times New Roman"/>
+                <w:sz w:val="24"/>
+                <w:szCs w:val="24"/>
+              </w:rPr>
+              <w:t>System Config</w:t>
+            </w:r>
+          </w:p>
+        </w:tc>
+        <w:tc>
+          <w:tcPr>
+            <w:tcW w:w="1120" w:type="dxa"/>
+          </w:tcPr>
+          <w:p>
+            <w:pPr>
+              <w:spacing w:before="0" w:line="240" w:lineRule="auto"/>
+              <w:rPr>
+                <w:rFonts w:eastAsia="Times New Roman"/>
+                <w:sz w:val="24"/>
+                <w:szCs w:val="24"/>
+              </w:rPr>
+            </w:pPr>
+            <w:r>
+              <w:rPr>
+                <w:rFonts w:eastAsia="Times New Roman"/>
+                <w:sz w:val="24"/>
+                <w:szCs w:val="24"/>
+              </w:rPr>
+              <w:t>SC_ADM_01</w:t>
+            </w:r>
+          </w:p>
+        </w:tc>
+        <w:tc>
+          <w:tcPr>
+            <w:tcW w:w="1272" w:type="dxa"/>
+          </w:tcPr>
+          <w:p>
+            <w:pPr>
+              <w:spacing w:before="0" w:line="240" w:lineRule="auto"/>
+              <w:rPr>
+                <w:rFonts w:eastAsia="Times New Roman"/>
+                <w:sz w:val="24"/>
+                <w:szCs w:val="24"/>
+              </w:rPr>
+            </w:pPr>
+            <w:r>
+              <w:rPr>
+                <w:rFonts w:eastAsia="Times New Roman"/>
+                <w:sz w:val="24"/>
+                <w:szCs w:val="24"/>
+              </w:rPr>
+              <w:t>TC_ADM_01, TC_ADM_02</w:t>
+            </w:r>
+          </w:p>
+        </w:tc>
+        <w:tc>
+          <w:tcPr>
+            <w:tcW w:w="1674" w:type="dxa"/>
+          </w:tcPr>
+          <w:p>
+            <w:pPr>
+              <w:spacing w:before="0" w:line="240" w:lineRule="auto"/>
+              <w:rPr>
+                <w:rFonts w:eastAsia="Times New Roman"/>
+                <w:sz w:val="24"/>
+                <w:szCs w:val="24"/>
+              </w:rPr>
+            </w:pPr>
+            <w:r>
+              <w:rPr>
+                <w:rFonts w:eastAsia="Times New Roman"/>
+                <w:sz w:val="24"/>
+                <w:szCs w:val="24"/>
+              </w:rPr>
+              <w:t>Chuyển hướng theo role ADMIN</w:t>
+            </w:r>
+          </w:p>
+        </w:tc>
+      </w:tr>
+      <w:tr>
+        <w:tc>
+          <w:tcPr>
+            <w:tcW w:w="704" w:type="dxa"/>
+          </w:tcPr>
+          <w:p>
+            <w:pPr>
+              <w:spacing w:before="0" w:line="240" w:lineRule="auto"/>
+              <w:rPr>
+                <w:rFonts w:eastAsia="Times New Roman"/>
+                <w:sz w:val="24"/>
+                <w:szCs w:val="24"/>
+              </w:rPr>
+            </w:pPr>
+            <w:r>
+              <w:rPr>
+                <w:rFonts w:eastAsia="Times New Roman"/>
+                <w:sz w:val="24"/>
+                <w:szCs w:val="24"/>
+              </w:rPr>
+              <w:t>FR-16</w:t>
+            </w:r>
+          </w:p>
+        </w:tc>
+        <w:tc>
+          <w:tcPr>
+            <w:tcW w:w="1337" w:type="dxa"/>
+          </w:tcPr>
+          <w:p>
+            <w:pPr>
+              <w:spacing w:before="0" w:line="240" w:lineRule="auto"/>
+              <w:rPr>
+                <w:rFonts w:eastAsia="Times New Roman"/>
+                <w:sz w:val="24"/>
+                <w:szCs w:val="24"/>
+              </w:rPr>
+            </w:pPr>
+            <w:r>
+              <w:rPr>
+                <w:rFonts w:eastAsia="Times New Roman"/>
+                <w:sz w:val="24"/>
+                <w:szCs w:val="24"/>
+              </w:rPr>
+              <w:t>Xuất báo cáo Excel, PDF</w:t>
+            </w:r>
+          </w:p>
+        </w:tc>
+        <w:tc>
+          <w:tcPr>
+            <w:tcW w:w="1071" w:type="dxa"/>
+          </w:tcPr>
+          <w:p>
+            <w:pPr>
+              <w:spacing w:before="0" w:line="240" w:lineRule="auto"/>
+              <w:rPr>
+                <w:rFonts w:eastAsia="Times New Roman"/>
+                <w:sz w:val="24"/>
+                <w:szCs w:val="24"/>
+              </w:rPr>
+            </w:pPr>
+          </w:p>
+        </w:tc>
+        <w:tc>
+          <w:tcPr>
+            <w:tcW w:w="818" w:type="dxa"/>
+          </w:tcPr>
+          <w:p>
+            <w:pPr>
+              <w:spacing w:before="0" w:line="240" w:lineRule="auto"/>
+              <w:rPr>
+                <w:rFonts w:eastAsia="Times New Roman"/>
+                <w:sz w:val="24"/>
+                <w:szCs w:val="24"/>
+              </w:rPr>
+            </w:pPr>
+            <w:r>
+              <w:rPr>
+                <w:rFonts w:eastAsia="Times New Roman"/>
+                <w:sz w:val="24"/>
+                <w:szCs w:val="24"/>
+              </w:rPr>
+              <w:t>Report</w:t>
+            </w:r>
+          </w:p>
+        </w:tc>
+        <w:tc>
+          <w:tcPr>
+            <w:tcW w:w="1020" w:type="dxa"/>
+          </w:tcPr>
+          <w:p>
+            <w:pPr>
+              <w:spacing w:before="0" w:line="240" w:lineRule="auto"/>
+              <w:rPr>
+                <w:rFonts w:eastAsia="Times New Roman"/>
+                <w:sz w:val="24"/>
+                <w:szCs w:val="24"/>
+              </w:rPr>
+            </w:pPr>
+            <w:r>
+              <w:rPr>
+                <w:rFonts w:eastAsia="Times New Roman"/>
+                <w:sz w:val="24"/>
+                <w:szCs w:val="24"/>
+              </w:rPr>
+              <w:t>Export</w:t>
+            </w:r>
+          </w:p>
+        </w:tc>
+        <w:tc>
+          <w:tcPr>
+            <w:tcW w:w="1120" w:type="dxa"/>
+          </w:tcPr>
+          <w:p>
+            <w:pPr>
+              <w:spacing w:before="0" w:line="240" w:lineRule="auto"/>
+              <w:rPr>
+                <w:rFonts w:eastAsia="Times New Roman"/>
+                <w:sz w:val="24"/>
+                <w:szCs w:val="24"/>
+              </w:rPr>
+            </w:pPr>
+            <w:r>
+              <w:rPr>
+                <w:rFonts w:eastAsia="Times New Roman"/>
+                <w:sz w:val="24"/>
+                <w:szCs w:val="24"/>
+              </w:rPr>
+              <w:t>SC_REP_01</w:t>
+            </w:r>
+          </w:p>
+        </w:tc>
+        <w:tc>
+          <w:tcPr>
+            <w:tcW w:w="1272" w:type="dxa"/>
+          </w:tcPr>
+          <w:p>
+            <w:pPr>
+              <w:spacing w:before="0" w:line="240" w:lineRule="auto"/>
+              <w:rPr>
+                <w:rFonts w:eastAsia="Times New Roman"/>
+                <w:sz w:val="24"/>
+                <w:szCs w:val="24"/>
+              </w:rPr>
+            </w:pPr>
+            <w:r>
+              <w:rPr>
+                <w:rFonts w:eastAsia="Times New Roman"/>
+                <w:sz w:val="24"/>
+                <w:szCs w:val="24"/>
+              </w:rPr>
+              <w:t>TC_REP_01, TC_REP_02</w:t>
+            </w:r>
+          </w:p>
+        </w:tc>
+        <w:tc>
+          <w:tcPr>
+            <w:tcW w:w="1674" w:type="dxa"/>
+          </w:tcPr>
+          <w:p>
+            <w:pPr>
+              <w:spacing w:before="0" w:line="240" w:lineRule="auto"/>
+              <w:rPr>
+                <w:rFonts w:eastAsia="Times New Roman"/>
+                <w:sz w:val="24"/>
+                <w:szCs w:val="24"/>
+              </w:rPr>
+            </w:pPr>
+            <w:r>
+              <w:rPr>
+                <w:rFonts w:eastAsia="Times New Roman"/>
+                <w:sz w:val="24"/>
+                <w:szCs w:val="24"/>
+              </w:rPr>
+              <w:t>Sử dụng Apache POI và OpenPDF</w:t>
+            </w:r>
+          </w:p>
+        </w:tc>
+      </w:tr>
+    </w:tbl>
     <w:p>
       <w:pPr>
         <w:pStyle w:val="Caption"/>
@@ -22334,12 +25249,16 @@
       <w:pPr>
         <w:spacing w:after="120"/>
         <w:rPr>
-          <w:sz w:val="26"/>
-          <w:szCs w:val="26"/>
-        </w:rPr>
-      </w:pPr>
-      <w:r>
-        <w:rPr>
+          <w:b/>
+          <w:bCs/>
+          <w:sz w:val="26"/>
+          <w:szCs w:val="26"/>
+        </w:rPr>
+      </w:pPr>
+      <w:r>
+        <w:rPr>
+          <w:b/>
+          <w:bCs/>
           <w:sz w:val="26"/>
           <w:szCs w:val="26"/>
         </w:rPr>
@@ -26690,404 +29609,22 @@
     <w:p>
       <w:pPr>
         <w:spacing w:after="120"/>
-        <w:rPr>
-          <w:sz w:val="26"/>
-          <w:szCs w:val="26"/>
-        </w:rPr>
-      </w:pPr>
-    </w:p>
-    <w:p>
-      <w:pPr>
-        <w:pStyle w:val="Caption"/>
         <w:jc w:val="center"/>
         <w:rPr>
-          <w:i w:val="0"/>
-          <w:iCs w:val="0"/>
-          <w:color w:val="auto"/>
-          <w:sz w:val="26"/>
-          <w:szCs w:val="26"/>
-        </w:rPr>
-      </w:pPr>
-      <w:r>
-        <w:rPr>
-          <w:i w:val="0"/>
-          <w:iCs w:val="0"/>
-          <w:color w:val="auto"/>
-          <w:sz w:val="26"/>
-          <w:szCs w:val="26"/>
-        </w:rPr>
-        <w:t xml:space="preserve">Hình </w:t>
-      </w:r>
-      <w:r>
-        <w:rPr>
-          <w:i w:val="0"/>
-          <w:iCs w:val="0"/>
-          <w:color w:val="auto"/>
-          <w:sz w:val="26"/>
-          <w:szCs w:val="26"/>
-        </w:rPr>
-        <w:fldChar w:fldCharType="begin"/>
-      </w:r>
-      <w:r>
-        <w:rPr>
-          <w:i w:val="0"/>
-          <w:iCs w:val="0"/>
-          <w:color w:val="auto"/>
-          <w:sz w:val="26"/>
-          <w:szCs w:val="26"/>
-        </w:rPr>
-        <w:instrText xml:space="preserve"> SEQ Hình \* ARABIC </w:instrText>
-      </w:r>
-      <w:r>
-        <w:rPr>
-          <w:i w:val="0"/>
-          <w:iCs w:val="0"/>
-          <w:color w:val="auto"/>
-          <w:sz w:val="26"/>
-          <w:szCs w:val="26"/>
-        </w:rPr>
-        <w:fldChar w:fldCharType="separate"/>
-      </w:r>
-      <w:r>
-        <w:rPr>
-          <w:i w:val="0"/>
-          <w:iCs w:val="0"/>
-          <w:noProof/>
-          <w:color w:val="auto"/>
-          <w:sz w:val="26"/>
-          <w:szCs w:val="26"/>
-        </w:rPr>
-        <w:t>23</w:t>
-      </w:r>
-      <w:r>
-        <w:rPr>
-          <w:i w:val="0"/>
-          <w:iCs w:val="0"/>
-          <w:color w:val="auto"/>
-          <w:sz w:val="26"/>
-          <w:szCs w:val="26"/>
-        </w:rPr>
-        <w:fldChar w:fldCharType="end"/>
-      </w:r>
-      <w:r>
-        <w:rPr>
-          <w:i w:val="0"/>
-          <w:iCs w:val="0"/>
-          <w:color w:val="auto"/>
-          <w:sz w:val="26"/>
-          <w:szCs w:val="26"/>
-        </w:rPr>
-        <w:t>: Đoạn mã then chốt nhóm 3</w:t>
-      </w:r>
-    </w:p>
-    <w:p>
-      <w:pPr>
-        <w:spacing w:after="120"/>
-        <w:rPr>
-          <w:b/>
-          <w:bCs/>
-          <w:sz w:val="26"/>
-          <w:szCs w:val="26"/>
-        </w:rPr>
-      </w:pPr>
-      <w:r>
-        <w:rPr>
-          <w:b/>
-          <w:bCs/>
-          <w:sz w:val="26"/>
-          <w:szCs w:val="26"/>
-        </w:rPr>
-        <w:t xml:space="preserve">Bằng chứng chạy: </w:t>
-      </w:r>
-    </w:p>
-    <w:p>
-      <w:pPr>
-        <w:spacing w:after="120"/>
-        <w:rPr>
-          <w:sz w:val="26"/>
-          <w:szCs w:val="26"/>
-        </w:rPr>
-      </w:pPr>
-      <w:r>
-        <w:rPr>
-          <w:sz w:val="26"/>
-          <w:szCs w:val="26"/>
-        </w:rPr>
-        <w:t>Với u</w:t>
-      </w:r>
-      <w:r>
-        <w:rPr>
-          <w:sz w:val="26"/>
-          <w:szCs w:val="26"/>
-        </w:rPr>
-        <w:t>nit test checkAndAlertBudget_ReachWarningLimit_SendsWarningOnce xác nhận khi chi tiêu đạt 4.500.000đ trên hạn mức 5.000.000đ (90%, vượt ngưỡng cảnh báo 80%), hệ thống gửi đúng một thông báo có mức ưu tiên 2 và một email. Đồng thời, test checkAndAlertBudget_BelowWarningLimit_DoesNothing xác nhận hệ thống không gửi thông báo khi tổng chi tiêu mới đạt 40% hạn mức.</w:t>
-      </w:r>
-    </w:p>
-    <w:p>
-      <w:pPr>
-        <w:spacing w:after="120"/>
-        <w:rPr>
-          <w:sz w:val="26"/>
-          <w:szCs w:val="26"/>
-        </w:rPr>
-      </w:pPr>
-      <w:r>
-        <w:rPr>
-          <w:sz w:val="26"/>
-          <w:szCs w:val="26"/>
-        </w:rPr>
-        <w:t>(sẽ bổ sung hình ảnh)</w:t>
-      </w:r>
-    </w:p>
-    <w:p>
-      <w:pPr>
-        <w:pStyle w:val="Heading3"/>
-        <w:rPr>
-          <w:b/>
-          <w:bCs/>
-          <w:color w:val="auto"/>
-          <w:sz w:val="26"/>
-          <w:szCs w:val="26"/>
-        </w:rPr>
-      </w:pPr>
-      <w:r>
-        <w:rPr>
-          <w:b/>
-          <w:bCs/>
-          <w:color w:val="auto"/>
-          <w:sz w:val="26"/>
-          <w:szCs w:val="26"/>
-        </w:rPr>
-        <w:t xml:space="preserve">4.4.4. </w:t>
-      </w:r>
-      <w:r>
-        <w:rPr>
-          <w:b/>
-          <w:bCs/>
-          <w:color w:val="auto"/>
-          <w:sz w:val="26"/>
-          <w:szCs w:val="26"/>
-        </w:rPr>
-        <w:t>Nhập sao kê giao dịch và chuẩn hóa dữ liệu (Khử trùng lặp)</w:t>
-      </w:r>
-    </w:p>
-    <w:p>
-      <w:pPr>
-        <w:spacing w:after="120"/>
-        <w:rPr>
-          <w:sz w:val="26"/>
-          <w:szCs w:val="26"/>
-        </w:rPr>
-      </w:pPr>
-      <w:r>
-        <w:rPr>
-          <w:sz w:val="26"/>
-          <w:szCs w:val="26"/>
-        </w:rPr>
-        <w:t xml:space="preserve">Gắn mã: </w:t>
-      </w:r>
-      <w:r>
-        <w:rPr>
-          <w:sz w:val="26"/>
-          <w:szCs w:val="26"/>
-        </w:rPr>
-        <w:t>Mục này hiện thực chức năng Nhập dữ liệu sao kê, tương ứng FR-06, FR-07 và tuân thủ quy tắc nghiệp vụ BR-03 (Phát hiện và khử giao dịch trùng lặp).</w:t>
-      </w:r>
-    </w:p>
-    <w:p>
-      <w:pPr>
-        <w:spacing w:after="120"/>
-        <w:rPr>
-          <w:b/>
-          <w:bCs/>
-          <w:sz w:val="26"/>
-          <w:szCs w:val="26"/>
-        </w:rPr>
-      </w:pPr>
-      <w:r>
-        <w:rPr>
-          <w:b/>
-          <w:bCs/>
-          <w:sz w:val="26"/>
-          <w:szCs w:val="26"/>
-        </w:rPr>
-        <w:t xml:space="preserve">Đầu vào: </w:t>
-      </w:r>
-      <w:r>
-        <w:rPr>
-          <w:sz w:val="26"/>
-          <w:szCs w:val="26"/>
-        </w:rPr>
-        <w:t>Tệp sao kê (.csv, .xlsx), các tham số ánh xạ cột (Ngày, Số tiền, Nội dung).</w:t>
-      </w:r>
-    </w:p>
-    <w:p>
-      <w:pPr>
-        <w:spacing w:after="120"/>
-        <w:rPr>
-          <w:b/>
-          <w:bCs/>
-          <w:sz w:val="26"/>
-          <w:szCs w:val="26"/>
-        </w:rPr>
-      </w:pPr>
-      <w:r>
-        <w:rPr>
-          <w:b/>
-          <w:bCs/>
-          <w:sz w:val="26"/>
-          <w:szCs w:val="26"/>
-        </w:rPr>
-        <w:t xml:space="preserve">Đầu ra: </w:t>
-      </w:r>
-      <w:r>
-        <w:rPr>
-          <w:sz w:val="26"/>
-          <w:szCs w:val="26"/>
-        </w:rPr>
-        <w:t>Giao dịch được nạp vào cơ sở dữ liệu, đối tượng ImportBatchDTO thống kê số dòng thành công, thất bại và trùng lặp.</w:t>
-      </w:r>
-    </w:p>
-    <w:p>
-      <w:pPr>
-        <w:spacing w:after="120"/>
-        <w:rPr>
-          <w:sz w:val="26"/>
-          <w:szCs w:val="26"/>
-        </w:rPr>
-      </w:pPr>
-      <w:r>
-        <w:rPr>
-          <w:b/>
-          <w:bCs/>
-          <w:sz w:val="26"/>
-          <w:szCs w:val="26"/>
-        </w:rPr>
-        <w:t>Luồng xử lý</w:t>
-      </w:r>
-      <w:r>
-        <w:rPr>
-          <w:b/>
-          <w:bCs/>
-          <w:sz w:val="26"/>
-          <w:szCs w:val="26"/>
-        </w:rPr>
-        <w:t>:</w:t>
-      </w:r>
-      <w:r>
-        <w:rPr>
-          <w:sz w:val="26"/>
-          <w:szCs w:val="26"/>
-        </w:rPr>
-        <w:t xml:space="preserve"> gồm hai bước bước xem trước (POST /import-batches/preview) đọc dòng tiêu đề và trả về danh sách cột</w:t>
-      </w:r>
-      <w:r>
-        <w:rPr>
-          <w:sz w:val="26"/>
-          <w:szCs w:val="26"/>
-        </w:rPr>
-        <w:t xml:space="preserve"> cho frontend</w:t>
-      </w:r>
-      <w:r>
-        <w:rPr>
-          <w:sz w:val="26"/>
-          <w:szCs w:val="26"/>
-        </w:rPr>
-        <w:t xml:space="preserve"> để người dùng</w:t>
-      </w:r>
-      <w:r>
-        <w:rPr>
-          <w:sz w:val="26"/>
-          <w:szCs w:val="26"/>
-        </w:rPr>
-        <w:t xml:space="preserve"> tự lựa chọn cột</w:t>
-      </w:r>
-      <w:r>
-        <w:rPr>
-          <w:sz w:val="26"/>
-          <w:szCs w:val="26"/>
-        </w:rPr>
-        <w:t>; bước nhập chính thức (POST /import-batches/upload) xử lý toàn bộ dữ liệu được tải lên.</w:t>
-      </w:r>
-      <w:r>
-        <w:rPr>
-          <w:sz w:val="26"/>
-          <w:szCs w:val="26"/>
-        </w:rPr>
-        <w:t xml:space="preserve"> </w:t>
-      </w:r>
-      <w:r>
-        <w:rPr>
-          <w:sz w:val="26"/>
-          <w:szCs w:val="26"/>
-        </w:rPr>
-        <w:t>Với mỗi dòng dữ liệu, hệ thống kiểm tra trùng lặp dựa trên ví, ngày, số tiền và nội dung để tránh nhập lại giao dịch đã tồn tại</w:t>
-      </w:r>
-      <w:r>
-        <w:rPr>
-          <w:sz w:val="26"/>
-          <w:szCs w:val="26"/>
-        </w:rPr>
-        <w:t xml:space="preserve"> theo BR-03.</w:t>
-      </w:r>
-    </w:p>
-    <w:p>
-      <w:pPr>
-        <w:spacing w:after="120"/>
-        <w:rPr>
-          <w:sz w:val="26"/>
-          <w:szCs w:val="26"/>
-        </w:rPr>
-      </w:pPr>
-      <w:r>
-        <w:rPr>
-          <w:sz w:val="26"/>
-          <w:szCs w:val="26"/>
-        </w:rPr>
-        <w:t xml:space="preserve">Hệ thống xử lý file theo cấu hình cột đã được ánh xạ, đồng thời chuẩn hóa định dạng ngày tháng do dữ liệu từ các ngân hàng có thể sử dụng các định dạng khác nhau như dd/MM/yyyy hoặc yyyy-MM-dd. </w:t>
-      </w:r>
-    </w:p>
-    <w:p>
-      <w:pPr>
-        <w:spacing w:after="120"/>
-        <w:rPr>
-          <w:b/>
-          <w:bCs/>
-          <w:sz w:val="26"/>
-          <w:szCs w:val="26"/>
-        </w:rPr>
-      </w:pPr>
-      <w:r>
-        <w:rPr>
-          <w:b/>
-          <w:bCs/>
-          <w:sz w:val="26"/>
-          <w:szCs w:val="26"/>
-        </w:rPr>
-        <w:lastRenderedPageBreak/>
-        <w:t>Đoạn mã then chốt:</w:t>
-      </w:r>
-    </w:p>
-    <w:p>
-      <w:pPr>
-        <w:spacing w:after="120"/>
-        <w:jc w:val="center"/>
-        <w:rPr>
-          <w:sz w:val="26"/>
-          <w:szCs w:val="26"/>
-        </w:rPr>
-      </w:pPr>
-      <w:r>
-        <w:rPr>
-          <w:noProof/>
+          <w:sz w:val="26"/>
+          <w:szCs w:val="26"/>
+        </w:rPr>
+      </w:pPr>
+      <w:r>
+        <w:rPr>
           <w:sz w:val="26"/>
           <w:szCs w:val="26"/>
         </w:rPr>
         <w:drawing>
-          <wp:inline distT="0" distB="0" distL="0" distR="0" wp14:anchorId="510FC6EC" wp14:editId="1FA44BB1">
-            <wp:extent cx="4919133" cy="3366315"/>
-            <wp:effectExtent l="0" t="0" r="0" b="5715"/>
-            <wp:docPr id="41" name="Picture 41"/>
+          <wp:inline distT="0" distB="0" distL="0" distR="0" wp14:anchorId="6AA14A8E" wp14:editId="617D5AEC">
+            <wp:extent cx="5547995" cy="1671955"/>
+            <wp:effectExtent l="0" t="0" r="0" b="4445"/>
+            <wp:docPr id="13" name="Picture 13"/>
             <wp:cNvGraphicFramePr>
               <a:graphicFrameLocks xmlns:a="http://schemas.openxmlformats.org/drawingml/2006/main" noChangeAspect="1"/>
             </wp:cNvGraphicFramePr>
@@ -27107,7 +29644,7 @@
                   <pic:spPr>
                     <a:xfrm>
                       <a:off x="0" y="0"/>
-                      <a:ext cx="4921998" cy="3368276"/>
+                      <a:ext cx="5547995" cy="1671955"/>
                     </a:xfrm>
                     <a:prstGeom prst="rect">
                       <a:avLst/>
@@ -27181,7 +29718,7 @@
           <w:sz w:val="26"/>
           <w:szCs w:val="26"/>
         </w:rPr>
-        <w:t>24</w:t>
+        <w:t>23</w:t>
       </w:r>
       <w:r>
         <w:rPr>
@@ -27201,32 +29738,15 @@
           <w:sz w:val="26"/>
           <w:szCs w:val="26"/>
         </w:rPr>
-        <w:t>: Đoạn mã then chốt 4</w:t>
+        <w:t>: Đoạn mã then chốt nhóm 3</w:t>
       </w:r>
     </w:p>
     <w:p>
       <w:pPr>
         <w:spacing w:after="120"/>
-        <w:rPr>
-          <w:sz w:val="26"/>
-          <w:szCs w:val="26"/>
-        </w:rPr>
-      </w:pPr>
-      <w:r>
-        <w:rPr>
-          <w:sz w:val="26"/>
-          <w:szCs w:val="26"/>
-        </w:rPr>
-        <w:t>Bằng chứng chạy: test importData_DuplicateData_SkipsRow xác nhận dòng dữ liệu trùng được bỏ qua và ghi nhận vào duplicatedRows; test importData_InvalidFormat_ThrowsExceptionAndRollback xác nhận khi dữ liệu ngày tháng sai định dạng, toàn bộ giao dịch trong file không được lưu nhờ cơ chế transaction rollback, tránh tình trạng dữ liệu chỉ được nhập một phần.</w:t>
-      </w:r>
-    </w:p>
-    <w:p>
-      <w:pPr>
-        <w:pStyle w:val="Heading3"/>
         <w:rPr>
           <w:b/>
           <w:bCs/>
-          <w:color w:val="auto"/>
           <w:sz w:val="26"/>
           <w:szCs w:val="26"/>
         </w:rPr>
@@ -27235,13 +29755,54 @@
         <w:rPr>
           <w:b/>
           <w:bCs/>
-          <w:color w:val="auto"/>
-          <w:sz w:val="26"/>
-          <w:szCs w:val="26"/>
-        </w:rPr>
-        <w:t xml:space="preserve">4.4.5. </w:t>
-      </w:r>
-      <w:r>
+          <w:sz w:val="26"/>
+          <w:szCs w:val="26"/>
+        </w:rPr>
+        <w:t xml:space="preserve">Bằng chứng chạy: </w:t>
+      </w:r>
+    </w:p>
+    <w:p>
+      <w:pPr>
+        <w:spacing w:after="120"/>
+        <w:rPr>
+          <w:sz w:val="26"/>
+          <w:szCs w:val="26"/>
+        </w:rPr>
+      </w:pPr>
+      <w:r>
+        <w:rPr>
+          <w:sz w:val="26"/>
+          <w:szCs w:val="26"/>
+        </w:rPr>
+        <w:t>Với u</w:t>
+      </w:r>
+      <w:r>
+        <w:rPr>
+          <w:sz w:val="26"/>
+          <w:szCs w:val="26"/>
+        </w:rPr>
+        <w:t>nit test checkAndAlertBudget_ReachWarningLimit_SendsWarningOnce xác nhận khi chi tiêu đạt 4.500.000đ trên hạn mức 5.000.000đ (90%, vượt ngưỡng cảnh báo 80%), hệ thống gửi đúng một thông báo có mức ưu tiên 2 và một email. Đồng thời, test checkAndAlertBudget_BelowWarningLimit_DoesNothing xác nhận hệ thống không gửi thông báo khi tổng chi tiêu mới đạt 40% hạn mức.</w:t>
+      </w:r>
+    </w:p>
+    <w:p>
+      <w:pPr>
+        <w:spacing w:after="120"/>
+        <w:rPr>
+          <w:sz w:val="26"/>
+          <w:szCs w:val="26"/>
+        </w:rPr>
+      </w:pPr>
+      <w:r>
+        <w:rPr>
+          <w:sz w:val="26"/>
+          <w:szCs w:val="26"/>
+        </w:rPr>
+        <w:t>(sẽ bổ sung hình ảnh)</w:t>
+      </w:r>
+    </w:p>
+    <w:p>
+      <w:pPr>
+        <w:pStyle w:val="Heading3"/>
         <w:rPr>
           <w:b/>
           <w:bCs/>
@@ -27249,73 +29810,26 @@
           <w:sz w:val="26"/>
           <w:szCs w:val="26"/>
         </w:rPr>
-        <w:t>Trợ lý AI phân tích tài chính (DashBoard)</w:t>
-      </w:r>
-    </w:p>
-    <w:p>
-      <w:pPr>
-        <w:spacing w:after="120"/>
-        <w:rPr>
-          <w:sz w:val="26"/>
-          <w:szCs w:val="26"/>
-        </w:rPr>
-      </w:pPr>
-      <w:r>
-        <w:rPr>
-          <w:sz w:val="26"/>
-          <w:szCs w:val="26"/>
-        </w:rPr>
-        <w:t>Tương ứng FR-03, module ai_assistant kết hợp với reports.</w:t>
-      </w:r>
-    </w:p>
-    <w:p>
-      <w:pPr>
-        <w:spacing w:after="120"/>
-        <w:rPr>
-          <w:sz w:val="26"/>
-          <w:szCs w:val="26"/>
-        </w:rPr>
       </w:pPr>
       <w:r>
         <w:rPr>
           <w:b/>
           <w:bCs/>
-          <w:sz w:val="26"/>
-          <w:szCs w:val="26"/>
-        </w:rPr>
-        <w:t>Đầu vào:</w:t>
-      </w:r>
-      <w:r>
-        <w:rPr>
-          <w:sz w:val="26"/>
-          <w:szCs w:val="26"/>
-        </w:rPr>
-        <w:t xml:space="preserve"> Chuỗi JSON chứa tổng quan thu/chi và danh sách chi tiêu theo danh mục trong kỳ.</w:t>
-      </w:r>
-    </w:p>
-    <w:p>
-      <w:pPr>
-        <w:spacing w:after="120"/>
-        <w:rPr>
-          <w:sz w:val="26"/>
-          <w:szCs w:val="26"/>
-        </w:rPr>
-      </w:pPr>
+          <w:color w:val="auto"/>
+          <w:sz w:val="26"/>
+          <w:szCs w:val="26"/>
+        </w:rPr>
+        <w:t xml:space="preserve">4.4.4. </w:t>
+      </w:r>
       <w:r>
         <w:rPr>
           <w:b/>
           <w:bCs/>
-          <w:sz w:val="26"/>
-          <w:szCs w:val="26"/>
-        </w:rPr>
-        <w:t>Đầu ra</w:t>
-      </w:r>
-      <w:r>
-        <w:rPr>
-          <w:sz w:val="26"/>
-          <w:szCs w:val="26"/>
-        </w:rPr>
-        <w:t>: Một đoạn văn bản phản hồi dưới 150 chữ, đóng vai trò chuyên gia tài chính.</w:t>
+          <w:color w:val="auto"/>
+          <w:sz w:val="26"/>
+          <w:szCs w:val="26"/>
+        </w:rPr>
+        <w:t>Nhập sao kê giao dịch và chuẩn hóa dữ liệu (Khử trùng lặp)</w:t>
       </w:r>
     </w:p>
     <w:p>
@@ -27327,90 +29841,220 @@
         </w:rPr>
       </w:pPr>
       <w:r>
+        <w:rPr>
+          <w:sz w:val="26"/>
+          <w:szCs w:val="26"/>
+        </w:rPr>
+        <w:t xml:space="preserve">Gắn mã: </w:t>
+      </w:r>
+      <w:r>
+        <w:rPr>
+          <w:sz w:val="26"/>
+          <w:szCs w:val="26"/>
+        </w:rPr>
+        <w:t>Mục này hiện thực chức năng Nhập dữ liệu sao kê, tương ứng FR-06, FR-07 và tuân thủ quy tắc nghiệp vụ BR-03 (Phát hiện và khử giao dịch trùng lặp).</w:t>
+      </w:r>
+    </w:p>
+    <w:p>
+      <w:pPr>
+        <w:spacing w:after="120"/>
         <w:rPr>
           <w:b/>
           <w:bCs/>
           <w:sz w:val="26"/>
           <w:szCs w:val="26"/>
         </w:rPr>
-        <w:t>Luồng xử lý:</w:t>
-      </w:r>
-      <w:r>
-        <w:rPr>
-          <w:sz w:val="26"/>
-          <w:szCs w:val="26"/>
-        </w:rPr>
-        <w:t xml:space="preserve"> ReportService tính toán dữ liệu tổng quan, sau đó chuỗi dữ liệu này được nhúng vào prompt động.</w:t>
-      </w:r>
-      <w:r>
-        <w:rPr>
-          <w:sz w:val="26"/>
-          <w:szCs w:val="26"/>
-        </w:rPr>
-        <w:t xml:space="preserve"> Prompt được xây dựng động, đưa các số liệu thực tế của người dùng như tổng thu, tổng chi và chi tiết chi tiêu theo từng danh mục vào </w:t>
-      </w:r>
-      <w:r>
-        <w:rPr>
-          <w:sz w:val="26"/>
-          <w:szCs w:val="26"/>
-        </w:rPr>
-        <w:lastRenderedPageBreak/>
-        <w:t xml:space="preserve">nội dung yêu cầu. </w:t>
-      </w:r>
-      <w:r>
-        <w:rPr>
-          <w:sz w:val="26"/>
-          <w:szCs w:val="26"/>
-        </w:rPr>
-        <w:t xml:space="preserve"> </w:t>
-      </w:r>
-      <w:r>
-        <w:rPr>
-          <w:sz w:val="26"/>
-          <w:szCs w:val="26"/>
-        </w:rPr>
-        <w:t>Ở phía giao diện, hệ thống cũng xử lý riêng trường hợp AI không phản hồi hoặc xảy ra lỗi thông qua trạng thái aiError, hiển thị nút thử lại để người dùng có thể thực hiện lại yêu cầu thay vì để khu vực nhận xét bị trống hoặc gây lỗi toàn bộ trang.</w:t>
-      </w:r>
-    </w:p>
-    <w:p>
-      <w:pPr>
-        <w:spacing w:after="120"/>
+      </w:pPr>
+      <w:r>
         <w:rPr>
           <w:b/>
           <w:bCs/>
           <w:sz w:val="26"/>
           <w:szCs w:val="26"/>
         </w:rPr>
-      </w:pPr>
-      <w:r>
+        <w:t xml:space="preserve">Đầu vào: </w:t>
+      </w:r>
+      <w:r>
+        <w:rPr>
+          <w:sz w:val="26"/>
+          <w:szCs w:val="26"/>
+        </w:rPr>
+        <w:t>Tệp sao kê (.csv, .xlsx), các tham số ánh xạ cột (Ngày, Số tiền, Nội dung).</w:t>
+      </w:r>
+    </w:p>
+    <w:p>
+      <w:pPr>
+        <w:spacing w:after="120"/>
         <w:rPr>
           <w:b/>
           <w:bCs/>
           <w:sz w:val="26"/>
           <w:szCs w:val="26"/>
         </w:rPr>
+      </w:pPr>
+      <w:r>
+        <w:rPr>
+          <w:b/>
+          <w:bCs/>
+          <w:sz w:val="26"/>
+          <w:szCs w:val="26"/>
+        </w:rPr>
+        <w:t xml:space="preserve">Đầu ra: </w:t>
+      </w:r>
+      <w:r>
+        <w:rPr>
+          <w:sz w:val="26"/>
+          <w:szCs w:val="26"/>
+        </w:rPr>
+        <w:t>Giao dịch được nạp vào cơ sở dữ liệu, đối tượng ImportBatchDTO thống kê số dòng thành công, thất bại và trùng lặp.</w:t>
+      </w:r>
+    </w:p>
+    <w:p>
+      <w:pPr>
+        <w:spacing w:after="120"/>
+        <w:rPr>
+          <w:sz w:val="26"/>
+          <w:szCs w:val="26"/>
+        </w:rPr>
+      </w:pPr>
+      <w:r>
+        <w:rPr>
+          <w:b/>
+          <w:bCs/>
+          <w:sz w:val="26"/>
+          <w:szCs w:val="26"/>
+        </w:rPr>
+        <w:t>Luồng xử lý</w:t>
+      </w:r>
+      <w:r>
+        <w:rPr>
+          <w:b/>
+          <w:bCs/>
+          <w:sz w:val="26"/>
+          <w:szCs w:val="26"/>
+        </w:rPr>
+        <w:t>:</w:t>
+      </w:r>
+      <w:r>
+        <w:rPr>
+          <w:sz w:val="26"/>
+          <w:szCs w:val="26"/>
+        </w:rPr>
+        <w:t xml:space="preserve"> gồm hai bước bước xem trước (POST /import-batches/preview) đọc dòng tiêu đề và trả về danh sách cột</w:t>
+      </w:r>
+      <w:r>
+        <w:rPr>
+          <w:sz w:val="26"/>
+          <w:szCs w:val="26"/>
+        </w:rPr>
+        <w:t xml:space="preserve"> cho frontend</w:t>
+      </w:r>
+      <w:r>
+        <w:rPr>
+          <w:sz w:val="26"/>
+          <w:szCs w:val="26"/>
+        </w:rPr>
+        <w:t xml:space="preserve"> để người dùng</w:t>
+      </w:r>
+      <w:r>
+        <w:rPr>
+          <w:sz w:val="26"/>
+          <w:szCs w:val="26"/>
+        </w:rPr>
+        <w:t xml:space="preserve"> tự lựa chọn cột</w:t>
+      </w:r>
+      <w:r>
+        <w:rPr>
+          <w:sz w:val="26"/>
+          <w:szCs w:val="26"/>
+        </w:rPr>
+        <w:t xml:space="preserve">; bước nhập chính thức (POST /import-batches/upload) xử lý toàn bộ dữ liệu được </w:t>
+      </w:r>
+      <w:r>
+        <w:rPr>
+          <w:sz w:val="26"/>
+          <w:szCs w:val="26"/>
+        </w:rPr>
+        <w:lastRenderedPageBreak/>
+        <w:t>tải lên.</w:t>
+      </w:r>
+      <w:r>
+        <w:rPr>
+          <w:sz w:val="26"/>
+          <w:szCs w:val="26"/>
+        </w:rPr>
+        <w:t xml:space="preserve"> </w:t>
+      </w:r>
+      <w:r>
+        <w:rPr>
+          <w:sz w:val="26"/>
+          <w:szCs w:val="26"/>
+        </w:rPr>
+        <w:t>Với mỗi dòng dữ liệu, hệ thống kiểm tra trùng lặp dựa trên ví, ngày, số tiền và nội dung để tránh nhập lại giao dịch đã tồn tại</w:t>
+      </w:r>
+      <w:r>
+        <w:rPr>
+          <w:sz w:val="26"/>
+          <w:szCs w:val="26"/>
+        </w:rPr>
+        <w:t xml:space="preserve"> theo BR-03.</w:t>
+      </w:r>
+    </w:p>
+    <w:p>
+      <w:pPr>
+        <w:spacing w:after="120"/>
+        <w:rPr>
+          <w:sz w:val="26"/>
+          <w:szCs w:val="26"/>
+        </w:rPr>
+      </w:pPr>
+      <w:r>
+        <w:rPr>
+          <w:sz w:val="26"/>
+          <w:szCs w:val="26"/>
+        </w:rPr>
+        <w:t xml:space="preserve">Hệ thống xử lý file theo cấu hình cột đã được ánh xạ, đồng thời chuẩn hóa định dạng ngày tháng do dữ liệu từ các ngân hàng có thể sử dụng các định dạng khác nhau như dd/MM/yyyy hoặc yyyy-MM-dd. </w:t>
+      </w:r>
+    </w:p>
+    <w:p>
+      <w:pPr>
+        <w:spacing w:after="120"/>
+        <w:rPr>
+          <w:b/>
+          <w:bCs/>
+          <w:sz w:val="26"/>
+          <w:szCs w:val="26"/>
+        </w:rPr>
+      </w:pPr>
+      <w:r>
+        <w:rPr>
+          <w:b/>
+          <w:bCs/>
+          <w:sz w:val="26"/>
+          <w:szCs w:val="26"/>
+        </w:rPr>
         <w:t>Đoạn mã then chốt:</w:t>
       </w:r>
     </w:p>
     <w:p>
       <w:pPr>
         <w:spacing w:after="120"/>
-        <w:rPr>
-          <w:sz w:val="26"/>
-          <w:szCs w:val="26"/>
-        </w:rPr>
-      </w:pPr>
-      <w:r>
-        <w:rPr>
-          <w:noProof/>
+        <w:jc w:val="center"/>
+        <w:rPr>
+          <w:sz w:val="26"/>
+          <w:szCs w:val="26"/>
+        </w:rPr>
+      </w:pPr>
+      <w:r>
+        <w:rPr>
           <w:sz w:val="26"/>
           <w:szCs w:val="26"/>
         </w:rPr>
         <w:drawing>
-          <wp:inline distT="0" distB="0" distL="0" distR="0" wp14:anchorId="7D541BC6" wp14:editId="07827335">
-            <wp:extent cx="5547995" cy="1664335"/>
+          <wp:inline distT="0" distB="0" distL="0" distR="0" wp14:anchorId="3EDE6DFD" wp14:editId="4C56626E">
+            <wp:extent cx="5547995" cy="4272915"/>
             <wp:effectExtent l="0" t="0" r="0" b="0"/>
-            <wp:docPr id="42" name="Picture 42"/>
+            <wp:docPr id="11" name="Picture 11"/>
             <wp:cNvGraphicFramePr>
               <a:graphicFrameLocks xmlns:a="http://schemas.openxmlformats.org/drawingml/2006/main" noChangeAspect="1"/>
             </wp:cNvGraphicFramePr>
@@ -27430,7 +30074,7 @@
                   <pic:spPr>
                     <a:xfrm>
                       <a:off x="0" y="0"/>
-                      <a:ext cx="5547995" cy="1664335"/>
+                      <a:ext cx="5547995" cy="4272915"/>
                     </a:xfrm>
                     <a:prstGeom prst="rect">
                       <a:avLst/>
@@ -27445,6 +30089,106 @@
     </w:p>
     <w:p>
       <w:pPr>
+        <w:pStyle w:val="Caption"/>
+        <w:jc w:val="center"/>
+        <w:rPr>
+          <w:i w:val="0"/>
+          <w:iCs w:val="0"/>
+          <w:color w:val="auto"/>
+          <w:sz w:val="26"/>
+          <w:szCs w:val="26"/>
+        </w:rPr>
+      </w:pPr>
+      <w:r>
+        <w:rPr>
+          <w:i w:val="0"/>
+          <w:iCs w:val="0"/>
+          <w:color w:val="auto"/>
+          <w:sz w:val="26"/>
+          <w:szCs w:val="26"/>
+        </w:rPr>
+        <w:t xml:space="preserve">Hình </w:t>
+      </w:r>
+      <w:r>
+        <w:rPr>
+          <w:i w:val="0"/>
+          <w:iCs w:val="0"/>
+          <w:color w:val="auto"/>
+          <w:sz w:val="26"/>
+          <w:szCs w:val="26"/>
+        </w:rPr>
+        <w:fldChar w:fldCharType="begin"/>
+      </w:r>
+      <w:r>
+        <w:rPr>
+          <w:i w:val="0"/>
+          <w:iCs w:val="0"/>
+          <w:color w:val="auto"/>
+          <w:sz w:val="26"/>
+          <w:szCs w:val="26"/>
+        </w:rPr>
+        <w:instrText xml:space="preserve"> SEQ Hình \* ARABIC </w:instrText>
+      </w:r>
+      <w:r>
+        <w:rPr>
+          <w:i w:val="0"/>
+          <w:iCs w:val="0"/>
+          <w:color w:val="auto"/>
+          <w:sz w:val="26"/>
+          <w:szCs w:val="26"/>
+        </w:rPr>
+        <w:fldChar w:fldCharType="separate"/>
+      </w:r>
+      <w:r>
+        <w:rPr>
+          <w:i w:val="0"/>
+          <w:iCs w:val="0"/>
+          <w:noProof/>
+          <w:color w:val="auto"/>
+          <w:sz w:val="26"/>
+          <w:szCs w:val="26"/>
+        </w:rPr>
+        <w:t>24</w:t>
+      </w:r>
+      <w:r>
+        <w:rPr>
+          <w:i w:val="0"/>
+          <w:iCs w:val="0"/>
+          <w:color w:val="auto"/>
+          <w:sz w:val="26"/>
+          <w:szCs w:val="26"/>
+        </w:rPr>
+        <w:fldChar w:fldCharType="end"/>
+      </w:r>
+      <w:r>
+        <w:rPr>
+          <w:i w:val="0"/>
+          <w:iCs w:val="0"/>
+          <w:color w:val="auto"/>
+          <w:sz w:val="26"/>
+          <w:szCs w:val="26"/>
+        </w:rPr>
+        <w:t>: Đoạn mã then chốt 4</w:t>
+      </w:r>
+    </w:p>
+    <w:p>
+      <w:pPr>
+        <w:spacing w:after="120"/>
+        <w:rPr>
+          <w:sz w:val="26"/>
+          <w:szCs w:val="26"/>
+        </w:rPr>
+      </w:pPr>
+      <w:r>
+        <w:rPr>
+          <w:sz w:val="26"/>
+          <w:szCs w:val="26"/>
+        </w:rPr>
+        <w:t>Bằng chứng chạy: test importData_DuplicateData_SkipsRow xác nhận dòng dữ liệu trùng được bỏ qua và ghi nhận vào duplicatedRows; test importData_InvalidFormat_ThrowsExceptionAndRollback xác nhận khi dữ liệu ngày tháng sai định dạng, toàn bộ giao dịch trong file không được lưu nhờ cơ chế transaction rollback, tránh tình trạng dữ liệu chỉ được nhập một phần.</w:t>
+      </w:r>
+    </w:p>
+    <w:p>
+      <w:pPr>
         <w:pStyle w:val="Heading3"/>
         <w:rPr>
           <w:b/>
@@ -27462,48 +30206,34 @@
           <w:sz w:val="26"/>
           <w:szCs w:val="26"/>
         </w:rPr>
-        <w:t>4.4.6. Chia sẻ ví gia đình và phân quyền truy cập</w:t>
-      </w:r>
-    </w:p>
-    <w:p>
-      <w:pPr>
-        <w:spacing w:after="120"/>
-        <w:rPr>
-          <w:sz w:val="26"/>
-          <w:szCs w:val="26"/>
-        </w:rPr>
-      </w:pPr>
-      <w:r>
-        <w:rPr>
-          <w:sz w:val="26"/>
-          <w:szCs w:val="26"/>
-        </w:rPr>
-        <w:t>Hiện thực chức năng chia sẻ tài khoản (FR-13), xử lý quyền truy cập giữa các tài khoản (BR-06) và kiểm tra tính hợp lệ của người được mời (BR-12).</w:t>
-      </w:r>
-    </w:p>
-    <w:p>
-      <w:pPr>
-        <w:spacing w:after="120"/>
-        <w:rPr>
-          <w:sz w:val="26"/>
-          <w:szCs w:val="26"/>
-        </w:rPr>
-      </w:pPr>
+        <w:t xml:space="preserve">4.4.5. </w:t>
+      </w:r>
       <w:r>
         <w:rPr>
           <w:b/>
           <w:bCs/>
-          <w:sz w:val="26"/>
-          <w:szCs w:val="26"/>
-        </w:rPr>
-        <w:t>Đầu vào:</w:t>
-      </w:r>
-      <w:r>
-        <w:rPr>
-          <w:sz w:val="26"/>
-          <w:szCs w:val="26"/>
-        </w:rPr>
-        <w:t xml:space="preserve"> email người được mời, quyền permission (VIEW / EDIT).</w:t>
+          <w:color w:val="auto"/>
+          <w:sz w:val="26"/>
+          <w:szCs w:val="26"/>
+        </w:rPr>
+        <w:t>Trợ lý AI phân tích tài chính (DashBoard)</w:t>
+      </w:r>
+    </w:p>
+    <w:p>
+      <w:pPr>
+        <w:spacing w:after="120"/>
+        <w:rPr>
+          <w:sz w:val="26"/>
+          <w:szCs w:val="26"/>
+        </w:rPr>
+      </w:pPr>
+      <w:r>
+        <w:rPr>
+          <w:sz w:val="26"/>
+          <w:szCs w:val="26"/>
+        </w:rPr>
+        <w:lastRenderedPageBreak/>
+        <w:t>Tương ứng FR-03, module ai_assistant kết hợp với reports.</w:t>
       </w:r>
     </w:p>
     <w:p>
@@ -27521,25 +30251,48 @@
           <w:sz w:val="26"/>
           <w:szCs w:val="26"/>
         </w:rPr>
-        <w:t>Đầu ra:</w:t>
-      </w:r>
-      <w:r>
-        <w:rPr>
-          <w:sz w:val="26"/>
-          <w:szCs w:val="26"/>
-        </w:rPr>
-        <w:t xml:space="preserve"> HTTP 200 (Thêm thành viên thành công, gửi Email) hoặc HTTP 400 (Từ chối nếu Email không hợp lệ).</w:t>
+        <w:t>Đầu vào:</w:t>
+      </w:r>
+      <w:r>
+        <w:rPr>
+          <w:sz w:val="26"/>
+          <w:szCs w:val="26"/>
+        </w:rPr>
+        <w:t xml:space="preserve"> Chuỗi JSON chứa tổng quan thu/chi và danh sách chi tiêu theo danh mục trong kỳ.</w:t>
       </w:r>
     </w:p>
     <w:p>
       <w:pPr>
         <w:spacing w:after="120"/>
+        <w:rPr>
+          <w:sz w:val="26"/>
+          <w:szCs w:val="26"/>
+        </w:rPr>
+      </w:pPr>
+      <w:r>
         <w:rPr>
           <w:b/>
           <w:bCs/>
           <w:sz w:val="26"/>
           <w:szCs w:val="26"/>
         </w:rPr>
+        <w:t>Đầu ra</w:t>
+      </w:r>
+      <w:r>
+        <w:rPr>
+          <w:sz w:val="26"/>
+          <w:szCs w:val="26"/>
+        </w:rPr>
+        <w:t>: Một đoạn văn bản phản hồi dưới 150 chữ, đóng vai trò chuyên gia tài chính.</w:t>
+      </w:r>
+    </w:p>
+    <w:p>
+      <w:pPr>
+        <w:spacing w:after="120"/>
+        <w:rPr>
+          <w:sz w:val="26"/>
+          <w:szCs w:val="26"/>
+        </w:rPr>
       </w:pPr>
       <w:r>
         <w:rPr>
@@ -27550,21 +30303,33 @@
         </w:rPr>
         <w:t>Luồng xử lý:</w:t>
       </w:r>
-    </w:p>
-    <w:p>
-      <w:pPr>
-        <w:spacing w:after="120"/>
-        <w:rPr>
-          <w:sz w:val="26"/>
-          <w:szCs w:val="26"/>
-        </w:rPr>
-      </w:pPr>
-      <w:r>
-        <w:rPr>
-          <w:sz w:val="26"/>
-          <w:szCs w:val="26"/>
-        </w:rPr>
-        <w:t>Khi chủ ví gửi yêu cầu chia sẻ, hệ thống kiểm tra Email có tồn tại trong bảng Users hay không (BR-12). Sau đó, hệ thống kiểm tra người mời và người được mời có thuộc cùng một Family hay không. Nếu hợp lệ, hệ thống tạo bản ghi trong bảng wallet_member và gửi email thông báo đến người được mời.</w:t>
+      <w:r>
+        <w:rPr>
+          <w:sz w:val="26"/>
+          <w:szCs w:val="26"/>
+        </w:rPr>
+        <w:t xml:space="preserve"> ReportService tính toán dữ liệu tổng quan, sau đó chuỗi dữ liệu này được nhúng vào prompt động.</w:t>
+      </w:r>
+      <w:r>
+        <w:rPr>
+          <w:sz w:val="26"/>
+          <w:szCs w:val="26"/>
+        </w:rPr>
+        <w:t xml:space="preserve"> Prompt được xây dựng động, đưa các số liệu thực tế của người dùng như tổng thu, tổng chi và chi tiết chi tiêu theo từng danh mục vào nội dung yêu cầu. </w:t>
+      </w:r>
+      <w:r>
+        <w:rPr>
+          <w:sz w:val="26"/>
+          <w:szCs w:val="26"/>
+        </w:rPr>
+        <w:t xml:space="preserve"> </w:t>
+      </w:r>
+      <w:r>
+        <w:rPr>
+          <w:sz w:val="26"/>
+          <w:szCs w:val="26"/>
+        </w:rPr>
+        <w:t>Ở phía giao diện, hệ thống cũng xử lý riêng trường hợp AI không phản hồi hoặc xảy ra lỗi thông qua trạng thái aiError, hiển thị nút thử lại để người dùng có thể thực hiện lại yêu cầu thay vì để khu vực nhận xét bị trống hoặc gây lỗi toàn bộ trang.</w:t>
       </w:r>
     </w:p>
     <w:p>
@@ -27597,32 +30362,15 @@
       </w:pPr>
       <w:r>
         <w:rPr>
-          <w:sz w:val="26"/>
-          <w:szCs w:val="26"/>
-        </w:rPr>
-        <w:t>Đoạn mã thể hiện sự kiểm soát logic nghiệp vụ chặt chẽ, từ chối việc tạo bản ghi rác (pending invite) nếu email chưa đăng ký hệ thống.</w:t>
-      </w:r>
-    </w:p>
-    <w:p>
-      <w:pPr>
-        <w:spacing w:after="120"/>
-        <w:rPr>
-          <w:sz w:val="26"/>
-          <w:szCs w:val="26"/>
-        </w:rPr>
-      </w:pPr>
-      <w:r>
-        <w:rPr>
           <w:noProof/>
           <w:sz w:val="26"/>
           <w:szCs w:val="26"/>
         </w:rPr>
-        <w:lastRenderedPageBreak/>
         <w:drawing>
-          <wp:inline distT="0" distB="0" distL="0" distR="0" wp14:anchorId="4D3612FA" wp14:editId="02E12637">
-            <wp:extent cx="5547995" cy="3666490"/>
+          <wp:inline distT="0" distB="0" distL="0" distR="0" wp14:anchorId="7D541BC6" wp14:editId="07827335">
+            <wp:extent cx="5547995" cy="1664335"/>
             <wp:effectExtent l="0" t="0" r="0" b="0"/>
-            <wp:docPr id="43" name="Picture 43"/>
+            <wp:docPr id="42" name="Picture 42"/>
             <wp:cNvGraphicFramePr>
               <a:graphicFrameLocks xmlns:a="http://schemas.openxmlformats.org/drawingml/2006/main" noChangeAspect="1"/>
             </wp:cNvGraphicFramePr>
@@ -27642,6 +30390,218 @@
                   <pic:spPr>
                     <a:xfrm>
                       <a:off x="0" y="0"/>
+                      <a:ext cx="5547995" cy="1664335"/>
+                    </a:xfrm>
+                    <a:prstGeom prst="rect">
+                      <a:avLst/>
+                    </a:prstGeom>
+                  </pic:spPr>
+                </pic:pic>
+              </a:graphicData>
+            </a:graphic>
+          </wp:inline>
+        </w:drawing>
+      </w:r>
+    </w:p>
+    <w:p>
+      <w:pPr>
+        <w:pStyle w:val="Heading3"/>
+        <w:rPr>
+          <w:b/>
+          <w:bCs/>
+          <w:color w:val="auto"/>
+          <w:sz w:val="26"/>
+          <w:szCs w:val="26"/>
+        </w:rPr>
+      </w:pPr>
+      <w:r>
+        <w:rPr>
+          <w:b/>
+          <w:bCs/>
+          <w:color w:val="auto"/>
+          <w:sz w:val="26"/>
+          <w:szCs w:val="26"/>
+        </w:rPr>
+        <w:t>4.4.6. Chia sẻ ví gia đình và phân quyền truy cập</w:t>
+      </w:r>
+    </w:p>
+    <w:p>
+      <w:pPr>
+        <w:spacing w:after="120"/>
+        <w:rPr>
+          <w:sz w:val="26"/>
+          <w:szCs w:val="26"/>
+        </w:rPr>
+      </w:pPr>
+      <w:r>
+        <w:rPr>
+          <w:sz w:val="26"/>
+          <w:szCs w:val="26"/>
+        </w:rPr>
+        <w:t>Hiện thực chức năng chia sẻ tài khoản (FR-13), xử lý quyền truy cập giữa các tài khoản (BR-06) và kiểm tra tính hợp lệ của người được mời (BR-12).</w:t>
+      </w:r>
+    </w:p>
+    <w:p>
+      <w:pPr>
+        <w:spacing w:after="120"/>
+        <w:rPr>
+          <w:sz w:val="26"/>
+          <w:szCs w:val="26"/>
+        </w:rPr>
+      </w:pPr>
+      <w:r>
+        <w:rPr>
+          <w:b/>
+          <w:bCs/>
+          <w:sz w:val="26"/>
+          <w:szCs w:val="26"/>
+        </w:rPr>
+        <w:t>Đầu vào:</w:t>
+      </w:r>
+      <w:r>
+        <w:rPr>
+          <w:sz w:val="26"/>
+          <w:szCs w:val="26"/>
+        </w:rPr>
+        <w:t xml:space="preserve"> email người được mời, quyền permission (VIEW / EDIT).</w:t>
+      </w:r>
+    </w:p>
+    <w:p>
+      <w:pPr>
+        <w:spacing w:after="120"/>
+        <w:rPr>
+          <w:sz w:val="26"/>
+          <w:szCs w:val="26"/>
+        </w:rPr>
+      </w:pPr>
+      <w:r>
+        <w:rPr>
+          <w:b/>
+          <w:bCs/>
+          <w:sz w:val="26"/>
+          <w:szCs w:val="26"/>
+        </w:rPr>
+        <w:t>Đầu ra:</w:t>
+      </w:r>
+      <w:r>
+        <w:rPr>
+          <w:sz w:val="26"/>
+          <w:szCs w:val="26"/>
+        </w:rPr>
+        <w:t xml:space="preserve"> HTTP 200 (Thêm thành viên thành công, gửi Email) hoặc HTTP 400 (Từ chối nếu Email không hợp lệ).</w:t>
+      </w:r>
+    </w:p>
+    <w:p>
+      <w:pPr>
+        <w:spacing w:after="120"/>
+        <w:rPr>
+          <w:b/>
+          <w:bCs/>
+          <w:sz w:val="26"/>
+          <w:szCs w:val="26"/>
+        </w:rPr>
+      </w:pPr>
+      <w:r>
+        <w:rPr>
+          <w:b/>
+          <w:bCs/>
+          <w:sz w:val="26"/>
+          <w:szCs w:val="26"/>
+        </w:rPr>
+        <w:t>Luồng xử lý:</w:t>
+      </w:r>
+    </w:p>
+    <w:p>
+      <w:pPr>
+        <w:spacing w:after="120"/>
+        <w:rPr>
+          <w:sz w:val="26"/>
+          <w:szCs w:val="26"/>
+        </w:rPr>
+      </w:pPr>
+      <w:r>
+        <w:rPr>
+          <w:sz w:val="26"/>
+          <w:szCs w:val="26"/>
+        </w:rPr>
+        <w:lastRenderedPageBreak/>
+        <w:t>Khi chủ ví gửi yêu cầu chia sẻ, hệ thống kiểm tra Email có tồn tại trong bảng Users hay không (BR-12). Sau đó, hệ thống kiểm tra người mời và người được mời có thuộc cùng một Family hay không. Nếu hợp lệ, hệ thống tạo bản ghi trong bảng wallet_member và gửi email thông báo đến người được mời.</w:t>
+      </w:r>
+    </w:p>
+    <w:p>
+      <w:pPr>
+        <w:spacing w:after="120"/>
+        <w:rPr>
+          <w:b/>
+          <w:bCs/>
+          <w:sz w:val="26"/>
+          <w:szCs w:val="26"/>
+        </w:rPr>
+      </w:pPr>
+      <w:r>
+        <w:rPr>
+          <w:b/>
+          <w:bCs/>
+          <w:sz w:val="26"/>
+          <w:szCs w:val="26"/>
+        </w:rPr>
+        <w:t>Đoạn mã then chốt:</w:t>
+      </w:r>
+    </w:p>
+    <w:p>
+      <w:pPr>
+        <w:spacing w:after="120"/>
+        <w:rPr>
+          <w:sz w:val="26"/>
+          <w:szCs w:val="26"/>
+        </w:rPr>
+      </w:pPr>
+      <w:r>
+        <w:rPr>
+          <w:sz w:val="26"/>
+          <w:szCs w:val="26"/>
+        </w:rPr>
+        <w:t>Đoạn mã thể hiện sự kiểm soát logic nghiệp vụ chặt chẽ, từ chối việc tạo bản ghi rác (pending invite) nếu email chưa đăng ký hệ thống.</w:t>
+      </w:r>
+    </w:p>
+    <w:p>
+      <w:pPr>
+        <w:spacing w:after="120"/>
+        <w:rPr>
+          <w:sz w:val="26"/>
+          <w:szCs w:val="26"/>
+        </w:rPr>
+      </w:pPr>
+      <w:r>
+        <w:rPr>
+          <w:noProof/>
+          <w:sz w:val="26"/>
+          <w:szCs w:val="26"/>
+        </w:rPr>
+        <w:drawing>
+          <wp:inline distT="0" distB="0" distL="0" distR="0" wp14:anchorId="4D3612FA" wp14:editId="02E12637">
+            <wp:extent cx="5547995" cy="3666490"/>
+            <wp:effectExtent l="0" t="0" r="0" b="0"/>
+            <wp:docPr id="43" name="Picture 43"/>
+            <wp:cNvGraphicFramePr>
+              <a:graphicFrameLocks xmlns:a="http://schemas.openxmlformats.org/drawingml/2006/main" noChangeAspect="1"/>
+            </wp:cNvGraphicFramePr>
+            <a:graphic xmlns:a="http://schemas.openxmlformats.org/drawingml/2006/main">
+              <a:graphicData uri="http://schemas.openxmlformats.org/drawingml/2006/picture">
+                <pic:pic xmlns:pic="http://schemas.openxmlformats.org/drawingml/2006/picture">
+                  <pic:nvPicPr>
+                    <pic:cNvPr id="1" name=""/>
+                    <pic:cNvPicPr/>
+                  </pic:nvPicPr>
+                  <pic:blipFill>
+                    <a:blip r:embed="rId37"/>
+                    <a:stretch>
+                      <a:fillRect/>
+                    </a:stretch>
+                  </pic:blipFill>
+                  <pic:spPr>
+                    <a:xfrm>
+                      <a:off x="0" y="0"/>
                       <a:ext cx="5547995" cy="3666490"/>
                     </a:xfrm>
                     <a:prstGeom prst="rect">
@@ -27753,6 +30713,7 @@
           <w:sz w:val="26"/>
           <w:szCs w:val="26"/>
         </w:rPr>
+        <w:lastRenderedPageBreak/>
         <w:t>Vì sao không dùng một mô hình học máy tự huấn luyện: với một ứng dụng cá nhân, mỗi người dùng có tập giao dịch riêng, không đủ dữ liệu để huấn luyện một mô hình phân loại văn bản có độ chính xác chấp nhận được; đồng thời việc huấn luyện và duy trì mô hình vượt quá phạm vi và thời lượng của một đồ án.</w:t>
       </w:r>
       <w:r>
@@ -27795,15 +30756,7 @@
           <w:sz w:val="26"/>
           <w:szCs w:val="26"/>
         </w:rPr>
-        <w:t xml:space="preserve"> linh hoạt nhưng chi phí và độ trễ cao khi nhập hàng trăm dòng cùng lúc; (3) kết hợp cả hai theo thứ tự ưu tiên, để luật xử lý phần đã biết và AI chỉ </w:t>
-      </w:r>
-      <w:r>
-        <w:rPr>
-          <w:sz w:val="26"/>
-          <w:szCs w:val="26"/>
-        </w:rPr>
-        <w:lastRenderedPageBreak/>
-        <w:t>can thiệp vào phần chưa biết. Phương án (3) được chọn vì cân bằng giữa tốc độ, chi phí và độ chính xác.</w:t>
+        <w:t xml:space="preserve"> linh hoạt nhưng chi phí và độ trễ cao khi nhập hàng trăm dòng cùng lúc; (3) kết hợp cả hai theo thứ tự ưu tiên, để luật xử lý phần đã biết và AI chỉ can thiệp vào phần chưa biết. Phương án (3) được chọn vì cân bằng giữa tốc độ, chi phí và độ chính xác.</w:t>
       </w:r>
     </w:p>
     <w:p>
@@ -27981,7 +30934,7 @@
                     <pic:cNvPicPr/>
                   </pic:nvPicPr>
                   <pic:blipFill>
-                    <a:blip r:embed="rId37"/>
+                    <a:blip r:embed="rId38"/>
                     <a:stretch>
                       <a:fillRect/>
                     </a:stretch>
@@ -30194,6 +33147,7 @@
       </w:pPr>
       <w:r>
         <w:rPr>
+          <w:noProof/>
           <w:sz w:val="26"/>
           <w:szCs w:val="26"/>
         </w:rPr>
@@ -30213,7 +33167,7 @@
                     <pic:cNvPicPr/>
                   </pic:nvPicPr>
                   <pic:blipFill>
-                    <a:blip r:embed="rId38"/>
+                    <a:blip r:embed="rId39"/>
                     <a:stretch>
                       <a:fillRect/>
                     </a:stretch>
@@ -30246,6 +33200,7 @@
       </w:pPr>
       <w:r>
         <w:rPr>
+          <w:noProof/>
           <w:sz w:val="26"/>
           <w:szCs w:val="26"/>
         </w:rPr>
@@ -30265,7 +33220,7 @@
                     <pic:cNvPicPr/>
                   </pic:nvPicPr>
                   <pic:blipFill>
-                    <a:blip r:embed="rId39"/>
+                    <a:blip r:embed="rId40"/>
                     <a:stretch>
                       <a:fillRect/>
                     </a:stretch>

--- a/docs/baocao/baocao.docx
+++ b/docs/baocao/baocao.docx
@@ -1002,31 +1002,7 @@
           <w:szCs w:val="26"/>
           <w:lang w:val="vi"/>
         </w:rPr>
-        <w:t>Qua quá trình thực hiện đề tài</w:t>
-      </w:r>
-      <w:r>
-        <w:rPr>
-          <w:sz w:val="26"/>
-          <w:szCs w:val="26"/>
-          <w:lang w:val="vi"/>
-        </w:rPr>
-        <w:t xml:space="preserve"> đồ án ngành</w:t>
-      </w:r>
-      <w:r>
-        <w:rPr>
-          <w:sz w:val="26"/>
-          <w:szCs w:val="26"/>
-          <w:lang w:val="vi"/>
-        </w:rPr>
-        <w:t xml:space="preserve"> "Hệ thống quản lý chi tiêu và tài chính cá nhân",</w:t>
-      </w:r>
-      <w:r>
-        <w:rPr>
-          <w:sz w:val="26"/>
-          <w:szCs w:val="26"/>
-          <w:lang w:val="vi"/>
-        </w:rPr>
-        <w:t xml:space="preserve"> </w:t>
+        <w:t xml:space="preserve">Qua quá trình thực hiện đề tài đồ án ngành "Hệ thống quản lý chi tiêu và tài chính cá nhân", </w:t>
       </w:r>
       <w:r>
         <w:rPr>
@@ -1085,7 +1061,87 @@
           <w:szCs w:val="26"/>
           <w:lang w:val="vi"/>
         </w:rPr>
-        <w:t>Mặc dù đã cố gắng nghiên cứu và thực hiện với tinh thần nghiêm túc, do thời gian thực hiện và kinh nghiệm thực tế còn hạn chế nên đồ án không tránh khỏi những thiếu sót. Em rất mong nhận được những ý kiến đóng góp và nhận xét quý báu từ quý thầy cô để đề tài được hoàn thiện hơn.</w:t>
+        <w:t xml:space="preserve">Dù đã dành nhiều thời gian nghiên cứu và thực hiện đề tài một cách nghiêm </w:t>
+      </w:r>
+      <w:r>
+        <w:rPr>
+          <w:sz w:val="26"/>
+          <w:szCs w:val="26"/>
+          <w:lang w:val="vi"/>
+        </w:rPr>
+        <w:t>chỉnh nhưng</w:t>
+      </w:r>
+      <w:r>
+        <w:rPr>
+          <w:sz w:val="26"/>
+          <w:szCs w:val="26"/>
+          <w:lang w:val="vi"/>
+        </w:rPr>
+        <w:t xml:space="preserve"> do thời gian thực hiện </w:t>
+      </w:r>
+      <w:r>
+        <w:rPr>
+          <w:sz w:val="26"/>
+          <w:szCs w:val="26"/>
+          <w:lang w:val="vi"/>
+        </w:rPr>
+        <w:t>cũng như</w:t>
+      </w:r>
+      <w:r>
+        <w:rPr>
+          <w:sz w:val="26"/>
+          <w:szCs w:val="26"/>
+          <w:lang w:val="vi"/>
+        </w:rPr>
+        <w:t xml:space="preserve"> kinh nghiệm thực tế còn</w:t>
+      </w:r>
+      <w:r>
+        <w:rPr>
+          <w:sz w:val="26"/>
+          <w:szCs w:val="26"/>
+          <w:lang w:val="vi"/>
+        </w:rPr>
+        <w:t xml:space="preserve"> nhiều</w:t>
+      </w:r>
+      <w:r>
+        <w:rPr>
+          <w:sz w:val="26"/>
+          <w:szCs w:val="26"/>
+          <w:lang w:val="vi"/>
+        </w:rPr>
+        <w:t xml:space="preserve"> hạn chế nên đồ án </w:t>
+      </w:r>
+      <w:r>
+        <w:rPr>
+          <w:sz w:val="26"/>
+          <w:szCs w:val="26"/>
+          <w:lang w:val="vi"/>
+        </w:rPr>
+        <w:t xml:space="preserve">sẽ </w:t>
+      </w:r>
+      <w:r>
+        <w:rPr>
+          <w:sz w:val="26"/>
+          <w:szCs w:val="26"/>
+          <w:lang w:val="vi"/>
+        </w:rPr>
+        <w:t xml:space="preserve">không tránh khỏi </w:t>
+      </w:r>
+      <w:r>
+        <w:rPr>
+          <w:sz w:val="26"/>
+          <w:szCs w:val="26"/>
+          <w:lang w:val="vi"/>
+        </w:rPr>
+        <w:t xml:space="preserve">mắc phải </w:t>
+      </w:r>
+      <w:r>
+        <w:rPr>
+          <w:sz w:val="26"/>
+          <w:szCs w:val="26"/>
+          <w:lang w:val="vi"/>
+        </w:rPr>
+        <w:t>những thiếu sót. Em rất mong nhận được những ý kiến đóng góp và nhận xét quý báu từ quý thầy cô để đề tài được hoàn thiện hơn.</w:t>
       </w:r>
     </w:p>
     <w:p>
@@ -1102,7 +1158,23 @@
           <w:szCs w:val="26"/>
           <w:lang w:val="vi"/>
         </w:rPr>
-        <w:t>Cuối cùng, em xin kính chúc quý thầy cô luôn dồi dào sức khỏe, hạnh phúc và thành công trong sự nghiệp giảng dạy.</w:t>
+        <w:t xml:space="preserve">Cuối cùng, </w:t>
+      </w:r>
+      <w:r>
+        <w:rPr>
+          <w:sz w:val="26"/>
+          <w:szCs w:val="26"/>
+          <w:lang w:val="vi"/>
+        </w:rPr>
+        <w:t>e</w:t>
+      </w:r>
+      <w:r>
+        <w:rPr>
+          <w:sz w:val="26"/>
+          <w:szCs w:val="26"/>
+          <w:lang w:val="vi"/>
+        </w:rPr>
+        <w:t>m kính chúc quý thầy cô luôn mạnh khỏe, hạnh phúc và đạt được nhiều thành công trong công việc giảng dạy.</w:t>
       </w:r>
     </w:p>
     <w:p>
@@ -13530,7 +13602,35 @@
           <w:sz w:val="26"/>
           <w:szCs w:val="26"/>
         </w:rPr>
-        <w:t>Nghiên cứu gần đây cũng chỉ ra rằng khả năng lập ngân sách và tự kiểm soát chi tiêu có tác động trực tiếp đến mức độ hài lòng tài chính của cá nhân [1]</w:t>
+        <w:t>Một số nghiên cứu gần đây cho thấy rằng</w:t>
+      </w:r>
+      <w:r>
+        <w:rPr>
+          <w:sz w:val="26"/>
+          <w:szCs w:val="26"/>
+        </w:rPr>
+        <w:t xml:space="preserve"> khả năng lập ngân sách và tự kiểm soát </w:t>
+      </w:r>
+      <w:r>
+        <w:rPr>
+          <w:sz w:val="26"/>
+          <w:szCs w:val="26"/>
+        </w:rPr>
+        <w:t>mức chi tiêu ảnh hưởng trực tiếp đến sự hài lòng về tài chính</w:t>
+      </w:r>
+      <w:r>
+        <w:rPr>
+          <w:sz w:val="26"/>
+          <w:szCs w:val="26"/>
+        </w:rPr>
+        <w:t xml:space="preserve"> của cá nhân</w:t>
+      </w:r>
+      <w:r>
+        <w:rPr>
+          <w:sz w:val="26"/>
+          <w:szCs w:val="26"/>
+        </w:rPr>
+        <w:t>[1]</w:t>
       </w:r>
       <w:r>
         <w:rPr>
@@ -13661,7 +13761,21 @@
           <w:sz w:val="26"/>
           <w:szCs w:val="26"/>
         </w:rPr>
-        <w:t xml:space="preserve"> sao kê ngân hàng và tự động phân loại giao dịch. Người dùng vẫn phải nhập liệu thủ công cho phần lớn giao dịch, điều này làm giảm đáng kể trải nghiệm và tính chính xác của dữ liệu theo thời gian.</w:t>
+        <w:t xml:space="preserve"> sao kê ngân hàng và tự động phân </w:t>
+      </w:r>
+      <w:r>
+        <w:rPr>
+          <w:sz w:val="26"/>
+          <w:szCs w:val="26"/>
+        </w:rPr>
+        <w:t xml:space="preserve">ra các </w:t>
+      </w:r>
+      <w:r>
+        <w:rPr>
+          <w:sz w:val="26"/>
+          <w:szCs w:val="26"/>
+        </w:rPr>
+        <w:t>loại giao dịch. Người dùng vẫn phải nhập liệu thủ công cho phần lớn giao dịch, điều này làm giảm đáng kể trải nghiệm và tính chính xác của dữ liệu theo thời gian.</w:t>
       </w:r>
     </w:p>
     <w:p>
@@ -13674,7 +13788,14 @@
           <w:sz w:val="26"/>
           <w:szCs w:val="26"/>
         </w:rPr>
-        <w:t xml:space="preserve">Xuất phát từ những bất cập trên, đề tài hướng đến việc xây dựng một hệ thống quản lý chi tiêu cá nhân cho phép người dùng </w:t>
+        <w:t>T</w:t>
+      </w:r>
+      <w:r>
+        <w:rPr>
+          <w:sz w:val="26"/>
+          <w:szCs w:val="26"/>
+        </w:rPr>
+        <w:t xml:space="preserve">ừ những bất cập trên, đề tài hướng đến việc xây dựng một hệ thống quản lý chi tiêu cá nhân cho phép người dùng </w:t>
       </w:r>
       <w:r>
         <w:rPr>
@@ -13702,7 +13823,7 @@
           <w:sz w:val="26"/>
           <w:szCs w:val="26"/>
         </w:rPr>
-        <w:t xml:space="preserve">, hệ thống sẽ tự động phân loại các giao dịch theo danh mục phù hợp, đồng thời </w:t>
+        <w:t xml:space="preserve">, hệ </w:t>
       </w:r>
       <w:r>
         <w:rPr>
@@ -13710,7 +13831,7 @@
           <w:szCs w:val="26"/>
         </w:rPr>
         <w:lastRenderedPageBreak/>
-        <w:t>cung cấp các công cụ phân tích thói quen chi tiêu. Từ đó, người dùng có đầy đủ dữ liệu và góc nhìn trực quan để đưa ra các quyết định tài chính hợp lý hơn, chủ động hơn trong việc kiểm soát dòng tiền của bản thân và gia đình.</w:t>
+        <w:t>thống sẽ tự động phân loại các giao dịch theo danh mục phù hợp, đồng thời cung cấp các công cụ phân tích thói quen chi tiêu. Từ đó, người dùng có đầy đủ dữ liệu và góc nhìn trực quan để đưa ra các quyết định tài chính hợp lý hơn, chủ động hơn trong việc kiểm soát dòng tiền của bản thân và gia đình.</w:t>
       </w:r>
     </w:p>
     <w:p>
@@ -13855,7 +13976,21 @@
           <w:sz w:val="26"/>
           <w:szCs w:val="26"/>
         </w:rPr>
-        <w:t>Đối tượng sử dụng chính của hệ thống là người dùng cá nhân có nhu cầu quản lý tài chính của riêng mình. Nhóm người dùng này có thể tự tạo và quản lý các tài khoản, ghi nhận hoặc</w:t>
+        <w:t>Người dùng chính của hệ thống là</w:t>
+      </w:r>
+      <w:r>
+        <w:rPr>
+          <w:sz w:val="26"/>
+          <w:szCs w:val="26"/>
+        </w:rPr>
+        <w:t xml:space="preserve"> </w:t>
+      </w:r>
+      <w:r>
+        <w:rPr>
+          <w:sz w:val="26"/>
+          <w:szCs w:val="26"/>
+        </w:rPr>
+        <w:t>người dùng cá nhân có nhu cầu quản lý tài chính của riêng mình. Nhóm người dùng này có thể tự tạo và quản lý các tài khoản, ghi nhận hoặc</w:t>
       </w:r>
       <w:r>
         <w:rPr>
@@ -13988,21 +14123,35 @@
           <w:sz w:val="26"/>
           <w:szCs w:val="26"/>
         </w:rPr>
-        <w:t xml:space="preserve"> sao kê, hệ thống hỗ trợ nhập dữ liệu từ </w:t>
-      </w:r>
-      <w:r>
-        <w:rPr>
-          <w:sz w:val="26"/>
-          <w:szCs w:val="26"/>
-        </w:rPr>
-        <w:t>tệp</w:t>
-      </w:r>
-      <w:r>
-        <w:rPr>
-          <w:sz w:val="26"/>
-          <w:szCs w:val="26"/>
-        </w:rPr>
-        <w:t xml:space="preserve"> CSV do ngân hàng cung cấp, tự động phân loại giao dịch dựa trên nội dung và đặc điểm giao dịch, đồng thời có cơ chế khử trùng lặp nhằm tránh việc một giao dịch bị ghi nhận nhiều lần khi </w:t>
+        <w:t xml:space="preserve"> sao kê, hệ thống </w:t>
+      </w:r>
+      <w:r>
+        <w:rPr>
+          <w:sz w:val="26"/>
+          <w:szCs w:val="26"/>
+        </w:rPr>
+        <w:t>cho phép nhập dữ liệu từ tệp</w:t>
+      </w:r>
+      <w:r>
+        <w:rPr>
+          <w:sz w:val="26"/>
+          <w:szCs w:val="26"/>
+        </w:rPr>
+        <w:t xml:space="preserve"> </w:t>
+      </w:r>
+      <w:r>
+        <w:rPr>
+          <w:sz w:val="26"/>
+          <w:szCs w:val="26"/>
+        </w:rPr>
+        <w:t xml:space="preserve">tin </w:t>
+      </w:r>
+      <w:r>
+        <w:rPr>
+          <w:sz w:val="26"/>
+          <w:szCs w:val="26"/>
+        </w:rPr>
+        <w:t xml:space="preserve">do ngân hàng cung cấp, tự động phân loại giao dịch dựa trên nội dung và đặc điểm giao dịch, đồng thời có cơ chế khử trùng lặp nhằm tránh việc một giao dịch bị ghi nhận nhiều lần khi </w:t>
       </w:r>
       <w:r>
         <w:rPr>
@@ -14029,7 +14178,63 @@
           <w:sz w:val="26"/>
           <w:szCs w:val="26"/>
         </w:rPr>
-        <w:t>Về báo cáo và biểu đồ, hệ thống cung cấp các biểu đồ thể hiện xu hướng thu chi theo thời gian, cơ cấu chi tiêu theo từng danh mục, cũng như khả năng so sánh chi tiêu giữa các kỳ khác nhau để người dùng nhận diện được sự thay đổi trong thói quen chi tiêu của mình.</w:t>
+        <w:t xml:space="preserve">Về báo cáo và biểu đồ, hệ thống cung cấp </w:t>
+      </w:r>
+      <w:r>
+        <w:rPr>
+          <w:sz w:val="26"/>
+          <w:szCs w:val="26"/>
+        </w:rPr>
+        <w:t xml:space="preserve">các biểu đồ thể hiện xu hướng </w:t>
+      </w:r>
+      <w:r>
+        <w:rPr>
+          <w:sz w:val="26"/>
+          <w:szCs w:val="26"/>
+        </w:rPr>
+        <w:t>thu chi</w:t>
+      </w:r>
+      <w:r>
+        <w:rPr>
+          <w:sz w:val="26"/>
+          <w:szCs w:val="26"/>
+        </w:rPr>
+        <w:t xml:space="preserve"> </w:t>
+      </w:r>
+      <w:r>
+        <w:rPr>
+          <w:sz w:val="26"/>
+          <w:szCs w:val="26"/>
+        </w:rPr>
+        <w:t xml:space="preserve">theo </w:t>
+      </w:r>
+      <w:r>
+        <w:rPr>
+          <w:sz w:val="26"/>
+          <w:szCs w:val="26"/>
+        </w:rPr>
+        <w:t xml:space="preserve">từng </w:t>
+      </w:r>
+      <w:r>
+        <w:rPr>
+          <w:sz w:val="26"/>
+          <w:szCs w:val="26"/>
+        </w:rPr>
+        <w:t xml:space="preserve">thời gian, cơ cấu chi tiêu theo từng danh mục, cũng như khả năng so sánh chi tiêu giữa các kỳ khác nhau để người dùng nhận diện sự thay đổi trong </w:t>
+      </w:r>
+      <w:r>
+        <w:rPr>
+          <w:sz w:val="26"/>
+          <w:szCs w:val="26"/>
+        </w:rPr>
+        <w:t>cách</w:t>
+      </w:r>
+      <w:r>
+        <w:rPr>
+          <w:sz w:val="26"/>
+          <w:szCs w:val="26"/>
+        </w:rPr>
+        <w:t xml:space="preserve"> chi tiêu của mình.</w:t>
       </w:r>
     </w:p>
     <w:p>
@@ -14088,7 +14293,21 @@
           <w:sz w:val="26"/>
           <w:szCs w:val="26"/>
         </w:rPr>
-        <w:t>Để hiện thực hóa các chức năng nêu trên, hệ thống được xây dựng dựa trên mô hình kiến trúc Client-Server, trong đó phần phía sau (backend) sử dụng SpringBoot</w:t>
+        <w:t xml:space="preserve">Để hiện thực hóa các chức năng nêu trên, hệ thống </w:t>
+      </w:r>
+      <w:r>
+        <w:rPr>
+          <w:sz w:val="26"/>
+          <w:szCs w:val="26"/>
+        </w:rPr>
+        <w:t>sẽ</w:t>
+      </w:r>
+      <w:r>
+        <w:rPr>
+          <w:sz w:val="26"/>
+          <w:szCs w:val="26"/>
+        </w:rPr>
+        <w:t xml:space="preserve"> xây dựng dựa trên mô hình kiến trúc Client-Server, trong đó phần phía sau (backend) sử dụng SpringBoot</w:t>
       </w:r>
       <w:r>
         <w:rPr>
@@ -14102,7 +14321,35 @@
           <w:sz w:val="26"/>
           <w:szCs w:val="26"/>
         </w:rPr>
-        <w:t xml:space="preserve"> để xử lý logic nghiệp vụ và cung cấp API, phần giao diện người dùng (frontend) được xây dựng bằng ReactJS</w:t>
+        <w:t xml:space="preserve"> để xử lý logic nghiệp vụ và cung cấp API, phần giao diện người dùng (frontend) được </w:t>
+      </w:r>
+      <w:r>
+        <w:rPr>
+          <w:sz w:val="26"/>
+          <w:szCs w:val="26"/>
+        </w:rPr>
+        <w:t>thực thi</w:t>
+      </w:r>
+      <w:r>
+        <w:rPr>
+          <w:sz w:val="26"/>
+          <w:szCs w:val="26"/>
+        </w:rPr>
+        <w:t xml:space="preserve"> </w:t>
+      </w:r>
+      <w:r>
+        <w:rPr>
+          <w:sz w:val="26"/>
+          <w:szCs w:val="26"/>
+        </w:rPr>
+        <w:t>với</w:t>
+      </w:r>
+      <w:r>
+        <w:rPr>
+          <w:sz w:val="26"/>
+          <w:szCs w:val="26"/>
+        </w:rPr>
+        <w:t xml:space="preserve"> ReactJS</w:t>
       </w:r>
       <w:r>
         <w:rPr>
@@ -14116,7 +14363,63 @@
           <w:sz w:val="26"/>
           <w:szCs w:val="26"/>
         </w:rPr>
-        <w:t xml:space="preserve"> nhằm mang lại trải nghiệm tương tác mượt mà, dữ liệu được lưu trữ trong hệ quản trị cơ sở dữ liệu MySQL</w:t>
+        <w:t xml:space="preserve"> nhằm mang lại</w:t>
+      </w:r>
+      <w:r>
+        <w:rPr>
+          <w:sz w:val="26"/>
+          <w:szCs w:val="26"/>
+        </w:rPr>
+        <w:t xml:space="preserve"> sự</w:t>
+      </w:r>
+      <w:r>
+        <w:rPr>
+          <w:sz w:val="26"/>
+          <w:szCs w:val="26"/>
+        </w:rPr>
+        <w:t xml:space="preserve"> trải nghiệm </w:t>
+      </w:r>
+      <w:r>
+        <w:rPr>
+          <w:sz w:val="26"/>
+          <w:szCs w:val="26"/>
+        </w:rPr>
+        <w:t xml:space="preserve">về </w:t>
+      </w:r>
+      <w:r>
+        <w:rPr>
+          <w:sz w:val="26"/>
+          <w:szCs w:val="26"/>
+        </w:rPr>
+        <w:t xml:space="preserve">tương tác </w:t>
+      </w:r>
+      <w:r>
+        <w:rPr>
+          <w:sz w:val="26"/>
+          <w:szCs w:val="26"/>
+        </w:rPr>
+        <w:t xml:space="preserve">một cách </w:t>
+      </w:r>
+      <w:r>
+        <w:rPr>
+          <w:sz w:val="26"/>
+          <w:szCs w:val="26"/>
+        </w:rPr>
+        <w:t>mượt mà</w:t>
+      </w:r>
+      <w:r>
+        <w:rPr>
+          <w:sz w:val="26"/>
+          <w:szCs w:val="26"/>
+        </w:rPr>
+        <w:t xml:space="preserve"> và</w:t>
+      </w:r>
+      <w:r>
+        <w:rPr>
+          <w:sz w:val="26"/>
+          <w:szCs w:val="26"/>
+        </w:rPr>
+        <w:t xml:space="preserve"> dữ liệu được lưu trữ trong hệ quản trị cơ sở dữ liệu MySQL</w:t>
       </w:r>
       <w:r>
         <w:rPr>
@@ -14144,7 +14447,35 @@
           <w:sz w:val="26"/>
           <w:szCs w:val="26"/>
         </w:rPr>
-        <w:t xml:space="preserve"> được sử dụng trong suốt quá trình phát triển để kiểm thử các API.</w:t>
+        <w:t xml:space="preserve"> </w:t>
+      </w:r>
+      <w:r>
+        <w:rPr>
+          <w:sz w:val="26"/>
+          <w:szCs w:val="26"/>
+        </w:rPr>
+        <w:t>đ</w:t>
+      </w:r>
+      <w:r>
+        <w:rPr>
+          <w:sz w:val="26"/>
+          <w:szCs w:val="26"/>
+        </w:rPr>
+        <w:t>ược sử dụng trong quá trình xây dựng hệ thống</w:t>
+      </w:r>
+      <w:r>
+        <w:rPr>
+          <w:sz w:val="26"/>
+          <w:szCs w:val="26"/>
+        </w:rPr>
+        <w:t xml:space="preserve"> nhằm</w:t>
+      </w:r>
+      <w:r>
+        <w:rPr>
+          <w:sz w:val="26"/>
+          <w:szCs w:val="26"/>
+        </w:rPr>
+        <w:t xml:space="preserve"> kiểm thử các API.</w:t>
       </w:r>
       <w:r>
         <w:rPr>
@@ -14201,7 +14532,45 @@
           <w:sz w:val="26"/>
           <w:szCs w:val="26"/>
         </w:rPr>
-        <w:t>Chương 1 giới thiệu tổng quan về đề tài, bao gồm bối cảnh và lý do chọn đề tài, mục tiêu hệ thống, đối tượng sử dụng, phạm vi và các chức năng chính, cũng như các công nghệ liên quan sẽ được sử dụng để xây dựng hệ thống. Chương 2 trình bày kết quả khảo sát các ứng dụng quản lý chi tiêu hiện có trên thị trường như Money Lover</w:t>
+        <w:t>Chương 1</w:t>
+      </w:r>
+      <w:r>
+        <w:t xml:space="preserve"> </w:t>
+      </w:r>
+      <w:r>
+        <w:rPr>
+          <w:sz w:val="26"/>
+          <w:szCs w:val="26"/>
+        </w:rPr>
+        <w:t>giới thiệu khái quát về đề tài, gồm</w:t>
+      </w:r>
+      <w:r>
+        <w:rPr>
+          <w:sz w:val="26"/>
+          <w:szCs w:val="26"/>
+        </w:rPr>
+        <w:t xml:space="preserve"> bối cảnh và lý do chọn đề tài, mục tiêu hệ thống, đối tượng sử dụng, phạm vi và các chức năng chính, cũng như các công nghệ liên quan sẽ được sử dụng để xây dựng hệ thống. Chương 2 </w:t>
+      </w:r>
+      <w:r>
+        <w:rPr>
+          <w:sz w:val="26"/>
+          <w:szCs w:val="26"/>
+        </w:rPr>
+        <w:t>rình bày kết quả khảo sát một số ứng dụng quản lý chi tiêu đang có trên thị trường như</w:t>
+      </w:r>
+      <w:r>
+        <w:rPr>
+          <w:sz w:val="26"/>
+          <w:szCs w:val="26"/>
+        </w:rPr>
+        <w:t xml:space="preserve"> </w:t>
+      </w:r>
+      <w:r>
+        <w:rPr>
+          <w:sz w:val="26"/>
+          <w:szCs w:val="26"/>
+        </w:rPr>
+        <w:t>Money Lover</w:t>
       </w:r>
       <w:r>
         <w:rPr>
@@ -14236,7 +14605,35 @@
           <w:sz w:val="26"/>
           <w:szCs w:val="26"/>
         </w:rPr>
-        <w:t xml:space="preserve">từ đó rút ra nhu cầu thực tế của người dùng; đồng thời trình bày cơ sở lý thuyết liên quan đến việc nhập liệu sao kê ngân hàng, tự động phân loại giao dịch và trực quan hóa dữ liệu, cùng với phần tổng quan chi tiết về các công nghệ được lựa chọn và mô hình kiến trúc Client-Server của hệ thống. Chương 3 tập trung vào việc phân tích và thiết kế hệ thống, bao gồm việc xác định yêu cầu chức năng và yêu cầu phi chức năng; xây dựng sơ đồ use case tổng quát và đặc tả chi tiết từng use case; thiết kế sơ đồ lớp và cơ sở dữ liệu; xây dựng sơ đồ tuần tự cho các luồng nghiệp vụ chính; và thiết kế giao diện cho cả phía người dùng lẫn phía quản trị. Chương 4 trình bày quá trình cài đặt và triển khai hệ thống, gồm việc thiết lập môi trường phát triển và công nghệ sử dụng; xây dựng lần lượt các chức năng chính như quản lý tài khoản và giao dịch, quản lý danh mục thu/chi, quản lý ngân sách và mục tiêu tiết kiệm, </w:t>
+        <w:t xml:space="preserve">từ đó rút ra nhu cầu thực tế của người dùng; đồng thời trình bày cơ sở lý thuyết liên quan đến việc nhập liệu sao kê ngân hàng, tự động phân loại giao dịch </w:t>
+      </w:r>
+      <w:r>
+        <w:rPr>
+          <w:sz w:val="26"/>
+          <w:szCs w:val="26"/>
+        </w:rPr>
+        <w:t>và biểu diễn dữ liệu dưới dạng trực quan</w:t>
+      </w:r>
+      <w:r>
+        <w:rPr>
+          <w:sz w:val="26"/>
+          <w:szCs w:val="26"/>
+        </w:rPr>
+        <w:t xml:space="preserve">, cùng với phần tổng quan chi tiết về </w:t>
+      </w:r>
+      <w:r>
+        <w:rPr>
+          <w:sz w:val="26"/>
+          <w:szCs w:val="26"/>
+        </w:rPr>
+        <w:t>các công nghệ sử dụng và kiến trúc Client-Server của hệ thống</w:t>
+      </w:r>
+      <w:r>
+        <w:rPr>
+          <w:sz w:val="26"/>
+          <w:szCs w:val="26"/>
+        </w:rPr>
+        <w:t xml:space="preserve">. Chương 3 tập trung vào việc phân tích và thiết kế hệ thống, bao gồm việc xác định yêu cầu chức năng và yêu cầu phi chức năng; xây dựng sơ đồ use case tổng quát và đặc tả chi tiết từng use case; thiết kế sơ đồ lớp và cơ sở dữ liệu; xây dựng sơ đồ tuần tự cho các luồng nghiệp vụ chính; và thiết kế giao diện cho cả phía người dùng lẫn phía quản trị. Chương 4 trình bày quá trình cài đặt và triển khai hệ thống, gồm việc thiết lập môi trường phát triển và công nghệ sử dụng; xây dựng lần lượt các chức năng chính như quản lý tài khoản và giao dịch, quản lý danh mục thu/chi, quản lý ngân sách và mục tiêu tiết kiệm, </w:t>
       </w:r>
       <w:r>
         <w:rPr>
@@ -14258,7 +14655,28 @@
           <w:szCs w:val="26"/>
         </w:rPr>
         <w:lastRenderedPageBreak/>
-        <w:t>chức năng đăng nhập và phân quyền; đồng thời trình bày việc tích hợp giữa frontend và backend, kiểm thử API bằng Postman, và triển khai ứng dụng. Chương 5 trình bày quá trình kiểm thử và đánh giá hệ thống, bao gồm các kịch bản kiểm thử đã xây dựng, kết quả kiểm thử thu được, đánh giá những kết quả đạt được cũng như những hạn chế còn tồn tại, và so sánh kết quả thực hiện với các yêu cầu ban đầu đã đề ra. Chương 6 tổng kết lại toàn bộ quá trình thực hiện đề tài và đề xuất các hướng phát triển tiếp theo cho hệ thống trong tương lai.</w:t>
+        <w:t xml:space="preserve">chức năng đăng nhập và phân quyền; đồng thời trình bày việc tích hợp giữa frontend và backend, kiểm thử API bằng Postman, và triển khai ứng dụng. Chương 5 trình bày quá trình kiểm thử và đánh giá hệ thống, bao gồm các kịch bản kiểm thử đã xây dựng, kết quả kiểm thử thu được, </w:t>
+      </w:r>
+      <w:r>
+        <w:rPr>
+          <w:sz w:val="26"/>
+          <w:szCs w:val="26"/>
+        </w:rPr>
+        <w:t xml:space="preserve">đánh giá kết quả đạt được, những hạn chế còn lại </w:t>
+      </w:r>
+      <w:r>
+        <w:rPr>
+          <w:sz w:val="26"/>
+          <w:szCs w:val="26"/>
+        </w:rPr>
+        <w:t xml:space="preserve">và so sánh kết quả thực hiện với các yêu cầu ban đầu đã đề ra. Chương 6 </w:t>
+      </w:r>
+      <w:r>
+        <w:rPr>
+          <w:sz w:val="26"/>
+          <w:szCs w:val="26"/>
+        </w:rPr>
+        <w:t>tổng kết quá trình thực hiện đề tài và đưa ra một số hướng phát triển cho hệ thống trong thời gian tới.</w:t>
       </w:r>
     </w:p>
     <w:p>
@@ -14343,7 +14761,35 @@
           <w:sz w:val="26"/>
           <w:szCs w:val="26"/>
         </w:rPr>
-        <w:t xml:space="preserve"> là một trong những ứng dụng quản lý chi tiêu cá nhân phổ biến, được nhiều người dùng tại Việt Nam sử dụng. Ứng dụng cung cấp giao diện trực quan, cho phép người dùng tạo nhiều ví khác nhau, ghi nhận giao dịch thu chi và xem báo cáo dưới dạng biểu đồ. Money Lover cũng hỗ trợ đặt ngân sách theo tháng và có tính năng nhắc nhở hóa đơn định kỳ. Tuy nhiên, việc </w:t>
+        <w:t xml:space="preserve"> </w:t>
+      </w:r>
+      <w:r>
+        <w:rPr>
+          <w:sz w:val="26"/>
+          <w:szCs w:val="26"/>
+        </w:rPr>
+        <w:t>là một ứng dụng hỗ trợ quản lý chi tiêu cá nhân</w:t>
+      </w:r>
+      <w:r>
+        <w:rPr>
+          <w:sz w:val="26"/>
+          <w:szCs w:val="26"/>
+        </w:rPr>
+        <w:t xml:space="preserve"> phổ biến, </w:t>
+      </w:r>
+      <w:r>
+        <w:rPr>
+          <w:sz w:val="26"/>
+          <w:szCs w:val="26"/>
+        </w:rPr>
+        <w:t>được sử dụng khá phổ biến tại Việt Nam. Ứng dụng có giao diện dễ sử dụng và cho phép người dùng tạo</w:t>
+      </w:r>
+      <w:r>
+        <w:rPr>
+          <w:sz w:val="26"/>
+          <w:szCs w:val="26"/>
+        </w:rPr>
+        <w:t xml:space="preserve"> nhiều ví khác nhau, ghi nhận giao dịch thu chi và xem báo cáo dưới dạng biểu đồ. Money Lover cũng hỗ trợ đặt ngân sách theo tháng và có tính năng nhắc nhở hóa đơn định kỳ. Tuy nhiên, việc </w:t>
       </w:r>
       <w:r>
         <w:rPr>
@@ -14435,7 +14881,56 @@
           <w:sz w:val="26"/>
           <w:szCs w:val="26"/>
         </w:rPr>
-        <w:t xml:space="preserve"> là một ứng dụng ghi chép chi tiêu quen thuộc với giao diện đơn giản, dễ sử dụng, phù hợp với những người dùng không quen thuộc với công nghệ. Ứng dụng cho phép ghi nhận nhanh các khoản thu chi hằng ngày, phân loại theo danh mục có sẵn và xem lại lịch sử giao dịch theo ngày, tháng. Điểm mạnh của Sổ Thu Chi nằm ở </w:t>
+        <w:t xml:space="preserve"> là một ứng dụng ghi chép chi tiêu quen thuộc với giao diện đơn giản</w:t>
+      </w:r>
+      <w:r>
+        <w:rPr>
+          <w:sz w:val="26"/>
+          <w:szCs w:val="26"/>
+        </w:rPr>
+        <w:t xml:space="preserve"> và</w:t>
+      </w:r>
+      <w:r>
+        <w:rPr>
+          <w:sz w:val="26"/>
+          <w:szCs w:val="26"/>
+        </w:rPr>
+        <w:t xml:space="preserve"> dễ sử dụng, phù hợp với những </w:t>
+      </w:r>
+      <w:r>
+        <w:rPr>
+          <w:sz w:val="26"/>
+          <w:szCs w:val="26"/>
+        </w:rPr>
+        <w:t>người dùng chưa quen</w:t>
+      </w:r>
+      <w:r>
+        <w:rPr>
+          <w:sz w:val="26"/>
+          <w:szCs w:val="26"/>
+        </w:rPr>
+        <w:t xml:space="preserve"> </w:t>
+      </w:r>
+      <w:r>
+        <w:rPr>
+          <w:sz w:val="26"/>
+          <w:szCs w:val="26"/>
+        </w:rPr>
+        <w:t xml:space="preserve">với công nghệ. Ứng dụng cho phép ghi nhận nhanh các khoản thu chi hằng ngày, phân loại theo danh mục có sẵn và </w:t>
+      </w:r>
+      <w:r>
+        <w:rPr>
+          <w:sz w:val="26"/>
+          <w:szCs w:val="26"/>
+        </w:rPr>
+        <w:t>theo dõi lịch sử giao dịch theo ngày và tháng</w:t>
+      </w:r>
+      <w:r>
+        <w:rPr>
+          <w:sz w:val="26"/>
+          <w:szCs w:val="26"/>
+        </w:rPr>
+        <w:t xml:space="preserve">. Điểm mạnh của Sổ Thu Chi nằm ở </w:t>
       </w:r>
       <w:r>
         <w:rPr>
@@ -14528,7 +15023,35 @@
           <w:sz w:val="26"/>
           <w:szCs w:val="26"/>
         </w:rPr>
-        <w:t>, thường được biết đến với tên gọi Sổ Thu Chi MISA, là ứng dụng quản lý tài chính cá nhân do Công ty Cổ phần MISA phát triển và hiện đang là một trong những ứng dụng được sử dụng phổ biến nhất tại Việt Nam với lượng người dùng lên đến hàng triệu người. So với Money Lover và Sổ Thu Chi, MISA MoneyKeeper có phần vượt trội hơn về độ đa dạng tính năng: ứng dụng cho phép tạo không giới hạn tài khoản tiền, thiết lập hạn mức chi tiêu theo từng danh mục kèm cảnh báo khi vượt mức, lập kế hoạch dự thu dự chi cho các khoản định kỳ như tiền nhà hay học phí, quản lý khoản vay và cho vay, quy đổi tỷ giá ngoại tệ, đồng thời hỗ trợ ghi chép chi tiêu riêng theo từng chuyến đi hoặc sự kiện. Ứng dụng cũng cho phép xuất báo cáo dưới dạng Excel hoặc PDF và có tính năng chia sẻ sổ chi tiêu để các thành viên trong gia đình cùng theo dõi khoản chi chung. Ứng dụng cũng hỗ trợ trong việc phân chia các khoản chi khi chụp hóa đơn, giúp người dùng dễ dàng hơn trong việc phân loại. Ngoài ra, nhiều tính năng nâng cao như dự thu dự chi, quản lý khoản vay hay quy đổi ngoại tệ</w:t>
+        <w:t xml:space="preserve">, thường được biết đến với tên gọi </w:t>
+      </w:r>
+      <w:r>
+        <w:rPr>
+          <w:sz w:val="26"/>
+          <w:szCs w:val="26"/>
+        </w:rPr>
+        <w:t>Sổ Thu Chi MISA là ứng dụng quản lý tài chính cá nhân được phát triển bởi Công ty Cổ phần MISA</w:t>
+      </w:r>
+      <w:r>
+        <w:rPr>
+          <w:sz w:val="26"/>
+          <w:szCs w:val="26"/>
+        </w:rPr>
+        <w:t xml:space="preserve"> và hiện đang là </w:t>
+      </w:r>
+      <w:r>
+        <w:rPr>
+          <w:sz w:val="26"/>
+          <w:szCs w:val="26"/>
+        </w:rPr>
+        <w:t>một ứng dụng khá phổ biến tại Việt Nam, với</w:t>
+      </w:r>
+      <w:r>
+        <w:rPr>
+          <w:sz w:val="26"/>
+          <w:szCs w:val="26"/>
+        </w:rPr>
+        <w:t xml:space="preserve"> lượng người dùng lên đến hàng triệu người. So với Money Lover và Sổ Thu Chi, MISA MoneyKeeper có phần vượt trội hơn về độ đa dạng tính năng: ứng dụng cho phép tạo không giới hạn tài khoản tiền, thiết lập hạn mức chi tiêu theo từng danh mục kèm cảnh báo khi vượt mức, lập kế hoạch dự thu dự chi cho các khoản định kỳ như tiền nhà hay học phí, quản lý khoản vay và cho vay, quy đổi tỷ giá ngoại tệ, đồng thời hỗ trợ ghi chép chi tiêu riêng theo từng chuyến đi hoặc sự kiện. Ứng dụng cũng cho phép xuất báo cáo dưới dạng Excel hoặc PDF và có tính năng chia sẻ sổ chi tiêu để các thành viên trong gia đình cùng theo dõi khoản chi chung. Ứng dụng cũng hỗ trợ trong việc phân chia các khoản chi khi chụp hóa đơn, giúp người dùng dễ dàng hơn trong việc phân loại. Ngoài ra, nhiều tính năng nâng cao như dự thu dự chi, quản lý khoản vay hay quy đổi ngoại tệ</w:t>
       </w:r>
     </w:p>
     <w:p>
@@ -14937,7 +15460,6 @@
                 <w:sz w:val="24"/>
                 <w:szCs w:val="24"/>
               </w:rPr>
-              <w:lastRenderedPageBreak/>
               <w:t>Tự động phân loại giao dịch theo nội dung</w:t>
             </w:r>
           </w:p>
@@ -15032,6 +15554,7 @@
                 <w:sz w:val="24"/>
                 <w:szCs w:val="24"/>
               </w:rPr>
+              <w:lastRenderedPageBreak/>
               <w:t>Đặt ngân sách theo danh mục, cảnh báo vượt mức</w:t>
             </w:r>
           </w:p>
@@ -15515,7 +16038,28 @@
           <w:sz w:val="26"/>
           <w:szCs w:val="26"/>
         </w:rPr>
-        <w:t xml:space="preserve">Từ việc khảo sát ba ứng dụng tiêu biểu là Money Lover, Sổ Thu Chi và MISA MoneyKeeper, có thể thấy nhu cầu thực tế của người dùng không chỉ dừng lại ở việc ghi chép chi tiêu, mà còn hướng đến việc giảm thiểu công sức nhập liệu thủ công thông qua khả năng </w:t>
+        <w:t xml:space="preserve">Từ việc khảo sát ba ứng dụng tiêu biểu là Money Lover, Sổ Thu Chi và MISA MoneyKeeper, </w:t>
+      </w:r>
+      <w:r>
+        <w:rPr>
+          <w:sz w:val="26"/>
+          <w:szCs w:val="26"/>
+        </w:rPr>
+        <w:t>nhu cầu của người dùng không chỉ là ghi lại các khoản chi tiêu mà còn cần nhiều chức năng</w:t>
+      </w:r>
+      <w:r>
+        <w:rPr>
+          <w:sz w:val="26"/>
+          <w:szCs w:val="26"/>
+        </w:rPr>
+        <w:t xml:space="preserve"> như </w:t>
+      </w:r>
+      <w:r>
+        <w:rPr>
+          <w:sz w:val="26"/>
+          <w:szCs w:val="26"/>
+        </w:rPr>
+        <w:t xml:space="preserve">ghi chép chi tiêu, mà còn hướng đến việc giảm thiểu công sức nhập liệu thủ công thông qua khả năng </w:t>
       </w:r>
       <w:r>
         <w:rPr>
@@ -15529,7 +16073,42 @@
           <w:sz w:val="26"/>
           <w:szCs w:val="26"/>
         </w:rPr>
-        <w:t xml:space="preserve"> dữ liệu từ sao kê ngân hàng, tự động phân loại giao dịch với độ chính xác cao, cùng với các công cụ phân tích, cảnh báo giúp người dùng chủ động hơn trong việc kiểm soát tài chính cá nhân. Trong khi Money Lover và MISA MoneyKeeper đã làm khá tốt phần ngân sách, cảnh báo và biểu đồ, còn Sổ Thu Chi mạnh ở sự đơn giản, thì cả ba đều chưa giải quyết được bài toán nhập liệu tự động từ sao kê ngân hàng. Đây chính là khoảng trống mà các ứng dụng hiện tại chưa đáp ứng tốt, đồng thời cũng là cơ sở để hệ thống trong đề tài này xác định rõ hướng phát triển các chức năng của mình.</w:t>
+        <w:t xml:space="preserve"> dữ liệu từ sao kê ngân hàng, tự động phân loại giao dịch </w:t>
+      </w:r>
+      <w:r>
+        <w:rPr>
+          <w:sz w:val="26"/>
+          <w:szCs w:val="26"/>
+        </w:rPr>
+        <w:t>có độ chính xác tốt, kết hợp với các công cụ phân tích và cảnh báo để hỗ trợ người dùng chủ động kiểm soát</w:t>
+      </w:r>
+      <w:r>
+        <w:rPr>
+          <w:sz w:val="26"/>
+          <w:szCs w:val="26"/>
+        </w:rPr>
+        <w:t xml:space="preserve"> </w:t>
+      </w:r>
+      <w:r>
+        <w:rPr>
+          <w:sz w:val="26"/>
+          <w:szCs w:val="26"/>
+        </w:rPr>
+        <w:t xml:space="preserve">tài chính cá nhân. Trong khi Money Lover và MISA MoneyKeeper đã làm khá tốt phần ngân sách, cảnh báo và biểu đồ, còn Sổ Thu Chi mạnh ở sự đơn giản, thì cả ba đều chưa giải quyết được bài toán nhập liệu tự động từ sao kê ngân hàng. Đây chính là </w:t>
+      </w:r>
+      <w:r>
+        <w:rPr>
+          <w:sz w:val="26"/>
+          <w:szCs w:val="26"/>
+        </w:rPr>
+        <w:t>điểm</w:t>
+      </w:r>
+      <w:r>
+        <w:rPr>
+          <w:sz w:val="26"/>
+          <w:szCs w:val="26"/>
+        </w:rPr>
+        <w:t xml:space="preserve"> mà các ứng dụng hiện tại chưa đáp ứng tốt, đồng thời cũng là cơ sở để hệ thống trong đề tài này xác định rõ hướng phát triển các chức năng của mình.</w:t>
       </w:r>
     </w:p>
     <w:p>
@@ -15985,7 +16564,119 @@
           <w:sz w:val="26"/>
           <w:szCs w:val="26"/>
         </w:rPr>
-        <w:t>với người dùng, và phía server, chịu trách nhiệm xử lý logic nghiệp vụ, truy xuất và xử lý dữ liệu. Hai thành phần này giao tiếp với nhau thông qua các API theo chuẩn RESTful, sử dụng định dạng dữ liệu JSON để trao đổi thông tin. Trong hệ thống quản lý chi tiêu cá nhân, phần client được xây dựng bằng ReactJS đóng vai trò hiển thị dữ liệu và tiếp nhận thao tác từ người dùng, trong khi phần server được xây dựng bằng SpringBoot đảm nhiệm việc xử lý các nghiệp vụ như import sao kê, phân loại giao dịch, tính toán ngân sách, đồng thời làm việc trực tiếp với cơ sở dữ liệu MySQL. Mô hình này giúp tách biệt rõ ràng giữa phần giao diện và phần xử lý nghiệp vụ, tạo điều kiện thuận lợi cho việc phát triển, bảo trì và mở rộng hệ thống về sau.</w:t>
+        <w:t xml:space="preserve">với người dùng, và phía server, chịu trách nhiệm xử lý logic nghiệp vụ, truy xuất và xử lý dữ liệu. Hai thành phần này giao tiếp với nhau thông qua các API theo chuẩn RESTful, sử dụng </w:t>
+      </w:r>
+      <w:r>
+        <w:rPr>
+          <w:sz w:val="26"/>
+          <w:szCs w:val="26"/>
+        </w:rPr>
+        <w:t xml:space="preserve">JSON làm </w:t>
+      </w:r>
+      <w:r>
+        <w:rPr>
+          <w:sz w:val="26"/>
+          <w:szCs w:val="26"/>
+        </w:rPr>
+        <w:t>định dạng để trao</w:t>
+      </w:r>
+      <w:r>
+        <w:rPr>
+          <w:sz w:val="26"/>
+          <w:szCs w:val="26"/>
+        </w:rPr>
+        <w:t xml:space="preserve"> đổi</w:t>
+      </w:r>
+      <w:r>
+        <w:rPr>
+          <w:sz w:val="26"/>
+          <w:szCs w:val="26"/>
+        </w:rPr>
+        <w:t xml:space="preserve"> </w:t>
+      </w:r>
+      <w:r>
+        <w:rPr>
+          <w:sz w:val="26"/>
+          <w:szCs w:val="26"/>
+        </w:rPr>
+        <w:t>dữ liệu</w:t>
+      </w:r>
+      <w:r>
+        <w:rPr>
+          <w:sz w:val="26"/>
+          <w:szCs w:val="26"/>
+        </w:rPr>
+        <w:t xml:space="preserve">. Trong hệ thống quản lý </w:t>
+      </w:r>
+      <w:r>
+        <w:rPr>
+          <w:sz w:val="26"/>
+          <w:szCs w:val="26"/>
+        </w:rPr>
+        <w:t xml:space="preserve">tài chính </w:t>
+      </w:r>
+      <w:r>
+        <w:rPr>
+          <w:sz w:val="26"/>
+          <w:szCs w:val="26"/>
+        </w:rPr>
+        <w:t>cá nhân, phần client được xây dựng bằng ReactJS</w:t>
+      </w:r>
+      <w:r>
+        <w:rPr>
+          <w:sz w:val="26"/>
+          <w:szCs w:val="26"/>
+        </w:rPr>
+        <w:t xml:space="preserve">, đảm nhận việc </w:t>
+      </w:r>
+      <w:r>
+        <w:rPr>
+          <w:sz w:val="26"/>
+          <w:szCs w:val="26"/>
+        </w:rPr>
+        <w:t xml:space="preserve">hiển thị </w:t>
+      </w:r>
+      <w:r>
+        <w:rPr>
+          <w:sz w:val="26"/>
+          <w:szCs w:val="26"/>
+        </w:rPr>
+        <w:t>thông tin</w:t>
+      </w:r>
+      <w:r>
+        <w:rPr>
+          <w:sz w:val="26"/>
+          <w:szCs w:val="26"/>
+        </w:rPr>
+        <w:t xml:space="preserve"> và </w:t>
+      </w:r>
+      <w:r>
+        <w:rPr>
+          <w:sz w:val="26"/>
+          <w:szCs w:val="26"/>
+        </w:rPr>
+        <w:t xml:space="preserve">xử lý các </w:t>
+      </w:r>
+      <w:r>
+        <w:rPr>
+          <w:sz w:val="26"/>
+          <w:szCs w:val="26"/>
+        </w:rPr>
+        <w:t xml:space="preserve">thao tác từ người dùng, trong khi phần server được xây dựng bằng SpringBoot đảm nhiệm việc xử lý các nghiệp vụ như import sao kê, phân loại giao dịch, tính toán ngân sách, đồng thời làm việc trực tiếp với cơ sở dữ liệu MySQL. </w:t>
+      </w:r>
+      <w:r>
+        <w:rPr>
+          <w:sz w:val="26"/>
+          <w:szCs w:val="26"/>
+        </w:rPr>
+        <w:t>Mô hình này giúp phân chia phần giao diện và phần xử lý nghiệp vụ thành các phần riêng biệt, từ đó thuận tiện hơn trong quá trình phát triển, bảo trì và mở rộng hệ thống</w:t>
+      </w:r>
+      <w:r>
+        <w:rPr>
+          <w:sz w:val="26"/>
+          <w:szCs w:val="26"/>
+        </w:rPr>
+        <w:t xml:space="preserve"> về sau.</w:t>
       </w:r>
     </w:p>
     <w:p>
@@ -16059,7 +16750,84 @@
           <w:sz w:val="26"/>
           <w:szCs w:val="26"/>
         </w:rPr>
-        <w:t xml:space="preserve">là một chuẩn mở dùng để trao đổi thông tin xác thực giữa client và server dưới dạng một chuỗi token được mã hóa, gồm ba phần: header, payload và chữ ký. Sau khi người dùng đăng nhập thành công, server sẽ sinh ra một token chứa thông tin định danh người dùng cùng vai trò của họ trong hệ thống, sau đó gửi về cho client lưu trữ. Ở các yêu cầu tiếp theo, client đính kèm token này trong header của mỗi request, giúp server xác thực người dùng mà không cần lưu trạng thái phiên đăng nhập (session) ở phía server, phù hợp với kiến trúc RESTful vốn không lưu trạng thái (stateless). Trong hệ thống quản lý chi tiêu cá nhân, JWT được sử dụng kết hợp với Spring Security để xác thực người dùng khi đăng nhập, đồng thời phân quyền </w:t>
+        <w:t xml:space="preserve">là một chuẩn mở dùng để trao đổi thông tin xác thực giữa client và server dưới dạng một chuỗi token được mã hóa, gồm ba phần: header, payload và chữ ký. </w:t>
+      </w:r>
+      <w:r>
+        <w:rPr>
+          <w:sz w:val="26"/>
+          <w:szCs w:val="26"/>
+        </w:rPr>
+        <w:t>Khi đăng nhập thành công, server tạo một token chứa thông tin xác định người dùng</w:t>
+      </w:r>
+      <w:r>
+        <w:rPr>
+          <w:sz w:val="26"/>
+          <w:szCs w:val="26"/>
+        </w:rPr>
+        <w:t xml:space="preserve"> </w:t>
+      </w:r>
+      <w:r>
+        <w:rPr>
+          <w:sz w:val="26"/>
+          <w:szCs w:val="26"/>
+        </w:rPr>
+        <w:t xml:space="preserve">cùng vai trò của họ trong hệ thống, sau đó gửi về cho client lưu trữ. Ở các yêu cầu tiếp theo, client đính kèm token này trong header của mỗi request, giúp server </w:t>
+      </w:r>
+      <w:r>
+        <w:rPr>
+          <w:sz w:val="26"/>
+          <w:szCs w:val="26"/>
+        </w:rPr>
+        <w:t xml:space="preserve">thực hiện </w:t>
+      </w:r>
+      <w:r>
+        <w:rPr>
+          <w:sz w:val="26"/>
+          <w:szCs w:val="26"/>
+        </w:rPr>
+        <w:t xml:space="preserve">xác thực người dùng mà không cần lưu </w:t>
+      </w:r>
+      <w:r>
+        <w:rPr>
+          <w:sz w:val="26"/>
+          <w:szCs w:val="26"/>
+        </w:rPr>
+        <w:t>thông tin</w:t>
+      </w:r>
+      <w:r>
+        <w:rPr>
+          <w:sz w:val="26"/>
+          <w:szCs w:val="26"/>
+        </w:rPr>
+        <w:t xml:space="preserve"> phiên đăng nhập ở phía server, </w:t>
+      </w:r>
+      <w:r>
+        <w:rPr>
+          <w:sz w:val="26"/>
+          <w:szCs w:val="26"/>
+        </w:rPr>
+        <w:t>thích</w:t>
+      </w:r>
+      <w:r>
+        <w:rPr>
+          <w:sz w:val="26"/>
+          <w:szCs w:val="26"/>
+        </w:rPr>
+        <w:t xml:space="preserve"> hợp với kiến trúc RESTful vốn không lưu trạng thái (stateless). Trong hệ thống quản lý chi tiêu cá nhân, JWT</w:t>
+      </w:r>
+      <w:r>
+        <w:rPr>
+          <w:sz w:val="26"/>
+          <w:szCs w:val="26"/>
+        </w:rPr>
+        <w:t xml:space="preserve"> sẽ</w:t>
+      </w:r>
+      <w:r>
+        <w:rPr>
+          <w:sz w:val="26"/>
+          <w:szCs w:val="26"/>
+        </w:rPr>
+        <w:t xml:space="preserve"> được sử dụng kết hợp với Spring Security để xác </w:t>
       </w:r>
       <w:r>
         <w:rPr>
@@ -16067,7 +16835,21 @@
           <w:szCs w:val="26"/>
         </w:rPr>
         <w:lastRenderedPageBreak/>
-        <w:t>truy cập giữa các vai trò người dùng cá nhân, thành viên gia đình và quản trị viên, cũng như kiểm soát quyền truy cập vào các tài khoản chia sẻ giữa các thành viên trong gia đình.</w:t>
+        <w:t>thực người dùng đăng nhập, đồng thời phân quyền truy cập giữa các vai trò người dùng cá nhân và quản trị viên</w:t>
+      </w:r>
+      <w:r>
+        <w:rPr>
+          <w:sz w:val="26"/>
+          <w:szCs w:val="26"/>
+        </w:rPr>
+        <w:t>.</w:t>
+      </w:r>
+      <w:r>
+        <w:rPr>
+          <w:sz w:val="26"/>
+          <w:szCs w:val="26"/>
+        </w:rPr>
+        <w:t>.</w:t>
       </w:r>
     </w:p>
     <w:p>
@@ -16080,8 +16862,8 @@
           <w:color w:val="auto"/>
         </w:rPr>
       </w:pPr>
-      <w:bookmarkStart w:id="31" w:name="_Hlk234497810"/>
-      <w:bookmarkStart w:id="32" w:name="_Toc240330558"/>
+      <w:bookmarkStart w:id="31" w:name="_Toc240330558"/>
+      <w:bookmarkStart w:id="32" w:name="_Hlk234497810"/>
       <w:r>
         <w:rPr>
           <w:b/>
@@ -16090,7 +16872,7 @@
         </w:rPr>
         <w:t>Chương 3. PHÂN TÍCH &amp; THIẾT KẾ HỆ THỐNG</w:t>
       </w:r>
-      <w:bookmarkEnd w:id="32"/>
+      <w:bookmarkEnd w:id="31"/>
     </w:p>
     <w:p>
       <w:pPr>
@@ -16247,7 +17029,28 @@
                 <w:sz w:val="24"/>
                 <w:szCs w:val="24"/>
               </w:rPr>
-              <w:t>Hệ thống cho phép người dùng đăng ký tài khoản; đăng nhập bằng tài khoản hoặc tài khoản Google, đồng thời quản lý phiên làm việc thông qua JWT.</w:t>
+              <w:t>Hệ thống cho phép n</w:t>
+            </w:r>
+            <w:r>
+              <w:rPr>
+                <w:sz w:val="24"/>
+                <w:szCs w:val="24"/>
+              </w:rPr>
+              <w:t>gười dùng có thể tạo tài khoản mới và đăng nhập bằng tài khoản đã đăng ký hoặc thông qua Google</w:t>
+            </w:r>
+            <w:r>
+              <w:rPr>
+                <w:sz w:val="24"/>
+                <w:szCs w:val="24"/>
+              </w:rPr>
+              <w:t>,</w:t>
+            </w:r>
+            <w:r>
+              <w:rPr>
+                <w:sz w:val="24"/>
+                <w:szCs w:val="24"/>
+              </w:rPr>
+              <w:t xml:space="preserve"> đồng thời quản lý phiên làm việc thông qua JWT.</w:t>
             </w:r>
           </w:p>
         </w:tc>
@@ -16457,7 +17260,21 @@
                 <w:sz w:val="24"/>
                 <w:szCs w:val="24"/>
               </w:rPr>
-              <w:t>Hệ thống hỗ trợ sao lưu và phục hồi dữ liệu cá nhân</w:t>
+              <w:t>Hệ thống</w:t>
+            </w:r>
+            <w:r>
+              <w:rPr>
+                <w:sz w:val="24"/>
+                <w:szCs w:val="24"/>
+              </w:rPr>
+              <w:t xml:space="preserve"> cho phép</w:t>
+            </w:r>
+            <w:r>
+              <w:rPr>
+                <w:sz w:val="24"/>
+                <w:szCs w:val="24"/>
+              </w:rPr>
+              <w:t xml:space="preserve"> hỗ trợ sao lưu và phục hồi dữ liệu cá nhân</w:t>
             </w:r>
           </w:p>
         </w:tc>
@@ -22710,7 +23527,21 @@
                 <w:sz w:val="24"/>
                 <w:szCs w:val="24"/>
               </w:rPr>
-              <w:t>Cho phép các actor (Cá nhân, Admin) xác thực vào hệ thống bằng tài khoản nội bộ hoặc qua Google</w:t>
+              <w:t xml:space="preserve">Cho phép các actor (Cá nhân, Admin) xác thực vào hệ thống </w:t>
+            </w:r>
+            <w:r>
+              <w:rPr>
+                <w:sz w:val="24"/>
+                <w:szCs w:val="24"/>
+              </w:rPr>
+              <w:t xml:space="preserve">thông qua </w:t>
+            </w:r>
+            <w:r>
+              <w:rPr>
+                <w:sz w:val="24"/>
+                <w:szCs w:val="24"/>
+              </w:rPr>
+              <w:t>tài khoản nội bộ hoặc qua Google</w:t>
             </w:r>
           </w:p>
         </w:tc>
@@ -22848,7 +23679,7 @@
                 <w:sz w:val="24"/>
                 <w:szCs w:val="24"/>
               </w:rPr>
-              <w:t>Người dùng đã có tài khoản trong hệ thống</w:t>
+              <w:t>Người dùng có tài khoản trong hệ thống</w:t>
             </w:r>
           </w:p>
         </w:tc>
@@ -30863,7 +31694,21 @@
           <w:sz w:val="26"/>
           <w:szCs w:val="26"/>
         </w:rPr>
-        <w:t>Hệ thống được xây dựng theo kiến trúc client-server, tách biệt giữa backend (cung cấp API) và frontend (giao diện người dùng). Bảng dưới đây liệt kê các công nghệ chính được sử dụng trong quá trình phát triển hệ thống, dựa trên cấu hình thực tế của dự án (pom.xml và package.json).</w:t>
+        <w:t xml:space="preserve">Hệ thống xây dựng theo kiến trúc client-server, tách biệt giữa backend (cung cấp API) và frontend (giao diện người dùng). Bảng dưới đây liệt kê các công nghệ chính được </w:t>
+      </w:r>
+      <w:r>
+        <w:rPr>
+          <w:sz w:val="26"/>
+          <w:szCs w:val="26"/>
+        </w:rPr>
+        <w:t>được sử dụng khi xây dựng và phát triển hệ thống</w:t>
+      </w:r>
+      <w:r>
+        <w:rPr>
+          <w:sz w:val="26"/>
+          <w:szCs w:val="26"/>
+        </w:rPr>
+        <w:t>, dựa trên cấu hình thực tế của dự án (pom.xml và package.json).</w:t>
       </w:r>
     </w:p>
     <w:p>
@@ -32194,7 +33039,21 @@
           <w:sz w:val="26"/>
           <w:szCs w:val="26"/>
         </w:rPr>
-        <w:t>Mã nguồn của hệ thống được tổ chức thành hai thành phần chính gồm backend và frontend. Backend được xây dựng bằng Spring Boot, chịu trách nhiệm xử lý nghiệp vụ, xác thực, phân quyền, truy xuất dữ liệu và cung cấp REST API. Frontend được xây dựng bằng React và TypeScript, chịu trách nhiệm xây dựng giao diện, quản lý trạng thái hiển thị và giao tiếp với backend thông qua HTTP API.</w:t>
+        <w:t>Mã nguồn của hệ thống được</w:t>
+      </w:r>
+      <w:r>
+        <w:rPr>
+          <w:sz w:val="26"/>
+          <w:szCs w:val="26"/>
+        </w:rPr>
+        <w:t xml:space="preserve"> phân chia</w:t>
+      </w:r>
+      <w:r>
+        <w:rPr>
+          <w:sz w:val="26"/>
+          <w:szCs w:val="26"/>
+        </w:rPr>
+        <w:t xml:space="preserve"> thành hai thành phần chính gồm backend và frontend. Backend được xây dựng bằng Spring Boot, chịu trách nhiệm xử lý nghiệp vụ, xác thực, phân quyền, truy xuất dữ liệu và cung cấp REST API. Frontend được xây dựng bằng React và TypeScript, chịu trách nhiệm xây dựng giao diện, quản lý trạng thái hiển thị và giao tiếp với backend thông qua HTTP API.</w:t>
       </w:r>
     </w:p>
     <w:p>
@@ -32404,7 +33263,56 @@
           <w:sz w:val="26"/>
           <w:szCs w:val="26"/>
         </w:rPr>
-        <w:t>Mỗi package nghiệp vụ ở backend được tổ chức theo mô hình bốn tầng gồm controller, service, repository và entity/dto. Controller tiếp nhận request và trả về response, service xử lý các nghiệp vụ và quy tắc của hệ thống, repository thực hiện truy vấn dữ liệu thông qua Spring Data JPA, còn entity/dto dùng để định nghĩa và truyền dữ liệu. Cách tổ chức này giúp các module có cấu trúc thống nhất và dễ theo dõi khi phát triển hoặc bảo trì.</w:t>
+        <w:t xml:space="preserve">Mỗi package nghiệp vụ ở backend </w:t>
+      </w:r>
+      <w:r>
+        <w:rPr>
+          <w:sz w:val="26"/>
+          <w:szCs w:val="26"/>
+        </w:rPr>
+        <w:t>được chia thành bốn tầng gồm</w:t>
+      </w:r>
+      <w:r>
+        <w:rPr>
+          <w:sz w:val="26"/>
+          <w:szCs w:val="26"/>
+        </w:rPr>
+        <w:t xml:space="preserve"> controller, service, repository và entity/dto. Controller tiếp nhận request và trả về response, service</w:t>
+      </w:r>
+      <w:r>
+        <w:rPr>
+          <w:sz w:val="26"/>
+          <w:szCs w:val="26"/>
+        </w:rPr>
+        <w:t xml:space="preserve"> nhằm</w:t>
+      </w:r>
+      <w:r>
+        <w:rPr>
+          <w:sz w:val="26"/>
+          <w:szCs w:val="26"/>
+        </w:rPr>
+        <w:t xml:space="preserve"> xử lý các nghiệp vụ và quy tắc của hệ thống, repository </w:t>
+      </w:r>
+      <w:r>
+        <w:rPr>
+          <w:sz w:val="26"/>
+          <w:szCs w:val="26"/>
+        </w:rPr>
+        <w:t>truy xuất dữ liệu thông qua</w:t>
+      </w:r>
+      <w:r>
+        <w:rPr>
+          <w:sz w:val="26"/>
+          <w:szCs w:val="26"/>
+        </w:rPr>
+        <w:t xml:space="preserve"> </w:t>
+      </w:r>
+      <w:r>
+        <w:rPr>
+          <w:sz w:val="26"/>
+          <w:szCs w:val="26"/>
+        </w:rPr>
+        <w:t>Spring Data JPA, còn entity/dto dùng để định nghĩa và truyền dữ liệu. Cách tổ chức này giúp các module có cấu trúc thống nhất và dễ theo dõi khi phát triển hoặc bảo trì.</w:t>
       </w:r>
     </w:p>
     <w:p>
@@ -33383,7 +34291,6 @@
                 <w:sz w:val="24"/>
                 <w:szCs w:val="24"/>
               </w:rPr>
-              <w:lastRenderedPageBreak/>
               <w:t>Danh mục</w:t>
             </w:r>
           </w:p>
@@ -33501,6 +34408,7 @@
                 <w:sz w:val="24"/>
                 <w:szCs w:val="24"/>
               </w:rPr>
+              <w:lastRenderedPageBreak/>
               <w:t>Quy tắc phân loại</w:t>
             </w:r>
           </w:p>
@@ -35669,6 +36577,7 @@
     <w:p>
       <w:pPr>
         <w:spacing w:after="120"/>
+        <w:jc w:val="center"/>
         <w:rPr>
           <w:sz w:val="26"/>
           <w:szCs w:val="26"/>
@@ -35681,9 +36590,9 @@
           <w:szCs w:val="26"/>
         </w:rPr>
         <w:drawing>
-          <wp:inline distT="0" distB="0" distL="0" distR="0" wp14:anchorId="0E629025" wp14:editId="6A98ADE5">
-            <wp:extent cx="5547995" cy="4029075"/>
-            <wp:effectExtent l="0" t="0" r="0" b="9525"/>
+          <wp:inline distT="0" distB="0" distL="0" distR="0" wp14:anchorId="0E629025" wp14:editId="304A3866">
+            <wp:extent cx="4867275" cy="3534721"/>
+            <wp:effectExtent l="0" t="0" r="0" b="8890"/>
             <wp:docPr id="40" name="Picture 40"/>
             <wp:cNvGraphicFramePr>
               <a:graphicFrameLocks xmlns:a="http://schemas.openxmlformats.org/drawingml/2006/main" noChangeAspect="1"/>
@@ -35704,7 +36613,7 @@
                   <pic:spPr>
                     <a:xfrm>
                       <a:off x="0" y="0"/>
-                      <a:ext cx="5547995" cy="4029075"/>
+                      <a:ext cx="4871176" cy="3537554"/>
                     </a:xfrm>
                     <a:prstGeom prst="rect">
                       <a:avLst/>
@@ -35846,8 +36755,15 @@
           <w:sz w:val="26"/>
           <w:szCs w:val="26"/>
         </w:rPr>
+        <w:t xml:space="preserve">Khi sửa hoặc xóa giao dịch, nghiệp vụ tương tự được áp dụng theo chiều ngược lại: hệ thống hoàn tác ảnh hưởng của giá trị cũ lên số dư trước khi áp dụng giá trị mới. </w:t>
+      </w:r>
+      <w:r>
+        <w:rPr>
+          <w:sz w:val="26"/>
+          <w:szCs w:val="26"/>
+        </w:rPr>
         <w:lastRenderedPageBreak/>
-        <w:t>Khi sửa hoặc xóa giao dịch, nghiệp vụ tương tự được áp dụng theo chiều ngược lại: hệ thống hoàn tác ảnh hưởng của giá trị cũ lên số dư trước khi áp dụng giá trị mới. Đồng thời, một bản ghi TransactionHistory được lưu lại nếu có bất kỳ trường nào thay đổi, phục vụ chức năng xem lịch sử đối soát trên giao diện.</w:t>
+        <w:t>Đồng thời, một bản ghi TransactionHistory được lưu lại nếu có bất kỳ trường nào thay đổi, phục vụ chức năng xem lịch sử đối soát trên giao diện.</w:t>
       </w:r>
     </w:p>
     <w:p>
@@ -36338,7 +37254,7 @@
           <w:sz w:val="26"/>
           <w:szCs w:val="26"/>
         </w:rPr>
-        <w:t xml:space="preserve">Cơ chế cảnh báo (checkAndAlertBudget) được kích hoạt tự động mỗi khi có giao dịch chi tiêu mới thuộc danh mục đang được đặt ngân sách. Hệ thống tính tổng chi tiêu trong tháng và so sánh với hai ngưỡng: ngưỡng cảnh báo (mặc định 80%, có thể </w:t>
+        <w:t xml:space="preserve">Cơ chế cảnh báo (checkAndAlertBudget) được kích hoạt tự động mỗi khi có giao dịch chi tiêu mới thuộc danh mục đang được đặt ngân sách. Hệ thống tính tổng chi tiêu trong tháng và so sánh với hai ngưỡng: ngưỡng cảnh báo (mặc định 80%, có thể tùy chỉnh thông qua warningPercent của từng ngân sách hoặc lấy từ cấu hình hệ thống DEFAULT_BUDGET_WARNING_PERCENT) và ngưỡng vượt mức </w:t>
       </w:r>
       <w:r>
         <w:rPr>
@@ -36346,7 +37262,7 @@
           <w:szCs w:val="26"/>
         </w:rPr>
         <w:lastRenderedPageBreak/>
-        <w:t>tùy chỉnh thông qua warningPercent của từng ngân sách hoặc lấy từ cấu hình hệ thống DEFAULT_BUDGET_WARNING_PERCENT) và ngưỡng vượt mức (100%). Mỗi mức cảnh báo chỉ được gửi một lần, sử dụng cờ warningSent và trạng thái EXCEED, nhằm tránh gửi thông báo lặp lại cho người dùng ở các giao dịch tiếp theo. Thông báo được gửi đồng thời qua hai kênh: bảng notification trong ứng dụng và email thông qua SMTP.</w:t>
+        <w:t>(100%). Mỗi mức cảnh báo chỉ được gửi một lần, sử dụng cờ warningSent và trạng thái EXCEED, nhằm tránh gửi thông báo lặp lại cho người dùng ở các giao dịch tiếp theo. Thông báo được gửi đồng thời qua hai kênh: bảng notification trong ứng dụng và email thông qua SMTP.</w:t>
       </w:r>
     </w:p>
     <w:p>
@@ -39672,8 +40588,8 @@
               <w:spacing w:before="0" w:line="240" w:lineRule="auto"/>
               <w:rPr>
                 <w:rFonts w:eastAsia="Times New Roman"/>
-                <w:sz w:val="24"/>
-                <w:szCs w:val="24"/>
+                <w:sz w:val="22"/>
+                <w:szCs w:val="22"/>
               </w:rPr>
             </w:pPr>
             <w:r>
@@ -39681,8 +40597,8 @@
                 <w:rFonts w:eastAsia="Times New Roman"/>
                 <w:b/>
                 <w:bCs/>
-                <w:sz w:val="24"/>
-                <w:szCs w:val="24"/>
+                <w:sz w:val="22"/>
+                <w:szCs w:val="22"/>
               </w:rPr>
               <w:t>Mã TC</w:t>
             </w:r>
@@ -39697,8 +40613,8 @@
               <w:spacing w:before="0" w:line="240" w:lineRule="auto"/>
               <w:rPr>
                 <w:rFonts w:eastAsia="Times New Roman"/>
-                <w:sz w:val="24"/>
-                <w:szCs w:val="24"/>
+                <w:sz w:val="22"/>
+                <w:szCs w:val="22"/>
               </w:rPr>
             </w:pPr>
             <w:r>
@@ -39706,8 +40622,8 @@
                 <w:rFonts w:eastAsia="Times New Roman"/>
                 <w:b/>
                 <w:bCs/>
-                <w:sz w:val="24"/>
-                <w:szCs w:val="24"/>
+                <w:sz w:val="22"/>
+                <w:szCs w:val="22"/>
               </w:rPr>
               <w:t>Chức năng / UC</w:t>
             </w:r>
@@ -39722,8 +40638,8 @@
               <w:spacing w:before="0" w:line="240" w:lineRule="auto"/>
               <w:rPr>
                 <w:rFonts w:eastAsia="Times New Roman"/>
-                <w:sz w:val="24"/>
-                <w:szCs w:val="24"/>
+                <w:sz w:val="22"/>
+                <w:szCs w:val="22"/>
               </w:rPr>
             </w:pPr>
             <w:r>
@@ -39731,8 +40647,8 @@
                 <w:rFonts w:eastAsia="Times New Roman"/>
                 <w:b/>
                 <w:bCs/>
-                <w:sz w:val="24"/>
-                <w:szCs w:val="24"/>
+                <w:sz w:val="22"/>
+                <w:szCs w:val="22"/>
               </w:rPr>
               <w:t>Mục tiêu</w:t>
             </w:r>
@@ -39747,8 +40663,8 @@
               <w:spacing w:before="0" w:line="240" w:lineRule="auto"/>
               <w:rPr>
                 <w:rFonts w:eastAsia="Times New Roman"/>
-                <w:sz w:val="24"/>
-                <w:szCs w:val="24"/>
+                <w:sz w:val="22"/>
+                <w:szCs w:val="22"/>
               </w:rPr>
             </w:pPr>
             <w:r>
@@ -39756,8 +40672,8 @@
                 <w:rFonts w:eastAsia="Times New Roman"/>
                 <w:b/>
                 <w:bCs/>
-                <w:sz w:val="24"/>
-                <w:szCs w:val="24"/>
+                <w:sz w:val="22"/>
+                <w:szCs w:val="22"/>
               </w:rPr>
               <w:t>Tiền điều kiện</w:t>
             </w:r>
@@ -39772,8 +40688,8 @@
               <w:spacing w:before="0" w:line="240" w:lineRule="auto"/>
               <w:rPr>
                 <w:rFonts w:eastAsia="Times New Roman"/>
-                <w:sz w:val="24"/>
-                <w:szCs w:val="24"/>
+                <w:sz w:val="22"/>
+                <w:szCs w:val="22"/>
               </w:rPr>
             </w:pPr>
             <w:r>
@@ -39781,8 +40697,8 @@
                 <w:rFonts w:eastAsia="Times New Roman"/>
                 <w:b/>
                 <w:bCs/>
-                <w:sz w:val="24"/>
-                <w:szCs w:val="24"/>
+                <w:sz w:val="22"/>
+                <w:szCs w:val="22"/>
               </w:rPr>
               <w:t>Dữ liệu đầu vào</w:t>
             </w:r>
@@ -39797,8 +40713,8 @@
               <w:spacing w:before="0" w:line="240" w:lineRule="auto"/>
               <w:rPr>
                 <w:rFonts w:eastAsia="Times New Roman"/>
-                <w:sz w:val="24"/>
-                <w:szCs w:val="24"/>
+                <w:sz w:val="22"/>
+                <w:szCs w:val="22"/>
               </w:rPr>
             </w:pPr>
             <w:r>
@@ -39806,8 +40722,8 @@
                 <w:rFonts w:eastAsia="Times New Roman"/>
                 <w:b/>
                 <w:bCs/>
-                <w:sz w:val="24"/>
-                <w:szCs w:val="24"/>
+                <w:sz w:val="22"/>
+                <w:szCs w:val="22"/>
               </w:rPr>
               <w:t>Các bước</w:t>
             </w:r>
@@ -39822,8 +40738,8 @@
               <w:spacing w:before="0" w:line="240" w:lineRule="auto"/>
               <w:rPr>
                 <w:rFonts w:eastAsia="Times New Roman"/>
-                <w:sz w:val="24"/>
-                <w:szCs w:val="24"/>
+                <w:sz w:val="22"/>
+                <w:szCs w:val="22"/>
               </w:rPr>
             </w:pPr>
             <w:r>
@@ -39831,8 +40747,8 @@
                 <w:rFonts w:eastAsia="Times New Roman"/>
                 <w:b/>
                 <w:bCs/>
-                <w:sz w:val="24"/>
-                <w:szCs w:val="24"/>
+                <w:sz w:val="22"/>
+                <w:szCs w:val="22"/>
               </w:rPr>
               <w:t>Kết quả mong đợi</w:t>
             </w:r>
@@ -39849,15 +40765,15 @@
               <w:spacing w:before="0" w:line="240" w:lineRule="auto"/>
               <w:rPr>
                 <w:rFonts w:eastAsia="Times New Roman"/>
-                <w:sz w:val="24"/>
-                <w:szCs w:val="24"/>
-              </w:rPr>
-            </w:pPr>
-            <w:r>
-              <w:rPr>
-                <w:rFonts w:eastAsia="Times New Roman"/>
-                <w:sz w:val="24"/>
-                <w:szCs w:val="24"/>
+                <w:sz w:val="22"/>
+                <w:szCs w:val="22"/>
+              </w:rPr>
+            </w:pPr>
+            <w:r>
+              <w:rPr>
+                <w:rFonts w:eastAsia="Times New Roman"/>
+                <w:sz w:val="22"/>
+                <w:szCs w:val="22"/>
               </w:rPr>
               <w:t>TC-WALL-001</w:t>
             </w:r>
@@ -39872,15 +40788,15 @@
               <w:spacing w:before="0" w:line="240" w:lineRule="auto"/>
               <w:rPr>
                 <w:rFonts w:eastAsia="Times New Roman"/>
-                <w:sz w:val="24"/>
-                <w:szCs w:val="24"/>
-              </w:rPr>
-            </w:pPr>
-            <w:r>
-              <w:rPr>
-                <w:rFonts w:eastAsia="Times New Roman"/>
-                <w:sz w:val="24"/>
-                <w:szCs w:val="24"/>
+                <w:sz w:val="22"/>
+                <w:szCs w:val="22"/>
+              </w:rPr>
+            </w:pPr>
+            <w:r>
+              <w:rPr>
+                <w:rFonts w:eastAsia="Times New Roman"/>
+                <w:sz w:val="22"/>
+                <w:szCs w:val="22"/>
               </w:rPr>
               <w:t>Tạo Ví</w:t>
             </w:r>
@@ -39895,15 +40811,15 @@
               <w:spacing w:before="0" w:line="240" w:lineRule="auto"/>
               <w:rPr>
                 <w:rFonts w:eastAsia="Times New Roman"/>
-                <w:sz w:val="24"/>
-                <w:szCs w:val="24"/>
-              </w:rPr>
-            </w:pPr>
-            <w:r>
-              <w:rPr>
-                <w:rFonts w:eastAsia="Times New Roman"/>
-                <w:sz w:val="24"/>
-                <w:szCs w:val="24"/>
+                <w:sz w:val="22"/>
+                <w:szCs w:val="22"/>
+              </w:rPr>
+            </w:pPr>
+            <w:r>
+              <w:rPr>
+                <w:rFonts w:eastAsia="Times New Roman"/>
+                <w:sz w:val="22"/>
+                <w:szCs w:val="22"/>
               </w:rPr>
               <w:t>Khởi tạo ví mới với số dư ban đầu hợp lệ.</w:t>
             </w:r>
@@ -39918,15 +40834,15 @@
               <w:spacing w:before="0" w:line="240" w:lineRule="auto"/>
               <w:rPr>
                 <w:rFonts w:eastAsia="Times New Roman"/>
-                <w:sz w:val="24"/>
-                <w:szCs w:val="24"/>
-              </w:rPr>
-            </w:pPr>
-            <w:r>
-              <w:rPr>
-                <w:rFonts w:eastAsia="Times New Roman"/>
-                <w:sz w:val="24"/>
-                <w:szCs w:val="24"/>
+                <w:sz w:val="22"/>
+                <w:szCs w:val="22"/>
+              </w:rPr>
+            </w:pPr>
+            <w:r>
+              <w:rPr>
+                <w:rFonts w:eastAsia="Times New Roman"/>
+                <w:sz w:val="22"/>
+                <w:szCs w:val="22"/>
               </w:rPr>
               <w:t>User tồn tại.</w:t>
             </w:r>
@@ -39941,15 +40857,15 @@
               <w:spacing w:before="0" w:line="240" w:lineRule="auto"/>
               <w:rPr>
                 <w:rFonts w:eastAsia="Times New Roman"/>
-                <w:sz w:val="24"/>
-                <w:szCs w:val="24"/>
-              </w:rPr>
-            </w:pPr>
-            <w:r>
-              <w:rPr>
-                <w:rFonts w:eastAsia="Times New Roman"/>
-                <w:sz w:val="24"/>
-                <w:szCs w:val="24"/>
+                <w:sz w:val="22"/>
+                <w:szCs w:val="22"/>
+              </w:rPr>
+            </w:pPr>
+            <w:r>
+              <w:rPr>
+                <w:rFonts w:eastAsia="Times New Roman"/>
+                <w:sz w:val="22"/>
+                <w:szCs w:val="22"/>
               </w:rPr>
               <w:t>name: "Ví Tiết Kiệm", balance: 100000</w:t>
             </w:r>
@@ -39964,15 +40880,15 @@
               <w:spacing w:before="0" w:line="240" w:lineRule="auto"/>
               <w:rPr>
                 <w:rFonts w:eastAsia="Times New Roman"/>
-                <w:sz w:val="24"/>
-                <w:szCs w:val="24"/>
-              </w:rPr>
-            </w:pPr>
-            <w:r>
-              <w:rPr>
-                <w:rFonts w:eastAsia="Times New Roman"/>
-                <w:sz w:val="24"/>
-                <w:szCs w:val="24"/>
+                <w:sz w:val="22"/>
+                <w:szCs w:val="22"/>
+              </w:rPr>
+            </w:pPr>
+            <w:r>
+              <w:rPr>
+                <w:rFonts w:eastAsia="Times New Roman"/>
+                <w:sz w:val="22"/>
+                <w:szCs w:val="22"/>
               </w:rPr>
               <w:t>Gọi hàm createWallet().</w:t>
             </w:r>
@@ -39987,15 +40903,15 @@
               <w:spacing w:before="0" w:line="240" w:lineRule="auto"/>
               <w:rPr>
                 <w:rFonts w:eastAsia="Times New Roman"/>
-                <w:sz w:val="24"/>
-                <w:szCs w:val="24"/>
-              </w:rPr>
-            </w:pPr>
-            <w:r>
-              <w:rPr>
-                <w:rFonts w:eastAsia="Times New Roman"/>
-                <w:sz w:val="24"/>
-                <w:szCs w:val="24"/>
+                <w:sz w:val="22"/>
+                <w:szCs w:val="22"/>
+              </w:rPr>
+            </w:pPr>
+            <w:r>
+              <w:rPr>
+                <w:rFonts w:eastAsia="Times New Roman"/>
+                <w:sz w:val="22"/>
+                <w:szCs w:val="22"/>
               </w:rPr>
               <w:t>HTTP 201; Wallet được tạo và trả về DTO.</w:t>
             </w:r>
@@ -40012,15 +40928,15 @@
               <w:spacing w:before="0" w:line="240" w:lineRule="auto"/>
               <w:rPr>
                 <w:rFonts w:eastAsia="Times New Roman"/>
-                <w:sz w:val="24"/>
-                <w:szCs w:val="24"/>
-              </w:rPr>
-            </w:pPr>
-            <w:r>
-              <w:rPr>
-                <w:rFonts w:eastAsia="Times New Roman"/>
-                <w:sz w:val="24"/>
-                <w:szCs w:val="24"/>
+                <w:sz w:val="22"/>
+                <w:szCs w:val="22"/>
+              </w:rPr>
+            </w:pPr>
+            <w:r>
+              <w:rPr>
+                <w:rFonts w:eastAsia="Times New Roman"/>
+                <w:sz w:val="22"/>
+                <w:szCs w:val="22"/>
               </w:rPr>
               <w:t>TC-WALL-002</w:t>
             </w:r>
@@ -40035,15 +40951,15 @@
               <w:spacing w:before="0" w:line="240" w:lineRule="auto"/>
               <w:rPr>
                 <w:rFonts w:eastAsia="Times New Roman"/>
-                <w:sz w:val="24"/>
-                <w:szCs w:val="24"/>
-              </w:rPr>
-            </w:pPr>
-            <w:r>
-              <w:rPr>
-                <w:rFonts w:eastAsia="Times New Roman"/>
-                <w:sz w:val="24"/>
-                <w:szCs w:val="24"/>
+                <w:sz w:val="22"/>
+                <w:szCs w:val="22"/>
+              </w:rPr>
+            </w:pPr>
+            <w:r>
+              <w:rPr>
+                <w:rFonts w:eastAsia="Times New Roman"/>
+                <w:sz w:val="22"/>
+                <w:szCs w:val="22"/>
               </w:rPr>
               <w:t>Tạo Ví</w:t>
             </w:r>
@@ -40058,15 +40974,15 @@
               <w:spacing w:before="0" w:line="240" w:lineRule="auto"/>
               <w:rPr>
                 <w:rFonts w:eastAsia="Times New Roman"/>
-                <w:sz w:val="24"/>
-                <w:szCs w:val="24"/>
-              </w:rPr>
-            </w:pPr>
-            <w:r>
-              <w:rPr>
-                <w:rFonts w:eastAsia="Times New Roman"/>
-                <w:sz w:val="24"/>
-                <w:szCs w:val="24"/>
+                <w:sz w:val="22"/>
+                <w:szCs w:val="22"/>
+              </w:rPr>
+            </w:pPr>
+            <w:r>
+              <w:rPr>
+                <w:rFonts w:eastAsia="Times New Roman"/>
+                <w:sz w:val="22"/>
+                <w:szCs w:val="22"/>
               </w:rPr>
               <w:t>Báo lỗi khi ID người dùng không tồn tại.</w:t>
             </w:r>
@@ -40081,15 +40997,15 @@
               <w:spacing w:before="0" w:line="240" w:lineRule="auto"/>
               <w:rPr>
                 <w:rFonts w:eastAsia="Times New Roman"/>
-                <w:sz w:val="24"/>
-                <w:szCs w:val="24"/>
-              </w:rPr>
-            </w:pPr>
-            <w:r>
-              <w:rPr>
-                <w:rFonts w:eastAsia="Times New Roman"/>
-                <w:sz w:val="24"/>
-                <w:szCs w:val="24"/>
+                <w:sz w:val="22"/>
+                <w:szCs w:val="22"/>
+              </w:rPr>
+            </w:pPr>
+            <w:r>
+              <w:rPr>
+                <w:rFonts w:eastAsia="Times New Roman"/>
+                <w:sz w:val="22"/>
+                <w:szCs w:val="22"/>
               </w:rPr>
               <w:t>User không tồn tại trong DB.</w:t>
             </w:r>
@@ -40104,15 +41020,15 @@
               <w:spacing w:before="0" w:line="240" w:lineRule="auto"/>
               <w:rPr>
                 <w:rFonts w:eastAsia="Times New Roman"/>
-                <w:sz w:val="24"/>
-                <w:szCs w:val="24"/>
-              </w:rPr>
-            </w:pPr>
-            <w:r>
-              <w:rPr>
-                <w:rFonts w:eastAsia="Times New Roman"/>
-                <w:sz w:val="24"/>
-                <w:szCs w:val="24"/>
+                <w:sz w:val="22"/>
+                <w:szCs w:val="22"/>
+              </w:rPr>
+            </w:pPr>
+            <w:r>
+              <w:rPr>
+                <w:rFonts w:eastAsia="Times New Roman"/>
+                <w:sz w:val="22"/>
+                <w:szCs w:val="22"/>
               </w:rPr>
               <w:t>userId: 99L</w:t>
             </w:r>
@@ -40127,15 +41043,15 @@
               <w:spacing w:before="0" w:line="240" w:lineRule="auto"/>
               <w:rPr>
                 <w:rFonts w:eastAsia="Times New Roman"/>
-                <w:sz w:val="24"/>
-                <w:szCs w:val="24"/>
-              </w:rPr>
-            </w:pPr>
-            <w:r>
-              <w:rPr>
-                <w:rFonts w:eastAsia="Times New Roman"/>
-                <w:sz w:val="24"/>
-                <w:szCs w:val="24"/>
+                <w:sz w:val="22"/>
+                <w:szCs w:val="22"/>
+              </w:rPr>
+            </w:pPr>
+            <w:r>
+              <w:rPr>
+                <w:rFonts w:eastAsia="Times New Roman"/>
+                <w:sz w:val="22"/>
+                <w:szCs w:val="22"/>
               </w:rPr>
               <w:t>Gọi hàm createWallet() với ID ảo.</w:t>
             </w:r>
@@ -40150,15 +41066,15 @@
               <w:spacing w:before="0" w:line="240" w:lineRule="auto"/>
               <w:rPr>
                 <w:rFonts w:eastAsia="Times New Roman"/>
-                <w:sz w:val="24"/>
-                <w:szCs w:val="24"/>
-              </w:rPr>
-            </w:pPr>
-            <w:r>
-              <w:rPr>
-                <w:rFonts w:eastAsia="Times New Roman"/>
-                <w:sz w:val="24"/>
-                <w:szCs w:val="24"/>
+                <w:sz w:val="22"/>
+                <w:szCs w:val="22"/>
+              </w:rPr>
+            </w:pPr>
+            <w:r>
+              <w:rPr>
+                <w:rFonts w:eastAsia="Times New Roman"/>
+                <w:sz w:val="22"/>
+                <w:szCs w:val="22"/>
               </w:rPr>
               <w:t>HTTP 400; Ném RuntimeException "Không tìm thấy người dùng!".</w:t>
             </w:r>
@@ -40175,15 +41091,15 @@
               <w:spacing w:before="0" w:line="240" w:lineRule="auto"/>
               <w:rPr>
                 <w:rFonts w:eastAsia="Times New Roman"/>
-                <w:sz w:val="24"/>
-                <w:szCs w:val="24"/>
-              </w:rPr>
-            </w:pPr>
-            <w:r>
-              <w:rPr>
-                <w:rFonts w:eastAsia="Times New Roman"/>
-                <w:sz w:val="24"/>
-                <w:szCs w:val="24"/>
+                <w:sz w:val="22"/>
+                <w:szCs w:val="22"/>
+              </w:rPr>
+            </w:pPr>
+            <w:r>
+              <w:rPr>
+                <w:rFonts w:eastAsia="Times New Roman"/>
+                <w:sz w:val="22"/>
+                <w:szCs w:val="22"/>
               </w:rPr>
               <w:t>TC-WALL-003</w:t>
             </w:r>
@@ -40198,15 +41114,15 @@
               <w:spacing w:before="0" w:line="240" w:lineRule="auto"/>
               <w:rPr>
                 <w:rFonts w:eastAsia="Times New Roman"/>
-                <w:sz w:val="24"/>
-                <w:szCs w:val="24"/>
-              </w:rPr>
-            </w:pPr>
-            <w:r>
-              <w:rPr>
-                <w:rFonts w:eastAsia="Times New Roman"/>
-                <w:sz w:val="24"/>
-                <w:szCs w:val="24"/>
+                <w:sz w:val="22"/>
+                <w:szCs w:val="22"/>
+              </w:rPr>
+            </w:pPr>
+            <w:r>
+              <w:rPr>
+                <w:rFonts w:eastAsia="Times New Roman"/>
+                <w:sz w:val="22"/>
+                <w:szCs w:val="22"/>
               </w:rPr>
               <w:t>Sửa Ví</w:t>
             </w:r>
@@ -40221,15 +41137,15 @@
               <w:spacing w:before="0" w:line="240" w:lineRule="auto"/>
               <w:rPr>
                 <w:rFonts w:eastAsia="Times New Roman"/>
-                <w:sz w:val="24"/>
-                <w:szCs w:val="24"/>
-              </w:rPr>
-            </w:pPr>
-            <w:r>
-              <w:rPr>
-                <w:rFonts w:eastAsia="Times New Roman"/>
-                <w:sz w:val="24"/>
-                <w:szCs w:val="24"/>
+                <w:sz w:val="22"/>
+                <w:szCs w:val="22"/>
+              </w:rPr>
+            </w:pPr>
+            <w:r>
+              <w:rPr>
+                <w:rFonts w:eastAsia="Times New Roman"/>
+                <w:sz w:val="22"/>
+                <w:szCs w:val="22"/>
               </w:rPr>
               <w:t>Chủ sở hữu cập nhật thông tin ví thành công.</w:t>
             </w:r>
@@ -40244,15 +41160,15 @@
               <w:spacing w:before="0" w:line="240" w:lineRule="auto"/>
               <w:rPr>
                 <w:rFonts w:eastAsia="Times New Roman"/>
-                <w:sz w:val="24"/>
-                <w:szCs w:val="24"/>
-              </w:rPr>
-            </w:pPr>
-            <w:r>
-              <w:rPr>
-                <w:rFonts w:eastAsia="Times New Roman"/>
-                <w:sz w:val="24"/>
-                <w:szCs w:val="24"/>
+                <w:sz w:val="22"/>
+                <w:szCs w:val="22"/>
+              </w:rPr>
+            </w:pPr>
+            <w:r>
+              <w:rPr>
+                <w:rFonts w:eastAsia="Times New Roman"/>
+                <w:sz w:val="22"/>
+                <w:szCs w:val="22"/>
               </w:rPr>
               <w:t>Ví thuộc sở hữu của User (requesterId=1L).</w:t>
             </w:r>
@@ -40267,15 +41183,15 @@
               <w:spacing w:before="0" w:line="240" w:lineRule="auto"/>
               <w:rPr>
                 <w:rFonts w:eastAsia="Times New Roman"/>
-                <w:sz w:val="24"/>
-                <w:szCs w:val="24"/>
-              </w:rPr>
-            </w:pPr>
-            <w:r>
-              <w:rPr>
-                <w:rFonts w:eastAsia="Times New Roman"/>
-                <w:sz w:val="24"/>
-                <w:szCs w:val="24"/>
+                <w:sz w:val="22"/>
+                <w:szCs w:val="22"/>
+              </w:rPr>
+            </w:pPr>
+            <w:r>
+              <w:rPr>
+                <w:rFonts w:eastAsia="Times New Roman"/>
+                <w:sz w:val="22"/>
+                <w:szCs w:val="22"/>
               </w:rPr>
               <w:t>walletId: 10L, name: "Ví Mới"</w:t>
             </w:r>
@@ -40290,15 +41206,15 @@
               <w:spacing w:before="0" w:line="240" w:lineRule="auto"/>
               <w:rPr>
                 <w:rFonts w:eastAsia="Times New Roman"/>
-                <w:sz w:val="24"/>
-                <w:szCs w:val="24"/>
-              </w:rPr>
-            </w:pPr>
-            <w:r>
-              <w:rPr>
-                <w:rFonts w:eastAsia="Times New Roman"/>
-                <w:sz w:val="24"/>
-                <w:szCs w:val="24"/>
+                <w:sz w:val="22"/>
+                <w:szCs w:val="22"/>
+              </w:rPr>
+            </w:pPr>
+            <w:r>
+              <w:rPr>
+                <w:rFonts w:eastAsia="Times New Roman"/>
+                <w:sz w:val="22"/>
+                <w:szCs w:val="22"/>
               </w:rPr>
               <w:t>Gọi hàm updateWallet().</w:t>
             </w:r>
@@ -40313,15 +41229,15 @@
               <w:spacing w:before="0" w:line="240" w:lineRule="auto"/>
               <w:rPr>
                 <w:rFonts w:eastAsia="Times New Roman"/>
-                <w:sz w:val="24"/>
-                <w:szCs w:val="24"/>
-              </w:rPr>
-            </w:pPr>
-            <w:r>
-              <w:rPr>
-                <w:rFonts w:eastAsia="Times New Roman"/>
-                <w:sz w:val="24"/>
-                <w:szCs w:val="24"/>
+                <w:sz w:val="22"/>
+                <w:szCs w:val="22"/>
+              </w:rPr>
+            </w:pPr>
+            <w:r>
+              <w:rPr>
+                <w:rFonts w:eastAsia="Times New Roman"/>
+                <w:sz w:val="22"/>
+                <w:szCs w:val="22"/>
               </w:rPr>
               <w:t>HTTP 200; Tên mới được cập nhật vào DB.</w:t>
             </w:r>
@@ -40338,15 +41254,15 @@
               <w:spacing w:before="0" w:line="240" w:lineRule="auto"/>
               <w:rPr>
                 <w:rFonts w:eastAsia="Times New Roman"/>
-                <w:sz w:val="24"/>
-                <w:szCs w:val="24"/>
-              </w:rPr>
-            </w:pPr>
-            <w:r>
-              <w:rPr>
-                <w:rFonts w:eastAsia="Times New Roman"/>
-                <w:sz w:val="24"/>
-                <w:szCs w:val="24"/>
+                <w:sz w:val="22"/>
+                <w:szCs w:val="22"/>
+              </w:rPr>
+            </w:pPr>
+            <w:r>
+              <w:rPr>
+                <w:rFonts w:eastAsia="Times New Roman"/>
+                <w:sz w:val="22"/>
+                <w:szCs w:val="22"/>
               </w:rPr>
               <w:t>TC-WALL-004</w:t>
             </w:r>
@@ -40361,15 +41277,15 @@
               <w:spacing w:before="0" w:line="240" w:lineRule="auto"/>
               <w:rPr>
                 <w:rFonts w:eastAsia="Times New Roman"/>
-                <w:sz w:val="24"/>
-                <w:szCs w:val="24"/>
-              </w:rPr>
-            </w:pPr>
-            <w:r>
-              <w:rPr>
-                <w:rFonts w:eastAsia="Times New Roman"/>
-                <w:sz w:val="24"/>
-                <w:szCs w:val="24"/>
+                <w:sz w:val="22"/>
+                <w:szCs w:val="22"/>
+              </w:rPr>
+            </w:pPr>
+            <w:r>
+              <w:rPr>
+                <w:rFonts w:eastAsia="Times New Roman"/>
+                <w:sz w:val="22"/>
+                <w:szCs w:val="22"/>
               </w:rPr>
               <w:t>Sửa Ví</w:t>
             </w:r>
@@ -40384,26 +41300,17 @@
               <w:spacing w:before="0" w:line="240" w:lineRule="auto"/>
               <w:rPr>
                 <w:rFonts w:eastAsia="Times New Roman"/>
-                <w:sz w:val="24"/>
-                <w:szCs w:val="24"/>
-              </w:rPr>
-            </w:pPr>
-            <w:r>
-              <w:rPr>
-                <w:rFonts w:eastAsia="Times New Roman"/>
-                <w:sz w:val="24"/>
-                <w:szCs w:val="24"/>
-              </w:rPr>
-              <w:t xml:space="preserve">Ngăn chặn sửa ví nếu không có </w:t>
-            </w:r>
-            <w:r>
-              <w:rPr>
-                <w:rFonts w:eastAsia="Times New Roman"/>
-                <w:sz w:val="24"/>
-                <w:szCs w:val="24"/>
-              </w:rPr>
-              <w:lastRenderedPageBreak/>
-              <w:t>quyền sở hữu.</w:t>
+                <w:sz w:val="22"/>
+                <w:szCs w:val="22"/>
+              </w:rPr>
+            </w:pPr>
+            <w:r>
+              <w:rPr>
+                <w:rFonts w:eastAsia="Times New Roman"/>
+                <w:sz w:val="22"/>
+                <w:szCs w:val="22"/>
+              </w:rPr>
+              <w:t>Ngăn chặn sửa ví nếu không có quyền sở hữu.</w:t>
             </w:r>
           </w:p>
         </w:tc>
@@ -40416,17 +41323,16 @@
               <w:spacing w:before="0" w:line="240" w:lineRule="auto"/>
               <w:rPr>
                 <w:rFonts w:eastAsia="Times New Roman"/>
-                <w:sz w:val="24"/>
-                <w:szCs w:val="24"/>
-              </w:rPr>
-            </w:pPr>
-            <w:r>
-              <w:rPr>
-                <w:rFonts w:eastAsia="Times New Roman"/>
-                <w:sz w:val="24"/>
-                <w:szCs w:val="24"/>
-              </w:rPr>
-              <w:lastRenderedPageBreak/>
+                <w:sz w:val="22"/>
+                <w:szCs w:val="22"/>
+              </w:rPr>
+            </w:pPr>
+            <w:r>
+              <w:rPr>
+                <w:rFonts w:eastAsia="Times New Roman"/>
+                <w:sz w:val="22"/>
+                <w:szCs w:val="22"/>
+              </w:rPr>
               <w:t>Ví thuộc User A, User B thao tác.</w:t>
             </w:r>
           </w:p>
@@ -40440,15 +41346,15 @@
               <w:spacing w:before="0" w:line="240" w:lineRule="auto"/>
               <w:rPr>
                 <w:rFonts w:eastAsia="Times New Roman"/>
-                <w:sz w:val="24"/>
-                <w:szCs w:val="24"/>
-              </w:rPr>
-            </w:pPr>
-            <w:r>
-              <w:rPr>
-                <w:rFonts w:eastAsia="Times New Roman"/>
-                <w:sz w:val="24"/>
-                <w:szCs w:val="24"/>
+                <w:sz w:val="22"/>
+                <w:szCs w:val="22"/>
+              </w:rPr>
+            </w:pPr>
+            <w:r>
+              <w:rPr>
+                <w:rFonts w:eastAsia="Times New Roman"/>
+                <w:sz w:val="22"/>
+                <w:szCs w:val="22"/>
               </w:rPr>
               <w:t>walletId: 10L, notOwnerId: 2L</w:t>
             </w:r>
@@ -40463,15 +41369,15 @@
               <w:spacing w:before="0" w:line="240" w:lineRule="auto"/>
               <w:rPr>
                 <w:rFonts w:eastAsia="Times New Roman"/>
-                <w:sz w:val="24"/>
-                <w:szCs w:val="24"/>
-              </w:rPr>
-            </w:pPr>
-            <w:r>
-              <w:rPr>
-                <w:rFonts w:eastAsia="Times New Roman"/>
-                <w:sz w:val="24"/>
-                <w:szCs w:val="24"/>
+                <w:sz w:val="22"/>
+                <w:szCs w:val="22"/>
+              </w:rPr>
+            </w:pPr>
+            <w:r>
+              <w:rPr>
+                <w:rFonts w:eastAsia="Times New Roman"/>
+                <w:sz w:val="22"/>
+                <w:szCs w:val="22"/>
               </w:rPr>
               <w:t>Gọi hàm updateWallet() bởi User B.</w:t>
             </w:r>
@@ -40486,26 +41392,17 @@
               <w:spacing w:before="0" w:line="240" w:lineRule="auto"/>
               <w:rPr>
                 <w:rFonts w:eastAsia="Times New Roman"/>
-                <w:sz w:val="24"/>
-                <w:szCs w:val="24"/>
-              </w:rPr>
-            </w:pPr>
-            <w:r>
-              <w:rPr>
-                <w:rFonts w:eastAsia="Times New Roman"/>
-                <w:sz w:val="24"/>
-                <w:szCs w:val="24"/>
-              </w:rPr>
-              <w:t xml:space="preserve">HTTP 403; Ném AccessDeniedException "Bạn không có quyền </w:t>
-            </w:r>
-            <w:r>
-              <w:rPr>
-                <w:rFonts w:eastAsia="Times New Roman"/>
-                <w:sz w:val="24"/>
-                <w:szCs w:val="24"/>
-              </w:rPr>
-              <w:lastRenderedPageBreak/>
-              <w:t>thao tác trên ví này!".</w:t>
+                <w:sz w:val="22"/>
+                <w:szCs w:val="22"/>
+              </w:rPr>
+            </w:pPr>
+            <w:r>
+              <w:rPr>
+                <w:rFonts w:eastAsia="Times New Roman"/>
+                <w:sz w:val="22"/>
+                <w:szCs w:val="22"/>
+              </w:rPr>
+              <w:t>HTTP 403; Ném AccessDeniedException "Bạn không có quyền thao tác trên ví này!".</w:t>
             </w:r>
           </w:p>
         </w:tc>
@@ -40520,15 +41417,15 @@
               <w:spacing w:before="0" w:line="240" w:lineRule="auto"/>
               <w:rPr>
                 <w:rFonts w:eastAsia="Times New Roman"/>
-                <w:sz w:val="24"/>
-                <w:szCs w:val="24"/>
-              </w:rPr>
-            </w:pPr>
-            <w:r>
-              <w:rPr>
-                <w:rFonts w:eastAsia="Times New Roman"/>
-                <w:sz w:val="24"/>
-                <w:szCs w:val="24"/>
+                <w:sz w:val="22"/>
+                <w:szCs w:val="22"/>
+              </w:rPr>
+            </w:pPr>
+            <w:r>
+              <w:rPr>
+                <w:rFonts w:eastAsia="Times New Roman"/>
+                <w:sz w:val="22"/>
+                <w:szCs w:val="22"/>
               </w:rPr>
               <w:lastRenderedPageBreak/>
               <w:t>TC-WALL-005</w:t>
@@ -40544,15 +41441,15 @@
               <w:spacing w:before="0" w:line="240" w:lineRule="auto"/>
               <w:rPr>
                 <w:rFonts w:eastAsia="Times New Roman"/>
-                <w:sz w:val="24"/>
-                <w:szCs w:val="24"/>
-              </w:rPr>
-            </w:pPr>
-            <w:r>
-              <w:rPr>
-                <w:rFonts w:eastAsia="Times New Roman"/>
-                <w:sz w:val="24"/>
-                <w:szCs w:val="24"/>
+                <w:sz w:val="22"/>
+                <w:szCs w:val="22"/>
+              </w:rPr>
+            </w:pPr>
+            <w:r>
+              <w:rPr>
+                <w:rFonts w:eastAsia="Times New Roman"/>
+                <w:sz w:val="22"/>
+                <w:szCs w:val="22"/>
               </w:rPr>
               <w:t>Xóa Ví</w:t>
             </w:r>
@@ -40567,15 +41464,15 @@
               <w:spacing w:before="0" w:line="240" w:lineRule="auto"/>
               <w:rPr>
                 <w:rFonts w:eastAsia="Times New Roman"/>
-                <w:sz w:val="24"/>
-                <w:szCs w:val="24"/>
-              </w:rPr>
-            </w:pPr>
-            <w:r>
-              <w:rPr>
-                <w:rFonts w:eastAsia="Times New Roman"/>
-                <w:sz w:val="24"/>
-                <w:szCs w:val="24"/>
+                <w:sz w:val="22"/>
+                <w:szCs w:val="22"/>
+              </w:rPr>
+            </w:pPr>
+            <w:r>
+              <w:rPr>
+                <w:rFonts w:eastAsia="Times New Roman"/>
+                <w:sz w:val="22"/>
+                <w:szCs w:val="22"/>
               </w:rPr>
               <w:t>Chủ sở hữu xóa hoàn toàn dữ liệu ví.</w:t>
             </w:r>
@@ -40590,15 +41487,15 @@
               <w:spacing w:before="0" w:line="240" w:lineRule="auto"/>
               <w:rPr>
                 <w:rFonts w:eastAsia="Times New Roman"/>
-                <w:sz w:val="24"/>
-                <w:szCs w:val="24"/>
-              </w:rPr>
-            </w:pPr>
-            <w:r>
-              <w:rPr>
-                <w:rFonts w:eastAsia="Times New Roman"/>
-                <w:sz w:val="24"/>
-                <w:szCs w:val="24"/>
+                <w:sz w:val="22"/>
+                <w:szCs w:val="22"/>
+              </w:rPr>
+            </w:pPr>
+            <w:r>
+              <w:rPr>
+                <w:rFonts w:eastAsia="Times New Roman"/>
+                <w:sz w:val="22"/>
+                <w:szCs w:val="22"/>
               </w:rPr>
               <w:t>User là Owner của ví.</w:t>
             </w:r>
@@ -40613,15 +41510,15 @@
               <w:spacing w:before="0" w:line="240" w:lineRule="auto"/>
               <w:rPr>
                 <w:rFonts w:eastAsia="Times New Roman"/>
-                <w:sz w:val="24"/>
-                <w:szCs w:val="24"/>
-              </w:rPr>
-            </w:pPr>
-            <w:r>
-              <w:rPr>
-                <w:rFonts w:eastAsia="Times New Roman"/>
-                <w:sz w:val="24"/>
-                <w:szCs w:val="24"/>
+                <w:sz w:val="22"/>
+                <w:szCs w:val="22"/>
+              </w:rPr>
+            </w:pPr>
+            <w:r>
+              <w:rPr>
+                <w:rFonts w:eastAsia="Times New Roman"/>
+                <w:sz w:val="22"/>
+                <w:szCs w:val="22"/>
               </w:rPr>
               <w:t>walletId: 10L, requesterId: 1L</w:t>
             </w:r>
@@ -40636,15 +41533,15 @@
               <w:spacing w:before="0" w:line="240" w:lineRule="auto"/>
               <w:rPr>
                 <w:rFonts w:eastAsia="Times New Roman"/>
-                <w:sz w:val="24"/>
-                <w:szCs w:val="24"/>
-              </w:rPr>
-            </w:pPr>
-            <w:r>
-              <w:rPr>
-                <w:rFonts w:eastAsia="Times New Roman"/>
-                <w:sz w:val="24"/>
-                <w:szCs w:val="24"/>
+                <w:sz w:val="22"/>
+                <w:szCs w:val="22"/>
+              </w:rPr>
+            </w:pPr>
+            <w:r>
+              <w:rPr>
+                <w:rFonts w:eastAsia="Times New Roman"/>
+                <w:sz w:val="22"/>
+                <w:szCs w:val="22"/>
               </w:rPr>
               <w:t>Gọi hàm deleteWallet().</w:t>
             </w:r>
@@ -40659,15 +41556,15 @@
               <w:spacing w:before="0" w:line="240" w:lineRule="auto"/>
               <w:rPr>
                 <w:rFonts w:eastAsia="Times New Roman"/>
-                <w:sz w:val="24"/>
-                <w:szCs w:val="24"/>
-              </w:rPr>
-            </w:pPr>
-            <w:r>
-              <w:rPr>
-                <w:rFonts w:eastAsia="Times New Roman"/>
-                <w:sz w:val="24"/>
-                <w:szCs w:val="24"/>
+                <w:sz w:val="22"/>
+                <w:szCs w:val="22"/>
+              </w:rPr>
+            </w:pPr>
+            <w:r>
+              <w:rPr>
+                <w:rFonts w:eastAsia="Times New Roman"/>
+                <w:sz w:val="22"/>
+                <w:szCs w:val="22"/>
               </w:rPr>
               <w:t>HTTP 204; Thực thi lệnh delete() trên DB.</w:t>
             </w:r>
@@ -40805,8 +41702,8 @@
               <w:spacing w:before="0" w:line="240" w:lineRule="auto"/>
               <w:rPr>
                 <w:rFonts w:eastAsia="Times New Roman"/>
-                <w:sz w:val="24"/>
-                <w:szCs w:val="24"/>
+                <w:sz w:val="22"/>
+                <w:szCs w:val="22"/>
               </w:rPr>
             </w:pPr>
             <w:r>
@@ -40814,8 +41711,8 @@
                 <w:rFonts w:eastAsia="Times New Roman"/>
                 <w:b/>
                 <w:bCs/>
-                <w:sz w:val="24"/>
-                <w:szCs w:val="24"/>
+                <w:sz w:val="22"/>
+                <w:szCs w:val="22"/>
               </w:rPr>
               <w:t>Mã TC</w:t>
             </w:r>
@@ -40830,8 +41727,8 @@
               <w:spacing w:before="0" w:line="240" w:lineRule="auto"/>
               <w:rPr>
                 <w:rFonts w:eastAsia="Times New Roman"/>
-                <w:sz w:val="24"/>
-                <w:szCs w:val="24"/>
+                <w:sz w:val="22"/>
+                <w:szCs w:val="22"/>
               </w:rPr>
             </w:pPr>
             <w:r>
@@ -40839,8 +41736,8 @@
                 <w:rFonts w:eastAsia="Times New Roman"/>
                 <w:b/>
                 <w:bCs/>
-                <w:sz w:val="24"/>
-                <w:szCs w:val="24"/>
+                <w:sz w:val="22"/>
+                <w:szCs w:val="22"/>
               </w:rPr>
               <w:t>Chức năng / UC</w:t>
             </w:r>
@@ -40855,8 +41752,8 @@
               <w:spacing w:before="0" w:line="240" w:lineRule="auto"/>
               <w:rPr>
                 <w:rFonts w:eastAsia="Times New Roman"/>
-                <w:sz w:val="24"/>
-                <w:szCs w:val="24"/>
+                <w:sz w:val="22"/>
+                <w:szCs w:val="22"/>
               </w:rPr>
             </w:pPr>
             <w:r>
@@ -40864,8 +41761,8 @@
                 <w:rFonts w:eastAsia="Times New Roman"/>
                 <w:b/>
                 <w:bCs/>
-                <w:sz w:val="24"/>
-                <w:szCs w:val="24"/>
+                <w:sz w:val="22"/>
+                <w:szCs w:val="22"/>
               </w:rPr>
               <w:t>Mục tiêu</w:t>
             </w:r>
@@ -40880,8 +41777,8 @@
               <w:spacing w:before="0" w:line="240" w:lineRule="auto"/>
               <w:rPr>
                 <w:rFonts w:eastAsia="Times New Roman"/>
-                <w:sz w:val="24"/>
-                <w:szCs w:val="24"/>
+                <w:sz w:val="22"/>
+                <w:szCs w:val="22"/>
               </w:rPr>
             </w:pPr>
             <w:r>
@@ -40889,8 +41786,8 @@
                 <w:rFonts w:eastAsia="Times New Roman"/>
                 <w:b/>
                 <w:bCs/>
-                <w:sz w:val="24"/>
-                <w:szCs w:val="24"/>
+                <w:sz w:val="22"/>
+                <w:szCs w:val="22"/>
               </w:rPr>
               <w:t>Tiền điều kiện</w:t>
             </w:r>
@@ -40905,8 +41802,8 @@
               <w:spacing w:before="0" w:line="240" w:lineRule="auto"/>
               <w:rPr>
                 <w:rFonts w:eastAsia="Times New Roman"/>
-                <w:sz w:val="24"/>
-                <w:szCs w:val="24"/>
+                <w:sz w:val="22"/>
+                <w:szCs w:val="22"/>
               </w:rPr>
             </w:pPr>
             <w:r>
@@ -40914,8 +41811,8 @@
                 <w:rFonts w:eastAsia="Times New Roman"/>
                 <w:b/>
                 <w:bCs/>
-                <w:sz w:val="24"/>
-                <w:szCs w:val="24"/>
+                <w:sz w:val="22"/>
+                <w:szCs w:val="22"/>
               </w:rPr>
               <w:t>Dữ liệu đầu vào</w:t>
             </w:r>
@@ -40930,8 +41827,8 @@
               <w:spacing w:before="0" w:line="240" w:lineRule="auto"/>
               <w:rPr>
                 <w:rFonts w:eastAsia="Times New Roman"/>
-                <w:sz w:val="24"/>
-                <w:szCs w:val="24"/>
+                <w:sz w:val="22"/>
+                <w:szCs w:val="22"/>
               </w:rPr>
             </w:pPr>
             <w:r>
@@ -40939,8 +41836,8 @@
                 <w:rFonts w:eastAsia="Times New Roman"/>
                 <w:b/>
                 <w:bCs/>
-                <w:sz w:val="24"/>
-                <w:szCs w:val="24"/>
+                <w:sz w:val="22"/>
+                <w:szCs w:val="22"/>
               </w:rPr>
               <w:t>Các bước</w:t>
             </w:r>
@@ -40955,8 +41852,8 @@
               <w:spacing w:before="0" w:line="240" w:lineRule="auto"/>
               <w:rPr>
                 <w:rFonts w:eastAsia="Times New Roman"/>
-                <w:sz w:val="24"/>
-                <w:szCs w:val="24"/>
+                <w:sz w:val="22"/>
+                <w:szCs w:val="22"/>
               </w:rPr>
             </w:pPr>
             <w:r>
@@ -40964,8 +41861,8 @@
                 <w:rFonts w:eastAsia="Times New Roman"/>
                 <w:b/>
                 <w:bCs/>
-                <w:sz w:val="24"/>
-                <w:szCs w:val="24"/>
+                <w:sz w:val="22"/>
+                <w:szCs w:val="22"/>
               </w:rPr>
               <w:t>Kết quả mong đợi</w:t>
             </w:r>
@@ -40982,15 +41879,15 @@
               <w:spacing w:before="0" w:line="240" w:lineRule="auto"/>
               <w:rPr>
                 <w:rFonts w:eastAsia="Times New Roman"/>
-                <w:sz w:val="24"/>
-                <w:szCs w:val="24"/>
-              </w:rPr>
-            </w:pPr>
-            <w:r>
-              <w:rPr>
-                <w:rFonts w:eastAsia="Times New Roman"/>
-                <w:sz w:val="24"/>
-                <w:szCs w:val="24"/>
+                <w:sz w:val="22"/>
+                <w:szCs w:val="22"/>
+              </w:rPr>
+            </w:pPr>
+            <w:r>
+              <w:rPr>
+                <w:rFonts w:eastAsia="Times New Roman"/>
+                <w:sz w:val="22"/>
+                <w:szCs w:val="22"/>
               </w:rPr>
               <w:t>TC-TRAN-003</w:t>
             </w:r>
@@ -41005,15 +41902,15 @@
               <w:spacing w:before="0" w:line="240" w:lineRule="auto"/>
               <w:rPr>
                 <w:rFonts w:eastAsia="Times New Roman"/>
-                <w:sz w:val="24"/>
-                <w:szCs w:val="24"/>
-              </w:rPr>
-            </w:pPr>
-            <w:r>
-              <w:rPr>
-                <w:rFonts w:eastAsia="Times New Roman"/>
-                <w:sz w:val="24"/>
-                <w:szCs w:val="24"/>
+                <w:sz w:val="22"/>
+                <w:szCs w:val="22"/>
+              </w:rPr>
+            </w:pPr>
+            <w:r>
+              <w:rPr>
+                <w:rFonts w:eastAsia="Times New Roman"/>
+                <w:sz w:val="22"/>
+                <w:szCs w:val="22"/>
               </w:rPr>
               <w:t>Xóa GD</w:t>
             </w:r>
@@ -41028,15 +41925,15 @@
               <w:spacing w:before="0" w:line="240" w:lineRule="auto"/>
               <w:rPr>
                 <w:rFonts w:eastAsia="Times New Roman"/>
-                <w:sz w:val="24"/>
-                <w:szCs w:val="24"/>
-              </w:rPr>
-            </w:pPr>
-            <w:r>
-              <w:rPr>
-                <w:rFonts w:eastAsia="Times New Roman"/>
-                <w:sz w:val="24"/>
-                <w:szCs w:val="24"/>
+                <w:sz w:val="22"/>
+                <w:szCs w:val="22"/>
+              </w:rPr>
+            </w:pPr>
+            <w:r>
+              <w:rPr>
+                <w:rFonts w:eastAsia="Times New Roman"/>
+                <w:sz w:val="22"/>
+                <w:szCs w:val="22"/>
               </w:rPr>
               <w:t>Xóa GD CHI thành công và hoàn trả số dư Ví gốc.</w:t>
             </w:r>
@@ -41051,15 +41948,15 @@
               <w:spacing w:before="0" w:line="240" w:lineRule="auto"/>
               <w:rPr>
                 <w:rFonts w:eastAsia="Times New Roman"/>
-                <w:sz w:val="24"/>
-                <w:szCs w:val="24"/>
-              </w:rPr>
-            </w:pPr>
-            <w:r>
-              <w:rPr>
-                <w:rFonts w:eastAsia="Times New Roman"/>
-                <w:sz w:val="24"/>
-                <w:szCs w:val="24"/>
+                <w:sz w:val="22"/>
+                <w:szCs w:val="22"/>
+              </w:rPr>
+            </w:pPr>
+            <w:r>
+              <w:rPr>
+                <w:rFonts w:eastAsia="Times New Roman"/>
+                <w:sz w:val="22"/>
+                <w:szCs w:val="22"/>
               </w:rPr>
               <w:t>Giao dịch tồn tại, User có quyền EDIT.</w:t>
             </w:r>
@@ -41074,15 +41971,15 @@
               <w:spacing w:before="0" w:line="240" w:lineRule="auto"/>
               <w:rPr>
                 <w:rFonts w:eastAsia="Times New Roman"/>
-                <w:sz w:val="24"/>
-                <w:szCs w:val="24"/>
-              </w:rPr>
-            </w:pPr>
-            <w:r>
-              <w:rPr>
-                <w:rFonts w:eastAsia="Times New Roman"/>
-                <w:sz w:val="24"/>
-                <w:szCs w:val="24"/>
+                <w:sz w:val="22"/>
+                <w:szCs w:val="22"/>
+              </w:rPr>
+            </w:pPr>
+            <w:r>
+              <w:rPr>
+                <w:rFonts w:eastAsia="Times New Roman"/>
+                <w:sz w:val="22"/>
+                <w:szCs w:val="22"/>
               </w:rPr>
               <w:t>transactionId: 100L, userId: 10L</w:t>
             </w:r>
@@ -41097,15 +41994,15 @@
               <w:spacing w:before="0" w:line="240" w:lineRule="auto"/>
               <w:rPr>
                 <w:rFonts w:eastAsia="Times New Roman"/>
-                <w:sz w:val="24"/>
-                <w:szCs w:val="24"/>
-              </w:rPr>
-            </w:pPr>
-            <w:r>
-              <w:rPr>
-                <w:rFonts w:eastAsia="Times New Roman"/>
-                <w:sz w:val="24"/>
-                <w:szCs w:val="24"/>
+                <w:sz w:val="22"/>
+                <w:szCs w:val="22"/>
+              </w:rPr>
+            </w:pPr>
+            <w:r>
+              <w:rPr>
+                <w:rFonts w:eastAsia="Times New Roman"/>
+                <w:sz w:val="22"/>
+                <w:szCs w:val="22"/>
               </w:rPr>
               <w:t>Gọi hàm deleteTransaction().</w:t>
             </w:r>
@@ -41120,15 +42017,15 @@
               <w:spacing w:before="0" w:line="240" w:lineRule="auto"/>
               <w:rPr>
                 <w:rFonts w:eastAsia="Times New Roman"/>
-                <w:sz w:val="24"/>
-                <w:szCs w:val="24"/>
-              </w:rPr>
-            </w:pPr>
-            <w:r>
-              <w:rPr>
-                <w:rFonts w:eastAsia="Times New Roman"/>
-                <w:sz w:val="24"/>
-                <w:szCs w:val="24"/>
+                <w:sz w:val="22"/>
+                <w:szCs w:val="22"/>
+              </w:rPr>
+            </w:pPr>
+            <w:r>
+              <w:rPr>
+                <w:rFonts w:eastAsia="Times New Roman"/>
+                <w:sz w:val="22"/>
+                <w:szCs w:val="22"/>
               </w:rPr>
               <w:t>HTTP 204; Xóa Transaction, gọi updateBalance() cộng lại 50.000.</w:t>
             </w:r>
@@ -41145,15 +42042,15 @@
               <w:spacing w:before="0" w:line="240" w:lineRule="auto"/>
               <w:rPr>
                 <w:rFonts w:eastAsia="Times New Roman"/>
-                <w:sz w:val="24"/>
-                <w:szCs w:val="24"/>
-              </w:rPr>
-            </w:pPr>
-            <w:r>
-              <w:rPr>
-                <w:rFonts w:eastAsia="Times New Roman"/>
-                <w:sz w:val="24"/>
-                <w:szCs w:val="24"/>
+                <w:sz w:val="22"/>
+                <w:szCs w:val="22"/>
+              </w:rPr>
+            </w:pPr>
+            <w:r>
+              <w:rPr>
+                <w:rFonts w:eastAsia="Times New Roman"/>
+                <w:sz w:val="22"/>
+                <w:szCs w:val="22"/>
               </w:rPr>
               <w:t>TC-TRAN-004</w:t>
             </w:r>
@@ -41168,15 +42065,15 @@
               <w:spacing w:before="0" w:line="240" w:lineRule="auto"/>
               <w:rPr>
                 <w:rFonts w:eastAsia="Times New Roman"/>
-                <w:sz w:val="24"/>
-                <w:szCs w:val="24"/>
-              </w:rPr>
-            </w:pPr>
-            <w:r>
-              <w:rPr>
-                <w:rFonts w:eastAsia="Times New Roman"/>
-                <w:sz w:val="24"/>
-                <w:szCs w:val="24"/>
+                <w:sz w:val="22"/>
+                <w:szCs w:val="22"/>
+              </w:rPr>
+            </w:pPr>
+            <w:r>
+              <w:rPr>
+                <w:rFonts w:eastAsia="Times New Roman"/>
+                <w:sz w:val="22"/>
+                <w:szCs w:val="22"/>
               </w:rPr>
               <w:t>Xóa GD</w:t>
             </w:r>
@@ -41191,15 +42088,15 @@
               <w:spacing w:before="0" w:line="240" w:lineRule="auto"/>
               <w:rPr>
                 <w:rFonts w:eastAsia="Times New Roman"/>
-                <w:sz w:val="24"/>
-                <w:szCs w:val="24"/>
-              </w:rPr>
-            </w:pPr>
-            <w:r>
-              <w:rPr>
-                <w:rFonts w:eastAsia="Times New Roman"/>
-                <w:sz w:val="24"/>
-                <w:szCs w:val="24"/>
+                <w:sz w:val="22"/>
+                <w:szCs w:val="22"/>
+              </w:rPr>
+            </w:pPr>
+            <w:r>
+              <w:rPr>
+                <w:rFonts w:eastAsia="Times New Roman"/>
+                <w:sz w:val="22"/>
+                <w:szCs w:val="22"/>
               </w:rPr>
               <w:t>Ngăn User xóa giao dịch thuộc quyền quản lý người khác.</w:t>
             </w:r>
@@ -41214,15 +42111,15 @@
               <w:spacing w:before="0" w:line="240" w:lineRule="auto"/>
               <w:rPr>
                 <w:rFonts w:eastAsia="Times New Roman"/>
-                <w:sz w:val="24"/>
-                <w:szCs w:val="24"/>
-              </w:rPr>
-            </w:pPr>
-            <w:r>
-              <w:rPr>
-                <w:rFonts w:eastAsia="Times New Roman"/>
-                <w:sz w:val="24"/>
-                <w:szCs w:val="24"/>
+                <w:sz w:val="22"/>
+                <w:szCs w:val="22"/>
+              </w:rPr>
+            </w:pPr>
+            <w:r>
+              <w:rPr>
+                <w:rFonts w:eastAsia="Times New Roman"/>
+                <w:sz w:val="22"/>
+                <w:szCs w:val="22"/>
               </w:rPr>
               <w:t>Giao dịch không thuộc sở hữu/không access được.</w:t>
             </w:r>
@@ -41237,15 +42134,15 @@
               <w:spacing w:before="0" w:line="240" w:lineRule="auto"/>
               <w:rPr>
                 <w:rFonts w:eastAsia="Times New Roman"/>
-                <w:sz w:val="24"/>
-                <w:szCs w:val="24"/>
-              </w:rPr>
-            </w:pPr>
-            <w:r>
-              <w:rPr>
-                <w:rFonts w:eastAsia="Times New Roman"/>
-                <w:sz w:val="24"/>
-                <w:szCs w:val="24"/>
+                <w:sz w:val="22"/>
+                <w:szCs w:val="22"/>
+              </w:rPr>
+            </w:pPr>
+            <w:r>
+              <w:rPr>
+                <w:rFonts w:eastAsia="Times New Roman"/>
+                <w:sz w:val="22"/>
+                <w:szCs w:val="22"/>
               </w:rPr>
               <w:t>transactionId: 100L, hackerId: 99L</w:t>
             </w:r>
@@ -41260,15 +42157,15 @@
               <w:spacing w:before="0" w:line="240" w:lineRule="auto"/>
               <w:rPr>
                 <w:rFonts w:eastAsia="Times New Roman"/>
-                <w:sz w:val="24"/>
-                <w:szCs w:val="24"/>
-              </w:rPr>
-            </w:pPr>
-            <w:r>
-              <w:rPr>
-                <w:rFonts w:eastAsia="Times New Roman"/>
-                <w:sz w:val="24"/>
-                <w:szCs w:val="24"/>
+                <w:sz w:val="22"/>
+                <w:szCs w:val="22"/>
+              </w:rPr>
+            </w:pPr>
+            <w:r>
+              <w:rPr>
+                <w:rFonts w:eastAsia="Times New Roman"/>
+                <w:sz w:val="22"/>
+                <w:szCs w:val="22"/>
               </w:rPr>
               <w:t>Gọi hàm deleteTransaction().</w:t>
             </w:r>
@@ -41283,15 +42180,15 @@
               <w:spacing w:before="0" w:line="240" w:lineRule="auto"/>
               <w:rPr>
                 <w:rFonts w:eastAsia="Times New Roman"/>
-                <w:sz w:val="24"/>
-                <w:szCs w:val="24"/>
-              </w:rPr>
-            </w:pPr>
-            <w:r>
-              <w:rPr>
-                <w:rFonts w:eastAsia="Times New Roman"/>
-                <w:sz w:val="24"/>
-                <w:szCs w:val="24"/>
+                <w:sz w:val="22"/>
+                <w:szCs w:val="22"/>
+              </w:rPr>
+            </w:pPr>
+            <w:r>
+              <w:rPr>
+                <w:rFonts w:eastAsia="Times New Roman"/>
+                <w:sz w:val="22"/>
+                <w:szCs w:val="22"/>
               </w:rPr>
               <w:t>HTTP 400; Ném RuntimeException "Không tìm thấy giao dịch hoặc truy cập trái phép!".</w:t>
             </w:r>
@@ -41308,15 +42205,15 @@
               <w:spacing w:before="0" w:line="240" w:lineRule="auto"/>
               <w:rPr>
                 <w:rFonts w:eastAsia="Times New Roman"/>
-                <w:sz w:val="24"/>
-                <w:szCs w:val="24"/>
-              </w:rPr>
-            </w:pPr>
-            <w:r>
-              <w:rPr>
-                <w:rFonts w:eastAsia="Times New Roman"/>
-                <w:sz w:val="24"/>
-                <w:szCs w:val="24"/>
+                <w:sz w:val="22"/>
+                <w:szCs w:val="22"/>
+              </w:rPr>
+            </w:pPr>
+            <w:r>
+              <w:rPr>
+                <w:rFonts w:eastAsia="Times New Roman"/>
+                <w:sz w:val="22"/>
+                <w:szCs w:val="22"/>
               </w:rPr>
               <w:t>TC-TRAN-005</w:t>
             </w:r>
@@ -41331,15 +42228,15 @@
               <w:spacing w:before="0" w:line="240" w:lineRule="auto"/>
               <w:rPr>
                 <w:rFonts w:eastAsia="Times New Roman"/>
-                <w:sz w:val="24"/>
-                <w:szCs w:val="24"/>
-              </w:rPr>
-            </w:pPr>
-            <w:r>
-              <w:rPr>
-                <w:rFonts w:eastAsia="Times New Roman"/>
-                <w:sz w:val="24"/>
-                <w:szCs w:val="24"/>
+                <w:sz w:val="22"/>
+                <w:szCs w:val="22"/>
+              </w:rPr>
+            </w:pPr>
+            <w:r>
+              <w:rPr>
+                <w:rFonts w:eastAsia="Times New Roman"/>
+                <w:sz w:val="22"/>
+                <w:szCs w:val="22"/>
               </w:rPr>
               <w:t>Sửa GD</w:t>
             </w:r>
@@ -41354,15 +42251,15 @@
               <w:spacing w:before="0" w:line="240" w:lineRule="auto"/>
               <w:rPr>
                 <w:rFonts w:eastAsia="Times New Roman"/>
-                <w:sz w:val="24"/>
-                <w:szCs w:val="24"/>
-              </w:rPr>
-            </w:pPr>
-            <w:r>
-              <w:rPr>
-                <w:rFonts w:eastAsia="Times New Roman"/>
-                <w:sz w:val="24"/>
-                <w:szCs w:val="24"/>
+                <w:sz w:val="22"/>
+                <w:szCs w:val="22"/>
+              </w:rPr>
+            </w:pPr>
+            <w:r>
+              <w:rPr>
+                <w:rFonts w:eastAsia="Times New Roman"/>
+                <w:sz w:val="22"/>
+                <w:szCs w:val="22"/>
               </w:rPr>
               <w:t>Cập nhật số tiền (CHI 50k -&gt; 70k), bù trừ số dư Ví.</w:t>
             </w:r>
@@ -41377,15 +42274,15 @@
               <w:spacing w:before="0" w:line="240" w:lineRule="auto"/>
               <w:rPr>
                 <w:rFonts w:eastAsia="Times New Roman"/>
-                <w:sz w:val="24"/>
-                <w:szCs w:val="24"/>
-              </w:rPr>
-            </w:pPr>
-            <w:r>
-              <w:rPr>
-                <w:rFonts w:eastAsia="Times New Roman"/>
-                <w:sz w:val="24"/>
-                <w:szCs w:val="24"/>
+                <w:sz w:val="22"/>
+                <w:szCs w:val="22"/>
+              </w:rPr>
+            </w:pPr>
+            <w:r>
+              <w:rPr>
+                <w:rFonts w:eastAsia="Times New Roman"/>
+                <w:sz w:val="22"/>
+                <w:szCs w:val="22"/>
               </w:rPr>
               <w:t>User có quyền EDIT, GD tồn tại.</w:t>
             </w:r>
@@ -41400,15 +42297,15 @@
               <w:spacing w:before="0" w:line="240" w:lineRule="auto"/>
               <w:rPr>
                 <w:rFonts w:eastAsia="Times New Roman"/>
-                <w:sz w:val="24"/>
-                <w:szCs w:val="24"/>
-              </w:rPr>
-            </w:pPr>
-            <w:r>
-              <w:rPr>
-                <w:rFonts w:eastAsia="Times New Roman"/>
-                <w:sz w:val="24"/>
-                <w:szCs w:val="24"/>
+                <w:sz w:val="22"/>
+                <w:szCs w:val="22"/>
+              </w:rPr>
+            </w:pPr>
+            <w:r>
+              <w:rPr>
+                <w:rFonts w:eastAsia="Times New Roman"/>
+                <w:sz w:val="22"/>
+                <w:szCs w:val="22"/>
               </w:rPr>
               <w:t>amount: 70000, type: EXPENSE</w:t>
             </w:r>
@@ -41423,15 +42320,15 @@
               <w:spacing w:before="0" w:line="240" w:lineRule="auto"/>
               <w:rPr>
                 <w:rFonts w:eastAsia="Times New Roman"/>
-                <w:sz w:val="24"/>
-                <w:szCs w:val="24"/>
-              </w:rPr>
-            </w:pPr>
-            <w:r>
-              <w:rPr>
-                <w:rFonts w:eastAsia="Times New Roman"/>
-                <w:sz w:val="24"/>
-                <w:szCs w:val="24"/>
+                <w:sz w:val="22"/>
+                <w:szCs w:val="22"/>
+              </w:rPr>
+            </w:pPr>
+            <w:r>
+              <w:rPr>
+                <w:rFonts w:eastAsia="Times New Roman"/>
+                <w:sz w:val="22"/>
+                <w:szCs w:val="22"/>
               </w:rPr>
               <w:t>Gọi hàm updateTransaction().</w:t>
             </w:r>
@@ -41446,15 +42343,15 @@
               <w:spacing w:before="0" w:line="240" w:lineRule="auto"/>
               <w:rPr>
                 <w:rFonts w:eastAsia="Times New Roman"/>
-                <w:sz w:val="24"/>
-                <w:szCs w:val="24"/>
-              </w:rPr>
-            </w:pPr>
-            <w:r>
-              <w:rPr>
-                <w:rFonts w:eastAsia="Times New Roman"/>
-                <w:sz w:val="24"/>
-                <w:szCs w:val="24"/>
+                <w:sz w:val="22"/>
+                <w:szCs w:val="22"/>
+              </w:rPr>
+            </w:pPr>
+            <w:r>
+              <w:rPr>
+                <w:rFonts w:eastAsia="Times New Roman"/>
+                <w:sz w:val="22"/>
+                <w:szCs w:val="22"/>
               </w:rPr>
               <w:t>HTTP 200; Lưu thay đổi, gọi updateBalance() trừ tiếp 20.000.</w:t>
             </w:r>
@@ -41471,15 +42368,15 @@
               <w:spacing w:before="0" w:line="240" w:lineRule="auto"/>
               <w:rPr>
                 <w:rFonts w:eastAsia="Times New Roman"/>
-                <w:sz w:val="24"/>
-                <w:szCs w:val="24"/>
-              </w:rPr>
-            </w:pPr>
-            <w:r>
-              <w:rPr>
-                <w:rFonts w:eastAsia="Times New Roman"/>
-                <w:sz w:val="24"/>
-                <w:szCs w:val="24"/>
+                <w:sz w:val="22"/>
+                <w:szCs w:val="22"/>
+              </w:rPr>
+            </w:pPr>
+            <w:r>
+              <w:rPr>
+                <w:rFonts w:eastAsia="Times New Roman"/>
+                <w:sz w:val="22"/>
+                <w:szCs w:val="22"/>
               </w:rPr>
               <w:t>TC-TRAN-006</w:t>
             </w:r>
@@ -41494,15 +42391,15 @@
               <w:spacing w:before="0" w:line="240" w:lineRule="auto"/>
               <w:rPr>
                 <w:rFonts w:eastAsia="Times New Roman"/>
-                <w:sz w:val="24"/>
-                <w:szCs w:val="24"/>
-              </w:rPr>
-            </w:pPr>
-            <w:r>
-              <w:rPr>
-                <w:rFonts w:eastAsia="Times New Roman"/>
-                <w:sz w:val="24"/>
-                <w:szCs w:val="24"/>
+                <w:sz w:val="22"/>
+                <w:szCs w:val="22"/>
+              </w:rPr>
+            </w:pPr>
+            <w:r>
+              <w:rPr>
+                <w:rFonts w:eastAsia="Times New Roman"/>
+                <w:sz w:val="22"/>
+                <w:szCs w:val="22"/>
               </w:rPr>
               <w:t>Sửa GD</w:t>
             </w:r>
@@ -41517,15 +42414,15 @@
               <w:spacing w:before="0" w:line="240" w:lineRule="auto"/>
               <w:rPr>
                 <w:rFonts w:eastAsia="Times New Roman"/>
-                <w:sz w:val="24"/>
-                <w:szCs w:val="24"/>
-              </w:rPr>
-            </w:pPr>
-            <w:r>
-              <w:rPr>
-                <w:rFonts w:eastAsia="Times New Roman"/>
-                <w:sz w:val="24"/>
-                <w:szCs w:val="24"/>
+                <w:sz w:val="22"/>
+                <w:szCs w:val="22"/>
+              </w:rPr>
+            </w:pPr>
+            <w:r>
+              <w:rPr>
+                <w:rFonts w:eastAsia="Times New Roman"/>
+                <w:sz w:val="22"/>
+                <w:szCs w:val="22"/>
               </w:rPr>
               <w:t>Đổi loại (CHI 50k -&gt; THU 100k), bù trừ số dư Ví.</w:t>
             </w:r>
@@ -41540,15 +42437,15 @@
               <w:spacing w:before="0" w:line="240" w:lineRule="auto"/>
               <w:rPr>
                 <w:rFonts w:eastAsia="Times New Roman"/>
-                <w:sz w:val="24"/>
-                <w:szCs w:val="24"/>
-              </w:rPr>
-            </w:pPr>
-            <w:r>
-              <w:rPr>
-                <w:rFonts w:eastAsia="Times New Roman"/>
-                <w:sz w:val="24"/>
-                <w:szCs w:val="24"/>
+                <w:sz w:val="22"/>
+                <w:szCs w:val="22"/>
+              </w:rPr>
+            </w:pPr>
+            <w:r>
+              <w:rPr>
+                <w:rFonts w:eastAsia="Times New Roman"/>
+                <w:sz w:val="22"/>
+                <w:szCs w:val="22"/>
               </w:rPr>
               <w:t>User có quyền EDIT, GD tồn tại.</w:t>
             </w:r>
@@ -41563,15 +42460,15 @@
               <w:spacing w:before="0" w:line="240" w:lineRule="auto"/>
               <w:rPr>
                 <w:rFonts w:eastAsia="Times New Roman"/>
-                <w:sz w:val="24"/>
-                <w:szCs w:val="24"/>
-              </w:rPr>
-            </w:pPr>
-            <w:r>
-              <w:rPr>
-                <w:rFonts w:eastAsia="Times New Roman"/>
-                <w:sz w:val="24"/>
-                <w:szCs w:val="24"/>
+                <w:sz w:val="22"/>
+                <w:szCs w:val="22"/>
+              </w:rPr>
+            </w:pPr>
+            <w:r>
+              <w:rPr>
+                <w:rFonts w:eastAsia="Times New Roman"/>
+                <w:sz w:val="22"/>
+                <w:szCs w:val="22"/>
               </w:rPr>
               <w:t>amount: 100000, type: INCOME</w:t>
             </w:r>
@@ -41586,15 +42483,15 @@
               <w:spacing w:before="0" w:line="240" w:lineRule="auto"/>
               <w:rPr>
                 <w:rFonts w:eastAsia="Times New Roman"/>
-                <w:sz w:val="24"/>
-                <w:szCs w:val="24"/>
-              </w:rPr>
-            </w:pPr>
-            <w:r>
-              <w:rPr>
-                <w:rFonts w:eastAsia="Times New Roman"/>
-                <w:sz w:val="24"/>
-                <w:szCs w:val="24"/>
+                <w:sz w:val="22"/>
+                <w:szCs w:val="22"/>
+              </w:rPr>
+            </w:pPr>
+            <w:r>
+              <w:rPr>
+                <w:rFonts w:eastAsia="Times New Roman"/>
+                <w:sz w:val="22"/>
+                <w:szCs w:val="22"/>
               </w:rPr>
               <w:t>Gọi hàm updateTransaction().</w:t>
             </w:r>
@@ -41609,15 +42506,15 @@
               <w:spacing w:before="0" w:line="240" w:lineRule="auto"/>
               <w:rPr>
                 <w:rFonts w:eastAsia="Times New Roman"/>
-                <w:sz w:val="24"/>
-                <w:szCs w:val="24"/>
-              </w:rPr>
-            </w:pPr>
-            <w:r>
-              <w:rPr>
-                <w:rFonts w:eastAsia="Times New Roman"/>
-                <w:sz w:val="24"/>
-                <w:szCs w:val="24"/>
+                <w:sz w:val="22"/>
+                <w:szCs w:val="22"/>
+              </w:rPr>
+            </w:pPr>
+            <w:r>
+              <w:rPr>
+                <w:rFonts w:eastAsia="Times New Roman"/>
+                <w:sz w:val="22"/>
+                <w:szCs w:val="22"/>
               </w:rPr>
               <w:t>HTTP 200; Đổi loại, gọi updateBalance() cộng bù 150.000.</w:t>
             </w:r>
@@ -41634,15 +42531,15 @@
               <w:spacing w:before="0" w:line="240" w:lineRule="auto"/>
               <w:rPr>
                 <w:rFonts w:eastAsia="Times New Roman"/>
-                <w:sz w:val="24"/>
-                <w:szCs w:val="24"/>
-              </w:rPr>
-            </w:pPr>
-            <w:r>
-              <w:rPr>
-                <w:rFonts w:eastAsia="Times New Roman"/>
-                <w:sz w:val="24"/>
-                <w:szCs w:val="24"/>
+                <w:sz w:val="22"/>
+                <w:szCs w:val="22"/>
+              </w:rPr>
+            </w:pPr>
+            <w:r>
+              <w:rPr>
+                <w:rFonts w:eastAsia="Times New Roman"/>
+                <w:sz w:val="22"/>
+                <w:szCs w:val="22"/>
               </w:rPr>
               <w:t>TC-TRAN-007</w:t>
             </w:r>
@@ -41657,15 +42554,15 @@
               <w:spacing w:before="0" w:line="240" w:lineRule="auto"/>
               <w:rPr>
                 <w:rFonts w:eastAsia="Times New Roman"/>
-                <w:sz w:val="24"/>
-                <w:szCs w:val="24"/>
-              </w:rPr>
-            </w:pPr>
-            <w:r>
-              <w:rPr>
-                <w:rFonts w:eastAsia="Times New Roman"/>
-                <w:sz w:val="24"/>
-                <w:szCs w:val="24"/>
+                <w:sz w:val="22"/>
+                <w:szCs w:val="22"/>
+              </w:rPr>
+            </w:pPr>
+            <w:r>
+              <w:rPr>
+                <w:rFonts w:eastAsia="Times New Roman"/>
+                <w:sz w:val="22"/>
+                <w:szCs w:val="22"/>
               </w:rPr>
               <w:t>Sửa GD</w:t>
             </w:r>
@@ -41680,15 +42577,15 @@
               <w:spacing w:before="0" w:line="240" w:lineRule="auto"/>
               <w:rPr>
                 <w:rFonts w:eastAsia="Times New Roman"/>
-                <w:sz w:val="24"/>
-                <w:szCs w:val="24"/>
-              </w:rPr>
-            </w:pPr>
-            <w:r>
-              <w:rPr>
-                <w:rFonts w:eastAsia="Times New Roman"/>
-                <w:sz w:val="24"/>
-                <w:szCs w:val="24"/>
+                <w:sz w:val="22"/>
+                <w:szCs w:val="22"/>
+              </w:rPr>
+            </w:pPr>
+            <w:r>
+              <w:rPr>
+                <w:rFonts w:eastAsia="Times New Roman"/>
+                <w:sz w:val="22"/>
+                <w:szCs w:val="22"/>
               </w:rPr>
               <w:t>Chặn sửa giao dịch khi chỉ có quyền VIEW.</w:t>
             </w:r>
@@ -41703,15 +42600,15 @@
               <w:spacing w:before="0" w:line="240" w:lineRule="auto"/>
               <w:rPr>
                 <w:rFonts w:eastAsia="Times New Roman"/>
-                <w:sz w:val="24"/>
-                <w:szCs w:val="24"/>
-              </w:rPr>
-            </w:pPr>
-            <w:r>
-              <w:rPr>
-                <w:rFonts w:eastAsia="Times New Roman"/>
-                <w:sz w:val="24"/>
-                <w:szCs w:val="24"/>
+                <w:sz w:val="22"/>
+                <w:szCs w:val="22"/>
+              </w:rPr>
+            </w:pPr>
+            <w:r>
+              <w:rPr>
+                <w:rFonts w:eastAsia="Times New Roman"/>
+                <w:sz w:val="22"/>
+                <w:szCs w:val="22"/>
               </w:rPr>
               <w:t>User chỉ có quyền VIEW trên ví chứa giao dịch.</w:t>
             </w:r>
@@ -41726,15 +42623,15 @@
               <w:spacing w:before="0" w:line="240" w:lineRule="auto"/>
               <w:rPr>
                 <w:rFonts w:eastAsia="Times New Roman"/>
-                <w:sz w:val="24"/>
-                <w:szCs w:val="24"/>
-              </w:rPr>
-            </w:pPr>
-            <w:r>
-              <w:rPr>
-                <w:rFonts w:eastAsia="Times New Roman"/>
-                <w:sz w:val="24"/>
-                <w:szCs w:val="24"/>
+                <w:sz w:val="22"/>
+                <w:szCs w:val="22"/>
+              </w:rPr>
+            </w:pPr>
+            <w:r>
+              <w:rPr>
+                <w:rFonts w:eastAsia="Times New Roman"/>
+                <w:sz w:val="22"/>
+                <w:szCs w:val="22"/>
               </w:rPr>
               <w:t>Payload cập nhật giao dịch.</w:t>
             </w:r>
@@ -41749,15 +42646,15 @@
               <w:spacing w:before="0" w:line="240" w:lineRule="auto"/>
               <w:rPr>
                 <w:rFonts w:eastAsia="Times New Roman"/>
-                <w:sz w:val="24"/>
-                <w:szCs w:val="24"/>
-              </w:rPr>
-            </w:pPr>
-            <w:r>
-              <w:rPr>
-                <w:rFonts w:eastAsia="Times New Roman"/>
-                <w:sz w:val="24"/>
-                <w:szCs w:val="24"/>
+                <w:sz w:val="22"/>
+                <w:szCs w:val="22"/>
+              </w:rPr>
+            </w:pPr>
+            <w:r>
+              <w:rPr>
+                <w:rFonts w:eastAsia="Times New Roman"/>
+                <w:sz w:val="22"/>
+                <w:szCs w:val="22"/>
               </w:rPr>
               <w:t>Gọi hàm updateTransaction().</w:t>
             </w:r>
@@ -41772,26 +42669,17 @@
               <w:spacing w:before="0" w:line="240" w:lineRule="auto"/>
               <w:rPr>
                 <w:rFonts w:eastAsia="Times New Roman"/>
-                <w:sz w:val="24"/>
-                <w:szCs w:val="24"/>
-              </w:rPr>
-            </w:pPr>
-            <w:r>
-              <w:rPr>
-                <w:rFonts w:eastAsia="Times New Roman"/>
-                <w:sz w:val="24"/>
-                <w:szCs w:val="24"/>
-              </w:rPr>
-              <w:t xml:space="preserve">HTTP 403; Ném AccessDeniedException "Bạn không có quyền </w:t>
-            </w:r>
-            <w:r>
-              <w:rPr>
-                <w:rFonts w:eastAsia="Times New Roman"/>
-                <w:sz w:val="24"/>
-                <w:szCs w:val="24"/>
-              </w:rPr>
-              <w:lastRenderedPageBreak/>
-              <w:t>sửa giao dịch trong ví này!".</w:t>
+                <w:sz w:val="22"/>
+                <w:szCs w:val="22"/>
+              </w:rPr>
+            </w:pPr>
+            <w:r>
+              <w:rPr>
+                <w:rFonts w:eastAsia="Times New Roman"/>
+                <w:sz w:val="22"/>
+                <w:szCs w:val="22"/>
+              </w:rPr>
+              <w:t>HTTP 403; Ném AccessDeniedException "Bạn không có quyền sửa giao dịch trong ví này!".</w:t>
             </w:r>
           </w:p>
         </w:tc>
@@ -41806,17 +42694,16 @@
               <w:spacing w:before="0" w:line="240" w:lineRule="auto"/>
               <w:rPr>
                 <w:rFonts w:eastAsia="Times New Roman"/>
-                <w:sz w:val="24"/>
-                <w:szCs w:val="24"/>
-              </w:rPr>
-            </w:pPr>
-            <w:r>
-              <w:rPr>
-                <w:rFonts w:eastAsia="Times New Roman"/>
-                <w:sz w:val="24"/>
-                <w:szCs w:val="24"/>
-              </w:rPr>
-              <w:lastRenderedPageBreak/>
+                <w:sz w:val="22"/>
+                <w:szCs w:val="22"/>
+              </w:rPr>
+            </w:pPr>
+            <w:r>
+              <w:rPr>
+                <w:rFonts w:eastAsia="Times New Roman"/>
+                <w:sz w:val="22"/>
+                <w:szCs w:val="22"/>
+              </w:rPr>
               <w:t>TC-TRAN-008</w:t>
             </w:r>
           </w:p>
@@ -41830,15 +42717,15 @@
               <w:spacing w:before="0" w:line="240" w:lineRule="auto"/>
               <w:rPr>
                 <w:rFonts w:eastAsia="Times New Roman"/>
-                <w:sz w:val="24"/>
-                <w:szCs w:val="24"/>
-              </w:rPr>
-            </w:pPr>
-            <w:r>
-              <w:rPr>
-                <w:rFonts w:eastAsia="Times New Roman"/>
-                <w:sz w:val="24"/>
-                <w:szCs w:val="24"/>
+                <w:sz w:val="22"/>
+                <w:szCs w:val="22"/>
+              </w:rPr>
+            </w:pPr>
+            <w:r>
+              <w:rPr>
+                <w:rFonts w:eastAsia="Times New Roman"/>
+                <w:sz w:val="22"/>
+                <w:szCs w:val="22"/>
               </w:rPr>
               <w:t>Xóa GD</w:t>
             </w:r>
@@ -41853,15 +42740,15 @@
               <w:spacing w:before="0" w:line="240" w:lineRule="auto"/>
               <w:rPr>
                 <w:rFonts w:eastAsia="Times New Roman"/>
-                <w:sz w:val="24"/>
-                <w:szCs w:val="24"/>
-              </w:rPr>
-            </w:pPr>
-            <w:r>
-              <w:rPr>
-                <w:rFonts w:eastAsia="Times New Roman"/>
-                <w:sz w:val="24"/>
-                <w:szCs w:val="24"/>
+                <w:sz w:val="22"/>
+                <w:szCs w:val="22"/>
+              </w:rPr>
+            </w:pPr>
+            <w:r>
+              <w:rPr>
+                <w:rFonts w:eastAsia="Times New Roman"/>
+                <w:sz w:val="22"/>
+                <w:szCs w:val="22"/>
               </w:rPr>
               <w:t>Chặn xóa giao dịch khi chỉ có quyền VIEW.</w:t>
             </w:r>
@@ -41876,15 +42763,15 @@
               <w:spacing w:before="0" w:line="240" w:lineRule="auto"/>
               <w:rPr>
                 <w:rFonts w:eastAsia="Times New Roman"/>
-                <w:sz w:val="24"/>
-                <w:szCs w:val="24"/>
-              </w:rPr>
-            </w:pPr>
-            <w:r>
-              <w:rPr>
-                <w:rFonts w:eastAsia="Times New Roman"/>
-                <w:sz w:val="24"/>
-                <w:szCs w:val="24"/>
+                <w:sz w:val="22"/>
+                <w:szCs w:val="22"/>
+              </w:rPr>
+            </w:pPr>
+            <w:r>
+              <w:rPr>
+                <w:rFonts w:eastAsia="Times New Roman"/>
+                <w:sz w:val="22"/>
+                <w:szCs w:val="22"/>
               </w:rPr>
               <w:t>User chỉ có quyền VIEW trên ví chứa giao dịch.</w:t>
             </w:r>
@@ -41899,15 +42786,15 @@
               <w:spacing w:before="0" w:line="240" w:lineRule="auto"/>
               <w:rPr>
                 <w:rFonts w:eastAsia="Times New Roman"/>
-                <w:sz w:val="24"/>
-                <w:szCs w:val="24"/>
-              </w:rPr>
-            </w:pPr>
-            <w:r>
-              <w:rPr>
-                <w:rFonts w:eastAsia="Times New Roman"/>
-                <w:sz w:val="24"/>
-                <w:szCs w:val="24"/>
+                <w:sz w:val="22"/>
+                <w:szCs w:val="22"/>
+              </w:rPr>
+            </w:pPr>
+            <w:r>
+              <w:rPr>
+                <w:rFonts w:eastAsia="Times New Roman"/>
+                <w:sz w:val="22"/>
+                <w:szCs w:val="22"/>
               </w:rPr>
               <w:t>transactionId: 100L, userId: 11L</w:t>
             </w:r>
@@ -41922,15 +42809,15 @@
               <w:spacing w:before="0" w:line="240" w:lineRule="auto"/>
               <w:rPr>
                 <w:rFonts w:eastAsia="Times New Roman"/>
-                <w:sz w:val="24"/>
-                <w:szCs w:val="24"/>
-              </w:rPr>
-            </w:pPr>
-            <w:r>
-              <w:rPr>
-                <w:rFonts w:eastAsia="Times New Roman"/>
-                <w:sz w:val="24"/>
-                <w:szCs w:val="24"/>
+                <w:sz w:val="22"/>
+                <w:szCs w:val="22"/>
+              </w:rPr>
+            </w:pPr>
+            <w:r>
+              <w:rPr>
+                <w:rFonts w:eastAsia="Times New Roman"/>
+                <w:sz w:val="22"/>
+                <w:szCs w:val="22"/>
               </w:rPr>
               <w:t>Gọi hàm deleteTransaction().</w:t>
             </w:r>
@@ -41945,15 +42832,15 @@
               <w:spacing w:before="0" w:line="240" w:lineRule="auto"/>
               <w:rPr>
                 <w:rFonts w:eastAsia="Times New Roman"/>
-                <w:sz w:val="24"/>
-                <w:szCs w:val="24"/>
-              </w:rPr>
-            </w:pPr>
-            <w:r>
-              <w:rPr>
-                <w:rFonts w:eastAsia="Times New Roman"/>
-                <w:sz w:val="24"/>
-                <w:szCs w:val="24"/>
+                <w:sz w:val="22"/>
+                <w:szCs w:val="22"/>
+              </w:rPr>
+            </w:pPr>
+            <w:r>
+              <w:rPr>
+                <w:rFonts w:eastAsia="Times New Roman"/>
+                <w:sz w:val="22"/>
+                <w:szCs w:val="22"/>
               </w:rPr>
               <w:t>HTTP 403; Ném AccessDeniedException "Bạn không có quyền xóa giao dịch trong ví này!".</w:t>
             </w:r>
@@ -42046,6 +42933,7 @@
           <w:sz w:val="26"/>
           <w:szCs w:val="26"/>
         </w:rPr>
+        <w:lastRenderedPageBreak/>
         <w:t>Ngân sách chi và cảnh báo tự động</w:t>
       </w:r>
     </w:p>
@@ -42560,7 +43448,6 @@
           </w:tcPr>
           <w:p>
             <w:r>
-              <w:lastRenderedPageBreak/>
               <w:t>TC-BUDG-008</w:t>
             </w:r>
           </w:p>
@@ -42707,11 +43594,48 @@
           <w:szCs w:val="26"/>
         </w:rPr>
       </w:pPr>
-      <w:r>
-        <w:rPr>
-          <w:sz w:val="26"/>
-          <w:szCs w:val="26"/>
-        </w:rPr>
+    </w:p>
+    <w:p>
+      <w:pPr>
+        <w:spacing w:after="120"/>
+        <w:rPr>
+          <w:sz w:val="26"/>
+          <w:szCs w:val="26"/>
+        </w:rPr>
+      </w:pPr>
+    </w:p>
+    <w:p>
+      <w:pPr>
+        <w:spacing w:after="120"/>
+        <w:rPr>
+          <w:sz w:val="26"/>
+          <w:szCs w:val="26"/>
+        </w:rPr>
+      </w:pPr>
+    </w:p>
+    <w:p>
+      <w:pPr>
+        <w:spacing w:after="120"/>
+        <w:rPr>
+          <w:sz w:val="26"/>
+          <w:szCs w:val="26"/>
+        </w:rPr>
+      </w:pPr>
+    </w:p>
+    <w:p>
+      <w:pPr>
+        <w:spacing w:after="120"/>
+        <w:rPr>
+          <w:sz w:val="26"/>
+          <w:szCs w:val="26"/>
+        </w:rPr>
+      </w:pPr>
+      <w:r>
+        <w:rPr>
+          <w:sz w:val="26"/>
+          <w:szCs w:val="26"/>
+        </w:rPr>
+        <w:lastRenderedPageBreak/>
         <w:t>Nhập sao kê và chuyển hóa dữ liệu</w:t>
       </w:r>
     </w:p>
@@ -42757,8 +43681,8 @@
               <w:spacing w:before="0" w:line="240" w:lineRule="auto"/>
               <w:rPr>
                 <w:rFonts w:eastAsia="Times New Roman"/>
-                <w:sz w:val="24"/>
-                <w:szCs w:val="24"/>
+                <w:sz w:val="22"/>
+                <w:szCs w:val="22"/>
               </w:rPr>
             </w:pPr>
             <w:r>
@@ -42766,8 +43690,8 @@
                 <w:rFonts w:eastAsia="Times New Roman"/>
                 <w:b/>
                 <w:bCs/>
-                <w:sz w:val="24"/>
-                <w:szCs w:val="24"/>
+                <w:sz w:val="22"/>
+                <w:szCs w:val="22"/>
               </w:rPr>
               <w:t>Mã TC</w:t>
             </w:r>
@@ -42782,8 +43706,8 @@
               <w:spacing w:before="0" w:line="240" w:lineRule="auto"/>
               <w:rPr>
                 <w:rFonts w:eastAsia="Times New Roman"/>
-                <w:sz w:val="24"/>
-                <w:szCs w:val="24"/>
+                <w:sz w:val="22"/>
+                <w:szCs w:val="22"/>
               </w:rPr>
             </w:pPr>
             <w:r>
@@ -42791,8 +43715,8 @@
                 <w:rFonts w:eastAsia="Times New Roman"/>
                 <w:b/>
                 <w:bCs/>
-                <w:sz w:val="24"/>
-                <w:szCs w:val="24"/>
+                <w:sz w:val="22"/>
+                <w:szCs w:val="22"/>
               </w:rPr>
               <w:t>Chức năng / UC</w:t>
             </w:r>
@@ -42807,8 +43731,8 @@
               <w:spacing w:before="0" w:line="240" w:lineRule="auto"/>
               <w:rPr>
                 <w:rFonts w:eastAsia="Times New Roman"/>
-                <w:sz w:val="24"/>
-                <w:szCs w:val="24"/>
+                <w:sz w:val="22"/>
+                <w:szCs w:val="22"/>
               </w:rPr>
             </w:pPr>
             <w:r>
@@ -42816,8 +43740,8 @@
                 <w:rFonts w:eastAsia="Times New Roman"/>
                 <w:b/>
                 <w:bCs/>
-                <w:sz w:val="24"/>
-                <w:szCs w:val="24"/>
+                <w:sz w:val="22"/>
+                <w:szCs w:val="22"/>
               </w:rPr>
               <w:t>Mục tiêu</w:t>
             </w:r>
@@ -42832,8 +43756,8 @@
               <w:spacing w:before="0" w:line="240" w:lineRule="auto"/>
               <w:rPr>
                 <w:rFonts w:eastAsia="Times New Roman"/>
-                <w:sz w:val="24"/>
-                <w:szCs w:val="24"/>
+                <w:sz w:val="22"/>
+                <w:szCs w:val="22"/>
               </w:rPr>
             </w:pPr>
             <w:r>
@@ -42841,8 +43765,8 @@
                 <w:rFonts w:eastAsia="Times New Roman"/>
                 <w:b/>
                 <w:bCs/>
-                <w:sz w:val="24"/>
-                <w:szCs w:val="24"/>
+                <w:sz w:val="22"/>
+                <w:szCs w:val="22"/>
               </w:rPr>
               <w:t>Tiền điều kiện</w:t>
             </w:r>
@@ -42857,8 +43781,8 @@
               <w:spacing w:before="0" w:line="240" w:lineRule="auto"/>
               <w:rPr>
                 <w:rFonts w:eastAsia="Times New Roman"/>
-                <w:sz w:val="24"/>
-                <w:szCs w:val="24"/>
+                <w:sz w:val="22"/>
+                <w:szCs w:val="22"/>
               </w:rPr>
             </w:pPr>
             <w:r>
@@ -42866,8 +43790,8 @@
                 <w:rFonts w:eastAsia="Times New Roman"/>
                 <w:b/>
                 <w:bCs/>
-                <w:sz w:val="24"/>
-                <w:szCs w:val="24"/>
+                <w:sz w:val="22"/>
+                <w:szCs w:val="22"/>
               </w:rPr>
               <w:t>Dữ liệu đầu vào</w:t>
             </w:r>
@@ -42882,8 +43806,8 @@
               <w:spacing w:before="0" w:line="240" w:lineRule="auto"/>
               <w:rPr>
                 <w:rFonts w:eastAsia="Times New Roman"/>
-                <w:sz w:val="24"/>
-                <w:szCs w:val="24"/>
+                <w:sz w:val="22"/>
+                <w:szCs w:val="22"/>
               </w:rPr>
             </w:pPr>
             <w:r>
@@ -42891,8 +43815,8 @@
                 <w:rFonts w:eastAsia="Times New Roman"/>
                 <w:b/>
                 <w:bCs/>
-                <w:sz w:val="24"/>
-                <w:szCs w:val="24"/>
+                <w:sz w:val="22"/>
+                <w:szCs w:val="22"/>
               </w:rPr>
               <w:t>Các bước</w:t>
             </w:r>
@@ -42907,8 +43831,8 @@
               <w:spacing w:before="0" w:line="240" w:lineRule="auto"/>
               <w:rPr>
                 <w:rFonts w:eastAsia="Times New Roman"/>
-                <w:sz w:val="24"/>
-                <w:szCs w:val="24"/>
+                <w:sz w:val="22"/>
+                <w:szCs w:val="22"/>
               </w:rPr>
             </w:pPr>
             <w:r>
@@ -42916,8 +43840,8 @@
                 <w:rFonts w:eastAsia="Times New Roman"/>
                 <w:b/>
                 <w:bCs/>
-                <w:sz w:val="24"/>
-                <w:szCs w:val="24"/>
+                <w:sz w:val="22"/>
+                <w:szCs w:val="22"/>
               </w:rPr>
               <w:t>Kết quả mong đợi</w:t>
             </w:r>
@@ -42934,15 +43858,15 @@
               <w:spacing w:before="0" w:line="240" w:lineRule="auto"/>
               <w:rPr>
                 <w:rFonts w:eastAsia="Times New Roman"/>
-                <w:sz w:val="24"/>
-                <w:szCs w:val="24"/>
-              </w:rPr>
-            </w:pPr>
-            <w:r>
-              <w:rPr>
-                <w:rFonts w:eastAsia="Times New Roman"/>
-                <w:sz w:val="24"/>
-                <w:szCs w:val="24"/>
+                <w:sz w:val="22"/>
+                <w:szCs w:val="22"/>
+              </w:rPr>
+            </w:pPr>
+            <w:r>
+              <w:rPr>
+                <w:rFonts w:eastAsia="Times New Roman"/>
+                <w:sz w:val="22"/>
+                <w:szCs w:val="22"/>
               </w:rPr>
               <w:t>TC-IMP-001</w:t>
             </w:r>
@@ -42957,15 +43881,15 @@
               <w:spacing w:before="0" w:line="240" w:lineRule="auto"/>
               <w:rPr>
                 <w:rFonts w:eastAsia="Times New Roman"/>
-                <w:sz w:val="24"/>
-                <w:szCs w:val="24"/>
-              </w:rPr>
-            </w:pPr>
-            <w:r>
-              <w:rPr>
-                <w:rFonts w:eastAsia="Times New Roman"/>
-                <w:sz w:val="24"/>
-                <w:szCs w:val="24"/>
+                <w:sz w:val="22"/>
+                <w:szCs w:val="22"/>
+              </w:rPr>
+            </w:pPr>
+            <w:r>
+              <w:rPr>
+                <w:rFonts w:eastAsia="Times New Roman"/>
+                <w:sz w:val="22"/>
+                <w:szCs w:val="22"/>
               </w:rPr>
               <w:t>Trích xuất</w:t>
             </w:r>
@@ -42980,15 +43904,15 @@
               <w:spacing w:before="0" w:line="240" w:lineRule="auto"/>
               <w:rPr>
                 <w:rFonts w:eastAsia="Times New Roman"/>
-                <w:sz w:val="24"/>
-                <w:szCs w:val="24"/>
-              </w:rPr>
-            </w:pPr>
-            <w:r>
-              <w:rPr>
-                <w:rFonts w:eastAsia="Times New Roman"/>
-                <w:sz w:val="24"/>
-                <w:szCs w:val="24"/>
+                <w:sz w:val="22"/>
+                <w:szCs w:val="22"/>
+              </w:rPr>
+            </w:pPr>
+            <w:r>
+              <w:rPr>
+                <w:rFonts w:eastAsia="Times New Roman"/>
+                <w:sz w:val="22"/>
+                <w:szCs w:val="22"/>
               </w:rPr>
               <w:t>Đọc chuẩn xác các Headers từ cấu trúc file CSV.</w:t>
             </w:r>
@@ -43003,15 +43927,15 @@
               <w:spacing w:before="0" w:line="240" w:lineRule="auto"/>
               <w:rPr>
                 <w:rFonts w:eastAsia="Times New Roman"/>
-                <w:sz w:val="24"/>
-                <w:szCs w:val="24"/>
-              </w:rPr>
-            </w:pPr>
-            <w:r>
-              <w:rPr>
-                <w:rFonts w:eastAsia="Times New Roman"/>
-                <w:sz w:val="24"/>
-                <w:szCs w:val="24"/>
+                <w:sz w:val="22"/>
+                <w:szCs w:val="22"/>
+              </w:rPr>
+            </w:pPr>
+            <w:r>
+              <w:rPr>
+                <w:rFonts w:eastAsia="Times New Roman"/>
+                <w:sz w:val="22"/>
+                <w:szCs w:val="22"/>
               </w:rPr>
               <w:t>Không có</w:t>
             </w:r>
@@ -43026,15 +43950,15 @@
               <w:spacing w:before="0" w:line="240" w:lineRule="auto"/>
               <w:rPr>
                 <w:rFonts w:eastAsia="Times New Roman"/>
-                <w:sz w:val="24"/>
-                <w:szCs w:val="24"/>
-              </w:rPr>
-            </w:pPr>
-            <w:r>
-              <w:rPr>
-                <w:rFonts w:eastAsia="Times New Roman"/>
-                <w:sz w:val="24"/>
-                <w:szCs w:val="24"/>
+                <w:sz w:val="22"/>
+                <w:szCs w:val="22"/>
+              </w:rPr>
+            </w:pPr>
+            <w:r>
+              <w:rPr>
+                <w:rFonts w:eastAsia="Times New Roman"/>
+                <w:sz w:val="22"/>
+                <w:szCs w:val="22"/>
               </w:rPr>
               <w:t>File CSV: "Ngày,Số tiền,Nội dung"</w:t>
             </w:r>
@@ -43049,15 +43973,15 @@
               <w:spacing w:before="0" w:line="240" w:lineRule="auto"/>
               <w:rPr>
                 <w:rFonts w:eastAsia="Times New Roman"/>
-                <w:sz w:val="24"/>
-                <w:szCs w:val="24"/>
-              </w:rPr>
-            </w:pPr>
-            <w:r>
-              <w:rPr>
-                <w:rFonts w:eastAsia="Times New Roman"/>
-                <w:sz w:val="24"/>
-                <w:szCs w:val="24"/>
+                <w:sz w:val="22"/>
+                <w:szCs w:val="22"/>
+              </w:rPr>
+            </w:pPr>
+            <w:r>
+              <w:rPr>
+                <w:rFonts w:eastAsia="Times New Roman"/>
+                <w:sz w:val="22"/>
+                <w:szCs w:val="22"/>
               </w:rPr>
               <w:t>Gọi hàm extractHeaders().</w:t>
             </w:r>
@@ -43072,15 +43996,15 @@
               <w:spacing w:before="0" w:line="240" w:lineRule="auto"/>
               <w:rPr>
                 <w:rFonts w:eastAsia="Times New Roman"/>
-                <w:sz w:val="24"/>
-                <w:szCs w:val="24"/>
-              </w:rPr>
-            </w:pPr>
-            <w:r>
-              <w:rPr>
-                <w:rFonts w:eastAsia="Times New Roman"/>
-                <w:sz w:val="24"/>
-                <w:szCs w:val="24"/>
+                <w:sz w:val="22"/>
+                <w:szCs w:val="22"/>
+              </w:rPr>
+            </w:pPr>
+            <w:r>
+              <w:rPr>
+                <w:rFonts w:eastAsia="Times New Roman"/>
+                <w:sz w:val="22"/>
+                <w:szCs w:val="22"/>
               </w:rPr>
               <w:t>Trả về danh sách 3 cột đúng tên tiêu đề.</w:t>
             </w:r>
@@ -43097,15 +44021,15 @@
               <w:spacing w:before="0" w:line="240" w:lineRule="auto"/>
               <w:rPr>
                 <w:rFonts w:eastAsia="Times New Roman"/>
-                <w:sz w:val="24"/>
-                <w:szCs w:val="24"/>
-              </w:rPr>
-            </w:pPr>
-            <w:r>
-              <w:rPr>
-                <w:rFonts w:eastAsia="Times New Roman"/>
-                <w:sz w:val="24"/>
-                <w:szCs w:val="24"/>
+                <w:sz w:val="22"/>
+                <w:szCs w:val="22"/>
+              </w:rPr>
+            </w:pPr>
+            <w:r>
+              <w:rPr>
+                <w:rFonts w:eastAsia="Times New Roman"/>
+                <w:sz w:val="22"/>
+                <w:szCs w:val="22"/>
               </w:rPr>
               <w:t>TC-IMP-002</w:t>
             </w:r>
@@ -43120,15 +44044,15 @@
               <w:spacing w:before="0" w:line="240" w:lineRule="auto"/>
               <w:rPr>
                 <w:rFonts w:eastAsia="Times New Roman"/>
-                <w:sz w:val="24"/>
-                <w:szCs w:val="24"/>
-              </w:rPr>
-            </w:pPr>
-            <w:r>
-              <w:rPr>
-                <w:rFonts w:eastAsia="Times New Roman"/>
-                <w:sz w:val="24"/>
-                <w:szCs w:val="24"/>
+                <w:sz w:val="22"/>
+                <w:szCs w:val="22"/>
+              </w:rPr>
+            </w:pPr>
+            <w:r>
+              <w:rPr>
+                <w:rFonts w:eastAsia="Times New Roman"/>
+                <w:sz w:val="22"/>
+                <w:szCs w:val="22"/>
               </w:rPr>
               <w:t>Nạp CSV</w:t>
             </w:r>
@@ -43143,15 +44067,15 @@
               <w:spacing w:before="0" w:line="240" w:lineRule="auto"/>
               <w:rPr>
                 <w:rFonts w:eastAsia="Times New Roman"/>
-                <w:sz w:val="24"/>
-                <w:szCs w:val="24"/>
-              </w:rPr>
-            </w:pPr>
-            <w:r>
-              <w:rPr>
-                <w:rFonts w:eastAsia="Times New Roman"/>
-                <w:sz w:val="24"/>
-                <w:szCs w:val="24"/>
+                <w:sz w:val="22"/>
+                <w:szCs w:val="22"/>
+              </w:rPr>
+            </w:pPr>
+            <w:r>
+              <w:rPr>
+                <w:rFonts w:eastAsia="Times New Roman"/>
+                <w:sz w:val="22"/>
+                <w:szCs w:val="22"/>
               </w:rPr>
               <w:t>Chặn Import File vào Ví nếu chỉ có quyền VIEW.</w:t>
             </w:r>
@@ -43166,15 +44090,15 @@
               <w:spacing w:before="0" w:line="240" w:lineRule="auto"/>
               <w:rPr>
                 <w:rFonts w:eastAsia="Times New Roman"/>
-                <w:sz w:val="24"/>
-                <w:szCs w:val="24"/>
-              </w:rPr>
-            </w:pPr>
-            <w:r>
-              <w:rPr>
-                <w:rFonts w:eastAsia="Times New Roman"/>
-                <w:sz w:val="24"/>
-                <w:szCs w:val="24"/>
+                <w:sz w:val="22"/>
+                <w:szCs w:val="22"/>
+              </w:rPr>
+            </w:pPr>
+            <w:r>
+              <w:rPr>
+                <w:rFonts w:eastAsia="Times New Roman"/>
+                <w:sz w:val="22"/>
+                <w:szCs w:val="22"/>
               </w:rPr>
               <w:t>User chỉ có quyền VIEW trên ví đích.</w:t>
             </w:r>
@@ -43189,15 +44113,15 @@
               <w:spacing w:before="0" w:line="240" w:lineRule="auto"/>
               <w:rPr>
                 <w:rFonts w:eastAsia="Times New Roman"/>
-                <w:sz w:val="24"/>
-                <w:szCs w:val="24"/>
-              </w:rPr>
-            </w:pPr>
-            <w:r>
-              <w:rPr>
-                <w:rFonts w:eastAsia="Times New Roman"/>
-                <w:sz w:val="24"/>
-                <w:szCs w:val="24"/>
+                <w:sz w:val="22"/>
+                <w:szCs w:val="22"/>
+              </w:rPr>
+            </w:pPr>
+            <w:r>
+              <w:rPr>
+                <w:rFonts w:eastAsia="Times New Roman"/>
+                <w:sz w:val="22"/>
+                <w:szCs w:val="22"/>
               </w:rPr>
               <w:t>File CSV hợp lệ</w:t>
             </w:r>
@@ -43212,15 +44136,15 @@
               <w:spacing w:before="0" w:line="240" w:lineRule="auto"/>
               <w:rPr>
                 <w:rFonts w:eastAsia="Times New Roman"/>
-                <w:sz w:val="24"/>
-                <w:szCs w:val="24"/>
-              </w:rPr>
-            </w:pPr>
-            <w:r>
-              <w:rPr>
-                <w:rFonts w:eastAsia="Times New Roman"/>
-                <w:sz w:val="24"/>
-                <w:szCs w:val="24"/>
+                <w:sz w:val="22"/>
+                <w:szCs w:val="22"/>
+              </w:rPr>
+            </w:pPr>
+            <w:r>
+              <w:rPr>
+                <w:rFonts w:eastAsia="Times New Roman"/>
+                <w:sz w:val="22"/>
+                <w:szCs w:val="22"/>
               </w:rPr>
               <w:t>Gọi hàm importData().</w:t>
             </w:r>
@@ -43235,15 +44159,15 @@
               <w:spacing w:before="0" w:line="240" w:lineRule="auto"/>
               <w:rPr>
                 <w:rFonts w:eastAsia="Times New Roman"/>
-                <w:sz w:val="24"/>
-                <w:szCs w:val="24"/>
-              </w:rPr>
-            </w:pPr>
-            <w:r>
-              <w:rPr>
-                <w:rFonts w:eastAsia="Times New Roman"/>
-                <w:sz w:val="24"/>
-                <w:szCs w:val="24"/>
+                <w:sz w:val="22"/>
+                <w:szCs w:val="22"/>
+              </w:rPr>
+            </w:pPr>
+            <w:r>
+              <w:rPr>
+                <w:rFonts w:eastAsia="Times New Roman"/>
+                <w:sz w:val="22"/>
+                <w:szCs w:val="22"/>
               </w:rPr>
               <w:t>HTTP 403; Ném AccessDeniedException "Bạn không có quyền import dữ liệu vào ví này!".</w:t>
             </w:r>
@@ -43260,15 +44184,15 @@
               <w:spacing w:before="0" w:line="240" w:lineRule="auto"/>
               <w:rPr>
                 <w:rFonts w:eastAsia="Times New Roman"/>
-                <w:sz w:val="24"/>
-                <w:szCs w:val="24"/>
-              </w:rPr>
-            </w:pPr>
-            <w:r>
-              <w:rPr>
-                <w:rFonts w:eastAsia="Times New Roman"/>
-                <w:sz w:val="24"/>
-                <w:szCs w:val="24"/>
+                <w:sz w:val="22"/>
+                <w:szCs w:val="22"/>
+              </w:rPr>
+            </w:pPr>
+            <w:r>
+              <w:rPr>
+                <w:rFonts w:eastAsia="Times New Roman"/>
+                <w:sz w:val="22"/>
+                <w:szCs w:val="22"/>
               </w:rPr>
               <w:t>TC-IMP-003</w:t>
             </w:r>
@@ -43283,15 +44207,15 @@
               <w:spacing w:before="0" w:line="240" w:lineRule="auto"/>
               <w:rPr>
                 <w:rFonts w:eastAsia="Times New Roman"/>
-                <w:sz w:val="24"/>
-                <w:szCs w:val="24"/>
-              </w:rPr>
-            </w:pPr>
-            <w:r>
-              <w:rPr>
-                <w:rFonts w:eastAsia="Times New Roman"/>
-                <w:sz w:val="24"/>
-                <w:szCs w:val="24"/>
+                <w:sz w:val="22"/>
+                <w:szCs w:val="22"/>
+              </w:rPr>
+            </w:pPr>
+            <w:r>
+              <w:rPr>
+                <w:rFonts w:eastAsia="Times New Roman"/>
+                <w:sz w:val="22"/>
+                <w:szCs w:val="22"/>
               </w:rPr>
               <w:t>Nạp CSV</w:t>
             </w:r>
@@ -43306,15 +44230,15 @@
               <w:spacing w:before="0" w:line="240" w:lineRule="auto"/>
               <w:rPr>
                 <w:rFonts w:eastAsia="Times New Roman"/>
-                <w:sz w:val="24"/>
-                <w:szCs w:val="24"/>
-              </w:rPr>
-            </w:pPr>
-            <w:r>
-              <w:rPr>
-                <w:rFonts w:eastAsia="Times New Roman"/>
-                <w:sz w:val="24"/>
-                <w:szCs w:val="24"/>
+                <w:sz w:val="22"/>
+                <w:szCs w:val="22"/>
+              </w:rPr>
+            </w:pPr>
+            <w:r>
+              <w:rPr>
+                <w:rFonts w:eastAsia="Times New Roman"/>
+                <w:sz w:val="22"/>
+                <w:szCs w:val="22"/>
               </w:rPr>
               <w:t>Import thành công, ưu tiên dùng Rule (Không gọi AI).</w:t>
             </w:r>
@@ -43329,15 +44253,15 @@
               <w:spacing w:before="0" w:line="240" w:lineRule="auto"/>
               <w:rPr>
                 <w:rFonts w:eastAsia="Times New Roman"/>
-                <w:sz w:val="24"/>
-                <w:szCs w:val="24"/>
-              </w:rPr>
-            </w:pPr>
-            <w:r>
-              <w:rPr>
-                <w:rFonts w:eastAsia="Times New Roman"/>
-                <w:sz w:val="24"/>
-                <w:szCs w:val="24"/>
+                <w:sz w:val="22"/>
+                <w:szCs w:val="22"/>
+              </w:rPr>
+            </w:pPr>
+            <w:r>
+              <w:rPr>
+                <w:rFonts w:eastAsia="Times New Roman"/>
+                <w:sz w:val="22"/>
+                <w:szCs w:val="22"/>
               </w:rPr>
               <w:t>Tồn tại Rule "Highlands" -&gt; "Ăn uống".</w:t>
             </w:r>
@@ -43352,15 +44276,15 @@
               <w:spacing w:before="0" w:line="240" w:lineRule="auto"/>
               <w:rPr>
                 <w:rFonts w:eastAsia="Times New Roman"/>
-                <w:sz w:val="24"/>
-                <w:szCs w:val="24"/>
-              </w:rPr>
-            </w:pPr>
-            <w:r>
-              <w:rPr>
-                <w:rFonts w:eastAsia="Times New Roman"/>
-                <w:sz w:val="24"/>
-                <w:szCs w:val="24"/>
+                <w:sz w:val="22"/>
+                <w:szCs w:val="22"/>
+              </w:rPr>
+            </w:pPr>
+            <w:r>
+              <w:rPr>
+                <w:rFonts w:eastAsia="Times New Roman"/>
+                <w:sz w:val="22"/>
+                <w:szCs w:val="22"/>
               </w:rPr>
               <w:t>File CSV chứa dòng "Highlands Coffee"</w:t>
             </w:r>
@@ -43375,15 +44299,15 @@
               <w:spacing w:before="0" w:line="240" w:lineRule="auto"/>
               <w:rPr>
                 <w:rFonts w:eastAsia="Times New Roman"/>
-                <w:sz w:val="24"/>
-                <w:szCs w:val="24"/>
-              </w:rPr>
-            </w:pPr>
-            <w:r>
-              <w:rPr>
-                <w:rFonts w:eastAsia="Times New Roman"/>
-                <w:sz w:val="24"/>
-                <w:szCs w:val="24"/>
+                <w:sz w:val="22"/>
+                <w:szCs w:val="22"/>
+              </w:rPr>
+            </w:pPr>
+            <w:r>
+              <w:rPr>
+                <w:rFonts w:eastAsia="Times New Roman"/>
+                <w:sz w:val="22"/>
+                <w:szCs w:val="22"/>
               </w:rPr>
               <w:t>Gọi hàm importData().</w:t>
             </w:r>
@@ -43398,15 +44322,15 @@
               <w:spacing w:before="0" w:line="240" w:lineRule="auto"/>
               <w:rPr>
                 <w:rFonts w:eastAsia="Times New Roman"/>
-                <w:sz w:val="24"/>
-                <w:szCs w:val="24"/>
-              </w:rPr>
-            </w:pPr>
-            <w:r>
-              <w:rPr>
-                <w:rFonts w:eastAsia="Times New Roman"/>
-                <w:sz w:val="24"/>
-                <w:szCs w:val="24"/>
+                <w:sz w:val="22"/>
+                <w:szCs w:val="22"/>
+              </w:rPr>
+            </w:pPr>
+            <w:r>
+              <w:rPr>
+                <w:rFonts w:eastAsia="Times New Roman"/>
+                <w:sz w:val="22"/>
+                <w:szCs w:val="22"/>
               </w:rPr>
               <w:t>Trả successRows=1. API categorizeTransactionsBatch KHÔNG chạy.</w:t>
             </w:r>
@@ -43423,15 +44347,15 @@
               <w:spacing w:before="0" w:line="240" w:lineRule="auto"/>
               <w:rPr>
                 <w:rFonts w:eastAsia="Times New Roman"/>
-                <w:sz w:val="24"/>
-                <w:szCs w:val="24"/>
-              </w:rPr>
-            </w:pPr>
-            <w:r>
-              <w:rPr>
-                <w:rFonts w:eastAsia="Times New Roman"/>
-                <w:sz w:val="24"/>
-                <w:szCs w:val="24"/>
+                <w:sz w:val="22"/>
+                <w:szCs w:val="22"/>
+              </w:rPr>
+            </w:pPr>
+            <w:r>
+              <w:rPr>
+                <w:rFonts w:eastAsia="Times New Roman"/>
+                <w:sz w:val="22"/>
+                <w:szCs w:val="22"/>
               </w:rPr>
               <w:t>TC-IMP-004</w:t>
             </w:r>
@@ -43446,15 +44370,15 @@
               <w:spacing w:before="0" w:line="240" w:lineRule="auto"/>
               <w:rPr>
                 <w:rFonts w:eastAsia="Times New Roman"/>
-                <w:sz w:val="24"/>
-                <w:szCs w:val="24"/>
-              </w:rPr>
-            </w:pPr>
-            <w:r>
-              <w:rPr>
-                <w:rFonts w:eastAsia="Times New Roman"/>
-                <w:sz w:val="24"/>
-                <w:szCs w:val="24"/>
+                <w:sz w:val="22"/>
+                <w:szCs w:val="22"/>
+              </w:rPr>
+            </w:pPr>
+            <w:r>
+              <w:rPr>
+                <w:rFonts w:eastAsia="Times New Roman"/>
+                <w:sz w:val="22"/>
+                <w:szCs w:val="22"/>
               </w:rPr>
               <w:t>Khử trùng</w:t>
             </w:r>
@@ -43469,15 +44393,15 @@
               <w:spacing w:before="0" w:line="240" w:lineRule="auto"/>
               <w:rPr>
                 <w:rFonts w:eastAsia="Times New Roman"/>
-                <w:sz w:val="24"/>
-                <w:szCs w:val="24"/>
-              </w:rPr>
-            </w:pPr>
-            <w:r>
-              <w:rPr>
-                <w:rFonts w:eastAsia="Times New Roman"/>
-                <w:sz w:val="24"/>
-                <w:szCs w:val="24"/>
+                <w:sz w:val="22"/>
+                <w:szCs w:val="22"/>
+              </w:rPr>
+            </w:pPr>
+            <w:r>
+              <w:rPr>
+                <w:rFonts w:eastAsia="Times New Roman"/>
+                <w:sz w:val="22"/>
+                <w:szCs w:val="22"/>
               </w:rPr>
               <w:t>Bỏ qua các dòng giao dịch bị trùng (Deduplication).</w:t>
             </w:r>
@@ -43492,15 +44416,15 @@
               <w:spacing w:before="0" w:line="240" w:lineRule="auto"/>
               <w:rPr>
                 <w:rFonts w:eastAsia="Times New Roman"/>
-                <w:sz w:val="24"/>
-                <w:szCs w:val="24"/>
-              </w:rPr>
-            </w:pPr>
-            <w:r>
-              <w:rPr>
-                <w:rFonts w:eastAsia="Times New Roman"/>
-                <w:sz w:val="24"/>
-                <w:szCs w:val="24"/>
+                <w:sz w:val="22"/>
+                <w:szCs w:val="22"/>
+              </w:rPr>
+            </w:pPr>
+            <w:r>
+              <w:rPr>
+                <w:rFonts w:eastAsia="Times New Roman"/>
+                <w:sz w:val="22"/>
+                <w:szCs w:val="22"/>
               </w:rPr>
               <w:t>Giao dịch y hệt đã tồn tại trong CSDL.</w:t>
             </w:r>
@@ -43515,15 +44439,15 @@
               <w:spacing w:before="0" w:line="240" w:lineRule="auto"/>
               <w:rPr>
                 <w:rFonts w:eastAsia="Times New Roman"/>
-                <w:sz w:val="24"/>
-                <w:szCs w:val="24"/>
-              </w:rPr>
-            </w:pPr>
-            <w:r>
-              <w:rPr>
-                <w:rFonts w:eastAsia="Times New Roman"/>
-                <w:sz w:val="24"/>
-                <w:szCs w:val="24"/>
+                <w:sz w:val="22"/>
+                <w:szCs w:val="22"/>
+              </w:rPr>
+            </w:pPr>
+            <w:r>
+              <w:rPr>
+                <w:rFonts w:eastAsia="Times New Roman"/>
+                <w:sz w:val="22"/>
+                <w:szCs w:val="22"/>
               </w:rPr>
               <w:t>File CSV chứa dòng giao dịch cũ</w:t>
             </w:r>
@@ -43538,15 +44462,15 @@
               <w:spacing w:before="0" w:line="240" w:lineRule="auto"/>
               <w:rPr>
                 <w:rFonts w:eastAsia="Times New Roman"/>
-                <w:sz w:val="24"/>
-                <w:szCs w:val="24"/>
-              </w:rPr>
-            </w:pPr>
-            <w:r>
-              <w:rPr>
-                <w:rFonts w:eastAsia="Times New Roman"/>
-                <w:sz w:val="24"/>
-                <w:szCs w:val="24"/>
+                <w:sz w:val="22"/>
+                <w:szCs w:val="22"/>
+              </w:rPr>
+            </w:pPr>
+            <w:r>
+              <w:rPr>
+                <w:rFonts w:eastAsia="Times New Roman"/>
+                <w:sz w:val="22"/>
+                <w:szCs w:val="22"/>
               </w:rPr>
               <w:t>Gọi hàm importData().</w:t>
             </w:r>
@@ -43561,15 +44485,15 @@
               <w:spacing w:before="0" w:line="240" w:lineRule="auto"/>
               <w:rPr>
                 <w:rFonts w:eastAsia="Times New Roman"/>
-                <w:sz w:val="24"/>
-                <w:szCs w:val="24"/>
-              </w:rPr>
-            </w:pPr>
-            <w:r>
-              <w:rPr>
-                <w:rFonts w:eastAsia="Times New Roman"/>
-                <w:sz w:val="24"/>
-                <w:szCs w:val="24"/>
+                <w:sz w:val="22"/>
+                <w:szCs w:val="22"/>
+              </w:rPr>
+            </w:pPr>
+            <w:r>
+              <w:rPr>
+                <w:rFonts w:eastAsia="Times New Roman"/>
+                <w:sz w:val="22"/>
+                <w:szCs w:val="22"/>
               </w:rPr>
               <w:t>Trả duplicatedRows=1. Hàm saveAll() KHÔNG thực thi.</w:t>
             </w:r>
@@ -43586,15 +44510,15 @@
               <w:spacing w:before="0" w:line="240" w:lineRule="auto"/>
               <w:rPr>
                 <w:rFonts w:eastAsia="Times New Roman"/>
-                <w:sz w:val="24"/>
-                <w:szCs w:val="24"/>
-              </w:rPr>
-            </w:pPr>
-            <w:r>
-              <w:rPr>
-                <w:rFonts w:eastAsia="Times New Roman"/>
-                <w:sz w:val="24"/>
-                <w:szCs w:val="24"/>
+                <w:sz w:val="22"/>
+                <w:szCs w:val="22"/>
+              </w:rPr>
+            </w:pPr>
+            <w:r>
+              <w:rPr>
+                <w:rFonts w:eastAsia="Times New Roman"/>
+                <w:sz w:val="22"/>
+                <w:szCs w:val="22"/>
               </w:rPr>
               <w:t>TC-IMP-005</w:t>
             </w:r>
@@ -43609,15 +44533,15 @@
               <w:spacing w:before="0" w:line="240" w:lineRule="auto"/>
               <w:rPr>
                 <w:rFonts w:eastAsia="Times New Roman"/>
-                <w:sz w:val="24"/>
-                <w:szCs w:val="24"/>
-              </w:rPr>
-            </w:pPr>
-            <w:r>
-              <w:rPr>
-                <w:rFonts w:eastAsia="Times New Roman"/>
-                <w:sz w:val="24"/>
-                <w:szCs w:val="24"/>
+                <w:sz w:val="22"/>
+                <w:szCs w:val="22"/>
+              </w:rPr>
+            </w:pPr>
+            <w:r>
+              <w:rPr>
+                <w:rFonts w:eastAsia="Times New Roman"/>
+                <w:sz w:val="22"/>
+                <w:szCs w:val="22"/>
               </w:rPr>
               <w:t>Nạp CSV</w:t>
             </w:r>
@@ -43632,15 +44556,15 @@
               <w:spacing w:before="0" w:line="240" w:lineRule="auto"/>
               <w:rPr>
                 <w:rFonts w:eastAsia="Times New Roman"/>
-                <w:sz w:val="24"/>
-                <w:szCs w:val="24"/>
-              </w:rPr>
-            </w:pPr>
-            <w:r>
-              <w:rPr>
-                <w:rFonts w:eastAsia="Times New Roman"/>
-                <w:sz w:val="24"/>
-                <w:szCs w:val="24"/>
+                <w:sz w:val="22"/>
+                <w:szCs w:val="22"/>
+              </w:rPr>
+            </w:pPr>
+            <w:r>
+              <w:rPr>
+                <w:rFonts w:eastAsia="Times New Roman"/>
+                <w:sz w:val="22"/>
+                <w:szCs w:val="22"/>
               </w:rPr>
               <w:t>Bắt lỗi định dạng số tiền/ngày và Rollback tiến trình.</w:t>
             </w:r>
@@ -43655,15 +44579,15 @@
               <w:spacing w:before="0" w:line="240" w:lineRule="auto"/>
               <w:rPr>
                 <w:rFonts w:eastAsia="Times New Roman"/>
-                <w:sz w:val="24"/>
-                <w:szCs w:val="24"/>
-              </w:rPr>
-            </w:pPr>
-            <w:r>
-              <w:rPr>
-                <w:rFonts w:eastAsia="Times New Roman"/>
-                <w:sz w:val="24"/>
-                <w:szCs w:val="24"/>
+                <w:sz w:val="22"/>
+                <w:szCs w:val="22"/>
+              </w:rPr>
+            </w:pPr>
+            <w:r>
+              <w:rPr>
+                <w:rFonts w:eastAsia="Times New Roman"/>
+                <w:sz w:val="22"/>
+                <w:szCs w:val="22"/>
               </w:rPr>
               <w:t>File CSV chứa dữ liệu lỗi định dạng cột ngày.</w:t>
             </w:r>
@@ -43678,15 +44602,15 @@
               <w:spacing w:before="0" w:line="240" w:lineRule="auto"/>
               <w:rPr>
                 <w:rFonts w:eastAsia="Times New Roman"/>
-                <w:sz w:val="24"/>
-                <w:szCs w:val="24"/>
-              </w:rPr>
-            </w:pPr>
-            <w:r>
-              <w:rPr>
-                <w:rFonts w:eastAsia="Times New Roman"/>
-                <w:sz w:val="24"/>
-                <w:szCs w:val="24"/>
+                <w:sz w:val="22"/>
+                <w:szCs w:val="22"/>
+              </w:rPr>
+            </w:pPr>
+            <w:r>
+              <w:rPr>
+                <w:rFonts w:eastAsia="Times New Roman"/>
+                <w:sz w:val="22"/>
+                <w:szCs w:val="22"/>
               </w:rPr>
               <w:t>Cột ngày = "ABC"</w:t>
             </w:r>
@@ -43701,15 +44625,15 @@
               <w:spacing w:before="0" w:line="240" w:lineRule="auto"/>
               <w:rPr>
                 <w:rFonts w:eastAsia="Times New Roman"/>
-                <w:sz w:val="24"/>
-                <w:szCs w:val="24"/>
-              </w:rPr>
-            </w:pPr>
-            <w:r>
-              <w:rPr>
-                <w:rFonts w:eastAsia="Times New Roman"/>
-                <w:sz w:val="24"/>
-                <w:szCs w:val="24"/>
+                <w:sz w:val="22"/>
+                <w:szCs w:val="22"/>
+              </w:rPr>
+            </w:pPr>
+            <w:r>
+              <w:rPr>
+                <w:rFonts w:eastAsia="Times New Roman"/>
+                <w:sz w:val="22"/>
+                <w:szCs w:val="22"/>
               </w:rPr>
               <w:t>Gọi hàm importData().</w:t>
             </w:r>
@@ -43724,26 +44648,17 @@
               <w:spacing w:before="0" w:line="240" w:lineRule="auto"/>
               <w:rPr>
                 <w:rFonts w:eastAsia="Times New Roman"/>
-                <w:sz w:val="24"/>
-                <w:szCs w:val="24"/>
-              </w:rPr>
-            </w:pPr>
-            <w:r>
-              <w:rPr>
-                <w:rFonts w:eastAsia="Times New Roman"/>
-                <w:sz w:val="24"/>
-                <w:szCs w:val="24"/>
-              </w:rPr>
-              <w:t xml:space="preserve">Ném IllegalArgumentException "Phát hiện dòng sai định dạng số tiền </w:t>
-            </w:r>
-            <w:r>
-              <w:rPr>
-                <w:rFonts w:eastAsia="Times New Roman"/>
-                <w:sz w:val="24"/>
-                <w:szCs w:val="24"/>
-              </w:rPr>
-              <w:lastRenderedPageBreak/>
-              <w:t>hoặc ngày tháng!".</w:t>
+                <w:sz w:val="22"/>
+                <w:szCs w:val="22"/>
+              </w:rPr>
+            </w:pPr>
+            <w:r>
+              <w:rPr>
+                <w:rFonts w:eastAsia="Times New Roman"/>
+                <w:sz w:val="22"/>
+                <w:szCs w:val="22"/>
+              </w:rPr>
+              <w:t>Ném IllegalArgumentException "Phát hiện dòng sai định dạng số tiền hoặc ngày tháng!".</w:t>
             </w:r>
           </w:p>
         </w:tc>
@@ -43767,7 +44682,6 @@
           <w:sz w:val="26"/>
           <w:szCs w:val="26"/>
         </w:rPr>
-        <w:lastRenderedPageBreak/>
         <w:t xml:space="preserve">Bảng </w:t>
       </w:r>
       <w:r>
@@ -44059,6 +44973,7 @@
           </w:tcPr>
           <w:p>
             <w:r>
+              <w:lastRenderedPageBreak/>
               <w:t>TC-WALL-007</w:t>
             </w:r>
           </w:p>
@@ -44295,7 +45210,6 @@
           </w:tcPr>
           <w:p>
             <w:r>
-              <w:lastRenderedPageBreak/>
               <w:t>TC-FAMI-002</w:t>
             </w:r>
           </w:p>
@@ -44507,9 +45421,11 @@
       </w:pPr>
       <w:r>
         <w:rPr>
-          <w:sz w:val="26"/>
-          <w:szCs w:val="26"/>
-        </w:rPr>
+          <w:noProof/>
+          <w:sz w:val="26"/>
+          <w:szCs w:val="26"/>
+        </w:rPr>
+        <w:lastRenderedPageBreak/>
         <w:drawing>
           <wp:inline distT="0" distB="0" distL="0" distR="0" wp14:anchorId="5ADB6016" wp14:editId="56A1A5E6">
             <wp:extent cx="4438650" cy="1388951"/>
@@ -44689,7 +45605,6 @@
           <w:b/>
           <w:bCs/>
         </w:rPr>
-        <w:lastRenderedPageBreak/>
         <w:t>5.4. Ma trận truy vết yêu cầu với testcase</w:t>
       </w:r>
       <w:bookmarkEnd w:id="201"/>
@@ -45093,6 +46008,7 @@
                 <w:sz w:val="24"/>
                 <w:szCs w:val="24"/>
               </w:rPr>
+              <w:lastRenderedPageBreak/>
               <w:t>FR-03</w:t>
             </w:r>
           </w:p>
@@ -45581,7 +46497,6 @@
                 <w:sz w:val="24"/>
                 <w:szCs w:val="24"/>
               </w:rPr>
-              <w:lastRenderedPageBreak/>
               <w:t>FR-08</w:t>
             </w:r>
           </w:p>
@@ -45905,7 +46820,16 @@
                 <w:sz w:val="24"/>
                 <w:szCs w:val="24"/>
               </w:rPr>
-              <w:t>Hệ thống tự động gửi cảnh báo nguy cơ vượt ngân sách, nhắc nhở hóa đơn định kỳ, mục tiêu tiết kiệm ưu tiên hiển thị theo mức độ khẩn cấp.</w:t>
+              <w:t xml:space="preserve">Hệ thống tự động gửi cảnh báo nguy cơ vượt ngân sách, nhắc nhở hóa đơn định kỳ, mục tiêu tiết </w:t>
+            </w:r>
+            <w:r>
+              <w:rPr>
+                <w:rFonts w:eastAsia="Times New Roman"/>
+                <w:sz w:val="24"/>
+                <w:szCs w:val="24"/>
+              </w:rPr>
+              <w:lastRenderedPageBreak/>
+              <w:t>kiệm ưu tiên hiển thị theo mức độ khẩn cấp.</w:t>
             </w:r>
           </w:p>
         </w:tc>
@@ -45928,6 +46852,7 @@
                 <w:sz w:val="24"/>
                 <w:szCs w:val="24"/>
               </w:rPr>
+              <w:lastRenderedPageBreak/>
               <w:t>TC-BUDG-006, TC-BUDG-007, TC-NOTI-006, TC-SCHED-001, TC-SCHED-002</w:t>
             </w:r>
           </w:p>
@@ -46551,7 +47476,6 @@
           <w:bCs/>
           <w:color w:val="auto"/>
         </w:rPr>
-        <w:lastRenderedPageBreak/>
         <w:t>5.5. Kết quả và defeat</w:t>
       </w:r>
       <w:bookmarkEnd w:id="204"/>
@@ -47341,6 +48265,7 @@
                 <w:sz w:val="24"/>
                 <w:szCs w:val="24"/>
               </w:rPr>
+              <w:lastRenderedPageBreak/>
               <w:t>5. Quản lý Ngân sách (BUDG)</w:t>
             </w:r>
           </w:p>
@@ -48722,7 +49647,6 @@
                 <w:sz w:val="24"/>
                 <w:szCs w:val="24"/>
               </w:rPr>
-              <w:lastRenderedPageBreak/>
               <w:t>Mã Defect</w:t>
             </w:r>
           </w:p>
@@ -49293,6 +50217,7 @@
                 <w:sz w:val="24"/>
                 <w:szCs w:val="24"/>
               </w:rPr>
+              <w:lastRenderedPageBreak/>
               <w:t>DF-04</w:t>
             </w:r>
           </w:p>
@@ -49907,7 +50832,6 @@
                 <w:sz w:val="24"/>
                 <w:szCs w:val="24"/>
               </w:rPr>
-              <w:lastRenderedPageBreak/>
               <w:t>Tự động hóa nhập liệu CSV, giảm thủ công</w:t>
             </w:r>
           </w:p>
@@ -50200,6 +51124,7 @@
           <w:sz w:val="26"/>
           <w:szCs w:val="26"/>
         </w:rPr>
+        <w:lastRenderedPageBreak/>
         <w:t>Thứ nhất, chưa kiểm thử chịu tải và hiệu năng (Load/Performance Testing). Hệ thống mới được xác nhận hoạt động mượt mà dưới góc độ người dùng đơn lẻ. Nhóm chưa áp dụng các công cụ như JMeter hay k6 để giả lập tình huống hàng trăm người dùng cùng lúc đẩy file CSV lên server, nhằm đo đạc thời gian phản hồi (Response Time) và đánh giá giới hạn chịu tải (Rate Limit) của API Google Gemini miễn phí.</w:t>
       </w:r>
     </w:p>
@@ -50300,15 +51225,35 @@
           <w:sz w:val="26"/>
           <w:szCs w:val="26"/>
         </w:rPr>
-        <w:t xml:space="preserve">Đồ án đã hiện thực hóa thành công một hệ thống quản lý tài chính cá nhân và gia đình toàn diện, đáp ứng sát với các mục tiêu đã đề ra tại Chương 1. Về mặt kỹ thuật, </w:t>
-      </w:r>
-      <w:r>
-        <w:rPr>
-          <w:sz w:val="26"/>
-          <w:szCs w:val="26"/>
-        </w:rPr>
-        <w:lastRenderedPageBreak/>
-        <w:t>hệ thống được xây dựng hoàn chỉnh theo kiến trúc Client-Server, với phía máy chủ sử dụng Spring Boot và phía máy khách sử dụng ReactJS, kết hợp cùng cơ sở dữ liệu MySQL và được đóng gói triển khai chuẩn hóa qua Docker.</w:t>
+        <w:t xml:space="preserve">Đồ án đã hiện thực hóa thành công một hệ thống quản lý tài chính </w:t>
+      </w:r>
+      <w:r>
+        <w:rPr>
+          <w:sz w:val="26"/>
+          <w:szCs w:val="26"/>
+        </w:rPr>
+        <w:t xml:space="preserve">của </w:t>
+      </w:r>
+      <w:r>
+        <w:rPr>
+          <w:sz w:val="26"/>
+          <w:szCs w:val="26"/>
+        </w:rPr>
+        <w:t xml:space="preserve">cá nhân và gia đình toàn diện, đáp ứng sát với các mục tiêu đã đề ra tại Chương 1. Về mặt kỹ thuật, hệ thống </w:t>
+      </w:r>
+      <w:r>
+        <w:rPr>
+          <w:sz w:val="26"/>
+          <w:szCs w:val="26"/>
+        </w:rPr>
+        <w:t>đã</w:t>
+      </w:r>
+      <w:r>
+        <w:rPr>
+          <w:sz w:val="26"/>
+          <w:szCs w:val="26"/>
+        </w:rPr>
+        <w:t xml:space="preserve"> xây dựng hoàn chỉnh theo kiến trúc Client-Server, với phía máy chủ sử dụng Spring Boot và phía máy khách sử dụng ReactJS, kết hợp cùng cơ sở dữ liệu MySQL và được đóng gói triển khai chuẩn hóa qua Docker.</w:t>
       </w:r>
     </w:p>
     <w:p>
@@ -50382,6 +51327,7 @@
           <w:sz w:val="26"/>
           <w:szCs w:val="26"/>
         </w:rPr>
+        <w:lastRenderedPageBreak/>
         <w:t>Thứ ba, xây dựng được một công cụ kiểm soát tài chính chủ động thông qua tính năng ngân sách và mục tiêu tiết kiệm. Hệ thống lập lịch ngầm hoạt động ổn định, tự động theo dõi và phát đi cảnh báo qua email cũng như thông báo trong ứng dụng ngay khi người dùng có giao dịch làm vượt ngưỡng chi tiêu an toàn hoặc khi hóa đơn đến hạn.</w:t>
       </w:r>
     </w:p>
@@ -50503,7 +51449,6 @@
           <w:sz w:val="26"/>
           <w:szCs w:val="26"/>
         </w:rPr>
-        <w:lastRenderedPageBreak/>
         <w:t>Nguyên nhân:</w:t>
       </w:r>
       <w:r>
@@ -50629,6 +51574,7 @@
           <w:sz w:val="26"/>
           <w:szCs w:val="26"/>
         </w:rPr>
+        <w:lastRenderedPageBreak/>
         <w:t>Ảnh hưởng:</w:t>
       </w:r>
       <w:r>
@@ -50683,7 +51629,28 @@
           <w:sz w:val="26"/>
           <w:szCs w:val="26"/>
         </w:rPr>
-        <w:t xml:space="preserve"> Hệ thống hiện là một ứng dụng Web đáp ứng (Responsive Web App), có thể sử dụng trên điện thoại nhưng chưa mang lại trải nghiệm như một ứng dụng di động gốc</w:t>
+        <w:t xml:space="preserve"> Hệ thống hiện là một ứng dụng Web đáp ứng (Responsive Web App), có thể sử dụng trên điện thoại nhưng chưa mang </w:t>
+      </w:r>
+      <w:r>
+        <w:rPr>
+          <w:sz w:val="26"/>
+          <w:szCs w:val="26"/>
+        </w:rPr>
+        <w:t>mang lại trải nghiệm tương tự</w:t>
+      </w:r>
+      <w:r>
+        <w:rPr>
+          <w:sz w:val="26"/>
+          <w:szCs w:val="26"/>
+        </w:rPr>
+        <w:t xml:space="preserve"> như</w:t>
+      </w:r>
+      <w:r>
+        <w:rPr>
+          <w:sz w:val="26"/>
+          <w:szCs w:val="26"/>
+        </w:rPr>
+        <w:t xml:space="preserve"> ứng dụng di động gốc</w:t>
       </w:r>
       <w:r>
         <w:rPr>
@@ -50780,7 +51747,21 @@
           <w:sz w:val="26"/>
           <w:szCs w:val="26"/>
         </w:rPr>
-        <w:t>Dựa trên các hạn chế đã phân tích, hệ thống đề ra ba hướng phát triển cụ thể cho các phiên bản tiếp theo:</w:t>
+        <w:t xml:space="preserve">Dựa </w:t>
+      </w:r>
+      <w:r>
+        <w:rPr>
+          <w:sz w:val="26"/>
+          <w:szCs w:val="26"/>
+        </w:rPr>
+        <w:t>vào</w:t>
+      </w:r>
+      <w:r>
+        <w:rPr>
+          <w:sz w:val="26"/>
+          <w:szCs w:val="26"/>
+        </w:rPr>
+        <w:t xml:space="preserve"> các hạn chế đã phân tích, hệ thống đề ra ba hướng phát triển cụ thể cho các phiên bản tiếp theo:</w:t>
       </w:r>
     </w:p>
     <w:p>
@@ -50797,7 +51778,6 @@
           <w:sz w:val="26"/>
           <w:szCs w:val="26"/>
         </w:rPr>
-        <w:lastRenderedPageBreak/>
         <w:t>Tích hợp cổng kết nối ngân hàng mở (Open Banking): Để khắc phục điểm yếu về thao tác tải tệp thủ công, hệ thống sẽ nghiên cứu tích hợp với các dịch vụ tổng hợp dữ liệu tài chính hoặc API của các ngân hàng cho phép. Khi đó, biến động số dư sẽ được đồng bộ hóa về hệ thống theo thời gian thực, người dùng hoàn toàn không cần can thiệp vào quá trình nhập liệu.</w:t>
       </w:r>
     </w:p>
@@ -50832,7 +51812,15 @@
           <w:sz w:val="26"/>
           <w:szCs w:val="26"/>
         </w:rPr>
-        <w:t>Phát triển ứng dụng di động gốc: Hệ thống sẽ tận dụng lại toàn bộ nền tảng API hiện có ở phía backend để phát triển thêm một ứng dụng di động bằng React Native hoặc Flutter. Ứng dụng di động sẽ xin cấp quyền đọc thông báo từ thiết bị, tự động nhận diện tin nhắn trừ tiền từ ngân hàng, trích xuất số tiền và đẩy thẳng lên hệ thống, tạo ra trải nghiệm quản lý tài chính hoàn toàn tự động.</w:t>
+        <w:t xml:space="preserve">Phát triển ứng dụng di động gốc: Hệ thống sẽ tận dụng lại toàn bộ nền tảng API hiện có ở phía backend để phát triển thêm một ứng dụng di động bằng React Native hoặc </w:t>
+      </w:r>
+      <w:r>
+        <w:rPr>
+          <w:sz w:val="26"/>
+          <w:szCs w:val="26"/>
+        </w:rPr>
+        <w:lastRenderedPageBreak/>
+        <w:t>Flutter. Ứng dụng di động sẽ xin cấp quyền đọc thông báo từ thiết bị, tự động nhận diện tin nhắn trừ tiền từ ngân hàng, trích xuất số tiền và đẩy thẳng lên hệ thống, tạo ra trải nghiệm quản lý tài chính hoàn toàn tự động.</w:t>
       </w:r>
     </w:p>
     <w:p>
@@ -50887,15 +51875,21 @@
           <w:sz w:val="26"/>
           <w:szCs w:val="26"/>
         </w:rPr>
-        <w:t xml:space="preserve">Bài học thứ hai là việc sử dụng AI cần phù hợp với từng trường hợp. Ban đầu, nhóm dự định sử dụng AI cho hầu hết các thao tác phân loại giao dịch. Tuy nhiên, trong quá trình phát triển, nhóm nhận thấy việc gọi AI cho mọi giao dịch làm tăng thời </w:t>
-      </w:r>
-      <w:r>
-        <w:rPr>
-          <w:sz w:val="26"/>
-          <w:szCs w:val="26"/>
-        </w:rPr>
-        <w:lastRenderedPageBreak/>
-        <w:t>gian xử lý và sử dụng nhiều tài nguyên hơn cần thiết. Vì vậy, nhóm xây dựng bộ quy tắc dựa trên từ khóa để xử lý các trường hợp thông thường và chỉ sử dụng AI cho những giao dịch không thể phân loại bằng các quy tắc có sẵn. Cách kết hợp này giúp giảm số lần gọi AI và cải thiện thời gian xử lý của hệ thống.</w:t>
+        <w:t xml:space="preserve">Bài học thứ hai là việc sử dụng AI cần phù hợp với từng trường hợp. Ban đầu, nhóm dự định sử dụng AI </w:t>
+      </w:r>
+      <w:r>
+        <w:rPr>
+          <w:sz w:val="26"/>
+          <w:szCs w:val="26"/>
+        </w:rPr>
+        <w:t>với</w:t>
+      </w:r>
+      <w:r>
+        <w:rPr>
+          <w:sz w:val="26"/>
+          <w:szCs w:val="26"/>
+        </w:rPr>
+        <w:t xml:space="preserve"> hầu hết các thao tác phân loại giao dịch. Tuy nhiên, trong quá trình phát triển, nhóm nhận thấy việc gọi AI cho mọi giao dịch làm tăng thời gian xử lý và sử dụng nhiều tài nguyên hơn cần thiết. Vì vậy, nhóm xây dựng bộ quy tắc dựa trên từ khóa để xử lý các trường hợp thông thường và chỉ sử dụng AI cho những giao dịch không thể phân loại bằng các quy tắc có sẵn. Cách kết hợp này giúp giảm số lần gọi AI và cải thiện thời gian xử lý của hệ thống.</w:t>
       </w:r>
     </w:p>
     <w:p>
@@ -50912,7 +51906,77 @@
           <w:sz w:val="26"/>
           <w:szCs w:val="26"/>
         </w:rPr>
-        <w:t>Qua đó, nhóm nhận thấy việc lựa chọn công nghệ cần dựa trên nhu cầu thực tế của hệ thống. Một công nghệ hiện đại không phải lúc nào cũng là lựa chọn phù hợp nhất. Quan trọng hơn là xác định đúng vấn đề và lựa chọn giải pháp có thể đảm bảo hệ thống hoạt động ổn định, hiệu quả và dễ bảo trì.</w:t>
+        <w:t>Qua đó, nhận thấy việc lựa chọn công nghệ cần dựa trên nhu cầu thực tế của hệ thống. Một công nghệ hiện đại</w:t>
+      </w:r>
+      <w:r>
+        <w:rPr>
+          <w:sz w:val="26"/>
+          <w:szCs w:val="26"/>
+        </w:rPr>
+        <w:t xml:space="preserve"> thì</w:t>
+      </w:r>
+      <w:r>
+        <w:rPr>
+          <w:sz w:val="26"/>
+          <w:szCs w:val="26"/>
+        </w:rPr>
+        <w:t xml:space="preserve"> không phải lúc nào cũng là lựa chọn </w:t>
+      </w:r>
+      <w:r>
+        <w:rPr>
+          <w:sz w:val="26"/>
+          <w:szCs w:val="26"/>
+        </w:rPr>
+        <w:t>tối ưu</w:t>
+      </w:r>
+      <w:r>
+        <w:rPr>
+          <w:sz w:val="26"/>
+          <w:szCs w:val="26"/>
+        </w:rPr>
+        <w:t xml:space="preserve"> nhất. Quan trọng hơn là </w:t>
+      </w:r>
+      <w:r>
+        <w:rPr>
+          <w:sz w:val="26"/>
+          <w:szCs w:val="26"/>
+        </w:rPr>
+        <w:t xml:space="preserve">nhận ra </w:t>
+      </w:r>
+      <w:r>
+        <w:rPr>
+          <w:sz w:val="26"/>
+          <w:szCs w:val="26"/>
+        </w:rPr>
+        <w:t xml:space="preserve">đúng vấn đề và lựa chọn giải pháp </w:t>
+      </w:r>
+      <w:r>
+        <w:rPr>
+          <w:sz w:val="26"/>
+          <w:szCs w:val="26"/>
+        </w:rPr>
+        <w:t xml:space="preserve">mà </w:t>
+      </w:r>
+      <w:r>
+        <w:rPr>
+          <w:sz w:val="26"/>
+          <w:szCs w:val="26"/>
+        </w:rPr>
+        <w:t>đảm bảo hệ thống</w:t>
+      </w:r>
+      <w:r>
+        <w:rPr>
+          <w:sz w:val="26"/>
+          <w:szCs w:val="26"/>
+        </w:rPr>
+        <w:t xml:space="preserve"> có thể</w:t>
+      </w:r>
+      <w:r>
+        <w:rPr>
+          <w:sz w:val="26"/>
+          <w:szCs w:val="26"/>
+        </w:rPr>
+        <w:t xml:space="preserve"> hoạt động ổn định, hiệu quả và dễ bảo trì.</w:t>
       </w:r>
     </w:p>
     <w:p>
@@ -50955,7 +52019,7 @@
         <w:lastRenderedPageBreak/>
         <w:t>TÀI LIỆU THAM KHẢO</w:t>
       </w:r>
-      <w:bookmarkEnd w:id="31"/>
+      <w:bookmarkEnd w:id="32"/>
       <w:bookmarkEnd w:id="218"/>
     </w:p>
     <w:p>

--- a/docs/baocao/baocao.docx
+++ b/docs/baocao/baocao.docx
@@ -1061,15 +1061,7 @@
           <w:szCs w:val="26"/>
           <w:lang w:val="vi"/>
         </w:rPr>
-        <w:t xml:space="preserve">Dù đã dành nhiều thời gian nghiên cứu và thực hiện đề tài một cách nghiêm </w:t>
-      </w:r>
-      <w:r>
-        <w:rPr>
-          <w:sz w:val="26"/>
-          <w:szCs w:val="26"/>
-          <w:lang w:val="vi"/>
-        </w:rPr>
-        <w:t>chỉnh nhưng</w:t>
+        <w:t>Dù đã dành nhiều thời gian nghiên cứu và thực hiện đề tài một cách nghiêm chỉnh nhưng</w:t>
       </w:r>
       <w:r>
         <w:rPr>
@@ -1166,15 +1158,7 @@
           <w:szCs w:val="26"/>
           <w:lang w:val="vi"/>
         </w:rPr>
-        <w:t>e</w:t>
-      </w:r>
-      <w:r>
-        <w:rPr>
-          <w:sz w:val="26"/>
-          <w:szCs w:val="26"/>
-          <w:lang w:val="vi"/>
-        </w:rPr>
-        <w:t>m kính chúc quý thầy cô luôn mạnh khỏe, hạnh phúc và đạt được nhiều thành công trong công việc giảng dạy.</w:t>
+        <w:t>em kính chúc quý thầy cô luôn mạnh khỏe, hạnh phúc và đạt được nhiều thành công trong công việc giảng dạy.</w:t>
       </w:r>
     </w:p>
     <w:p>
@@ -6054,7 +6038,7 @@
                 <w:noProof/>
                 <w:webHidden/>
               </w:rPr>
-              <w:t>70</w:t>
+              <w:t>69</w:t>
             </w:r>
             <w:r>
               <w:rPr>
@@ -6127,7 +6111,7 @@
                 <w:noProof/>
                 <w:webHidden/>
               </w:rPr>
-              <w:t>71</w:t>
+              <w:t>70</w:t>
             </w:r>
             <w:r>
               <w:rPr>
@@ -6200,7 +6184,7 @@
                 <w:noProof/>
                 <w:webHidden/>
               </w:rPr>
-              <w:t>73</w:t>
+              <w:t>72</w:t>
             </w:r>
             <w:r>
               <w:rPr>
@@ -6346,7 +6330,7 @@
                 <w:noProof/>
                 <w:webHidden/>
               </w:rPr>
-              <w:t>75</w:t>
+              <w:t>74</w:t>
             </w:r>
             <w:r>
               <w:rPr>
@@ -6784,7 +6768,7 @@
                 <w:noProof/>
                 <w:webHidden/>
               </w:rPr>
-              <w:t>80</w:t>
+              <w:t>79</w:t>
             </w:r>
             <w:r>
               <w:rPr>
@@ -6944,7 +6928,7 @@
             <w:noProof/>
             <w:webHidden/>
           </w:rPr>
-          <w:t>30</w:t>
+          <w:t>31</w:t>
         </w:r>
         <w:r>
           <w:rPr>
@@ -7015,7 +6999,7 @@
             <w:noProof/>
             <w:webHidden/>
           </w:rPr>
-          <w:t>34</w:t>
+          <w:t>35</w:t>
         </w:r>
         <w:r>
           <w:rPr>
@@ -7086,7 +7070,7 @@
             <w:noProof/>
             <w:webHidden/>
           </w:rPr>
-          <w:t>34</w:t>
+          <w:t>35</w:t>
         </w:r>
         <w:r>
           <w:rPr>
@@ -7157,7 +7141,7 @@
             <w:noProof/>
             <w:webHidden/>
           </w:rPr>
-          <w:t>35</w:t>
+          <w:t>36</w:t>
         </w:r>
         <w:r>
           <w:rPr>
@@ -7228,7 +7212,7 @@
             <w:noProof/>
             <w:webHidden/>
           </w:rPr>
-          <w:t>35</w:t>
+          <w:t>36</w:t>
         </w:r>
         <w:r>
           <w:rPr>
@@ -7299,7 +7283,7 @@
             <w:noProof/>
             <w:webHidden/>
           </w:rPr>
-          <w:t>36</w:t>
+          <w:t>37</w:t>
         </w:r>
         <w:r>
           <w:rPr>
@@ -7370,7 +7354,7 @@
             <w:noProof/>
             <w:webHidden/>
           </w:rPr>
-          <w:t>36</w:t>
+          <w:t>37</w:t>
         </w:r>
         <w:r>
           <w:rPr>
@@ -7441,7 +7425,7 @@
             <w:noProof/>
             <w:webHidden/>
           </w:rPr>
-          <w:t>37</w:t>
+          <w:t>38</w:t>
         </w:r>
         <w:r>
           <w:rPr>
@@ -7512,7 +7496,7 @@
             <w:noProof/>
             <w:webHidden/>
           </w:rPr>
-          <w:t>37</w:t>
+          <w:t>38</w:t>
         </w:r>
         <w:r>
           <w:rPr>
@@ -7583,7 +7567,7 @@
             <w:noProof/>
             <w:webHidden/>
           </w:rPr>
-          <w:t>38</w:t>
+          <w:t>39</w:t>
         </w:r>
         <w:r>
           <w:rPr>
@@ -7654,7 +7638,7 @@
             <w:noProof/>
             <w:webHidden/>
           </w:rPr>
-          <w:t>38</w:t>
+          <w:t>39</w:t>
         </w:r>
         <w:r>
           <w:rPr>
@@ -7725,7 +7709,7 @@
             <w:noProof/>
             <w:webHidden/>
           </w:rPr>
-          <w:t>39</w:t>
+          <w:t>40</w:t>
         </w:r>
         <w:r>
           <w:rPr>
@@ -7796,7 +7780,7 @@
             <w:noProof/>
             <w:webHidden/>
           </w:rPr>
-          <w:t>39</w:t>
+          <w:t>40</w:t>
         </w:r>
         <w:r>
           <w:rPr>
@@ -7867,7 +7851,7 @@
             <w:noProof/>
             <w:webHidden/>
           </w:rPr>
-          <w:t>40</w:t>
+          <w:t>41</w:t>
         </w:r>
         <w:r>
           <w:rPr>
@@ -7938,7 +7922,7 @@
             <w:noProof/>
             <w:webHidden/>
           </w:rPr>
-          <w:t>40</w:t>
+          <w:t>41</w:t>
         </w:r>
         <w:r>
           <w:rPr>
@@ -8009,7 +7993,7 @@
             <w:noProof/>
             <w:webHidden/>
           </w:rPr>
-          <w:t>41</w:t>
+          <w:t>42</w:t>
         </w:r>
         <w:r>
           <w:rPr>
@@ -8080,7 +8064,7 @@
             <w:noProof/>
             <w:webHidden/>
           </w:rPr>
-          <w:t>42</w:t>
+          <w:t>43</w:t>
         </w:r>
         <w:r>
           <w:rPr>
@@ -8151,7 +8135,7 @@
             <w:noProof/>
             <w:webHidden/>
           </w:rPr>
-          <w:t>43</w:t>
+          <w:t>44</w:t>
         </w:r>
         <w:r>
           <w:rPr>
@@ -8222,7 +8206,7 @@
             <w:noProof/>
             <w:webHidden/>
           </w:rPr>
-          <w:t>43</w:t>
+          <w:t>44</w:t>
         </w:r>
         <w:r>
           <w:rPr>
@@ -8293,7 +8277,7 @@
             <w:noProof/>
             <w:webHidden/>
           </w:rPr>
-          <w:t>44</w:t>
+          <w:t>45</w:t>
         </w:r>
         <w:r>
           <w:rPr>
@@ -8364,7 +8348,7 @@
             <w:noProof/>
             <w:webHidden/>
           </w:rPr>
-          <w:t>44</w:t>
+          <w:t>45</w:t>
         </w:r>
         <w:r>
           <w:rPr>
@@ -8435,7 +8419,7 @@
             <w:noProof/>
             <w:webHidden/>
           </w:rPr>
-          <w:t>50</w:t>
+          <w:t>51</w:t>
         </w:r>
         <w:r>
           <w:rPr>
@@ -8506,7 +8490,7 @@
             <w:noProof/>
             <w:webHidden/>
           </w:rPr>
-          <w:t>51</w:t>
+          <w:t>52</w:t>
         </w:r>
         <w:r>
           <w:rPr>
@@ -8577,7 +8561,7 @@
             <w:noProof/>
             <w:webHidden/>
           </w:rPr>
-          <w:t>52</w:t>
+          <w:t>53</w:t>
         </w:r>
         <w:r>
           <w:rPr>
@@ -8648,7 +8632,7 @@
             <w:noProof/>
             <w:webHidden/>
           </w:rPr>
-          <w:t>53</w:t>
+          <w:t>54</w:t>
         </w:r>
         <w:r>
           <w:rPr>
@@ -8719,7 +8703,7 @@
             <w:noProof/>
             <w:webHidden/>
           </w:rPr>
-          <w:t>54</w:t>
+          <w:t>55</w:t>
         </w:r>
         <w:r>
           <w:rPr>
@@ -8790,7 +8774,7 @@
             <w:noProof/>
             <w:webHidden/>
           </w:rPr>
-          <w:t>54</w:t>
+          <w:t>55</w:t>
         </w:r>
         <w:r>
           <w:rPr>
@@ -8861,7 +8845,7 @@
             <w:noProof/>
             <w:webHidden/>
           </w:rPr>
-          <w:t>55</w:t>
+          <w:t>56</w:t>
         </w:r>
         <w:r>
           <w:rPr>
@@ -8932,7 +8916,7 @@
             <w:noProof/>
             <w:webHidden/>
           </w:rPr>
-          <w:t>56</w:t>
+          <w:t>57</w:t>
         </w:r>
         <w:r>
           <w:rPr>
@@ -9003,7 +8987,7 @@
             <w:noProof/>
             <w:webHidden/>
           </w:rPr>
-          <w:t>56</w:t>
+          <w:t>57</w:t>
         </w:r>
         <w:r>
           <w:rPr>
@@ -9074,7 +9058,7 @@
             <w:noProof/>
             <w:webHidden/>
           </w:rPr>
-          <w:t>57</w:t>
+          <w:t>58</w:t>
         </w:r>
         <w:r>
           <w:rPr>
@@ -9145,7 +9129,7 @@
             <w:noProof/>
             <w:webHidden/>
           </w:rPr>
-          <w:t>58</w:t>
+          <w:t>59</w:t>
         </w:r>
         <w:r>
           <w:rPr>
@@ -9216,7 +9200,7 @@
             <w:noProof/>
             <w:webHidden/>
           </w:rPr>
-          <w:t>58</w:t>
+          <w:t>59</w:t>
         </w:r>
         <w:r>
           <w:rPr>
@@ -9287,7 +9271,7 @@
             <w:noProof/>
             <w:webHidden/>
           </w:rPr>
-          <w:t>59</w:t>
+          <w:t>60</w:t>
         </w:r>
         <w:r>
           <w:rPr>
@@ -9358,7 +9342,7 @@
             <w:noProof/>
             <w:webHidden/>
           </w:rPr>
-          <w:t>59</w:t>
+          <w:t>60</w:t>
         </w:r>
         <w:r>
           <w:rPr>
@@ -9429,7 +9413,7 @@
             <w:noProof/>
             <w:webHidden/>
           </w:rPr>
-          <w:t>61</w:t>
+          <w:t>62</w:t>
         </w:r>
         <w:r>
           <w:rPr>
@@ -9500,7 +9484,7 @@
             <w:noProof/>
             <w:webHidden/>
           </w:rPr>
-          <w:t>62</w:t>
+          <w:t>63</w:t>
         </w:r>
         <w:r>
           <w:rPr>
@@ -9657,7 +9641,7 @@
             <w:noProof/>
             <w:webHidden/>
           </w:rPr>
-          <w:t>19</w:t>
+          <w:t>20</w:t>
         </w:r>
         <w:r>
           <w:rPr>
@@ -9728,7 +9712,7 @@
             <w:noProof/>
             <w:webHidden/>
           </w:rPr>
-          <w:t>24</w:t>
+          <w:t>25</w:t>
         </w:r>
         <w:r>
           <w:rPr>
@@ -9799,7 +9783,7 @@
             <w:noProof/>
             <w:webHidden/>
           </w:rPr>
-          <w:t>26</w:t>
+          <w:t>27</w:t>
         </w:r>
         <w:r>
           <w:rPr>
@@ -9870,7 +9854,7 @@
             <w:noProof/>
             <w:webHidden/>
           </w:rPr>
-          <w:t>27</w:t>
+          <w:t>28</w:t>
         </w:r>
         <w:r>
           <w:rPr>
@@ -9941,7 +9925,7 @@
             <w:noProof/>
             <w:webHidden/>
           </w:rPr>
-          <w:t>29</w:t>
+          <w:t>30</w:t>
         </w:r>
         <w:r>
           <w:rPr>
@@ -10012,7 +9996,7 @@
             <w:noProof/>
             <w:webHidden/>
           </w:rPr>
-          <w:t>30</w:t>
+          <w:t>31</w:t>
         </w:r>
         <w:r>
           <w:rPr>
@@ -10083,7 +10067,7 @@
             <w:noProof/>
             <w:webHidden/>
           </w:rPr>
-          <w:t>31</w:t>
+          <w:t>32</w:t>
         </w:r>
         <w:r>
           <w:rPr>
@@ -10154,7 +10138,7 @@
             <w:noProof/>
             <w:webHidden/>
           </w:rPr>
-          <w:t>32</w:t>
+          <w:t>33</w:t>
         </w:r>
         <w:r>
           <w:rPr>
@@ -10225,7 +10209,7 @@
             <w:noProof/>
             <w:webHidden/>
           </w:rPr>
-          <w:t>32</w:t>
+          <w:t>33</w:t>
         </w:r>
         <w:r>
           <w:rPr>
@@ -10296,7 +10280,7 @@
             <w:noProof/>
             <w:webHidden/>
           </w:rPr>
-          <w:t>33</w:t>
+          <w:t>34</w:t>
         </w:r>
         <w:r>
           <w:rPr>
@@ -10367,7 +10351,7 @@
             <w:noProof/>
             <w:webHidden/>
           </w:rPr>
-          <w:t>33</w:t>
+          <w:t>34</w:t>
         </w:r>
         <w:r>
           <w:rPr>
@@ -10438,7 +10422,7 @@
             <w:noProof/>
             <w:webHidden/>
           </w:rPr>
-          <w:t>42</w:t>
+          <w:t>43</w:t>
         </w:r>
         <w:r>
           <w:rPr>
@@ -10509,7 +10493,7 @@
             <w:noProof/>
             <w:webHidden/>
           </w:rPr>
-          <w:t>46</w:t>
+          <w:t>47</w:t>
         </w:r>
         <w:r>
           <w:rPr>
@@ -10580,7 +10564,7 @@
             <w:noProof/>
             <w:webHidden/>
           </w:rPr>
-          <w:t>47</w:t>
+          <w:t>48</w:t>
         </w:r>
         <w:r>
           <w:rPr>
@@ -10653,7 +10637,7 @@
             <w:noProof/>
             <w:webHidden/>
           </w:rPr>
-          <w:t>48</w:t>
+          <w:t>49</w:t>
         </w:r>
         <w:r>
           <w:rPr>
@@ -10724,7 +10708,7 @@
             <w:noProof/>
             <w:webHidden/>
           </w:rPr>
-          <w:t>49</w:t>
+          <w:t>50</w:t>
         </w:r>
         <w:r>
           <w:rPr>
@@ -10795,7 +10779,7 @@
             <w:noProof/>
             <w:webHidden/>
           </w:rPr>
-          <w:t>63</w:t>
+          <w:t>64</w:t>
         </w:r>
         <w:r>
           <w:rPr>
@@ -10866,7 +10850,7 @@
             <w:noProof/>
             <w:webHidden/>
           </w:rPr>
-          <w:t>65</w:t>
+          <w:t>66</w:t>
         </w:r>
         <w:r>
           <w:rPr>
@@ -11221,7 +11205,7 @@
             <w:noProof/>
             <w:webHidden/>
           </w:rPr>
-          <w:t>69</w:t>
+          <w:t>70</w:t>
         </w:r>
         <w:r>
           <w:rPr>
@@ -11292,7 +11276,7 @@
             <w:noProof/>
             <w:webHidden/>
           </w:rPr>
-          <w:t>71</w:t>
+          <w:t>72</w:t>
         </w:r>
         <w:r>
           <w:rPr>
@@ -11363,7 +11347,7 @@
             <w:noProof/>
             <w:webHidden/>
           </w:rPr>
-          <w:t>72</w:t>
+          <w:t>73</w:t>
         </w:r>
         <w:r>
           <w:rPr>
@@ -11434,7 +11418,7 @@
             <w:noProof/>
             <w:webHidden/>
           </w:rPr>
-          <w:t>73</w:t>
+          <w:t>74</w:t>
         </w:r>
         <w:r>
           <w:rPr>
@@ -13976,14 +13960,7 @@
           <w:sz w:val="26"/>
           <w:szCs w:val="26"/>
         </w:rPr>
-        <w:t>Người dùng chính của hệ thống là</w:t>
-      </w:r>
-      <w:r>
-        <w:rPr>
-          <w:sz w:val="26"/>
-          <w:szCs w:val="26"/>
-        </w:rPr>
-        <w:t xml:space="preserve"> </w:t>
+        <w:t xml:space="preserve">Người dùng chính của hệ thống là </w:t>
       </w:r>
       <w:r>
         <w:rPr>
@@ -14130,14 +14107,7 @@
           <w:sz w:val="26"/>
           <w:szCs w:val="26"/>
         </w:rPr>
-        <w:t>cho phép nhập dữ liệu từ tệp</w:t>
-      </w:r>
-      <w:r>
-        <w:rPr>
-          <w:sz w:val="26"/>
-          <w:szCs w:val="26"/>
-        </w:rPr>
-        <w:t xml:space="preserve"> </w:t>
+        <w:t xml:space="preserve">cho phép nhập dữ liệu từ tệp </w:t>
       </w:r>
       <w:r>
         <w:rPr>
@@ -14556,14 +14526,7 @@
           <w:sz w:val="26"/>
           <w:szCs w:val="26"/>
         </w:rPr>
-        <w:t>rình bày kết quả khảo sát một số ứng dụng quản lý chi tiêu đang có trên thị trường như</w:t>
-      </w:r>
-      <w:r>
-        <w:rPr>
-          <w:sz w:val="26"/>
-          <w:szCs w:val="26"/>
-        </w:rPr>
-        <w:t xml:space="preserve"> </w:t>
+        <w:t xml:space="preserve">rình bày kết quả khảo sát một số ứng dụng quản lý chi tiêu đang có trên thị trường như </w:t>
       </w:r>
       <w:r>
         <w:rPr>
@@ -14902,14 +14865,7 @@
           <w:sz w:val="26"/>
           <w:szCs w:val="26"/>
         </w:rPr>
-        <w:t>người dùng chưa quen</w:t>
-      </w:r>
-      <w:r>
-        <w:rPr>
-          <w:sz w:val="26"/>
-          <w:szCs w:val="26"/>
-        </w:rPr>
-        <w:t xml:space="preserve"> </w:t>
+        <w:t xml:space="preserve">người dùng chưa quen </w:t>
       </w:r>
       <w:r>
         <w:rPr>
@@ -16080,14 +16036,7 @@
           <w:sz w:val="26"/>
           <w:szCs w:val="26"/>
         </w:rPr>
-        <w:t>có độ chính xác tốt, kết hợp với các công cụ phân tích và cảnh báo để hỗ trợ người dùng chủ động kiểm soát</w:t>
-      </w:r>
-      <w:r>
-        <w:rPr>
-          <w:sz w:val="26"/>
-          <w:szCs w:val="26"/>
-        </w:rPr>
-        <w:t xml:space="preserve"> </w:t>
+        <w:t xml:space="preserve">có độ chính xác tốt, kết hợp với các công cụ phân tích và cảnh báo để hỗ trợ người dùng chủ động kiểm soát </w:t>
       </w:r>
       <w:r>
         <w:rPr>
@@ -33298,14 +33247,7 @@
           <w:sz w:val="26"/>
           <w:szCs w:val="26"/>
         </w:rPr>
-        <w:t>truy xuất dữ liệu thông qua</w:t>
-      </w:r>
-      <w:r>
-        <w:rPr>
-          <w:sz w:val="26"/>
-          <w:szCs w:val="26"/>
-        </w:rPr>
-        <w:t xml:space="preserve"> </w:t>
+        <w:t xml:space="preserve">truy xuất dữ liệu thông qua </w:t>
       </w:r>
       <w:r>
         <w:rPr>
@@ -36257,10 +36199,10 @@
         </w:rPr>
         <w:lastRenderedPageBreak/>
         <w:drawing>
-          <wp:inline distT="0" distB="0" distL="0" distR="0" wp14:anchorId="5ACD611F" wp14:editId="1413C7F1">
-            <wp:extent cx="3657600" cy="3457616"/>
-            <wp:effectExtent l="0" t="0" r="0" b="9525"/>
-            <wp:docPr id="15" name="Picture 15"/>
+          <wp:inline distT="0" distB="0" distL="0" distR="0" wp14:anchorId="42325142" wp14:editId="25C576E2">
+            <wp:extent cx="5547995" cy="2496185"/>
+            <wp:effectExtent l="0" t="0" r="0" b="0"/>
+            <wp:docPr id="8" name="Picture 8"/>
             <wp:cNvGraphicFramePr>
               <a:graphicFrameLocks xmlns:a="http://schemas.openxmlformats.org/drawingml/2006/main" noChangeAspect="1"/>
             </wp:cNvGraphicFramePr>
@@ -36280,7 +36222,7 @@
                   <pic:spPr>
                     <a:xfrm>
                       <a:off x="0" y="0"/>
-                      <a:ext cx="3659396" cy="3459314"/>
+                      <a:ext cx="5547995" cy="2496185"/>
                     </a:xfrm>
                     <a:prstGeom prst="rect">
                       <a:avLst/>
@@ -36530,15 +36472,7 @@
           <w:sz w:val="26"/>
           <w:szCs w:val="26"/>
         </w:rPr>
-        <w:t xml:space="preserve">Khi có yêu cầu tạo giao dịch, hệ thống trước tiên kiểm tra quyền sửa ví (hasEditPermission). Sau đó, giao dịch được lưu vào bảng transaction. Trong cùng </w:t>
-      </w:r>
-      <w:r>
-        <w:rPr>
-          <w:sz w:val="26"/>
-          <w:szCs w:val="26"/>
-        </w:rPr>
-        <w:lastRenderedPageBreak/>
-        <w:t>một transaction của cơ sở dữ liệu, hệ thống cập nhật số dư ví và kiểm tra ngân sách. Khi sửa hoặc xóa giao dịch, hệ thống sẽ hoàn lại phần thay đổi của giao dịch cũ, cập nhật số dư theo dữ liệu mới và lưu lịch sử thay đổi vào bảng transaction_history.</w:t>
+        <w:t>Khi có yêu cầu tạo giao dịch, hệ thống trước tiên kiểm tra quyền sửa ví (hasEditPermission). Sau đó, giao dịch được lưu vào bảng transaction. Trong cùng một transaction của cơ sở dữ liệu, hệ thống cập nhật số dư ví và kiểm tra ngân sách. Khi sửa hoặc xóa giao dịch, hệ thống sẽ hoàn lại phần thay đổi của giao dịch cũ, cập nhật số dư theo dữ liệu mới và lưu lịch sử thay đổi vào bảng transaction_history.</w:t>
       </w:r>
     </w:p>
     <w:p>
@@ -36557,6 +36491,7 @@
           <w:sz w:val="26"/>
           <w:szCs w:val="26"/>
         </w:rPr>
+        <w:lastRenderedPageBreak/>
         <w:t>Đoạn mã then chốt:</w:t>
       </w:r>
       <w:r>
@@ -36755,15 +36690,7 @@
           <w:sz w:val="26"/>
           <w:szCs w:val="26"/>
         </w:rPr>
-        <w:t xml:space="preserve">Khi sửa hoặc xóa giao dịch, nghiệp vụ tương tự được áp dụng theo chiều ngược lại: hệ thống hoàn tác ảnh hưởng của giá trị cũ lên số dư trước khi áp dụng giá trị mới. </w:t>
-      </w:r>
-      <w:r>
-        <w:rPr>
-          <w:sz w:val="26"/>
-          <w:szCs w:val="26"/>
-        </w:rPr>
-        <w:lastRenderedPageBreak/>
-        <w:t>Đồng thời, một bản ghi TransactionHistory được lưu lại nếu có bất kỳ trường nào thay đổi, phục vụ chức năng xem lịch sử đối soát trên giao diện.</w:t>
+        <w:t>Khi sửa hoặc xóa giao dịch, nghiệp vụ tương tự được áp dụng theo chiều ngược lại: hệ thống hoàn tác ảnh hưởng của giá trị cũ lên số dư trước khi áp dụng giá trị mới. Đồng thời, một bản ghi TransactionHistory được lưu lại nếu có bất kỳ trường nào thay đổi, phục vụ chức năng xem lịch sử đối soát trên giao diện.</w:t>
       </w:r>
     </w:p>
     <w:p>
@@ -36780,6 +36707,7 @@
           <w:sz w:val="26"/>
           <w:szCs w:val="26"/>
         </w:rPr>
+        <w:lastRenderedPageBreak/>
         <w:drawing>
           <wp:anchor distT="0" distB="0" distL="114300" distR="114300" simplePos="0" relativeHeight="251661312" behindDoc="0" locked="0" layoutInCell="1" allowOverlap="1" wp14:anchorId="34160FC3" wp14:editId="708902E9">
             <wp:simplePos x="0" y="0"/>
@@ -37254,7 +37182,7 @@
           <w:sz w:val="26"/>
           <w:szCs w:val="26"/>
         </w:rPr>
-        <w:t xml:space="preserve">Cơ chế cảnh báo (checkAndAlertBudget) được kích hoạt tự động mỗi khi có giao dịch chi tiêu mới thuộc danh mục đang được đặt ngân sách. Hệ thống tính tổng chi tiêu trong tháng và so sánh với hai ngưỡng: ngưỡng cảnh báo (mặc định 80%, có thể tùy chỉnh thông qua warningPercent của từng ngân sách hoặc lấy từ cấu hình hệ thống DEFAULT_BUDGET_WARNING_PERCENT) và ngưỡng vượt mức </w:t>
+        <w:t xml:space="preserve">Cơ chế cảnh báo (checkAndAlertBudget) được kích hoạt tự động mỗi khi có giao dịch chi tiêu mới thuộc danh mục đang được đặt ngân sách. Hệ thống tính tổng chi tiêu trong tháng và so sánh với hai ngưỡng: ngưỡng cảnh báo (mặc định 80%, có thể tùy chỉnh thông qua warningPercent của từng ngân sách hoặc lấy từ cấu hình hệ thống DEFAULT_BUDGET_WARNING_PERCENT) và ngưỡng vượt mức (100%). Mỗi mức cảnh báo chỉ được gửi một lần, sử dụng cờ warningSent và trạng thái EXCEED, nhằm tránh gửi thông báo lặp lại cho người dùng ở các giao dịch tiếp </w:t>
       </w:r>
       <w:r>
         <w:rPr>
@@ -37262,7 +37190,7 @@
           <w:szCs w:val="26"/>
         </w:rPr>
         <w:lastRenderedPageBreak/>
-        <w:t>(100%). Mỗi mức cảnh báo chỉ được gửi một lần, sử dụng cờ warningSent và trạng thái EXCEED, nhằm tránh gửi thông báo lặp lại cho người dùng ở các giao dịch tiếp theo. Thông báo được gửi đồng thời qua hai kênh: bảng notification trong ứng dụng và email thông qua SMTP.</w:t>
+        <w:t>theo. Thông báo được gửi đồng thời qua hai kênh: bảng notification trong ứng dụng và email thông qua SMTP.</w:t>
       </w:r>
     </w:p>
     <w:p>

--- a/docs/baocao/baocao.docx
+++ b/docs/baocao/baocao.docx
@@ -4067,7 +4067,7 @@
                 <w:noProof/>
                 <w:webHidden/>
               </w:rPr>
-              <w:t>26</w:t>
+              <w:t>25</w:t>
             </w:r>
             <w:r>
               <w:rPr>
@@ -4432,7 +4432,7 @@
                 <w:noProof/>
                 <w:webHidden/>
               </w:rPr>
-              <w:t>31</w:t>
+              <w:t>30</w:t>
             </w:r>
             <w:r>
               <w:rPr>
@@ -4578,7 +4578,7 @@
                 <w:noProof/>
                 <w:webHidden/>
               </w:rPr>
-              <w:t>35</w:t>
+              <w:t>34</w:t>
             </w:r>
             <w:r>
               <w:rPr>
@@ -4724,7 +4724,7 @@
                 <w:noProof/>
                 <w:webHidden/>
               </w:rPr>
-              <w:t>39</w:t>
+              <w:t>38</w:t>
             </w:r>
             <w:r>
               <w:rPr>
@@ -6257,7 +6257,7 @@
                 <w:noProof/>
                 <w:webHidden/>
               </w:rPr>
-              <w:t>74</w:t>
+              <w:t>73</w:t>
             </w:r>
             <w:r>
               <w:rPr>
@@ -6403,7 +6403,7 @@
                 <w:noProof/>
                 <w:webHidden/>
               </w:rPr>
-              <w:t>75</w:t>
+              <w:t>74</w:t>
             </w:r>
             <w:r>
               <w:rPr>
@@ -6476,7 +6476,7 @@
                 <w:noProof/>
                 <w:webHidden/>
               </w:rPr>
-              <w:t>75</w:t>
+              <w:t>74</w:t>
             </w:r>
             <w:r>
               <w:rPr>
@@ -6549,7 +6549,7 @@
                 <w:noProof/>
                 <w:webHidden/>
               </w:rPr>
-              <w:t>76</w:t>
+              <w:t>75</w:t>
             </w:r>
             <w:r>
               <w:rPr>
@@ -6622,7 +6622,7 @@
                 <w:noProof/>
                 <w:webHidden/>
               </w:rPr>
-              <w:t>77</w:t>
+              <w:t>76</w:t>
             </w:r>
             <w:r>
               <w:rPr>
@@ -6695,7 +6695,7 @@
                 <w:noProof/>
                 <w:webHidden/>
               </w:rPr>
-              <w:t>78</w:t>
+              <w:t>77</w:t>
             </w:r>
             <w:r>
               <w:rPr>
@@ -6928,7 +6928,7 @@
             <w:noProof/>
             <w:webHidden/>
           </w:rPr>
-          <w:t>31</w:t>
+          <w:t>30</w:t>
         </w:r>
         <w:r>
           <w:rPr>
@@ -6999,7 +6999,7 @@
             <w:noProof/>
             <w:webHidden/>
           </w:rPr>
-          <w:t>35</w:t>
+          <w:t>34</w:t>
         </w:r>
         <w:r>
           <w:rPr>
@@ -7141,7 +7141,7 @@
             <w:noProof/>
             <w:webHidden/>
           </w:rPr>
-          <w:t>36</w:t>
+          <w:t>35</w:t>
         </w:r>
         <w:r>
           <w:rPr>
@@ -7283,7 +7283,7 @@
             <w:noProof/>
             <w:webHidden/>
           </w:rPr>
-          <w:t>37</w:t>
+          <w:t>36</w:t>
         </w:r>
         <w:r>
           <w:rPr>
@@ -10138,7 +10138,7 @@
             <w:noProof/>
             <w:webHidden/>
           </w:rPr>
-          <w:t>33</w:t>
+          <w:t>32</w:t>
         </w:r>
         <w:r>
           <w:rPr>
@@ -10280,7 +10280,7 @@
             <w:noProof/>
             <w:webHidden/>
           </w:rPr>
-          <w:t>34</w:t>
+          <w:t>33</w:t>
         </w:r>
         <w:r>
           <w:rPr>
@@ -11347,7 +11347,7 @@
             <w:noProof/>
             <w:webHidden/>
           </w:rPr>
-          <w:t>73</w:t>
+          <w:t>72</w:t>
         </w:r>
         <w:r>
           <w:rPr>
@@ -11418,7 +11418,7 @@
             <w:noProof/>
             <w:webHidden/>
           </w:rPr>
-          <w:t>74</w:t>
+          <w:t>73</w:t>
         </w:r>
         <w:r>
           <w:rPr>
@@ -14526,6 +14526,13 @@
           <w:sz w:val="26"/>
           <w:szCs w:val="26"/>
         </w:rPr>
+        <w:t>t</w:t>
+      </w:r>
+      <w:r>
+        <w:rPr>
+          <w:sz w:val="26"/>
+          <w:szCs w:val="26"/>
+        </w:rPr>
         <w:t xml:space="preserve">rình bày kết quả khảo sát một số ứng dụng quản lý chi tiêu đang có trên thị trường như </w:t>
       </w:r>
       <w:r>
@@ -17588,7 +17595,7 @@
       </w:tr>
       <w:tr>
         <w:trPr>
-          <w:trHeight w:val="1445"/>
+          <w:trHeight w:val="800"/>
         </w:trPr>
         <w:tc>
           <w:tcPr>
@@ -17856,7 +17863,7 @@
           </w:tblCellMar>
         </w:tblPrEx>
         <w:trPr>
-          <w:trHeight w:val="104"/>
+          <w:trHeight w:val="307"/>
         </w:trPr>
         <w:tc>
           <w:tcPr>
@@ -17970,7 +17977,6 @@
           <w:sz w:val="26"/>
           <w:szCs w:val="26"/>
         </w:rPr>
-        <w:lastRenderedPageBreak/>
         <w:t>3.1.2. Yêu cầu phi chức năng</w:t>
       </w:r>
       <w:bookmarkEnd w:id="40"/>
@@ -18032,6 +18038,7 @@
                 <w:sz w:val="24"/>
                 <w:szCs w:val="24"/>
               </w:rPr>
+              <w:lastRenderedPageBreak/>
               <w:t>Mã</w:t>
             </w:r>
           </w:p>
@@ -19605,7 +19612,7 @@
     </w:p>
     <w:tbl>
       <w:tblPr>
-        <w:tblW w:w="5000" w:type="pct"/>
+        <w:tblW w:w="5195" w:type="pct"/>
         <w:tblBorders>
           <w:top w:val="single" w:sz="4" w:space="0" w:color="auto"/>
           <w:left w:val="single" w:sz="4" w:space="0" w:color="auto"/>
@@ -19624,22 +19631,22 @@
         <w:tblLook w:val="0000" w:firstRow="0" w:lastRow="0" w:firstColumn="0" w:lastColumn="0" w:noHBand="0" w:noVBand="0"/>
       </w:tblPr>
       <w:tblGrid>
-        <w:gridCol w:w="686"/>
-        <w:gridCol w:w="1149"/>
-        <w:gridCol w:w="963"/>
-        <w:gridCol w:w="917"/>
-        <w:gridCol w:w="783"/>
-        <w:gridCol w:w="917"/>
-        <w:gridCol w:w="1544"/>
-        <w:gridCol w:w="1768"/>
+        <w:gridCol w:w="828"/>
+        <w:gridCol w:w="1386"/>
+        <w:gridCol w:w="1161"/>
+        <w:gridCol w:w="1106"/>
+        <w:gridCol w:w="944"/>
+        <w:gridCol w:w="1658"/>
+        <w:gridCol w:w="1984"/>
       </w:tblGrid>
       <w:tr>
         <w:trPr>
+          <w:trHeight w:val="146"/>
           <w:tblHeader/>
         </w:trPr>
         <w:tc>
           <w:tcPr>
-            <w:tcW w:w="704" w:type="dxa"/>
+            <w:tcW w:w="828" w:type="dxa"/>
           </w:tcPr>
           <w:p>
             <w:pPr>
@@ -19666,7 +19673,7 @@
         </w:tc>
         <w:tc>
           <w:tcPr>
-            <w:tcW w:w="1187" w:type="dxa"/>
+            <w:tcW w:w="1386" w:type="dxa"/>
           </w:tcPr>
           <w:p>
             <w:pPr>
@@ -19691,7 +19698,7 @@
         </w:tc>
         <w:tc>
           <w:tcPr>
-            <w:tcW w:w="993" w:type="dxa"/>
+            <w:tcW w:w="1161" w:type="dxa"/>
           </w:tcPr>
           <w:p>
             <w:pPr>
@@ -19716,7 +19723,7 @@
         </w:tc>
         <w:tc>
           <w:tcPr>
-            <w:tcW w:w="946" w:type="dxa"/>
+            <w:tcW w:w="1106" w:type="dxa"/>
           </w:tcPr>
           <w:p>
             <w:pPr>
@@ -19741,7 +19748,7 @@
         </w:tc>
         <w:tc>
           <w:tcPr>
-            <w:tcW w:w="806" w:type="dxa"/>
+            <w:tcW w:w="944" w:type="dxa"/>
           </w:tcPr>
           <w:p>
             <w:pPr>
@@ -19766,7 +19773,7 @@
         </w:tc>
         <w:tc>
           <w:tcPr>
-            <w:tcW w:w="946" w:type="dxa"/>
+            <w:tcW w:w="1658" w:type="dxa"/>
           </w:tcPr>
           <w:p>
             <w:pPr>
@@ -19785,13 +19792,13 @@
                 <w:sz w:val="24"/>
                 <w:szCs w:val="24"/>
               </w:rPr>
-              <w:t>Scenario IDs</w:t>
-            </w:r>
-          </w:p>
-        </w:tc>
-        <w:tc>
-          <w:tcPr>
-            <w:tcW w:w="1600" w:type="dxa"/>
+              <w:t>Test case IDs</w:t>
+            </w:r>
+          </w:p>
+        </w:tc>
+        <w:tc>
+          <w:tcPr>
+            <w:tcW w:w="1984" w:type="dxa"/>
           </w:tcPr>
           <w:p>
             <w:pPr>
@@ -19810,40 +19817,18 @@
                 <w:sz w:val="24"/>
                 <w:szCs w:val="24"/>
               </w:rPr>
-              <w:t>Test case IDs</w:t>
-            </w:r>
-          </w:p>
-        </w:tc>
-        <w:tc>
-          <w:tcPr>
-            <w:tcW w:w="1834" w:type="dxa"/>
-          </w:tcPr>
-          <w:p>
-            <w:pPr>
-              <w:spacing w:before="0" w:line="240" w:lineRule="auto"/>
-              <w:rPr>
-                <w:rFonts w:eastAsia="Times New Roman"/>
-                <w:sz w:val="24"/>
-                <w:szCs w:val="24"/>
-              </w:rPr>
-            </w:pPr>
-            <w:r>
-              <w:rPr>
-                <w:rFonts w:eastAsia="Times New Roman"/>
-                <w:b/>
-                <w:bCs/>
-                <w:sz w:val="24"/>
-                <w:szCs w:val="24"/>
-              </w:rPr>
               <w:t>Remarks (Ghi chú)</w:t>
             </w:r>
           </w:p>
         </w:tc>
       </w:tr>
       <w:tr>
-        <w:tc>
-          <w:tcPr>
-            <w:tcW w:w="704" w:type="dxa"/>
+        <w:trPr>
+          <w:trHeight w:val="146"/>
+        </w:trPr>
+        <w:tc>
+          <w:tcPr>
+            <w:tcW w:w="828" w:type="dxa"/>
           </w:tcPr>
           <w:p>
             <w:pPr>
@@ -19866,7 +19851,7 @@
         </w:tc>
         <w:tc>
           <w:tcPr>
-            <w:tcW w:w="1187" w:type="dxa"/>
+            <w:tcW w:w="1386" w:type="dxa"/>
           </w:tcPr>
           <w:p>
             <w:pPr>
@@ -19889,7 +19874,7 @@
         </w:tc>
         <w:tc>
           <w:tcPr>
-            <w:tcW w:w="993" w:type="dxa"/>
+            <w:tcW w:w="1161" w:type="dxa"/>
           </w:tcPr>
           <w:p>
             <w:pPr>
@@ -19912,7 +19897,7 @@
         </w:tc>
         <w:tc>
           <w:tcPr>
-            <w:tcW w:w="946" w:type="dxa"/>
+            <w:tcW w:w="1106" w:type="dxa"/>
           </w:tcPr>
           <w:p>
             <w:pPr>
@@ -19935,7 +19920,7 @@
         </w:tc>
         <w:tc>
           <w:tcPr>
-            <w:tcW w:w="806" w:type="dxa"/>
+            <w:tcW w:w="944" w:type="dxa"/>
           </w:tcPr>
           <w:p>
             <w:pPr>
@@ -19958,30 +19943,7 @@
         </w:tc>
         <w:tc>
           <w:tcPr>
-            <w:tcW w:w="946" w:type="dxa"/>
-          </w:tcPr>
-          <w:p>
-            <w:pPr>
-              <w:spacing w:before="0" w:line="240" w:lineRule="auto"/>
-              <w:rPr>
-                <w:rFonts w:eastAsia="Times New Roman"/>
-                <w:sz w:val="24"/>
-                <w:szCs w:val="24"/>
-              </w:rPr>
-            </w:pPr>
-            <w:r>
-              <w:rPr>
-                <w:rFonts w:eastAsia="Times New Roman"/>
-                <w:sz w:val="24"/>
-                <w:szCs w:val="24"/>
-              </w:rPr>
-              <w:t>SC-AUTH-01</w:t>
-            </w:r>
-          </w:p>
-        </w:tc>
-        <w:tc>
-          <w:tcPr>
-            <w:tcW w:w="1600" w:type="dxa"/>
+            <w:tcW w:w="1658" w:type="dxa"/>
           </w:tcPr>
           <w:p>
             <w:pPr>
@@ -20004,7 +19966,7 @@
         </w:tc>
         <w:tc>
           <w:tcPr>
-            <w:tcW w:w="1834" w:type="dxa"/>
+            <w:tcW w:w="1984" w:type="dxa"/>
           </w:tcPr>
           <w:p>
             <w:pPr>
@@ -20027,9 +19989,12 @@
         </w:tc>
       </w:tr>
       <w:tr>
-        <w:tc>
-          <w:tcPr>
-            <w:tcW w:w="704" w:type="dxa"/>
+        <w:trPr>
+          <w:trHeight w:val="146"/>
+        </w:trPr>
+        <w:tc>
+          <w:tcPr>
+            <w:tcW w:w="828" w:type="dxa"/>
           </w:tcPr>
           <w:p>
             <w:pPr>
@@ -20052,7 +20017,7 @@
         </w:tc>
         <w:tc>
           <w:tcPr>
-            <w:tcW w:w="1187" w:type="dxa"/>
+            <w:tcW w:w="1386" w:type="dxa"/>
           </w:tcPr>
           <w:p>
             <w:pPr>
@@ -20075,7 +20040,7 @@
         </w:tc>
         <w:tc>
           <w:tcPr>
-            <w:tcW w:w="993" w:type="dxa"/>
+            <w:tcW w:w="1161" w:type="dxa"/>
           </w:tcPr>
           <w:p>
             <w:pPr>
@@ -20098,7 +20063,7 @@
         </w:tc>
         <w:tc>
           <w:tcPr>
-            <w:tcW w:w="946" w:type="dxa"/>
+            <w:tcW w:w="1106" w:type="dxa"/>
           </w:tcPr>
           <w:p>
             <w:pPr>
@@ -20121,7 +20086,7 @@
         </w:tc>
         <w:tc>
           <w:tcPr>
-            <w:tcW w:w="806" w:type="dxa"/>
+            <w:tcW w:w="944" w:type="dxa"/>
           </w:tcPr>
           <w:p>
             <w:pPr>
@@ -20144,30 +20109,7 @@
         </w:tc>
         <w:tc>
           <w:tcPr>
-            <w:tcW w:w="946" w:type="dxa"/>
-          </w:tcPr>
-          <w:p>
-            <w:pPr>
-              <w:spacing w:before="0" w:line="240" w:lineRule="auto"/>
-              <w:rPr>
-                <w:rFonts w:eastAsia="Times New Roman"/>
-                <w:sz w:val="24"/>
-                <w:szCs w:val="24"/>
-              </w:rPr>
-            </w:pPr>
-            <w:r>
-              <w:rPr>
-                <w:rFonts w:eastAsia="Times New Roman"/>
-                <w:sz w:val="24"/>
-                <w:szCs w:val="24"/>
-              </w:rPr>
-              <w:t>SC-TRAN-01&lt;br&gt;SC-WALL-01</w:t>
-            </w:r>
-          </w:p>
-        </w:tc>
-        <w:tc>
-          <w:tcPr>
-            <w:tcW w:w="1600" w:type="dxa"/>
+            <w:tcW w:w="1658" w:type="dxa"/>
           </w:tcPr>
           <w:p>
             <w:pPr>
@@ -20208,7 +20150,7 @@
         </w:tc>
         <w:tc>
           <w:tcPr>
-            <w:tcW w:w="1834" w:type="dxa"/>
+            <w:tcW w:w="1984" w:type="dxa"/>
           </w:tcPr>
           <w:p>
             <w:pPr>
@@ -20231,9 +20173,12 @@
         </w:tc>
       </w:tr>
       <w:tr>
-        <w:tc>
-          <w:tcPr>
-            <w:tcW w:w="704" w:type="dxa"/>
+        <w:trPr>
+          <w:trHeight w:val="146"/>
+        </w:trPr>
+        <w:tc>
+          <w:tcPr>
+            <w:tcW w:w="828" w:type="dxa"/>
           </w:tcPr>
           <w:p>
             <w:pPr>
@@ -20256,7 +20201,7 @@
         </w:tc>
         <w:tc>
           <w:tcPr>
-            <w:tcW w:w="1187" w:type="dxa"/>
+            <w:tcW w:w="1386" w:type="dxa"/>
           </w:tcPr>
           <w:p>
             <w:pPr>
@@ -20279,22 +20224,22 @@
         </w:tc>
         <w:tc>
           <w:tcPr>
-            <w:tcW w:w="993" w:type="dxa"/>
-          </w:tcPr>
-          <w:p>
-            <w:pPr>
-              <w:spacing w:before="0" w:line="240" w:lineRule="auto"/>
-              <w:rPr>
-                <w:rFonts w:eastAsia="Times New Roman"/>
-                <w:sz w:val="24"/>
-                <w:szCs w:val="24"/>
-              </w:rPr>
-            </w:pPr>
-          </w:p>
-        </w:tc>
-        <w:tc>
-          <w:tcPr>
-            <w:tcW w:w="946" w:type="dxa"/>
+            <w:tcW w:w="1161" w:type="dxa"/>
+          </w:tcPr>
+          <w:p>
+            <w:pPr>
+              <w:spacing w:before="0" w:line="240" w:lineRule="auto"/>
+              <w:rPr>
+                <w:rFonts w:eastAsia="Times New Roman"/>
+                <w:sz w:val="24"/>
+                <w:szCs w:val="24"/>
+              </w:rPr>
+            </w:pPr>
+          </w:p>
+        </w:tc>
+        <w:tc>
+          <w:tcPr>
+            <w:tcW w:w="1106" w:type="dxa"/>
           </w:tcPr>
           <w:p>
             <w:pPr>
@@ -20317,7 +20262,7 @@
         </w:tc>
         <w:tc>
           <w:tcPr>
-            <w:tcW w:w="806" w:type="dxa"/>
+            <w:tcW w:w="944" w:type="dxa"/>
           </w:tcPr>
           <w:p>
             <w:pPr>
@@ -20340,30 +20285,7 @@
         </w:tc>
         <w:tc>
           <w:tcPr>
-            <w:tcW w:w="946" w:type="dxa"/>
-          </w:tcPr>
-          <w:p>
-            <w:pPr>
-              <w:spacing w:before="0" w:line="240" w:lineRule="auto"/>
-              <w:rPr>
-                <w:rFonts w:eastAsia="Times New Roman"/>
-                <w:sz w:val="24"/>
-                <w:szCs w:val="24"/>
-              </w:rPr>
-            </w:pPr>
-            <w:r>
-              <w:rPr>
-                <w:rFonts w:eastAsia="Times New Roman"/>
-                <w:sz w:val="24"/>
-                <w:szCs w:val="24"/>
-              </w:rPr>
-              <w:t>SC-REPO-01</w:t>
-            </w:r>
-          </w:p>
-        </w:tc>
-        <w:tc>
-          <w:tcPr>
-            <w:tcW w:w="1600" w:type="dxa"/>
+            <w:tcW w:w="1658" w:type="dxa"/>
           </w:tcPr>
           <w:p>
             <w:pPr>
@@ -20404,7 +20326,7 @@
         </w:tc>
         <w:tc>
           <w:tcPr>
-            <w:tcW w:w="1834" w:type="dxa"/>
+            <w:tcW w:w="1984" w:type="dxa"/>
           </w:tcPr>
           <w:p>
             <w:pPr>
@@ -20427,9 +20349,12 @@
         </w:tc>
       </w:tr>
       <w:tr>
-        <w:tc>
-          <w:tcPr>
-            <w:tcW w:w="704" w:type="dxa"/>
+        <w:trPr>
+          <w:trHeight w:val="146"/>
+        </w:trPr>
+        <w:tc>
+          <w:tcPr>
+            <w:tcW w:w="828" w:type="dxa"/>
           </w:tcPr>
           <w:p>
             <w:pPr>
@@ -20452,7 +20377,7 @@
         </w:tc>
         <w:tc>
           <w:tcPr>
-            <w:tcW w:w="1187" w:type="dxa"/>
+            <w:tcW w:w="1386" w:type="dxa"/>
           </w:tcPr>
           <w:p>
             <w:pPr>
@@ -20475,22 +20400,22 @@
         </w:tc>
         <w:tc>
           <w:tcPr>
-            <w:tcW w:w="993" w:type="dxa"/>
-          </w:tcPr>
-          <w:p>
-            <w:pPr>
-              <w:spacing w:before="0" w:line="240" w:lineRule="auto"/>
-              <w:rPr>
-                <w:rFonts w:eastAsia="Times New Roman"/>
-                <w:sz w:val="24"/>
-                <w:szCs w:val="24"/>
-              </w:rPr>
-            </w:pPr>
-          </w:p>
-        </w:tc>
-        <w:tc>
-          <w:tcPr>
-            <w:tcW w:w="946" w:type="dxa"/>
+            <w:tcW w:w="1161" w:type="dxa"/>
+          </w:tcPr>
+          <w:p>
+            <w:pPr>
+              <w:spacing w:before="0" w:line="240" w:lineRule="auto"/>
+              <w:rPr>
+                <w:rFonts w:eastAsia="Times New Roman"/>
+                <w:sz w:val="24"/>
+                <w:szCs w:val="24"/>
+              </w:rPr>
+            </w:pPr>
+          </w:p>
+        </w:tc>
+        <w:tc>
+          <w:tcPr>
+            <w:tcW w:w="1106" w:type="dxa"/>
           </w:tcPr>
           <w:p>
             <w:pPr>
@@ -20513,7 +20438,7 @@
         </w:tc>
         <w:tc>
           <w:tcPr>
-            <w:tcW w:w="806" w:type="dxa"/>
+            <w:tcW w:w="944" w:type="dxa"/>
           </w:tcPr>
           <w:p>
             <w:pPr>
@@ -20536,30 +20461,7 @@
         </w:tc>
         <w:tc>
           <w:tcPr>
-            <w:tcW w:w="946" w:type="dxa"/>
-          </w:tcPr>
-          <w:p>
-            <w:pPr>
-              <w:spacing w:before="0" w:line="240" w:lineRule="auto"/>
-              <w:rPr>
-                <w:rFonts w:eastAsia="Times New Roman"/>
-                <w:sz w:val="24"/>
-                <w:szCs w:val="24"/>
-              </w:rPr>
-            </w:pPr>
-            <w:r>
-              <w:rPr>
-                <w:rFonts w:eastAsia="Times New Roman"/>
-                <w:sz w:val="24"/>
-                <w:szCs w:val="24"/>
-              </w:rPr>
-              <w:t>SC-BACK-01</w:t>
-            </w:r>
-          </w:p>
-        </w:tc>
-        <w:tc>
-          <w:tcPr>
-            <w:tcW w:w="1600" w:type="dxa"/>
+            <w:tcW w:w="1658" w:type="dxa"/>
           </w:tcPr>
           <w:p>
             <w:pPr>
@@ -20582,7 +20484,7 @@
         </w:tc>
         <w:tc>
           <w:tcPr>
-            <w:tcW w:w="1834" w:type="dxa"/>
+            <w:tcW w:w="1984" w:type="dxa"/>
           </w:tcPr>
           <w:p>
             <w:pPr>
@@ -20605,9 +20507,12 @@
         </w:tc>
       </w:tr>
       <w:tr>
-        <w:tc>
-          <w:tcPr>
-            <w:tcW w:w="704" w:type="dxa"/>
+        <w:trPr>
+          <w:trHeight w:val="146"/>
+        </w:trPr>
+        <w:tc>
+          <w:tcPr>
+            <w:tcW w:w="828" w:type="dxa"/>
           </w:tcPr>
           <w:p>
             <w:pPr>
@@ -20630,7 +20535,7 @@
         </w:tc>
         <w:tc>
           <w:tcPr>
-            <w:tcW w:w="1187" w:type="dxa"/>
+            <w:tcW w:w="1386" w:type="dxa"/>
           </w:tcPr>
           <w:p>
             <w:pPr>
@@ -20653,7 +20558,7 @@
         </w:tc>
         <w:tc>
           <w:tcPr>
-            <w:tcW w:w="993" w:type="dxa"/>
+            <w:tcW w:w="1161" w:type="dxa"/>
           </w:tcPr>
           <w:p>
             <w:pPr>
@@ -20676,7 +20581,7 @@
         </w:tc>
         <w:tc>
           <w:tcPr>
-            <w:tcW w:w="946" w:type="dxa"/>
+            <w:tcW w:w="1106" w:type="dxa"/>
           </w:tcPr>
           <w:p>
             <w:pPr>
@@ -20699,7 +20604,7 @@
         </w:tc>
         <w:tc>
           <w:tcPr>
-            <w:tcW w:w="806" w:type="dxa"/>
+            <w:tcW w:w="944" w:type="dxa"/>
           </w:tcPr>
           <w:p>
             <w:pPr>
@@ -20722,30 +20627,7 @@
         </w:tc>
         <w:tc>
           <w:tcPr>
-            <w:tcW w:w="946" w:type="dxa"/>
-          </w:tcPr>
-          <w:p>
-            <w:pPr>
-              <w:spacing w:before="0" w:line="240" w:lineRule="auto"/>
-              <w:rPr>
-                <w:rFonts w:eastAsia="Times New Roman"/>
-                <w:sz w:val="24"/>
-                <w:szCs w:val="24"/>
-              </w:rPr>
-            </w:pPr>
-            <w:r>
-              <w:rPr>
-                <w:rFonts w:eastAsia="Times New Roman"/>
-                <w:sz w:val="24"/>
-                <w:szCs w:val="24"/>
-              </w:rPr>
-              <w:t>SC-CATE-01&lt;br&gt;SC-WALL-02</w:t>
-            </w:r>
-          </w:p>
-        </w:tc>
-        <w:tc>
-          <w:tcPr>
-            <w:tcW w:w="1600" w:type="dxa"/>
+            <w:tcW w:w="1658" w:type="dxa"/>
           </w:tcPr>
           <w:p>
             <w:pPr>
@@ -20786,7 +20668,7 @@
         </w:tc>
         <w:tc>
           <w:tcPr>
-            <w:tcW w:w="1834" w:type="dxa"/>
+            <w:tcW w:w="1984" w:type="dxa"/>
           </w:tcPr>
           <w:p>
             <w:pPr>
@@ -20809,33 +20691,35 @@
         </w:tc>
       </w:tr>
       <w:tr>
-        <w:tc>
-          <w:tcPr>
-            <w:tcW w:w="704" w:type="dxa"/>
-          </w:tcPr>
-          <w:p>
-            <w:pPr>
-              <w:spacing w:before="0" w:line="240" w:lineRule="auto"/>
-              <w:rPr>
-                <w:rFonts w:eastAsia="Times New Roman"/>
-                <w:sz w:val="24"/>
-                <w:szCs w:val="24"/>
-              </w:rPr>
-            </w:pPr>
-            <w:r>
-              <w:rPr>
-                <w:rFonts w:eastAsia="Times New Roman"/>
-                <w:sz w:val="24"/>
-                <w:szCs w:val="24"/>
-              </w:rPr>
-              <w:lastRenderedPageBreak/>
+        <w:trPr>
+          <w:trHeight w:val="146"/>
+        </w:trPr>
+        <w:tc>
+          <w:tcPr>
+            <w:tcW w:w="828" w:type="dxa"/>
+          </w:tcPr>
+          <w:p>
+            <w:pPr>
+              <w:spacing w:before="0" w:line="240" w:lineRule="auto"/>
+              <w:rPr>
+                <w:rFonts w:eastAsia="Times New Roman"/>
+                <w:sz w:val="24"/>
+                <w:szCs w:val="24"/>
+              </w:rPr>
+            </w:pPr>
+            <w:r>
+              <w:rPr>
+                <w:rFonts w:eastAsia="Times New Roman"/>
+                <w:sz w:val="24"/>
+                <w:szCs w:val="24"/>
+              </w:rPr>
               <w:t>FR-06</w:t>
             </w:r>
           </w:p>
         </w:tc>
         <w:tc>
           <w:tcPr>
-            <w:tcW w:w="1187" w:type="dxa"/>
+            <w:tcW w:w="1386" w:type="dxa"/>
           </w:tcPr>
           <w:p>
             <w:pPr>
@@ -20858,7 +20742,7 @@
         </w:tc>
         <w:tc>
           <w:tcPr>
-            <w:tcW w:w="993" w:type="dxa"/>
+            <w:tcW w:w="1161" w:type="dxa"/>
           </w:tcPr>
           <w:p>
             <w:pPr>
@@ -20881,7 +20765,7 @@
         </w:tc>
         <w:tc>
           <w:tcPr>
-            <w:tcW w:w="946" w:type="dxa"/>
+            <w:tcW w:w="1106" w:type="dxa"/>
           </w:tcPr>
           <w:p>
             <w:pPr>
@@ -20904,7 +20788,7 @@
         </w:tc>
         <w:tc>
           <w:tcPr>
-            <w:tcW w:w="806" w:type="dxa"/>
+            <w:tcW w:w="944" w:type="dxa"/>
           </w:tcPr>
           <w:p>
             <w:pPr>
@@ -20927,30 +20811,7 @@
         </w:tc>
         <w:tc>
           <w:tcPr>
-            <w:tcW w:w="946" w:type="dxa"/>
-          </w:tcPr>
-          <w:p>
-            <w:pPr>
-              <w:spacing w:before="0" w:line="240" w:lineRule="auto"/>
-              <w:rPr>
-                <w:rFonts w:eastAsia="Times New Roman"/>
-                <w:sz w:val="24"/>
-                <w:szCs w:val="24"/>
-              </w:rPr>
-            </w:pPr>
-            <w:r>
-              <w:rPr>
-                <w:rFonts w:eastAsia="Times New Roman"/>
-                <w:sz w:val="24"/>
-                <w:szCs w:val="24"/>
-              </w:rPr>
-              <w:t>SC-IMP-01</w:t>
-            </w:r>
-          </w:p>
-        </w:tc>
-        <w:tc>
-          <w:tcPr>
-            <w:tcW w:w="1600" w:type="dxa"/>
+            <w:tcW w:w="1658" w:type="dxa"/>
           </w:tcPr>
           <w:p>
             <w:pPr>
@@ -20985,13 +20846,31 @@
                 <w:sz w:val="24"/>
                 <w:szCs w:val="24"/>
               </w:rPr>
-              <w:t>TC-IMP-002&lt;br&gt;TC-IMP-005</w:t>
-            </w:r>
-          </w:p>
-        </w:tc>
-        <w:tc>
-          <w:tcPr>
-            <w:tcW w:w="1834" w:type="dxa"/>
+              <w:t>TC-IMP-002</w:t>
+            </w:r>
+          </w:p>
+          <w:p>
+            <w:pPr>
+              <w:spacing w:before="0" w:line="240" w:lineRule="auto"/>
+              <w:rPr>
+                <w:rFonts w:eastAsia="Times New Roman"/>
+                <w:sz w:val="24"/>
+                <w:szCs w:val="24"/>
+              </w:rPr>
+            </w:pPr>
+            <w:r>
+              <w:rPr>
+                <w:rFonts w:eastAsia="Times New Roman"/>
+                <w:sz w:val="24"/>
+                <w:szCs w:val="24"/>
+              </w:rPr>
+              <w:t>TC-IMP-005</w:t>
+            </w:r>
+          </w:p>
+        </w:tc>
+        <w:tc>
+          <w:tcPr>
+            <w:tcW w:w="1984" w:type="dxa"/>
           </w:tcPr>
           <w:p>
             <w:pPr>
@@ -21014,9 +20893,12 @@
         </w:tc>
       </w:tr>
       <w:tr>
-        <w:tc>
-          <w:tcPr>
-            <w:tcW w:w="704" w:type="dxa"/>
+        <w:trPr>
+          <w:trHeight w:val="146"/>
+        </w:trPr>
+        <w:tc>
+          <w:tcPr>
+            <w:tcW w:w="828" w:type="dxa"/>
           </w:tcPr>
           <w:p>
             <w:pPr>
@@ -21039,53 +20921,63 @@
         </w:tc>
         <w:tc>
           <w:tcPr>
-            <w:tcW w:w="1187" w:type="dxa"/>
-          </w:tcPr>
-          <w:p>
-            <w:pPr>
-              <w:spacing w:before="0" w:line="240" w:lineRule="auto"/>
-              <w:rPr>
-                <w:rFonts w:eastAsia="Times New Roman"/>
-                <w:sz w:val="24"/>
-                <w:szCs w:val="24"/>
-              </w:rPr>
-            </w:pPr>
-            <w:r>
-              <w:rPr>
-                <w:rFonts w:eastAsia="Times New Roman"/>
-                <w:sz w:val="24"/>
-                <w:szCs w:val="24"/>
-              </w:rPr>
-              <w:t>Chuẩn hóa, phát hiện trùng lặp khi import</w:t>
-            </w:r>
-          </w:p>
-        </w:tc>
-        <w:tc>
-          <w:tcPr>
-            <w:tcW w:w="993" w:type="dxa"/>
-          </w:tcPr>
-          <w:p>
-            <w:pPr>
-              <w:spacing w:before="0" w:line="240" w:lineRule="auto"/>
-              <w:rPr>
-                <w:rFonts w:eastAsia="Times New Roman"/>
-                <w:sz w:val="24"/>
-                <w:szCs w:val="24"/>
-              </w:rPr>
-            </w:pPr>
-            <w:r>
-              <w:rPr>
-                <w:rFonts w:eastAsia="Times New Roman"/>
-                <w:sz w:val="24"/>
-                <w:szCs w:val="24"/>
-              </w:rPr>
+            <w:tcW w:w="1386" w:type="dxa"/>
+          </w:tcPr>
+          <w:p>
+            <w:pPr>
+              <w:spacing w:before="0" w:line="240" w:lineRule="auto"/>
+              <w:rPr>
+                <w:rFonts w:eastAsia="Times New Roman"/>
+                <w:sz w:val="24"/>
+                <w:szCs w:val="24"/>
+              </w:rPr>
+            </w:pPr>
+            <w:r>
+              <w:rPr>
+                <w:rFonts w:eastAsia="Times New Roman"/>
+                <w:sz w:val="24"/>
+                <w:szCs w:val="24"/>
+              </w:rPr>
+              <w:t xml:space="preserve">Chuẩn hóa, phát hiện </w:t>
+            </w:r>
+            <w:r>
+              <w:rPr>
+                <w:rFonts w:eastAsia="Times New Roman"/>
+                <w:sz w:val="24"/>
+                <w:szCs w:val="24"/>
+              </w:rPr>
+              <w:lastRenderedPageBreak/>
+              <w:t>trùng lặp khi import</w:t>
+            </w:r>
+          </w:p>
+        </w:tc>
+        <w:tc>
+          <w:tcPr>
+            <w:tcW w:w="1161" w:type="dxa"/>
+          </w:tcPr>
+          <w:p>
+            <w:pPr>
+              <w:spacing w:before="0" w:line="240" w:lineRule="auto"/>
+              <w:rPr>
+                <w:rFonts w:eastAsia="Times New Roman"/>
+                <w:sz w:val="24"/>
+                <w:szCs w:val="24"/>
+              </w:rPr>
+            </w:pPr>
+            <w:r>
+              <w:rPr>
+                <w:rFonts w:eastAsia="Times New Roman"/>
+                <w:sz w:val="24"/>
+                <w:szCs w:val="24"/>
+              </w:rPr>
+              <w:lastRenderedPageBreak/>
               <w:t>BR-03</w:t>
             </w:r>
           </w:p>
         </w:tc>
         <w:tc>
           <w:tcPr>
-            <w:tcW w:w="946" w:type="dxa"/>
+            <w:tcW w:w="1106" w:type="dxa"/>
           </w:tcPr>
           <w:p>
             <w:pPr>
@@ -21108,7 +21000,7 @@
         </w:tc>
         <w:tc>
           <w:tcPr>
-            <w:tcW w:w="806" w:type="dxa"/>
+            <w:tcW w:w="944" w:type="dxa"/>
           </w:tcPr>
           <w:p>
             <w:pPr>
@@ -21131,30 +21023,7 @@
         </w:tc>
         <w:tc>
           <w:tcPr>
-            <w:tcW w:w="946" w:type="dxa"/>
-          </w:tcPr>
-          <w:p>
-            <w:pPr>
-              <w:spacing w:before="0" w:line="240" w:lineRule="auto"/>
-              <w:rPr>
-                <w:rFonts w:eastAsia="Times New Roman"/>
-                <w:sz w:val="24"/>
-                <w:szCs w:val="24"/>
-              </w:rPr>
-            </w:pPr>
-            <w:r>
-              <w:rPr>
-                <w:rFonts w:eastAsia="Times New Roman"/>
-                <w:sz w:val="24"/>
-                <w:szCs w:val="24"/>
-              </w:rPr>
-              <w:t>SC-IMP-02</w:t>
-            </w:r>
-          </w:p>
-        </w:tc>
-        <w:tc>
-          <w:tcPr>
-            <w:tcW w:w="1600" w:type="dxa"/>
+            <w:tcW w:w="1658" w:type="dxa"/>
           </w:tcPr>
           <w:p>
             <w:pPr>
@@ -21195,7 +21064,7 @@
         </w:tc>
         <w:tc>
           <w:tcPr>
-            <w:tcW w:w="1834" w:type="dxa"/>
+            <w:tcW w:w="1984" w:type="dxa"/>
           </w:tcPr>
           <w:p>
             <w:pPr>
@@ -21218,9 +21087,12 @@
         </w:tc>
       </w:tr>
       <w:tr>
-        <w:tc>
-          <w:tcPr>
-            <w:tcW w:w="704" w:type="dxa"/>
+        <w:trPr>
+          <w:trHeight w:val="146"/>
+        </w:trPr>
+        <w:tc>
+          <w:tcPr>
+            <w:tcW w:w="828" w:type="dxa"/>
           </w:tcPr>
           <w:p>
             <w:pPr>
@@ -21243,7 +21115,7 @@
         </w:tc>
         <w:tc>
           <w:tcPr>
-            <w:tcW w:w="1187" w:type="dxa"/>
+            <w:tcW w:w="1386" w:type="dxa"/>
           </w:tcPr>
           <w:p>
             <w:pPr>
@@ -21266,7 +21138,7 @@
         </w:tc>
         <w:tc>
           <w:tcPr>
-            <w:tcW w:w="993" w:type="dxa"/>
+            <w:tcW w:w="1161" w:type="dxa"/>
           </w:tcPr>
           <w:p>
             <w:pPr>
@@ -21289,7 +21161,7 @@
         </w:tc>
         <w:tc>
           <w:tcPr>
-            <w:tcW w:w="946" w:type="dxa"/>
+            <w:tcW w:w="1106" w:type="dxa"/>
           </w:tcPr>
           <w:p>
             <w:pPr>
@@ -21312,7 +21184,7 @@
         </w:tc>
         <w:tc>
           <w:tcPr>
-            <w:tcW w:w="806" w:type="dxa"/>
+            <w:tcW w:w="944" w:type="dxa"/>
           </w:tcPr>
           <w:p>
             <w:pPr>
@@ -21335,30 +21207,7 @@
         </w:tc>
         <w:tc>
           <w:tcPr>
-            <w:tcW w:w="946" w:type="dxa"/>
-          </w:tcPr>
-          <w:p>
-            <w:pPr>
-              <w:spacing w:before="0" w:line="240" w:lineRule="auto"/>
-              <w:rPr>
-                <w:rFonts w:eastAsia="Times New Roman"/>
-                <w:sz w:val="24"/>
-                <w:szCs w:val="24"/>
-              </w:rPr>
-            </w:pPr>
-            <w:r>
-              <w:rPr>
-                <w:rFonts w:eastAsia="Times New Roman"/>
-                <w:sz w:val="24"/>
-                <w:szCs w:val="24"/>
-              </w:rPr>
-              <w:t>SC-IMP-03</w:t>
-            </w:r>
-          </w:p>
-        </w:tc>
-        <w:tc>
-          <w:tcPr>
-            <w:tcW w:w="1600" w:type="dxa"/>
+            <w:tcW w:w="1658" w:type="dxa"/>
           </w:tcPr>
           <w:p>
             <w:pPr>
@@ -21417,7 +21266,7 @@
         </w:tc>
         <w:tc>
           <w:tcPr>
-            <w:tcW w:w="1834" w:type="dxa"/>
+            <w:tcW w:w="1984" w:type="dxa"/>
           </w:tcPr>
           <w:p>
             <w:pPr>
@@ -21440,9 +21289,12 @@
         </w:tc>
       </w:tr>
       <w:tr>
-        <w:tc>
-          <w:tcPr>
-            <w:tcW w:w="704" w:type="dxa"/>
+        <w:trPr>
+          <w:trHeight w:val="146"/>
+        </w:trPr>
+        <w:tc>
+          <w:tcPr>
+            <w:tcW w:w="828" w:type="dxa"/>
           </w:tcPr>
           <w:p>
             <w:pPr>
@@ -21465,7 +21317,7 @@
         </w:tc>
         <w:tc>
           <w:tcPr>
-            <w:tcW w:w="1187" w:type="dxa"/>
+            <w:tcW w:w="1386" w:type="dxa"/>
           </w:tcPr>
           <w:p>
             <w:pPr>
@@ -21488,7 +21340,7 @@
         </w:tc>
         <w:tc>
           <w:tcPr>
-            <w:tcW w:w="993" w:type="dxa"/>
+            <w:tcW w:w="1161" w:type="dxa"/>
           </w:tcPr>
           <w:p>
             <w:pPr>
@@ -21511,7 +21363,7 @@
         </w:tc>
         <w:tc>
           <w:tcPr>
-            <w:tcW w:w="946" w:type="dxa"/>
+            <w:tcW w:w="1106" w:type="dxa"/>
           </w:tcPr>
           <w:p>
             <w:pPr>
@@ -21534,7 +21386,7 @@
         </w:tc>
         <w:tc>
           <w:tcPr>
-            <w:tcW w:w="806" w:type="dxa"/>
+            <w:tcW w:w="944" w:type="dxa"/>
           </w:tcPr>
           <w:p>
             <w:pPr>
@@ -21557,30 +21409,7 @@
         </w:tc>
         <w:tc>
           <w:tcPr>
-            <w:tcW w:w="946" w:type="dxa"/>
-          </w:tcPr>
-          <w:p>
-            <w:pPr>
-              <w:spacing w:before="0" w:line="240" w:lineRule="auto"/>
-              <w:rPr>
-                <w:rFonts w:eastAsia="Times New Roman"/>
-                <w:sz w:val="24"/>
-                <w:szCs w:val="24"/>
-              </w:rPr>
-            </w:pPr>
-            <w:r>
-              <w:rPr>
-                <w:rFonts w:eastAsia="Times New Roman"/>
-                <w:sz w:val="24"/>
-                <w:szCs w:val="24"/>
-              </w:rPr>
-              <w:t>SC-BUDG-01</w:t>
-            </w:r>
-          </w:p>
-        </w:tc>
-        <w:tc>
-          <w:tcPr>
-            <w:tcW w:w="1600" w:type="dxa"/>
+            <w:tcW w:w="1658" w:type="dxa"/>
           </w:tcPr>
           <w:p>
             <w:pPr>
@@ -21603,7 +21432,7 @@
         </w:tc>
         <w:tc>
           <w:tcPr>
-            <w:tcW w:w="1834" w:type="dxa"/>
+            <w:tcW w:w="1984" w:type="dxa"/>
           </w:tcPr>
           <w:p>
             <w:pPr>
@@ -21626,9 +21455,12 @@
         </w:tc>
       </w:tr>
       <w:tr>
-        <w:tc>
-          <w:tcPr>
-            <w:tcW w:w="704" w:type="dxa"/>
+        <w:trPr>
+          <w:trHeight w:val="146"/>
+        </w:trPr>
+        <w:tc>
+          <w:tcPr>
+            <w:tcW w:w="828" w:type="dxa"/>
           </w:tcPr>
           <w:p>
             <w:pPr>
@@ -21651,7 +21483,7 @@
         </w:tc>
         <w:tc>
           <w:tcPr>
-            <w:tcW w:w="1187" w:type="dxa"/>
+            <w:tcW w:w="1386" w:type="dxa"/>
           </w:tcPr>
           <w:p>
             <w:pPr>
@@ -21674,7 +21506,7 @@
         </w:tc>
         <w:tc>
           <w:tcPr>
-            <w:tcW w:w="993" w:type="dxa"/>
+            <w:tcW w:w="1161" w:type="dxa"/>
           </w:tcPr>
           <w:p>
             <w:pPr>
@@ -21697,7 +21529,7 @@
         </w:tc>
         <w:tc>
           <w:tcPr>
-            <w:tcW w:w="946" w:type="dxa"/>
+            <w:tcW w:w="1106" w:type="dxa"/>
           </w:tcPr>
           <w:p>
             <w:pPr>
@@ -21720,7 +21552,7 @@
         </w:tc>
         <w:tc>
           <w:tcPr>
-            <w:tcW w:w="806" w:type="dxa"/>
+            <w:tcW w:w="944" w:type="dxa"/>
           </w:tcPr>
           <w:p>
             <w:pPr>
@@ -21743,30 +21575,7 @@
         </w:tc>
         <w:tc>
           <w:tcPr>
-            <w:tcW w:w="946" w:type="dxa"/>
-          </w:tcPr>
-          <w:p>
-            <w:pPr>
-              <w:spacing w:before="0" w:line="240" w:lineRule="auto"/>
-              <w:rPr>
-                <w:rFonts w:eastAsia="Times New Roman"/>
-                <w:sz w:val="24"/>
-                <w:szCs w:val="24"/>
-              </w:rPr>
-            </w:pPr>
-            <w:r>
-              <w:rPr>
-                <w:rFonts w:eastAsia="Times New Roman"/>
-                <w:sz w:val="24"/>
-                <w:szCs w:val="24"/>
-              </w:rPr>
-              <w:t>SC-SAVE-01</w:t>
-            </w:r>
-          </w:p>
-        </w:tc>
-        <w:tc>
-          <w:tcPr>
-            <w:tcW w:w="1600" w:type="dxa"/>
+            <w:tcW w:w="1658" w:type="dxa"/>
           </w:tcPr>
           <w:p>
             <w:pPr>
@@ -21807,7 +21616,7 @@
         </w:tc>
         <w:tc>
           <w:tcPr>
-            <w:tcW w:w="1834" w:type="dxa"/>
+            <w:tcW w:w="1984" w:type="dxa"/>
           </w:tcPr>
           <w:p>
             <w:pPr>
@@ -21830,9 +21639,12 @@
         </w:tc>
       </w:tr>
       <w:tr>
-        <w:tc>
-          <w:tcPr>
-            <w:tcW w:w="704" w:type="dxa"/>
+        <w:trPr>
+          <w:trHeight w:val="146"/>
+        </w:trPr>
+        <w:tc>
+          <w:tcPr>
+            <w:tcW w:w="828" w:type="dxa"/>
           </w:tcPr>
           <w:p>
             <w:pPr>
@@ -21855,7 +21667,7 @@
         </w:tc>
         <w:tc>
           <w:tcPr>
-            <w:tcW w:w="1187" w:type="dxa"/>
+            <w:tcW w:w="1386" w:type="dxa"/>
           </w:tcPr>
           <w:p>
             <w:pPr>
@@ -21878,7 +21690,7 @@
         </w:tc>
         <w:tc>
           <w:tcPr>
-            <w:tcW w:w="993" w:type="dxa"/>
+            <w:tcW w:w="1161" w:type="dxa"/>
           </w:tcPr>
           <w:p>
             <w:pPr>
@@ -21901,7 +21713,7 @@
         </w:tc>
         <w:tc>
           <w:tcPr>
-            <w:tcW w:w="946" w:type="dxa"/>
+            <w:tcW w:w="1106" w:type="dxa"/>
           </w:tcPr>
           <w:p>
             <w:pPr>
@@ -21924,7 +21736,7 @@
         </w:tc>
         <w:tc>
           <w:tcPr>
-            <w:tcW w:w="806" w:type="dxa"/>
+            <w:tcW w:w="944" w:type="dxa"/>
           </w:tcPr>
           <w:p>
             <w:pPr>
@@ -21947,30 +21759,7 @@
         </w:tc>
         <w:tc>
           <w:tcPr>
-            <w:tcW w:w="946" w:type="dxa"/>
-          </w:tcPr>
-          <w:p>
-            <w:pPr>
-              <w:spacing w:before="0" w:line="240" w:lineRule="auto"/>
-              <w:rPr>
-                <w:rFonts w:eastAsia="Times New Roman"/>
-                <w:sz w:val="24"/>
-                <w:szCs w:val="24"/>
-              </w:rPr>
-            </w:pPr>
-            <w:r>
-              <w:rPr>
-                <w:rFonts w:eastAsia="Times New Roman"/>
-                <w:sz w:val="24"/>
-                <w:szCs w:val="24"/>
-              </w:rPr>
-              <w:t>SC-NOTI-01&lt;br&gt;SC-SCHED-01</w:t>
-            </w:r>
-          </w:p>
-        </w:tc>
-        <w:tc>
-          <w:tcPr>
-            <w:tcW w:w="1600" w:type="dxa"/>
+            <w:tcW w:w="1658" w:type="dxa"/>
           </w:tcPr>
           <w:p>
             <w:pPr>
@@ -22029,7 +21818,7 @@
         </w:tc>
         <w:tc>
           <w:tcPr>
-            <w:tcW w:w="1834" w:type="dxa"/>
+            <w:tcW w:w="1984" w:type="dxa"/>
           </w:tcPr>
           <w:p>
             <w:pPr>
@@ -22052,9 +21841,12 @@
         </w:tc>
       </w:tr>
       <w:tr>
-        <w:tc>
-          <w:tcPr>
-            <w:tcW w:w="704" w:type="dxa"/>
+        <w:trPr>
+          <w:trHeight w:val="146"/>
+        </w:trPr>
+        <w:tc>
+          <w:tcPr>
+            <w:tcW w:w="828" w:type="dxa"/>
           </w:tcPr>
           <w:p>
             <w:pPr>
@@ -22077,54 +21869,45 @@
         </w:tc>
         <w:tc>
           <w:tcPr>
-            <w:tcW w:w="1187" w:type="dxa"/>
-          </w:tcPr>
-          <w:p>
-            <w:pPr>
-              <w:spacing w:before="0" w:line="240" w:lineRule="auto"/>
-              <w:rPr>
-                <w:rFonts w:eastAsia="Times New Roman"/>
-                <w:sz w:val="24"/>
-                <w:szCs w:val="24"/>
-              </w:rPr>
-            </w:pPr>
-            <w:r>
-              <w:rPr>
-                <w:rFonts w:eastAsia="Times New Roman"/>
-                <w:sz w:val="24"/>
-                <w:szCs w:val="24"/>
-              </w:rPr>
-              <w:t xml:space="preserve">Biểu đồ xu hướng, </w:t>
-            </w:r>
-            <w:r>
-              <w:rPr>
-                <w:rFonts w:eastAsia="Times New Roman"/>
-                <w:sz w:val="24"/>
-                <w:szCs w:val="24"/>
-              </w:rPr>
-              <w:lastRenderedPageBreak/>
-              <w:t>cơ cấu chi tiêu</w:t>
-            </w:r>
-          </w:p>
-        </w:tc>
-        <w:tc>
-          <w:tcPr>
-            <w:tcW w:w="993" w:type="dxa"/>
-          </w:tcPr>
-          <w:p>
-            <w:pPr>
-              <w:spacing w:before="0" w:line="240" w:lineRule="auto"/>
-              <w:rPr>
-                <w:rFonts w:eastAsia="Times New Roman"/>
-                <w:sz w:val="24"/>
-                <w:szCs w:val="24"/>
-              </w:rPr>
-            </w:pPr>
-          </w:p>
-        </w:tc>
-        <w:tc>
-          <w:tcPr>
-            <w:tcW w:w="946" w:type="dxa"/>
+            <w:tcW w:w="1386" w:type="dxa"/>
+          </w:tcPr>
+          <w:p>
+            <w:pPr>
+              <w:spacing w:before="0" w:line="240" w:lineRule="auto"/>
+              <w:rPr>
+                <w:rFonts w:eastAsia="Times New Roman"/>
+                <w:sz w:val="24"/>
+                <w:szCs w:val="24"/>
+              </w:rPr>
+            </w:pPr>
+            <w:r>
+              <w:rPr>
+                <w:rFonts w:eastAsia="Times New Roman"/>
+                <w:sz w:val="24"/>
+                <w:szCs w:val="24"/>
+              </w:rPr>
+              <w:t>Biểu đồ xu hướng, cơ cấu chi tiêu</w:t>
+            </w:r>
+          </w:p>
+        </w:tc>
+        <w:tc>
+          <w:tcPr>
+            <w:tcW w:w="1161" w:type="dxa"/>
+          </w:tcPr>
+          <w:p>
+            <w:pPr>
+              <w:spacing w:before="0" w:line="240" w:lineRule="auto"/>
+              <w:rPr>
+                <w:rFonts w:eastAsia="Times New Roman"/>
+                <w:sz w:val="24"/>
+                <w:szCs w:val="24"/>
+              </w:rPr>
+            </w:pPr>
+          </w:p>
+        </w:tc>
+        <w:tc>
+          <w:tcPr>
+            <w:tcW w:w="1106" w:type="dxa"/>
           </w:tcPr>
           <w:p>
             <w:pPr>
@@ -22147,7 +21930,7 @@
         </w:tc>
         <w:tc>
           <w:tcPr>
-            <w:tcW w:w="806" w:type="dxa"/>
+            <w:tcW w:w="944" w:type="dxa"/>
           </w:tcPr>
           <w:p>
             <w:pPr>
@@ -22170,30 +21953,7 @@
         </w:tc>
         <w:tc>
           <w:tcPr>
-            <w:tcW w:w="946" w:type="dxa"/>
-          </w:tcPr>
-          <w:p>
-            <w:pPr>
-              <w:spacing w:before="0" w:line="240" w:lineRule="auto"/>
-              <w:rPr>
-                <w:rFonts w:eastAsia="Times New Roman"/>
-                <w:sz w:val="24"/>
-                <w:szCs w:val="24"/>
-              </w:rPr>
-            </w:pPr>
-            <w:r>
-              <w:rPr>
-                <w:rFonts w:eastAsia="Times New Roman"/>
-                <w:sz w:val="24"/>
-                <w:szCs w:val="24"/>
-              </w:rPr>
-              <w:t>SC-REPO-02</w:t>
-            </w:r>
-          </w:p>
-        </w:tc>
-        <w:tc>
-          <w:tcPr>
-            <w:tcW w:w="1600" w:type="dxa"/>
+            <w:tcW w:w="1658" w:type="dxa"/>
           </w:tcPr>
           <w:p>
             <w:pPr>
@@ -22228,73 +21988,64 @@
                 <w:sz w:val="24"/>
                 <w:szCs w:val="24"/>
               </w:rPr>
-              <w:lastRenderedPageBreak/>
               <w:t>TC-REPO-002</w:t>
             </w:r>
           </w:p>
         </w:tc>
         <w:tc>
           <w:tcPr>
-            <w:tcW w:w="1834" w:type="dxa"/>
-          </w:tcPr>
-          <w:p>
-            <w:pPr>
-              <w:spacing w:before="0" w:line="240" w:lineRule="auto"/>
-              <w:rPr>
-                <w:rFonts w:eastAsia="Times New Roman"/>
-                <w:sz w:val="24"/>
-                <w:szCs w:val="24"/>
-              </w:rPr>
-            </w:pPr>
-            <w:r>
-              <w:rPr>
-                <w:rFonts w:eastAsia="Times New Roman"/>
-                <w:sz w:val="24"/>
-                <w:szCs w:val="24"/>
-              </w:rPr>
-              <w:lastRenderedPageBreak/>
-              <w:t xml:space="preserve">Truy xuất dữ liệu tổng hợp </w:t>
-            </w:r>
-            <w:r>
-              <w:rPr>
-                <w:rFonts w:eastAsia="Times New Roman"/>
-                <w:sz w:val="24"/>
-                <w:szCs w:val="24"/>
-              </w:rPr>
-              <w:lastRenderedPageBreak/>
-              <w:t>để Frontend dùng hiển thị.</w:t>
+            <w:tcW w:w="1984" w:type="dxa"/>
+          </w:tcPr>
+          <w:p>
+            <w:pPr>
+              <w:spacing w:before="0" w:line="240" w:lineRule="auto"/>
+              <w:rPr>
+                <w:rFonts w:eastAsia="Times New Roman"/>
+                <w:sz w:val="24"/>
+                <w:szCs w:val="24"/>
+              </w:rPr>
+            </w:pPr>
+            <w:r>
+              <w:rPr>
+                <w:rFonts w:eastAsia="Times New Roman"/>
+                <w:sz w:val="24"/>
+                <w:szCs w:val="24"/>
+              </w:rPr>
+              <w:t>Truy xuất dữ liệu tổng hợp để Frontend dùng hiển thị.</w:t>
             </w:r>
           </w:p>
         </w:tc>
       </w:tr>
       <w:tr>
-        <w:tc>
-          <w:tcPr>
-            <w:tcW w:w="704" w:type="dxa"/>
-          </w:tcPr>
-          <w:p>
-            <w:pPr>
-              <w:spacing w:before="0" w:line="240" w:lineRule="auto"/>
-              <w:rPr>
-                <w:rFonts w:eastAsia="Times New Roman"/>
-                <w:sz w:val="24"/>
-                <w:szCs w:val="24"/>
-              </w:rPr>
-            </w:pPr>
-            <w:r>
-              <w:rPr>
-                <w:rFonts w:eastAsia="Times New Roman"/>
-                <w:sz w:val="24"/>
-                <w:szCs w:val="24"/>
-              </w:rPr>
-              <w:lastRenderedPageBreak/>
+        <w:trPr>
+          <w:trHeight w:val="1678"/>
+        </w:trPr>
+        <w:tc>
+          <w:tcPr>
+            <w:tcW w:w="828" w:type="dxa"/>
+          </w:tcPr>
+          <w:p>
+            <w:pPr>
+              <w:spacing w:before="0" w:line="240" w:lineRule="auto"/>
+              <w:rPr>
+                <w:rFonts w:eastAsia="Times New Roman"/>
+                <w:sz w:val="24"/>
+                <w:szCs w:val="24"/>
+              </w:rPr>
+            </w:pPr>
+            <w:r>
+              <w:rPr>
+                <w:rFonts w:eastAsia="Times New Roman"/>
+                <w:sz w:val="24"/>
+                <w:szCs w:val="24"/>
+              </w:rPr>
               <w:t>FR-13</w:t>
             </w:r>
           </w:p>
         </w:tc>
         <w:tc>
           <w:tcPr>
-            <w:tcW w:w="1187" w:type="dxa"/>
+            <w:tcW w:w="1386" w:type="dxa"/>
           </w:tcPr>
           <w:p>
             <w:pPr>
@@ -22317,7 +22068,7 @@
         </w:tc>
         <w:tc>
           <w:tcPr>
-            <w:tcW w:w="993" w:type="dxa"/>
+            <w:tcW w:w="1161" w:type="dxa"/>
           </w:tcPr>
           <w:p>
             <w:pPr>
@@ -22340,7 +22091,7 @@
         </w:tc>
         <w:tc>
           <w:tcPr>
-            <w:tcW w:w="946" w:type="dxa"/>
+            <w:tcW w:w="1106" w:type="dxa"/>
           </w:tcPr>
           <w:p>
             <w:pPr>
@@ -22363,7 +22114,7 @@
         </w:tc>
         <w:tc>
           <w:tcPr>
-            <w:tcW w:w="806" w:type="dxa"/>
+            <w:tcW w:w="944" w:type="dxa"/>
           </w:tcPr>
           <w:p>
             <w:pPr>
@@ -22386,30 +22137,7 @@
         </w:tc>
         <w:tc>
           <w:tcPr>
-            <w:tcW w:w="946" w:type="dxa"/>
-          </w:tcPr>
-          <w:p>
-            <w:pPr>
-              <w:spacing w:before="0" w:line="240" w:lineRule="auto"/>
-              <w:rPr>
-                <w:rFonts w:eastAsia="Times New Roman"/>
-                <w:sz w:val="24"/>
-                <w:szCs w:val="24"/>
-              </w:rPr>
-            </w:pPr>
-            <w:r>
-              <w:rPr>
-                <w:rFonts w:eastAsia="Times New Roman"/>
-                <w:sz w:val="24"/>
-                <w:szCs w:val="24"/>
-              </w:rPr>
-              <w:t>SC-FAMI-01</w:t>
-            </w:r>
-          </w:p>
-        </w:tc>
-        <w:tc>
-          <w:tcPr>
-            <w:tcW w:w="1600" w:type="dxa"/>
+            <w:tcW w:w="1658" w:type="dxa"/>
           </w:tcPr>
           <w:p>
             <w:pPr>
@@ -22450,7 +22178,7 @@
         </w:tc>
         <w:tc>
           <w:tcPr>
-            <w:tcW w:w="1834" w:type="dxa"/>
+            <w:tcW w:w="1984" w:type="dxa"/>
           </w:tcPr>
           <w:p>
             <w:pPr>
@@ -22473,9 +22201,12 @@
         </w:tc>
       </w:tr>
       <w:tr>
-        <w:tc>
-          <w:tcPr>
-            <w:tcW w:w="704" w:type="dxa"/>
+        <w:trPr>
+          <w:trHeight w:val="1393"/>
+        </w:trPr>
+        <w:tc>
+          <w:tcPr>
+            <w:tcW w:w="828" w:type="dxa"/>
           </w:tcPr>
           <w:p>
             <w:pPr>
@@ -22498,45 +22229,45 @@
         </w:tc>
         <w:tc>
           <w:tcPr>
-            <w:tcW w:w="1187" w:type="dxa"/>
-          </w:tcPr>
-          <w:p>
-            <w:pPr>
-              <w:spacing w:before="0" w:line="240" w:lineRule="auto"/>
-              <w:rPr>
-                <w:rFonts w:eastAsia="Times New Roman"/>
-                <w:sz w:val="24"/>
-                <w:szCs w:val="24"/>
-              </w:rPr>
-            </w:pPr>
-            <w:r>
-              <w:rPr>
-                <w:rFonts w:eastAsia="Times New Roman"/>
-                <w:sz w:val="24"/>
-                <w:szCs w:val="24"/>
-              </w:rPr>
-              <w:t>Phân quyền RBAC (Admin, User)</w:t>
-            </w:r>
-          </w:p>
-        </w:tc>
-        <w:tc>
-          <w:tcPr>
-            <w:tcW w:w="993" w:type="dxa"/>
-          </w:tcPr>
-          <w:p>
-            <w:pPr>
-              <w:spacing w:before="0" w:line="240" w:lineRule="auto"/>
-              <w:rPr>
-                <w:rFonts w:eastAsia="Times New Roman"/>
-                <w:sz w:val="24"/>
-                <w:szCs w:val="24"/>
-              </w:rPr>
-            </w:pPr>
-          </w:p>
-        </w:tc>
-        <w:tc>
-          <w:tcPr>
-            <w:tcW w:w="946" w:type="dxa"/>
+            <w:tcW w:w="1386" w:type="dxa"/>
+          </w:tcPr>
+          <w:p>
+            <w:pPr>
+              <w:spacing w:before="0" w:line="240" w:lineRule="auto"/>
+              <w:rPr>
+                <w:rFonts w:eastAsia="Times New Roman"/>
+                <w:sz w:val="24"/>
+                <w:szCs w:val="24"/>
+              </w:rPr>
+            </w:pPr>
+            <w:r>
+              <w:rPr>
+                <w:rFonts w:eastAsia="Times New Roman"/>
+                <w:sz w:val="24"/>
+                <w:szCs w:val="24"/>
+              </w:rPr>
+              <w:t>Phân quyền (Admin, User)</w:t>
+            </w:r>
+          </w:p>
+        </w:tc>
+        <w:tc>
+          <w:tcPr>
+            <w:tcW w:w="1161" w:type="dxa"/>
+          </w:tcPr>
+          <w:p>
+            <w:pPr>
+              <w:spacing w:before="0" w:line="240" w:lineRule="auto"/>
+              <w:rPr>
+                <w:rFonts w:eastAsia="Times New Roman"/>
+                <w:sz w:val="24"/>
+                <w:szCs w:val="24"/>
+              </w:rPr>
+            </w:pPr>
+          </w:p>
+        </w:tc>
+        <w:tc>
+          <w:tcPr>
+            <w:tcW w:w="1106" w:type="dxa"/>
           </w:tcPr>
           <w:p>
             <w:pPr>
@@ -22559,7 +22290,7 @@
         </w:tc>
         <w:tc>
           <w:tcPr>
-            <w:tcW w:w="806" w:type="dxa"/>
+            <w:tcW w:w="944" w:type="dxa"/>
           </w:tcPr>
           <w:p>
             <w:pPr>
@@ -22582,30 +22313,7 @@
         </w:tc>
         <w:tc>
           <w:tcPr>
-            <w:tcW w:w="946" w:type="dxa"/>
-          </w:tcPr>
-          <w:p>
-            <w:pPr>
-              <w:spacing w:before="0" w:line="240" w:lineRule="auto"/>
-              <w:rPr>
-                <w:rFonts w:eastAsia="Times New Roman"/>
-                <w:sz w:val="24"/>
-                <w:szCs w:val="24"/>
-              </w:rPr>
-            </w:pPr>
-            <w:r>
-              <w:rPr>
-                <w:rFonts w:eastAsia="Times New Roman"/>
-                <w:sz w:val="24"/>
-                <w:szCs w:val="24"/>
-              </w:rPr>
-              <w:t>SC-USER-01</w:t>
-            </w:r>
-          </w:p>
-        </w:tc>
-        <w:tc>
-          <w:tcPr>
-            <w:tcW w:w="1600" w:type="dxa"/>
+            <w:tcW w:w="1658" w:type="dxa"/>
           </w:tcPr>
           <w:p>
             <w:pPr>
@@ -22646,7 +22354,7 @@
         </w:tc>
         <w:tc>
           <w:tcPr>
-            <w:tcW w:w="1834" w:type="dxa"/>
+            <w:tcW w:w="1984" w:type="dxa"/>
           </w:tcPr>
           <w:p>
             <w:pPr>
@@ -22669,32 +22377,36 @@
         </w:tc>
       </w:tr>
       <w:tr>
-        <w:tc>
-          <w:tcPr>
-            <w:tcW w:w="704" w:type="dxa"/>
-          </w:tcPr>
-          <w:p>
-            <w:pPr>
-              <w:spacing w:before="0" w:line="240" w:lineRule="auto"/>
-              <w:rPr>
-                <w:rFonts w:eastAsia="Times New Roman"/>
-                <w:sz w:val="24"/>
-                <w:szCs w:val="24"/>
-              </w:rPr>
-            </w:pPr>
-            <w:r>
-              <w:rPr>
-                <w:rFonts w:eastAsia="Times New Roman"/>
-                <w:sz w:val="24"/>
-                <w:szCs w:val="24"/>
-              </w:rPr>
+        <w:trPr>
+          <w:trHeight w:val="1678"/>
+        </w:trPr>
+        <w:tc>
+          <w:tcPr>
+            <w:tcW w:w="828" w:type="dxa"/>
+          </w:tcPr>
+          <w:p>
+            <w:pPr>
+              <w:spacing w:before="0" w:line="240" w:lineRule="auto"/>
+              <w:rPr>
+                <w:rFonts w:eastAsia="Times New Roman"/>
+                <w:sz w:val="24"/>
+                <w:szCs w:val="24"/>
+              </w:rPr>
+            </w:pPr>
+            <w:r>
+              <w:rPr>
+                <w:rFonts w:eastAsia="Times New Roman"/>
+                <w:sz w:val="24"/>
+                <w:szCs w:val="24"/>
+              </w:rPr>
+              <w:lastRenderedPageBreak/>
               <w:t>FR-15</w:t>
             </w:r>
           </w:p>
         </w:tc>
         <w:tc>
           <w:tcPr>
-            <w:tcW w:w="1187" w:type="dxa"/>
+            <w:tcW w:w="1386" w:type="dxa"/>
           </w:tcPr>
           <w:p>
             <w:pPr>
@@ -22717,22 +22429,22 @@
         </w:tc>
         <w:tc>
           <w:tcPr>
-            <w:tcW w:w="993" w:type="dxa"/>
-          </w:tcPr>
-          <w:p>
-            <w:pPr>
-              <w:spacing w:before="0" w:line="240" w:lineRule="auto"/>
-              <w:rPr>
-                <w:rFonts w:eastAsia="Times New Roman"/>
-                <w:sz w:val="24"/>
-                <w:szCs w:val="24"/>
-              </w:rPr>
-            </w:pPr>
-          </w:p>
-        </w:tc>
-        <w:tc>
-          <w:tcPr>
-            <w:tcW w:w="946" w:type="dxa"/>
+            <w:tcW w:w="1161" w:type="dxa"/>
+          </w:tcPr>
+          <w:p>
+            <w:pPr>
+              <w:spacing w:before="0" w:line="240" w:lineRule="auto"/>
+              <w:rPr>
+                <w:rFonts w:eastAsia="Times New Roman"/>
+                <w:sz w:val="24"/>
+                <w:szCs w:val="24"/>
+              </w:rPr>
+            </w:pPr>
+          </w:p>
+        </w:tc>
+        <w:tc>
+          <w:tcPr>
+            <w:tcW w:w="1106" w:type="dxa"/>
           </w:tcPr>
           <w:p>
             <w:pPr>
@@ -22755,7 +22467,7 @@
         </w:tc>
         <w:tc>
           <w:tcPr>
-            <w:tcW w:w="806" w:type="dxa"/>
+            <w:tcW w:w="944" w:type="dxa"/>
           </w:tcPr>
           <w:p>
             <w:pPr>
@@ -22778,30 +22490,7 @@
         </w:tc>
         <w:tc>
           <w:tcPr>
-            <w:tcW w:w="946" w:type="dxa"/>
-          </w:tcPr>
-          <w:p>
-            <w:pPr>
-              <w:spacing w:before="0" w:line="240" w:lineRule="auto"/>
-              <w:rPr>
-                <w:rFonts w:eastAsia="Times New Roman"/>
-                <w:sz w:val="24"/>
-                <w:szCs w:val="24"/>
-              </w:rPr>
-            </w:pPr>
-            <w:r>
-              <w:rPr>
-                <w:rFonts w:eastAsia="Times New Roman"/>
-                <w:sz w:val="24"/>
-                <w:szCs w:val="24"/>
-              </w:rPr>
-              <w:t>SC-USER-02</w:t>
-            </w:r>
-          </w:p>
-        </w:tc>
-        <w:tc>
-          <w:tcPr>
-            <w:tcW w:w="1600" w:type="dxa"/>
+            <w:tcW w:w="1658" w:type="dxa"/>
           </w:tcPr>
           <w:p>
             <w:pPr>
@@ -22842,7 +22531,7 @@
         </w:tc>
         <w:tc>
           <w:tcPr>
-            <w:tcW w:w="1834" w:type="dxa"/>
+            <w:tcW w:w="1984" w:type="dxa"/>
           </w:tcPr>
           <w:p>
             <w:pPr>
@@ -22865,9 +22554,12 @@
         </w:tc>
       </w:tr>
       <w:tr>
-        <w:tc>
-          <w:tcPr>
-            <w:tcW w:w="704" w:type="dxa"/>
+        <w:trPr>
+          <w:trHeight w:val="1678"/>
+        </w:trPr>
+        <w:tc>
+          <w:tcPr>
+            <w:tcW w:w="828" w:type="dxa"/>
           </w:tcPr>
           <w:p>
             <w:pPr>
@@ -22890,7 +22582,7 @@
         </w:tc>
         <w:tc>
           <w:tcPr>
-            <w:tcW w:w="1187" w:type="dxa"/>
+            <w:tcW w:w="1386" w:type="dxa"/>
           </w:tcPr>
           <w:p>
             <w:pPr>
@@ -22913,22 +22605,22 @@
         </w:tc>
         <w:tc>
           <w:tcPr>
-            <w:tcW w:w="993" w:type="dxa"/>
-          </w:tcPr>
-          <w:p>
-            <w:pPr>
-              <w:spacing w:before="0" w:line="240" w:lineRule="auto"/>
-              <w:rPr>
-                <w:rFonts w:eastAsia="Times New Roman"/>
-                <w:sz w:val="24"/>
-                <w:szCs w:val="24"/>
-              </w:rPr>
-            </w:pPr>
-          </w:p>
-        </w:tc>
-        <w:tc>
-          <w:tcPr>
-            <w:tcW w:w="946" w:type="dxa"/>
+            <w:tcW w:w="1161" w:type="dxa"/>
+          </w:tcPr>
+          <w:p>
+            <w:pPr>
+              <w:spacing w:before="0" w:line="240" w:lineRule="auto"/>
+              <w:rPr>
+                <w:rFonts w:eastAsia="Times New Roman"/>
+                <w:sz w:val="24"/>
+                <w:szCs w:val="24"/>
+              </w:rPr>
+            </w:pPr>
+          </w:p>
+        </w:tc>
+        <w:tc>
+          <w:tcPr>
+            <w:tcW w:w="1106" w:type="dxa"/>
           </w:tcPr>
           <w:p>
             <w:pPr>
@@ -22951,7 +22643,7 @@
         </w:tc>
         <w:tc>
           <w:tcPr>
-            <w:tcW w:w="806" w:type="dxa"/>
+            <w:tcW w:w="944" w:type="dxa"/>
           </w:tcPr>
           <w:p>
             <w:pPr>
@@ -22974,30 +22666,7 @@
         </w:tc>
         <w:tc>
           <w:tcPr>
-            <w:tcW w:w="946" w:type="dxa"/>
-          </w:tcPr>
-          <w:p>
-            <w:pPr>
-              <w:spacing w:before="0" w:line="240" w:lineRule="auto"/>
-              <w:rPr>
-                <w:rFonts w:eastAsia="Times New Roman"/>
-                <w:sz w:val="24"/>
-                <w:szCs w:val="24"/>
-              </w:rPr>
-            </w:pPr>
-            <w:r>
-              <w:rPr>
-                <w:rFonts w:eastAsia="Times New Roman"/>
-                <w:sz w:val="24"/>
-                <w:szCs w:val="24"/>
-              </w:rPr>
-              <w:t>SC-REPO-03</w:t>
-            </w:r>
-          </w:p>
-        </w:tc>
-        <w:tc>
-          <w:tcPr>
-            <w:tcW w:w="1600" w:type="dxa"/>
+            <w:tcW w:w="1658" w:type="dxa"/>
           </w:tcPr>
           <w:p>
             <w:pPr>
@@ -23038,7 +22707,7 @@
         </w:tc>
         <w:tc>
           <w:tcPr>
-            <w:tcW w:w="1834" w:type="dxa"/>
+            <w:tcW w:w="1984" w:type="dxa"/>
           </w:tcPr>
           <w:p>
             <w:pPr>
@@ -23190,7 +22859,6 @@
         <w:rPr>
           <w:noProof/>
         </w:rPr>
-        <w:lastRenderedPageBreak/>
         <w:drawing>
           <wp:inline distT="0" distB="0" distL="0" distR="0" wp14:anchorId="1C193466" wp14:editId="5AF70CEE">
             <wp:extent cx="4600575" cy="3308391"/>
@@ -23407,6 +23075,7 @@
                 <w:sz w:val="24"/>
                 <w:szCs w:val="24"/>
               </w:rPr>
+              <w:lastRenderedPageBreak/>
               <w:t>Mục</w:t>
             </w:r>
           </w:p>
@@ -24026,7 +23695,6 @@
           <w:sz w:val="26"/>
           <w:szCs w:val="26"/>
         </w:rPr>
-        <w:lastRenderedPageBreak/>
         <w:t>UC-02: Quản lý các phiên giao dịch</w:t>
       </w:r>
       <w:r>
@@ -24629,6 +24297,7 @@
                 <w:sz w:val="24"/>
                 <w:szCs w:val="24"/>
               </w:rPr>
+              <w:lastRenderedPageBreak/>
               <w:t>B2.2:</w:t>
             </w:r>
             <w:r>
@@ -24687,6 +24356,7 @@
           <w:sz w:val="26"/>
           <w:szCs w:val="26"/>
         </w:rPr>
+        <w:lastRenderedPageBreak/>
         <w:t xml:space="preserve">Bảng </w:t>
       </w:r>
       <w:r>
@@ -25141,7 +24811,6 @@
                 <w:sz w:val="24"/>
                 <w:szCs w:val="24"/>
               </w:rPr>
-              <w:lastRenderedPageBreak/>
               <w:t>B2:</w:t>
             </w:r>
             <w:r>
@@ -25274,7 +24943,6 @@
                 <w:sz w:val="24"/>
                 <w:szCs w:val="24"/>
               </w:rPr>
-              <w:lastRenderedPageBreak/>
               <w:t>Luồng thay thế</w:t>
             </w:r>
           </w:p>
@@ -25729,6 +25397,7 @@
                 <w:sz w:val="24"/>
                 <w:szCs w:val="24"/>
               </w:rPr>
+              <w:lastRenderedPageBreak/>
               <w:t>Hậu điều kiện</w:t>
             </w:r>
           </w:p>
@@ -26296,7 +25965,6 @@
                 <w:sz w:val="24"/>
                 <w:szCs w:val="24"/>
               </w:rPr>
-              <w:lastRenderedPageBreak/>
               <w:t>Tiền điều kiện</w:t>
             </w:r>
           </w:p>
@@ -26901,6 +26569,7 @@
                 <w:sz w:val="24"/>
                 <w:szCs w:val="24"/>
               </w:rPr>
+              <w:lastRenderedPageBreak/>
               <w:t>Actor chính</w:t>
             </w:r>
           </w:p>
@@ -27443,7 +27112,6 @@
         <w:rPr>
           <w:noProof/>
         </w:rPr>
-        <w:lastRenderedPageBreak/>
         <w:drawing>
           <wp:inline distT="0" distB="0" distL="0" distR="0" wp14:anchorId="2EA796F5" wp14:editId="66D79A11">
             <wp:extent cx="5886450" cy="3038421"/>
@@ -27622,6 +27290,7 @@
         <w:rPr>
           <w:noProof/>
         </w:rPr>
+        <w:lastRenderedPageBreak/>
         <w:drawing>
           <wp:inline distT="0" distB="0" distL="0" distR="0" wp14:anchorId="385F5593" wp14:editId="2FCD8669">
             <wp:extent cx="5410200" cy="3995263"/>
@@ -27806,7 +27475,6 @@
           <w:sz w:val="26"/>
           <w:szCs w:val="26"/>
         </w:rPr>
-        <w:lastRenderedPageBreak/>
         <w:t>UC-01: Đăng nhập</w:t>
       </w:r>
     </w:p>
@@ -27983,6 +27651,7 @@
           <w:sz w:val="26"/>
           <w:szCs w:val="26"/>
         </w:rPr>
+        <w:lastRenderedPageBreak/>
         <w:t>UC-02: Quản lý các phiên giao dịch</w:t>
       </w:r>
     </w:p>
@@ -28194,7 +27863,6 @@
         <w:rPr>
           <w:noProof/>
         </w:rPr>
-        <w:lastRenderedPageBreak/>
         <w:drawing>
           <wp:inline distT="0" distB="0" distL="0" distR="0" wp14:anchorId="45B9E690" wp14:editId="6D4B5CCC">
             <wp:extent cx="3619500" cy="3561917"/>
@@ -28355,6 +28023,7 @@
           <w:sz w:val="26"/>
           <w:szCs w:val="26"/>
         </w:rPr>
+        <w:lastRenderedPageBreak/>
         <w:t>UC-04: Thiết lập ngân sách</w:t>
       </w:r>
     </w:p>
@@ -28527,7 +28196,6 @@
           <w:sz w:val="26"/>
           <w:szCs w:val="26"/>
         </w:rPr>
-        <w:lastRenderedPageBreak/>
         <w:t>UC-05: Theo dõi các chi tiêu</w:t>
       </w:r>
     </w:p>
@@ -28540,6 +28208,7 @@
         <w:rPr>
           <w:noProof/>
         </w:rPr>
+        <w:lastRenderedPageBreak/>
         <w:drawing>
           <wp:inline distT="0" distB="0" distL="0" distR="0" wp14:anchorId="7D896ADE" wp14:editId="6CF80648">
             <wp:extent cx="4524375" cy="3684438"/>
@@ -28876,7 +28545,6 @@
           <w:sz w:val="26"/>
           <w:szCs w:val="26"/>
         </w:rPr>
-        <w:lastRenderedPageBreak/>
         <w:t xml:space="preserve">3.2.6. </w:t>
       </w:r>
       <w:r>
@@ -28927,6 +28595,7 @@
           <w:sz w:val="26"/>
           <w:szCs w:val="26"/>
         </w:rPr>
+        <w:lastRenderedPageBreak/>
         <w:t>UC-01: Đăng nhập</w:t>
       </w:r>
     </w:p>
@@ -29245,7 +28914,6 @@
           <w:sz w:val="26"/>
           <w:szCs w:val="26"/>
         </w:rPr>
-        <w:lastRenderedPageBreak/>
         <w:t>UC-03: Nhập dữ liệu CSV</w:t>
       </w:r>
     </w:p>
@@ -29263,6 +28931,7 @@
         <w:rPr>
           <w:noProof/>
         </w:rPr>
+        <w:lastRenderedPageBreak/>
         <w:drawing>
           <wp:inline distT="0" distB="0" distL="0" distR="0" wp14:anchorId="07212CE3" wp14:editId="6D22DEAB">
             <wp:extent cx="3307080" cy="3829808"/>
@@ -40454,7 +40123,63 @@
           <w:sz w:val="26"/>
           <w:szCs w:val="26"/>
         </w:rPr>
-        <w:t>Bộ Test Case được thiết kế bao phủ các luồng cơ bản (Happy Path), các luồng vi phạm quy tắc nghiệp vụ và các luồng lỗi dữ liệu. Để đảm bảo tính súc tích cho báo cáo, Bảng 5.1 dưới đây trích lọc các Test Case quan trọng nhất (đặc biệt là các ca Âm - Negative Test và kiểm tra phân quyền). Danh sách đầy đủ toàn bộ hệ thống được đính kèm tại Phụ lục.</w:t>
+        <w:t xml:space="preserve">Bộ Test Case được thiết kế bao phủ các luồng cơ bản, các luồng vi phạm quy tắc nghiệp vụ và các luồng lỗi dữ liệu. Để đảm bảo tính súc tích cho báo cáo, dưới đây trích lọc các </w:t>
+      </w:r>
+      <w:r>
+        <w:rPr>
+          <w:sz w:val="26"/>
+          <w:szCs w:val="26"/>
+        </w:rPr>
+        <w:t>test case</w:t>
+      </w:r>
+      <w:r>
+        <w:rPr>
+          <w:sz w:val="26"/>
+          <w:szCs w:val="26"/>
+        </w:rPr>
+        <w:t xml:space="preserve"> quan trọng nhất. Danh sách đầy đủ</w:t>
+      </w:r>
+      <w:r>
+        <w:rPr>
+          <w:sz w:val="26"/>
+          <w:szCs w:val="26"/>
+        </w:rPr>
+        <w:t xml:space="preserve"> test case</w:t>
+      </w:r>
+      <w:r>
+        <w:rPr>
+          <w:sz w:val="26"/>
+          <w:szCs w:val="26"/>
+        </w:rPr>
+        <w:t xml:space="preserve"> toàn bộ hệ thống được đính kèm tại </w:t>
+      </w:r>
+      <w:r>
+        <w:rPr>
+          <w:sz w:val="26"/>
+          <w:szCs w:val="26"/>
+        </w:rPr>
+        <w:t>tệp test-cases.md với unit test và thư mục docs/kiem-thu/ với i</w:t>
+      </w:r>
+      <w:r>
+        <w:rPr>
+          <w:sz w:val="26"/>
+          <w:szCs w:val="26"/>
+        </w:rPr>
+        <w:t>ntegration</w:t>
+      </w:r>
+      <w:r>
+        <w:rPr>
+          <w:sz w:val="26"/>
+          <w:szCs w:val="26"/>
+        </w:rPr>
+        <w:t xml:space="preserve"> test</w:t>
+      </w:r>
+      <w:r>
+        <w:rPr>
+          <w:sz w:val="26"/>
+          <w:szCs w:val="26"/>
+        </w:rPr>
+        <w:t>.</w:t>
       </w:r>
     </w:p>
     <w:p>
@@ -45735,7 +45460,7 @@
                 <w:sz w:val="24"/>
                 <w:szCs w:val="24"/>
               </w:rPr>
-              <w:t>Hệ thống cho phép người dùng đăng ký tài khoản; đăng nhập bằng tài khoản hoặc tài khoản Google, đồng thời quản lý phiên làm việc thông qua JWT.</w:t>
+              <w:t>Đăng ký, đăng nhập, Google OAuth, JWT</w:t>
             </w:r>
           </w:p>
         </w:tc>
@@ -45847,7 +45572,7 @@
                 <w:sz w:val="24"/>
                 <w:szCs w:val="24"/>
               </w:rPr>
-              <w:t>Hệ thống cho phép người dùng quản lý các giao dịch và ví (tạo, chỉnh sửa, xóa) và xem danh sách các giao dịch trong ví và ghi nhận giao dịch chỉnh sửa bằng bảng lịch sử chỉnh sửa.</w:t>
+              <w:t>Quản lý giao dịch, ví &amp; Xem/Lọc lịch sử</w:t>
             </w:r>
           </w:p>
         </w:tc>
@@ -45936,71 +45661,71 @@
                 <w:sz w:val="24"/>
                 <w:szCs w:val="24"/>
               </w:rPr>
+              <w:t>FR-03</w:t>
+            </w:r>
+          </w:p>
+        </w:tc>
+        <w:tc>
+          <w:tcPr>
+            <w:tcW w:w="3809" w:type="dxa"/>
+          </w:tcPr>
+          <w:p>
+            <w:pPr>
+              <w:spacing w:before="0" w:line="240" w:lineRule="auto"/>
+              <w:rPr>
+                <w:rFonts w:eastAsia="Times New Roman"/>
+                <w:sz w:val="24"/>
+                <w:szCs w:val="24"/>
+              </w:rPr>
+            </w:pPr>
+            <w:r>
+              <w:rPr>
+                <w:rFonts w:eastAsia="Times New Roman"/>
+                <w:sz w:val="24"/>
+                <w:szCs w:val="24"/>
+              </w:rPr>
+              <w:t>Thống kê thu chi (Biểu đồ, AI advice)</w:t>
+            </w:r>
+          </w:p>
+        </w:tc>
+        <w:tc>
+          <w:tcPr>
+            <w:tcW w:w="2776" w:type="dxa"/>
+          </w:tcPr>
+          <w:p>
+            <w:pPr>
+              <w:spacing w:before="0" w:line="240" w:lineRule="auto"/>
+              <w:rPr>
+                <w:rFonts w:eastAsia="Times New Roman"/>
+                <w:sz w:val="24"/>
+                <w:szCs w:val="24"/>
+              </w:rPr>
+            </w:pPr>
+            <w:r>
+              <w:rPr>
+                <w:rFonts w:eastAsia="Times New Roman"/>
+                <w:sz w:val="24"/>
+                <w:szCs w:val="24"/>
+              </w:rPr>
+              <w:t>TC-REPO-001, TC-REPO-002</w:t>
+            </w:r>
+          </w:p>
+          <w:p>
+            <w:pPr>
+              <w:spacing w:before="0" w:line="240" w:lineRule="auto"/>
+              <w:rPr>
+                <w:rFonts w:eastAsia="Times New Roman"/>
+                <w:sz w:val="24"/>
+                <w:szCs w:val="24"/>
+              </w:rPr>
+            </w:pPr>
+            <w:r>
+              <w:rPr>
+                <w:rFonts w:eastAsia="Times New Roman"/>
+                <w:sz w:val="24"/>
+                <w:szCs w:val="24"/>
+              </w:rPr>
               <w:lastRenderedPageBreak/>
-              <w:t>FR-03</w:t>
-            </w:r>
-          </w:p>
-        </w:tc>
-        <w:tc>
-          <w:tcPr>
-            <w:tcW w:w="3809" w:type="dxa"/>
-          </w:tcPr>
-          <w:p>
-            <w:pPr>
-              <w:spacing w:before="0" w:line="240" w:lineRule="auto"/>
-              <w:rPr>
-                <w:rFonts w:eastAsia="Times New Roman"/>
-                <w:sz w:val="24"/>
-                <w:szCs w:val="24"/>
-              </w:rPr>
-            </w:pPr>
-            <w:r>
-              <w:rPr>
-                <w:rFonts w:eastAsia="Times New Roman"/>
-                <w:sz w:val="24"/>
-                <w:szCs w:val="24"/>
-              </w:rPr>
-              <w:t>Hệ thống cho phép người dùng xem thống kê tình hình thu, chi theo khoảng thời gian thông qua các biểu đồ trực quan và nhận xét phân tích từ AI.</w:t>
-            </w:r>
-          </w:p>
-        </w:tc>
-        <w:tc>
-          <w:tcPr>
-            <w:tcW w:w="2776" w:type="dxa"/>
-          </w:tcPr>
-          <w:p>
-            <w:pPr>
-              <w:spacing w:before="0" w:line="240" w:lineRule="auto"/>
-              <w:rPr>
-                <w:rFonts w:eastAsia="Times New Roman"/>
-                <w:sz w:val="24"/>
-                <w:szCs w:val="24"/>
-              </w:rPr>
-            </w:pPr>
-            <w:r>
-              <w:rPr>
-                <w:rFonts w:eastAsia="Times New Roman"/>
-                <w:sz w:val="24"/>
-                <w:szCs w:val="24"/>
-              </w:rPr>
-              <w:t>TC-REPO-001, TC-REPO-002</w:t>
-            </w:r>
-          </w:p>
-          <w:p>
-            <w:pPr>
-              <w:spacing w:before="0" w:line="240" w:lineRule="auto"/>
-              <w:rPr>
-                <w:rFonts w:eastAsia="Times New Roman"/>
-                <w:sz w:val="24"/>
-                <w:szCs w:val="24"/>
-              </w:rPr>
-            </w:pPr>
-            <w:r>
-              <w:rPr>
-                <w:rFonts w:eastAsia="Times New Roman"/>
-                <w:sz w:val="24"/>
-                <w:szCs w:val="24"/>
-              </w:rPr>
               <w:t>(Chưa có Test Case cho phần nhận xét từ AI)</w:t>
             </w:r>
           </w:p>
@@ -46024,6 +45749,7 @@
                 <w:sz w:val="24"/>
                 <w:szCs w:val="24"/>
               </w:rPr>
+              <w:lastRenderedPageBreak/>
               <w:t>Pass</w:t>
             </w:r>
           </w:p>
@@ -46072,7 +45798,7 @@
                 <w:sz w:val="24"/>
                 <w:szCs w:val="24"/>
               </w:rPr>
-              <w:t>Hệ thống hỗ trợ sao lưu và phục hồi dữ liệu cá nhân</w:t>
+              <w:t>Sao lưu và phục hồi dữ liệu cá nhân</w:t>
             </w:r>
           </w:p>
         </w:tc>
@@ -46166,7 +45892,7 @@
                 <w:sz w:val="24"/>
                 <w:szCs w:val="24"/>
               </w:rPr>
-              <w:t>Hệ thống cho phép người dùng tạo ví, tuỳ biến danh mục thu/chi, danh mục con, gán màu và biểu tượng</w:t>
+              <w:t>Tùy biến danh mục (Màu sắc, Icon), tạo ví</w:t>
             </w:r>
           </w:p>
         </w:tc>
@@ -46260,7 +45986,15 @@
                 <w:sz w:val="24"/>
                 <w:szCs w:val="24"/>
               </w:rPr>
-              <w:t>Hệ thống cho phép người dùng nhập dữ liệu nhanh bằng import CSV/Excel; hệ thống đọc và chuẩn hóa dữ liệu từ nhiều định dạng sao kê.</w:t>
+              <w:t>Nhập sao kê CSV/Excel</w:t>
+            </w:r>
+            <w:r>
+              <w:rPr>
+                <w:rFonts w:eastAsia="Times New Roman"/>
+                <w:sz w:val="24"/>
+                <w:szCs w:val="24"/>
+              </w:rPr>
+              <w:t>.</w:t>
             </w:r>
           </w:p>
         </w:tc>
@@ -46354,7 +46088,15 @@
                 <w:sz w:val="24"/>
                 <w:szCs w:val="24"/>
               </w:rPr>
-              <w:t>Hệ thống tự động chuẩn hóa dữ liệu giao dịch được nhập vào như ngày giao dịch, số tiền và diễn giải; cho phép người dùng ánh xạ các cột dữ liệu từ tệp sao kê.</w:t>
+              <w:t>Chuẩn hóa, phát hiện trùng lặp khi import</w:t>
+            </w:r>
+            <w:r>
+              <w:rPr>
+                <w:rFonts w:eastAsia="Times New Roman"/>
+                <w:sz w:val="24"/>
+                <w:szCs w:val="24"/>
+              </w:rPr>
+              <w:t>.</w:t>
             </w:r>
           </w:p>
         </w:tc>
@@ -46448,7 +46190,15 @@
                 <w:sz w:val="24"/>
                 <w:szCs w:val="24"/>
               </w:rPr>
-              <w:t>Hệ thống tự động phân loại giao dịch vào danh mục phù hợp dựa trên quy tắc/từ khóa; giao dịch không khớp đưa vào nhóm "Chưa phân loại".</w:t>
+              <w:t>Tự động phân loại bằng Rule/AI</w:t>
+            </w:r>
+            <w:r>
+              <w:rPr>
+                <w:rFonts w:eastAsia="Times New Roman"/>
+                <w:sz w:val="24"/>
+                <w:szCs w:val="24"/>
+              </w:rPr>
+              <w:t>.</w:t>
             </w:r>
           </w:p>
         </w:tc>
@@ -46542,7 +46292,15 @@
                 <w:sz w:val="24"/>
                 <w:szCs w:val="24"/>
               </w:rPr>
-              <w:t>Hệ thống cho phép thiết lập ngân sách theo từng danh mục, tháng, cấu hình ngưỡng cảnh báo, theo dõi tiến độ và ghi nhận lịch sử chỉnh sửa.</w:t>
+              <w:t>Thiết lập ngân sách &amp; ghi nhận lịch sử</w:t>
+            </w:r>
+            <w:r>
+              <w:rPr>
+                <w:rFonts w:eastAsia="Times New Roman"/>
+                <w:sz w:val="24"/>
+                <w:szCs w:val="24"/>
+              </w:rPr>
+              <w:t>.</w:t>
             </w:r>
           </w:p>
         </w:tc>
@@ -46636,7 +46394,15 @@
                 <w:sz w:val="24"/>
                 <w:szCs w:val="24"/>
               </w:rPr>
-              <w:t>Hệ thống cho phép người dùng đặt mục tiêu tiết kiệm, theo dõi tiến độ thực hiện và thông báo nếu tới hạn hoặc quá hạn.</w:t>
+              <w:t>Đặt mục tiêu tiết kiệm, theo dõi tiến độ</w:t>
+            </w:r>
+            <w:r>
+              <w:rPr>
+                <w:rFonts w:eastAsia="Times New Roman"/>
+                <w:sz w:val="24"/>
+                <w:szCs w:val="24"/>
+              </w:rPr>
+              <w:t>.</w:t>
             </w:r>
           </w:p>
         </w:tc>
@@ -46748,16 +46514,15 @@
                 <w:sz w:val="24"/>
                 <w:szCs w:val="24"/>
               </w:rPr>
-              <w:t xml:space="preserve">Hệ thống tự động gửi cảnh báo nguy cơ vượt ngân sách, nhắc nhở hóa đơn định kỳ, mục tiêu tiết </w:t>
-            </w:r>
-            <w:r>
-              <w:rPr>
-                <w:rFonts w:eastAsia="Times New Roman"/>
-                <w:sz w:val="24"/>
-                <w:szCs w:val="24"/>
-              </w:rPr>
-              <w:lastRenderedPageBreak/>
-              <w:t>kiệm ưu tiên hiển thị theo mức độ khẩn cấp.</w:t>
+              <w:t>Cảnh báo vượt ngân sách, nhắc nhở định kỳ</w:t>
+            </w:r>
+            <w:r>
+              <w:rPr>
+                <w:rFonts w:eastAsia="Times New Roman"/>
+                <w:sz w:val="24"/>
+                <w:szCs w:val="24"/>
+              </w:rPr>
+              <w:t>.</w:t>
             </w:r>
           </w:p>
         </w:tc>
@@ -46780,7 +46545,6 @@
                 <w:sz w:val="24"/>
                 <w:szCs w:val="24"/>
               </w:rPr>
-              <w:lastRenderedPageBreak/>
               <w:t>TC-BUDG-006, TC-BUDG-007, TC-NOTI-006, TC-SCHED-001, TC-SCHED-002</w:t>
             </w:r>
           </w:p>
@@ -46852,7 +46616,15 @@
                 <w:sz w:val="24"/>
                 <w:szCs w:val="24"/>
               </w:rPr>
-              <w:t>Hệ thống hiển thị biểu đồ xu hướng thu/chi theo thời gian, cơ cấu chi tiêu và cho phép so sánh chi tiêu giữa các kỳ khác nhau.</w:t>
+              <w:t>Biểu đồ xu hướng, cơ cấu chi tiêu</w:t>
+            </w:r>
+            <w:r>
+              <w:rPr>
+                <w:rFonts w:eastAsia="Times New Roman"/>
+                <w:sz w:val="24"/>
+                <w:szCs w:val="24"/>
+              </w:rPr>
+              <w:t>.</w:t>
             </w:r>
           </w:p>
         </w:tc>
@@ -46946,7 +46718,15 @@
                 <w:sz w:val="24"/>
                 <w:szCs w:val="24"/>
               </w:rPr>
-              <w:t>Hệ thống cho phép chia sẻ tài khoản cho gia đình, phân quyền truy cập (chỉnh sửa, chỉ xem) theo từng thành viên.</w:t>
+              <w:t>Chia sẻ ví gia đình (View/Edit)</w:t>
+            </w:r>
+            <w:r>
+              <w:rPr>
+                <w:rFonts w:eastAsia="Times New Roman"/>
+                <w:sz w:val="24"/>
+                <w:szCs w:val="24"/>
+              </w:rPr>
+              <w:t>.</w:t>
             </w:r>
           </w:p>
         </w:tc>
@@ -46969,7 +46749,25 @@
                 <w:sz w:val="24"/>
                 <w:szCs w:val="24"/>
               </w:rPr>
-              <w:t>TC-WALL-006 đến TC-WALL-008&lt;br&gt;&lt;br&gt;TC-FAMI-001 đến TC-FAMI-011</w:t>
+              <w:t>TC-WALL-006 đến TC-WALL-008</w:t>
+            </w:r>
+          </w:p>
+          <w:p>
+            <w:pPr>
+              <w:spacing w:before="0" w:line="240" w:lineRule="auto"/>
+              <w:rPr>
+                <w:rFonts w:eastAsia="Times New Roman"/>
+                <w:sz w:val="24"/>
+                <w:szCs w:val="24"/>
+              </w:rPr>
+            </w:pPr>
+            <w:r>
+              <w:rPr>
+                <w:rFonts w:eastAsia="Times New Roman"/>
+                <w:sz w:val="24"/>
+                <w:szCs w:val="24"/>
+              </w:rPr>
+              <w:t>TC-FAMI-001 đến TC-FAMI-011</w:t>
             </w:r>
           </w:p>
         </w:tc>
@@ -47040,7 +46838,15 @@
                 <w:sz w:val="24"/>
                 <w:szCs w:val="24"/>
               </w:rPr>
-              <w:t>Hệ thống phân quyền người dùng theo vai trò: người dùng cá nhân và quản trị viên.</w:t>
+              <w:t>Phân quyền (Admin, User)</w:t>
+            </w:r>
+            <w:r>
+              <w:rPr>
+                <w:rFonts w:eastAsia="Times New Roman"/>
+                <w:sz w:val="24"/>
+                <w:szCs w:val="24"/>
+              </w:rPr>
+              <w:t>.</w:t>
             </w:r>
           </w:p>
         </w:tc>
@@ -47134,7 +46940,15 @@
                 <w:sz w:val="24"/>
                 <w:szCs w:val="24"/>
               </w:rPr>
-              <w:t>Hệ thống cho phép quản trị viên quản lý danh sách người dùng, quản lý danh mục mẫu và cấu hình các thông số vận hành chung.</w:t>
+              <w:t>Admin Panel (Quản lý User, Cấu hình)</w:t>
+            </w:r>
+            <w:r>
+              <w:rPr>
+                <w:rFonts w:eastAsia="Times New Roman"/>
+                <w:sz w:val="24"/>
+                <w:szCs w:val="24"/>
+              </w:rPr>
+              <w:t>.</w:t>
             </w:r>
           </w:p>
         </w:tc>
@@ -47241,6 +47055,7 @@
                 <w:sz w:val="24"/>
                 <w:szCs w:val="24"/>
               </w:rPr>
+              <w:lastRenderedPageBreak/>
               <w:t>FR-16</w:t>
             </w:r>
           </w:p>
@@ -47264,7 +47079,15 @@
                 <w:sz w:val="24"/>
                 <w:szCs w:val="24"/>
               </w:rPr>
-              <w:t>Hệ thống cho phép người dùng có thể xuất các báo cáo thành định dạng Excel hoặc PDF</w:t>
+              <w:t>Xuất báo cáo Excel, PDF</w:t>
+            </w:r>
+            <w:r>
+              <w:rPr>
+                <w:rFonts w:eastAsia="Times New Roman"/>
+                <w:sz w:val="24"/>
+                <w:szCs w:val="24"/>
+              </w:rPr>
+              <w:t>.</w:t>
             </w:r>
           </w:p>
         </w:tc>
@@ -48193,7 +48016,6 @@
                 <w:sz w:val="24"/>
                 <w:szCs w:val="24"/>
               </w:rPr>
-              <w:lastRenderedPageBreak/>
               <w:t>5. Quản lý Ngân sách (BUDG)</w:t>
             </w:r>
           </w:p>
@@ -49519,6 +49341,7 @@
           <w:sz w:val="26"/>
           <w:szCs w:val="26"/>
         </w:rPr>
+        <w:lastRenderedPageBreak/>
         <w:t>5.5.2. Defeat</w:t>
       </w:r>
     </w:p>
@@ -50145,7 +49968,6 @@
                 <w:sz w:val="24"/>
                 <w:szCs w:val="24"/>
               </w:rPr>
-              <w:lastRenderedPageBreak/>
               <w:t>DF-04</w:t>
             </w:r>
           </w:p>
@@ -50760,6 +50582,7 @@
                 <w:sz w:val="24"/>
                 <w:szCs w:val="24"/>
               </w:rPr>
+              <w:lastRenderedPageBreak/>
               <w:t>Tự động hóa nhập liệu CSV, giảm thủ công</w:t>
             </w:r>
           </w:p>
@@ -51052,7 +50875,6 @@
           <w:sz w:val="26"/>
           <w:szCs w:val="26"/>
         </w:rPr>
-        <w:lastRenderedPageBreak/>
         <w:t>Thứ nhất, chưa kiểm thử chịu tải và hiệu năng (Load/Performance Testing). Hệ thống mới được xác nhận hoạt động mượt mà dưới góc độ người dùng đơn lẻ. Nhóm chưa áp dụng các công cụ như JMeter hay k6 để giả lập tình huống hàng trăm người dùng cùng lúc đẩy file CSV lên server, nhằm đo đạc thời gian phản hồi (Response Time) và đánh giá giới hạn chịu tải (Rate Limit) của API Google Gemini miễn phí.</w:t>
       </w:r>
     </w:p>
@@ -51167,7 +50989,15 @@
           <w:sz w:val="26"/>
           <w:szCs w:val="26"/>
         </w:rPr>
-        <w:t xml:space="preserve">cá nhân và gia đình toàn diện, đáp ứng sát với các mục tiêu đã đề ra tại Chương 1. Về mặt kỹ thuật, hệ thống </w:t>
+        <w:t xml:space="preserve">cá nhân và gia đình toàn diện, đáp ứng sát với các mục tiêu đã đề ra tại Chương 1. Về mặt kỹ thuật, </w:t>
+      </w:r>
+      <w:r>
+        <w:rPr>
+          <w:sz w:val="26"/>
+          <w:szCs w:val="26"/>
+        </w:rPr>
+        <w:lastRenderedPageBreak/>
+        <w:t xml:space="preserve">hệ thống </w:t>
       </w:r>
       <w:r>
         <w:rPr>
@@ -51255,7 +51085,6 @@
           <w:sz w:val="26"/>
           <w:szCs w:val="26"/>
         </w:rPr>
-        <w:lastRenderedPageBreak/>
         <w:t>Thứ ba, xây dựng được một công cụ kiểm soát tài chính chủ động thông qua tính năng ngân sách và mục tiêu tiết kiệm. Hệ thống lập lịch ngầm hoạt động ổn định, tự động theo dõi và phát đi cảnh báo qua email cũng như thông báo trong ứng dụng ngay khi người dùng có giao dịch làm vượt ngưỡng chi tiêu an toàn hoặc khi hóa đơn đến hạn.</w:t>
       </w:r>
     </w:p>
@@ -51377,6 +51206,7 @@
           <w:sz w:val="26"/>
           <w:szCs w:val="26"/>
         </w:rPr>
+        <w:lastRenderedPageBreak/>
         <w:t>Nguyên nhân:</w:t>
       </w:r>
       <w:r>
@@ -51502,7 +51332,6 @@
           <w:sz w:val="26"/>
           <w:szCs w:val="26"/>
         </w:rPr>
-        <w:lastRenderedPageBreak/>
         <w:t>Ảnh hưởng:</w:t>
       </w:r>
       <w:r>
@@ -51706,6 +51535,7 @@
           <w:sz w:val="26"/>
           <w:szCs w:val="26"/>
         </w:rPr>
+        <w:lastRenderedPageBreak/>
         <w:t>Tích hợp cổng kết nối ngân hàng mở (Open Banking): Để khắc phục điểm yếu về thao tác tải tệp thủ công, hệ thống sẽ nghiên cứu tích hợp với các dịch vụ tổng hợp dữ liệu tài chính hoặc API của các ngân hàng cho phép. Khi đó, biến động số dư sẽ được đồng bộ hóa về hệ thống theo thời gian thực, người dùng hoàn toàn không cần can thiệp vào quá trình nhập liệu.</w:t>
       </w:r>
     </w:p>
@@ -51740,15 +51570,7 @@
           <w:sz w:val="26"/>
           <w:szCs w:val="26"/>
         </w:rPr>
-        <w:t xml:space="preserve">Phát triển ứng dụng di động gốc: Hệ thống sẽ tận dụng lại toàn bộ nền tảng API hiện có ở phía backend để phát triển thêm một ứng dụng di động bằng React Native hoặc </w:t>
-      </w:r>
-      <w:r>
-        <w:rPr>
-          <w:sz w:val="26"/>
-          <w:szCs w:val="26"/>
-        </w:rPr>
-        <w:lastRenderedPageBreak/>
-        <w:t>Flutter. Ứng dụng di động sẽ xin cấp quyền đọc thông báo từ thiết bị, tự động nhận diện tin nhắn trừ tiền từ ngân hàng, trích xuất số tiền và đẩy thẳng lên hệ thống, tạo ra trải nghiệm quản lý tài chính hoàn toàn tự động.</w:t>
+        <w:t>Phát triển ứng dụng di động gốc: Hệ thống sẽ tận dụng lại toàn bộ nền tảng API hiện có ở phía backend để phát triển thêm một ứng dụng di động bằng React Native hoặc Flutter. Ứng dụng di động sẽ xin cấp quyền đọc thông báo từ thiết bị, tự động nhận diện tin nhắn trừ tiền từ ngân hàng, trích xuất số tiền và đẩy thẳng lên hệ thống, tạo ra trải nghiệm quản lý tài chính hoàn toàn tự động.</w:t>
       </w:r>
     </w:p>
     <w:p>
@@ -51817,7 +51639,15 @@
           <w:sz w:val="26"/>
           <w:szCs w:val="26"/>
         </w:rPr>
-        <w:t xml:space="preserve"> hầu hết các thao tác phân loại giao dịch. Tuy nhiên, trong quá trình phát triển, nhóm nhận thấy việc gọi AI cho mọi giao dịch làm tăng thời gian xử lý và sử dụng nhiều tài nguyên hơn cần thiết. Vì vậy, nhóm xây dựng bộ quy tắc dựa trên từ khóa để xử lý các trường hợp thông thường và chỉ sử dụng AI cho những giao dịch không thể phân loại bằng các quy tắc có sẵn. Cách kết hợp này giúp giảm số lần gọi AI và cải thiện thời gian xử lý của hệ thống.</w:t>
+        <w:t xml:space="preserve"> hầu hết các thao tác phân loại giao dịch. Tuy nhiên, trong quá trình phát triển, nhóm nhận thấy việc gọi AI cho mọi giao dịch làm tăng thời </w:t>
+      </w:r>
+      <w:r>
+        <w:rPr>
+          <w:sz w:val="26"/>
+          <w:szCs w:val="26"/>
+        </w:rPr>
+        <w:lastRenderedPageBreak/>
+        <w:t>gian xử lý và sử dụng nhiều tài nguyên hơn cần thiết. Vì vậy, nhóm xây dựng bộ quy tắc dựa trên từ khóa để xử lý các trường hợp thông thường và chỉ sử dụng AI cho những giao dịch không thể phân loại bằng các quy tắc có sẵn. Cách kết hợp này giúp giảm số lần gọi AI và cải thiện thời gian xử lý của hệ thống.</w:t>
       </w:r>
     </w:p>
     <w:p>
